--- a/seminar/Khaled Othman Baransi 212165096.docx
+++ b/seminar/Khaled Othman Baransi 212165096.docx
@@ -1370,7 +1370,7 @@
             <w:webHidden/>
             <w:rtl/>
           </w:rPr>
-          <w:t>11</w:t>
+          <w:t>15</w:t>
         </w:r>
         <w:r>
           <w:rPr>
@@ -1444,7 +1444,7 @@
             <w:webHidden/>
             <w:rtl/>
           </w:rPr>
-          <w:t>11</w:t>
+          <w:t>16</w:t>
         </w:r>
         <w:r>
           <w:rPr>
@@ -1518,7 +1518,7 @@
             <w:webHidden/>
             <w:rtl/>
           </w:rPr>
-          <w:t>12</w:t>
+          <w:t>17</w:t>
         </w:r>
         <w:r>
           <w:rPr>
@@ -1592,7 +1592,7 @@
             <w:webHidden/>
             <w:rtl/>
           </w:rPr>
-          <w:t>15</w:t>
+          <w:t>20</w:t>
         </w:r>
         <w:r>
           <w:rPr>
@@ -1667,7 +1667,7 @@
             <w:webHidden/>
             <w:rtl/>
           </w:rPr>
-          <w:t>16</w:t>
+          <w:t>21</w:t>
         </w:r>
         <w:r>
           <w:rPr>
@@ -1750,7 +1750,7 @@
             <w:webHidden/>
             <w:rtl/>
           </w:rPr>
-          <w:t>17</w:t>
+          <w:t>22</w:t>
         </w:r>
         <w:r>
           <w:rPr>
@@ -1825,7 +1825,7 @@
             <w:webHidden/>
             <w:rtl/>
           </w:rPr>
-          <w:t>18</w:t>
+          <w:t>23</w:t>
         </w:r>
         <w:r>
           <w:rPr>
@@ -1900,7 +1900,7 @@
             <w:webHidden/>
             <w:rtl/>
           </w:rPr>
-          <w:t>19</w:t>
+          <w:t>23</w:t>
         </w:r>
         <w:r>
           <w:rPr>
@@ -1974,7 +1974,7 @@
             <w:webHidden/>
             <w:rtl/>
           </w:rPr>
-          <w:t>22</w:t>
+          <w:t>27</w:t>
         </w:r>
         <w:r>
           <w:rPr>
@@ -2048,7 +2048,7 @@
             <w:webHidden/>
             <w:rtl/>
           </w:rPr>
-          <w:t>23</w:t>
+          <w:t>28</w:t>
         </w:r>
         <w:r>
           <w:rPr>
@@ -2122,7 +2122,7 @@
             <w:webHidden/>
             <w:rtl/>
           </w:rPr>
-          <w:t>28</w:t>
+          <w:t>32</w:t>
         </w:r>
         <w:r>
           <w:rPr>
@@ -2196,7 +2196,7 @@
             <w:webHidden/>
             <w:rtl/>
           </w:rPr>
-          <w:t>33</w:t>
+          <w:t>38</w:t>
         </w:r>
         <w:r>
           <w:rPr>
@@ -2270,7 +2270,7 @@
             <w:webHidden/>
             <w:rtl/>
           </w:rPr>
-          <w:t>36</w:t>
+          <w:t>40</w:t>
         </w:r>
         <w:r>
           <w:rPr>
@@ -2344,7 +2344,7 @@
             <w:webHidden/>
             <w:rtl/>
           </w:rPr>
-          <w:t>43</w:t>
+          <w:t>48</w:t>
         </w:r>
         <w:r>
           <w:rPr>
@@ -2418,7 +2418,7 @@
             <w:webHidden/>
             <w:rtl/>
           </w:rPr>
-          <w:t>48</w:t>
+          <w:t>53</w:t>
         </w:r>
         <w:r>
           <w:rPr>
@@ -2492,7 +2492,7 @@
             <w:webHidden/>
             <w:rtl/>
           </w:rPr>
-          <w:t>54</w:t>
+          <w:t>59</w:t>
         </w:r>
         <w:r>
           <w:rPr>
@@ -2566,7 +2566,7 @@
             <w:webHidden/>
             <w:rtl/>
           </w:rPr>
-          <w:t>58</w:t>
+          <w:t>62</w:t>
         </w:r>
         <w:r>
           <w:rPr>
@@ -2640,7 +2640,7 @@
             <w:webHidden/>
             <w:rtl/>
           </w:rPr>
-          <w:t>58</w:t>
+          <w:t>62</w:t>
         </w:r>
         <w:r>
           <w:rPr>
@@ -2714,7 +2714,7 @@
             <w:webHidden/>
             <w:rtl/>
           </w:rPr>
-          <w:t>59</w:t>
+          <w:t>64</w:t>
         </w:r>
         <w:r>
           <w:rPr>
@@ -2788,7 +2788,7 @@
             <w:webHidden/>
             <w:rtl/>
           </w:rPr>
-          <w:t>61</w:t>
+          <w:t>65</w:t>
         </w:r>
         <w:r>
           <w:rPr>
@@ -2862,7 +2862,7 @@
             <w:webHidden/>
             <w:rtl/>
           </w:rPr>
-          <w:t>62</w:t>
+          <w:t>66</w:t>
         </w:r>
         <w:r>
           <w:rPr>
@@ -2936,7 +2936,7 @@
             <w:webHidden/>
             <w:rtl/>
           </w:rPr>
-          <w:t>62</w:t>
+          <w:t>66</w:t>
         </w:r>
         <w:r>
           <w:rPr>
@@ -3010,7 +3010,7 @@
             <w:webHidden/>
             <w:rtl/>
           </w:rPr>
-          <w:t>64</w:t>
+          <w:t>69</w:t>
         </w:r>
         <w:r>
           <w:rPr>
@@ -3084,7 +3084,7 @@
             <w:webHidden/>
             <w:rtl/>
           </w:rPr>
-          <w:t>66</w:t>
+          <w:t>71</w:t>
         </w:r>
         <w:r>
           <w:rPr>
@@ -3158,7 +3158,7 @@
             <w:webHidden/>
             <w:rtl/>
           </w:rPr>
-          <w:t>66</w:t>
+          <w:t>71</w:t>
         </w:r>
         <w:r>
           <w:rPr>
@@ -3232,7 +3232,7 @@
             <w:webHidden/>
             <w:rtl/>
           </w:rPr>
-          <w:t>68</w:t>
+          <w:t>72</w:t>
         </w:r>
         <w:r>
           <w:rPr>
@@ -3306,7 +3306,7 @@
             <w:webHidden/>
             <w:rtl/>
           </w:rPr>
-          <w:t>70</w:t>
+          <w:t>74</w:t>
         </w:r>
         <w:r>
           <w:rPr>
@@ -3380,7 +3380,7 @@
             <w:webHidden/>
             <w:rtl/>
           </w:rPr>
-          <w:t>74</w:t>
+          <w:t>82</w:t>
         </w:r>
         <w:r>
           <w:rPr>
@@ -3454,7 +3454,7 @@
             <w:webHidden/>
             <w:rtl/>
           </w:rPr>
-          <w:t>74</w:t>
+          <w:t>82</w:t>
         </w:r>
         <w:r>
           <w:rPr>
@@ -3528,7 +3528,7 @@
             <w:webHidden/>
             <w:rtl/>
           </w:rPr>
-          <w:t>75</w:t>
+          <w:t>82</w:t>
         </w:r>
         <w:r>
           <w:rPr>
@@ -3602,7 +3602,7 @@
             <w:webHidden/>
             <w:rtl/>
           </w:rPr>
-          <w:t>76</w:t>
+          <w:t>84</w:t>
         </w:r>
         <w:r>
           <w:rPr>
@@ -3676,7 +3676,7 @@
             <w:webHidden/>
             <w:rtl/>
           </w:rPr>
-          <w:t>77</w:t>
+          <w:t>84</w:t>
         </w:r>
         <w:r>
           <w:rPr>
@@ -5234,934 +5234,212 @@
     <w:p>
       <w:pPr>
         <w:bidi/>
-        <w:rPr>
-          <w:rFonts w:ascii="Simplified Arabic" w:hAnsi="Simplified Arabic" w:cs="Simplified Arabic"/>
-          <w:sz w:val="28"/>
-          <w:rtl/>
-        </w:rPr>
-      </w:pPr>
-      <w:r>
-        <w:rPr>
-          <w:rFonts w:ascii="Simplified Arabic" w:hAnsi="Simplified Arabic" w:cs="Simplified Arabic"/>
-          <w:sz w:val="28"/>
-          <w:rtl/>
-        </w:rPr>
-        <w:t>سأبدأ بذكر وبعض التفصيلات المختصرة للدراسات وبالبداية اليك 15 دراسة عربية موضحة الموضوع الأساسي الذي تتناوله كل دراسة:</w:t>
-      </w:r>
-    </w:p>
-    <w:p>
-      <w:pPr>
-        <w:pStyle w:val="a5"/>
-        <w:bidi/>
-        <w:rPr>
-          <w:rFonts w:ascii="Simplified Arabic" w:hAnsi="Simplified Arabic" w:cs="Simplified Arabic"/>
-          <w:sz w:val="28"/>
-        </w:rPr>
-      </w:pPr>
-      <w:r>
-        <w:rPr>
-          <w:rFonts w:ascii="Simplified Arabic" w:hAnsi="Simplified Arabic" w:cs="Simplified Arabic"/>
-          <w:sz w:val="28"/>
-          <w:rtl/>
-        </w:rPr>
-        <w:t>1. حكم عمل المسلم في بلاد غير المسلمين:</w:t>
-      </w:r>
-    </w:p>
-    <w:p>
-      <w:pPr>
-        <w:pStyle w:val="a5"/>
-        <w:bidi/>
-        <w:rPr>
-          <w:rFonts w:ascii="Simplified Arabic" w:hAnsi="Simplified Arabic" w:cs="Simplified Arabic"/>
-          <w:sz w:val="28"/>
-        </w:rPr>
-      </w:pPr>
-      <w:r>
-        <w:rPr>
-          <w:rFonts w:ascii="Simplified Arabic" w:hAnsi="Simplified Arabic" w:cs="Simplified Arabic"/>
-          <w:sz w:val="28"/>
-          <w:rtl/>
-        </w:rPr>
-        <w:lastRenderedPageBreak/>
-        <w:t>يتناول ضوابط عمل المسلم في المجتمعات غير الإسلامية، وما يتعلق بالمهن المباحة والمحظور</w:t>
-      </w:r>
-    </w:p>
-    <w:p>
-      <w:pPr>
-        <w:pStyle w:val="a5"/>
-        <w:bidi/>
-        <w:rPr>
-          <w:rFonts w:ascii="Simplified Arabic" w:hAnsi="Simplified Arabic" w:cs="Simplified Arabic"/>
-          <w:sz w:val="28"/>
-        </w:rPr>
-      </w:pPr>
-      <w:r>
-        <w:rPr>
-          <w:rFonts w:ascii="Simplified Arabic" w:hAnsi="Simplified Arabic" w:cs="Simplified Arabic"/>
-          <w:sz w:val="28"/>
-          <w:rtl/>
-        </w:rPr>
-        <w:t>2.أحكام الإقامة في البلاد غير الإسلامية في الفقه الإسلامي:</w:t>
-      </w:r>
-    </w:p>
-    <w:p>
-      <w:pPr>
-        <w:pStyle w:val="a5"/>
-        <w:bidi/>
-        <w:rPr>
-          <w:rFonts w:ascii="Simplified Arabic" w:hAnsi="Simplified Arabic" w:cs="Simplified Arabic"/>
-          <w:sz w:val="28"/>
-        </w:rPr>
-      </w:pPr>
-      <w:r>
-        <w:rPr>
-          <w:rFonts w:ascii="Simplified Arabic" w:hAnsi="Simplified Arabic" w:cs="Simplified Arabic"/>
-          <w:sz w:val="28"/>
-          <w:rtl/>
-        </w:rPr>
-        <w:t>دراسة مهمة لأنها تبحث الظروف التي يعيش فيها المسلم خارج بلاد الإسلام، ومنها العمل والالتزام بأحكام الشريعة.</w:t>
-      </w:r>
-    </w:p>
-    <w:p>
-      <w:pPr>
-        <w:pStyle w:val="a5"/>
-        <w:bidi/>
-        <w:rPr>
-          <w:rFonts w:ascii="Simplified Arabic" w:hAnsi="Simplified Arabic" w:cs="Simplified Arabic"/>
-          <w:sz w:val="28"/>
-        </w:rPr>
-      </w:pPr>
-      <w:r>
-        <w:rPr>
-          <w:rFonts w:ascii="Simplified Arabic" w:hAnsi="Simplified Arabic" w:cs="Simplified Arabic"/>
-          <w:sz w:val="28"/>
-          <w:rtl/>
-        </w:rPr>
-        <w:t>3.الإقامة في بلاد غير إسلامية وحكمها (دراسة تحليلية فقهية)</w:t>
-      </w:r>
-    </w:p>
-    <w:p>
-      <w:pPr>
-        <w:pStyle w:val="a5"/>
-        <w:bidi/>
-        <w:rPr>
-          <w:rFonts w:ascii="Simplified Arabic" w:hAnsi="Simplified Arabic" w:cs="Simplified Arabic"/>
-          <w:sz w:val="28"/>
-          <w:rtl/>
-        </w:rPr>
-      </w:pPr>
-      <w:r>
-        <w:rPr>
-          <w:rFonts w:ascii="Simplified Arabic" w:hAnsi="Simplified Arabic" w:cs="Simplified Arabic"/>
-          <w:sz w:val="28"/>
-          <w:rtl/>
-        </w:rPr>
-        <w:t>تبحث أقوال الفقهاء في إقامة المسلم في بلاد الغرب والآثار الفقهية المترتبة على ذلك.</w:t>
-      </w:r>
-      <w:r>
-        <w:rPr>
-          <w:rStyle w:val="a8"/>
-          <w:rFonts w:ascii="Simplified Arabic" w:hAnsi="Simplified Arabic" w:cs="Simplified Arabic"/>
-          <w:sz w:val="28"/>
-          <w:rtl/>
-        </w:rPr>
-        <w:footnoteReference w:id="3"/>
-      </w:r>
-    </w:p>
-    <w:p>
-      <w:pPr>
-        <w:pStyle w:val="a6"/>
-        <w:bidi/>
-        <w:rPr>
-          <w:rFonts w:ascii="Simplified Arabic" w:hAnsi="Simplified Arabic" w:cs="Simplified Arabic"/>
-          <w:sz w:val="28"/>
-          <w:szCs w:val="28"/>
-        </w:rPr>
-      </w:pPr>
-      <w:r>
-        <w:rPr>
-          <w:rFonts w:ascii="Simplified Arabic" w:hAnsi="Simplified Arabic" w:cs="Simplified Arabic"/>
-          <w:sz w:val="28"/>
-          <w:szCs w:val="28"/>
-          <w:rtl/>
-        </w:rPr>
-        <w:t>4. أحكام</w:t>
-      </w:r>
-      <w:r>
-        <w:rPr>
-          <w:rFonts w:ascii="Simplified Arabic" w:hAnsi="Simplified Arabic" w:cs="Simplified Arabic"/>
-          <w:sz w:val="28"/>
-          <w:szCs w:val="28"/>
-          <w:rtl/>
-        </w:rPr>
-        <w:t xml:space="preserve"> الهجرة إلى بلاد غير المسلمين في الفقه الإسلامي</w:t>
-      </w:r>
-    </w:p>
-    <w:p>
-      <w:pPr>
-        <w:pStyle w:val="a5"/>
-        <w:bidi/>
-        <w:rPr>
-          <w:rFonts w:ascii="Simplified Arabic" w:hAnsi="Simplified Arabic" w:cs="Simplified Arabic"/>
-          <w:szCs w:val="40"/>
-        </w:rPr>
-      </w:pPr>
-      <w:r>
-        <w:rPr>
-          <w:rFonts w:ascii="Simplified Arabic" w:hAnsi="Simplified Arabic" w:cs="Simplified Arabic"/>
-          <w:sz w:val="28"/>
-          <w:rtl/>
-        </w:rPr>
-        <w:t>تتناول انتقال المسلمين إلى الدول الأجنبية وما يترتب عليه من مسائل شرعية، ويمكن الربط بينها وبين مسألة العمل</w:t>
-      </w:r>
-      <w:r>
-        <w:rPr>
-          <w:rFonts w:ascii="Simplified Arabic" w:hAnsi="Simplified Arabic" w:cs="Simplified Arabic"/>
-          <w:szCs w:val="40"/>
-          <w:rtl/>
-        </w:rPr>
-        <w:t>.</w:t>
-      </w:r>
-    </w:p>
-    <w:p>
-      <w:pPr>
-        <w:pStyle w:val="a5"/>
-        <w:bidi/>
-        <w:rPr>
-          <w:rFonts w:ascii="Simplified Arabic" w:hAnsi="Simplified Arabic" w:cs="Simplified Arabic"/>
-          <w:sz w:val="28"/>
-        </w:rPr>
-      </w:pPr>
-      <w:r>
-        <w:rPr>
-          <w:rFonts w:ascii="Simplified Arabic" w:hAnsi="Simplified Arabic" w:cs="Simplified Arabic"/>
-          <w:sz w:val="28"/>
-          <w:rtl/>
-        </w:rPr>
-        <w:t>5.فقه الأقليات المسلمة في البلاد غير الإسلامية: دراسة تأصيلية تطبيقية من أهم المجالات المرتبطة بالموضوع؛ لأنه يعالج قضايا المسلمين الذين يعيشون في مجتمعات غير إسلامية</w:t>
-      </w:r>
-    </w:p>
-    <w:p>
-      <w:pPr>
-        <w:pStyle w:val="a5"/>
-        <w:bidi/>
-        <w:rPr>
-          <w:rFonts w:ascii="Simplified Arabic" w:hAnsi="Simplified Arabic" w:cs="Simplified Arabic"/>
-          <w:sz w:val="28"/>
-        </w:rPr>
-      </w:pPr>
-      <w:r>
-        <w:rPr>
-          <w:rFonts w:ascii="Simplified Arabic" w:hAnsi="Simplified Arabic" w:cs="Simplified Arabic"/>
-          <w:sz w:val="28"/>
-          <w:rtl/>
-        </w:rPr>
-        <w:t>6.الأحكام الفقهية المتعلقة بالأقليات المسلمة في الغرب ويبحث مسائل العمل، التعاملات، القوانين، والالتزام الديني للمسلمين في الدول الغربية.</w:t>
-      </w:r>
-    </w:p>
-    <w:p>
-      <w:pPr>
-        <w:pStyle w:val="a5"/>
-        <w:bidi/>
-        <w:rPr>
-          <w:rFonts w:ascii="Simplified Arabic" w:hAnsi="Simplified Arabic" w:cs="Simplified Arabic"/>
-          <w:sz w:val="28"/>
-        </w:rPr>
-      </w:pPr>
-      <w:r>
-        <w:rPr>
-          <w:rFonts w:ascii="Simplified Arabic" w:hAnsi="Simplified Arabic" w:cs="Simplified Arabic"/>
-          <w:sz w:val="28"/>
-          <w:rtl/>
-        </w:rPr>
-        <w:t>7.ضوابط تعامل المسلم مع غير المسلمين في الفقه الإسلامي</w:t>
-      </w:r>
-    </w:p>
-    <w:p>
-      <w:pPr>
-        <w:pStyle w:val="a5"/>
-        <w:bidi/>
-        <w:rPr>
-          <w:rFonts w:ascii="Simplified Arabic" w:hAnsi="Simplified Arabic" w:cs="Simplified Arabic"/>
-          <w:sz w:val="28"/>
-        </w:rPr>
-      </w:pPr>
-      <w:r>
-        <w:rPr>
-          <w:rFonts w:ascii="Simplified Arabic" w:hAnsi="Simplified Arabic" w:cs="Simplified Arabic"/>
-          <w:sz w:val="28"/>
-          <w:rtl/>
-        </w:rPr>
-        <w:t>يفيد في جانب العلاقة المهنية بين المسلم وزملائه أو أصحاب العمل غير المسلمين.</w:t>
-      </w:r>
-    </w:p>
-    <w:p>
-      <w:pPr>
-        <w:pStyle w:val="a5"/>
-        <w:bidi/>
-        <w:rPr>
-          <w:rFonts w:ascii="Simplified Arabic" w:hAnsi="Simplified Arabic" w:cs="Simplified Arabic"/>
-          <w:sz w:val="28"/>
-        </w:rPr>
-      </w:pPr>
-      <w:r>
-        <w:rPr>
-          <w:rFonts w:ascii="Simplified Arabic" w:hAnsi="Simplified Arabic" w:cs="Simplified Arabic"/>
-          <w:sz w:val="28"/>
-          <w:rtl/>
-        </w:rPr>
-        <w:t>8.عمل المسلم عند غير المسلم: دراسة فقهية مقارنة عنوان مناسب جدًا لبحثك ويمكن أن تجدي له دراسات ورسائل جامعية تحت صيغ قريبة.</w:t>
-      </w:r>
-    </w:p>
-    <w:p>
-      <w:pPr>
-        <w:pStyle w:val="a5"/>
-        <w:bidi/>
-        <w:rPr>
-          <w:rFonts w:ascii="Simplified Arabic" w:hAnsi="Simplified Arabic" w:cs="Simplified Arabic"/>
-          <w:sz w:val="28"/>
-        </w:rPr>
-      </w:pPr>
-      <w:r>
-        <w:rPr>
-          <w:rFonts w:ascii="Simplified Arabic" w:hAnsi="Simplified Arabic" w:cs="Simplified Arabic"/>
-          <w:sz w:val="28"/>
-          <w:rtl/>
-        </w:rPr>
-        <w:t>9.النظام القانوني للأقليات المسلمة في البلاد غير الإسلامية</w:t>
-      </w:r>
-    </w:p>
-    <w:p>
-      <w:pPr>
-        <w:pStyle w:val="a5"/>
-        <w:bidi/>
-        <w:rPr>
-          <w:rFonts w:ascii="Simplified Arabic" w:hAnsi="Simplified Arabic" w:cs="Simplified Arabic"/>
-          <w:szCs w:val="40"/>
-          <w:rtl/>
-        </w:rPr>
-      </w:pPr>
-      <w:r>
-        <w:rPr>
-          <w:rFonts w:ascii="Simplified Arabic" w:hAnsi="Simplified Arabic" w:cs="Simplified Arabic"/>
-          <w:sz w:val="28"/>
-          <w:rtl/>
-        </w:rPr>
-        <w:t>يفيد في فهم البيئة القانونية التي يعمل فيها المسلمون في الدول غير الإسلامية.</w:t>
-      </w:r>
-      <w:r>
-        <w:rPr>
-          <w:rStyle w:val="a8"/>
-          <w:rFonts w:ascii="Simplified Arabic" w:hAnsi="Simplified Arabic" w:cs="Simplified Arabic"/>
-          <w:sz w:val="28"/>
-          <w:rtl/>
-        </w:rPr>
-        <w:footnoteReference w:id="4"/>
-      </w:r>
-    </w:p>
-    <w:p>
-      <w:pPr>
-        <w:pStyle w:val="a5"/>
-        <w:bidi/>
-        <w:rPr>
-          <w:rFonts w:ascii="Simplified Arabic" w:hAnsi="Simplified Arabic" w:cs="Simplified Arabic"/>
-          <w:sz w:val="28"/>
-          <w:rtl/>
-        </w:rPr>
-      </w:pPr>
-      <w:r>
-        <w:rPr>
-          <w:rFonts w:ascii="Simplified Arabic" w:hAnsi="Simplified Arabic" w:cs="Simplified Arabic"/>
-          <w:sz w:val="28"/>
-          <w:rtl/>
-        </w:rPr>
-        <w:t>10.أحكام المعاملات المالية مع غير المسلمين في الفقه الإسلامي</w:t>
-      </w:r>
-      <w:r>
-        <w:rPr>
-          <w:rFonts w:ascii="Simplified Arabic" w:hAnsi="Simplified Arabic" w:cs="Simplified Arabic"/>
-          <w:sz w:val="28"/>
-          <w:rtl/>
-        </w:rPr>
-        <w:t xml:space="preserve"> </w:t>
-      </w:r>
-      <w:r>
-        <w:rPr>
-          <w:rFonts w:ascii="Simplified Arabic" w:hAnsi="Simplified Arabic" w:cs="Simplified Arabic"/>
-          <w:sz w:val="28"/>
-          <w:rtl/>
-        </w:rPr>
-        <w:t>مرتبط بجانب عقود العمل، الأجرة، الشركات، والتعاملات المهنية.</w:t>
-      </w:r>
-      <w:r>
-        <w:rPr>
-          <w:rStyle w:val="a8"/>
-          <w:rFonts w:ascii="Simplified Arabic" w:hAnsi="Simplified Arabic" w:cs="Simplified Arabic"/>
-          <w:sz w:val="28"/>
-          <w:rtl/>
-        </w:rPr>
-        <w:footnoteReference w:id="5"/>
-      </w:r>
-    </w:p>
-    <w:p>
-      <w:pPr>
-        <w:pStyle w:val="a5"/>
-        <w:bidi/>
-        <w:rPr>
-          <w:rFonts w:ascii="Simplified Arabic" w:hAnsi="Simplified Arabic" w:cs="Simplified Arabic"/>
-          <w:sz w:val="28"/>
-        </w:rPr>
-      </w:pPr>
-      <w:r>
-        <w:rPr>
-          <w:rFonts w:ascii="Simplified Arabic" w:hAnsi="Simplified Arabic" w:cs="Simplified Arabic"/>
-          <w:sz w:val="28"/>
-          <w:rtl/>
-        </w:rPr>
-        <w:lastRenderedPageBreak/>
-        <w:t>11</w:t>
-      </w:r>
-      <w:r>
-        <w:rPr>
-          <w:rFonts w:ascii="Simplified Arabic" w:hAnsi="Simplified Arabic" w:cs="Simplified Arabic"/>
-          <w:sz w:val="28"/>
-          <w:rtl/>
-        </w:rPr>
-        <w:t>. أحكام المسلمين في بلاد غير المسلمين (دراسة فقهية تأصيلية): تبحث في الأحكام التي يحتاجها المسلم المقيم في الدول غير الإسلامية، ومن ضمنها قضايا المعاملات والعمل والالتزام بالأحكام الشرعية.</w:t>
-      </w:r>
-    </w:p>
-    <w:p>
-      <w:pPr>
-        <w:pStyle w:val="a5"/>
-        <w:bidi/>
-        <w:rPr>
-          <w:rFonts w:ascii="Simplified Arabic" w:hAnsi="Simplified Arabic" w:cs="Simplified Arabic"/>
-          <w:sz w:val="28"/>
-        </w:rPr>
-      </w:pPr>
-      <w:r>
-        <w:rPr>
-          <w:rFonts w:ascii="Simplified Arabic" w:hAnsi="Simplified Arabic" w:cs="Simplified Arabic"/>
-          <w:sz w:val="28"/>
-          <w:rtl/>
-        </w:rPr>
-        <w:t>12.فقه النوازل عند الأقليات المسلمة في الغرب:</w:t>
-      </w:r>
-    </w:p>
-    <w:p>
-      <w:pPr>
-        <w:pStyle w:val="a5"/>
-        <w:bidi/>
-        <w:rPr>
-          <w:rFonts w:ascii="Simplified Arabic" w:hAnsi="Simplified Arabic" w:cs="Simplified Arabic"/>
-          <w:sz w:val="28"/>
-        </w:rPr>
-      </w:pPr>
-      <w:r>
-        <w:rPr>
-          <w:rFonts w:ascii="Simplified Arabic" w:hAnsi="Simplified Arabic" w:cs="Simplified Arabic"/>
-          <w:sz w:val="28"/>
-          <w:rtl/>
-        </w:rPr>
-        <w:t>دراسة تتناول القضايا المستجدة التي تواجه المسلمين في المجتمعات الغربية، ومنها الوظائف، العقود، التعامل مع القوانين، والاختلاط في بيئة العمل.</w:t>
-      </w:r>
-    </w:p>
-    <w:p>
-      <w:pPr>
-        <w:pStyle w:val="a5"/>
-        <w:bidi/>
-        <w:rPr>
-          <w:rFonts w:ascii="Simplified Arabic" w:hAnsi="Simplified Arabic" w:cs="Simplified Arabic"/>
-          <w:sz w:val="28"/>
-        </w:rPr>
-      </w:pPr>
-      <w:r>
-        <w:rPr>
-          <w:rFonts w:ascii="Simplified Arabic" w:hAnsi="Simplified Arabic" w:cs="Simplified Arabic"/>
-          <w:sz w:val="28"/>
-          <w:rtl/>
-        </w:rPr>
-        <w:t>13.المسلمون في المجتمعات الغربية: دراسة فقهية في ضوء مقاصد الشريعة تناقش كيفية تعامل المسلم مع ظروف الحياة في الغرب، مع التركيز على حفظ الدين والمصالح والحاجات المعاصرة.</w:t>
-      </w:r>
-    </w:p>
-    <w:p>
-      <w:pPr>
-        <w:pStyle w:val="a5"/>
-        <w:bidi/>
-        <w:rPr>
-          <w:rFonts w:ascii="Simplified Arabic" w:hAnsi="Simplified Arabic" w:cs="Simplified Arabic"/>
-          <w:sz w:val="28"/>
-        </w:rPr>
-      </w:pPr>
-      <w:r>
-        <w:rPr>
-          <w:rFonts w:ascii="Simplified Arabic" w:hAnsi="Simplified Arabic" w:cs="Simplified Arabic"/>
-          <w:sz w:val="28"/>
-          <w:rtl/>
-        </w:rPr>
-        <w:t>14.القواعد الفقهية الحاكمة لتعامل المسلمين مع غير المسلمين</w:t>
-      </w:r>
-    </w:p>
-    <w:p>
-      <w:pPr>
-        <w:pStyle w:val="a5"/>
-        <w:bidi/>
-        <w:rPr>
-          <w:rFonts w:ascii="Simplified Arabic" w:hAnsi="Simplified Arabic" w:cs="Simplified Arabic"/>
-          <w:sz w:val="28"/>
-        </w:rPr>
-      </w:pPr>
-      <w:r>
-        <w:rPr>
-          <w:rFonts w:ascii="Simplified Arabic" w:hAnsi="Simplified Arabic" w:cs="Simplified Arabic"/>
-          <w:sz w:val="28"/>
-          <w:rtl/>
-        </w:rPr>
-        <w:t>دراسة تركز على الأصول والقواعد التي تضبط علاقة المسلم بغير المسلم، ومنها علاقات العمل والشراكة والمعاملات.</w:t>
-      </w:r>
-    </w:p>
-    <w:p>
-      <w:pPr>
-        <w:pStyle w:val="a5"/>
-        <w:bidi/>
-        <w:rPr>
-          <w:rFonts w:ascii="Simplified Arabic" w:hAnsi="Simplified Arabic" w:cs="Simplified Arabic"/>
-          <w:sz w:val="28"/>
-          <w:rtl/>
-        </w:rPr>
-      </w:pPr>
-      <w:r>
-        <w:rPr>
-          <w:rFonts w:ascii="Simplified Arabic" w:hAnsi="Simplified Arabic" w:cs="Simplified Arabic"/>
-          <w:sz w:val="28"/>
-          <w:rtl/>
-        </w:rPr>
-        <w:t>15.عقود العمل في الفقه الإسلامي وتطبيقاتها المعاصرة في بلاد الغرب: تبحث في عقد العمل من الناحية الفقهية، وأحكام الأجرة، وحقوق العامل، والالتزامات المتبادلة، وهي مرتبطة مباشرة بموضوع عمل المسلم عند غير المسلم.</w:t>
-      </w:r>
-    </w:p>
-    <w:p>
-      <w:pPr>
-        <w:pStyle w:val="a5"/>
-        <w:bidi/>
-        <w:rPr>
-          <w:rFonts w:ascii="Simplified Arabic" w:hAnsi="Simplified Arabic" w:cs="Simplified Arabic"/>
-          <w:szCs w:val="40"/>
-          <w:rtl/>
-        </w:rPr>
-      </w:pPr>
-    </w:p>
-    <w:p>
-      <w:pPr>
-        <w:bidi/>
-        <w:spacing w:before="0" w:after="120" w:line="360" w:lineRule="auto"/>
+        <w:spacing w:after="100" w:line="360" w:lineRule="auto"/>
         <w:jc w:val="both"/>
+      </w:pPr>
+      <w:r>
+        <w:rPr>
+          <w:rFonts w:ascii="Simplified Arabic" w:hAnsi="Simplified Arabic" w:cs="Simplified Arabic"/>
+          <w:sz w:val="28"/>
+          <w:szCs w:val="28"/>
+          <w:rtl/>
+        </w:rPr>
+        <w:t xml:space="preserve">رتّبت الدراسات ترتيبًا زمنيًّا من الجديد إلى القديم قدر الإمكان: أوّلًا الدراسات باللغة العربيّة (15 دراسة)، ثم الدراسات باللغات الأجنبيّة (6 دراسات)، فالمجموع 21 دراسة، مع توثيق كلّ دراسة ورابطها وتاريخ استرجاعها وبيان فائدتها لبحثي.</w:t>
+      </w:r>
+    </w:p>
+    <w:p>
+      <w:pPr>
+        <w:bidi/>
+        <w:spacing w:after="100" w:line="360" w:lineRule="auto"/>
+        <w:jc w:val="right"/>
       </w:pPr>
       <w:r>
         <w:rPr>
           <w:rFonts w:ascii="Simplified Arabic" w:hAnsi="Simplified Arabic" w:cs="Simplified Arabic"/>
           <w:b/>
           <w:bCs/>
-          <w:sz w:val="28"/>
-          <w:szCs w:val="28"/>
-          <w:rtl/>
-        </w:rPr>
-        <w:t xml:space="preserve">تعقيب: </w:t>
-      </w:r>
-      <w:r>
-        <w:rPr>
-          <w:rFonts w:ascii="Simplified Arabic" w:hAnsi="Simplified Arabic" w:cs="Simplified Arabic"/>
-          <w:sz w:val="28"/>
-          <w:szCs w:val="28"/>
-          <w:rtl/>
-        </w:rPr>
-        <w:t xml:space="preserve">من خلال ما قمت بالاطلاع عليه من الدراسات العربيّة الخمس عشرة، أرى أنّها تتوزّع على ثلاث دوائر تخدم بحثي: دائرة أحكام الإقامة والهجرة، ودائرة فقه الأقلّيّات والنوازل، ودائرة المعاملات الماليّة وعقود العمل؛ وبحثي يقف في ملتقى الدوائر الثلاث.</w:t>
-      </w:r>
-    </w:p>
-    <w:p>
-      <w:pPr>
-        <w:pStyle w:val="a5"/>
-        <w:bidi/>
-        <w:rPr>
-          <w:rFonts w:ascii="Simplified Arabic" w:hAnsi="Simplified Arabic" w:cs="Simplified Arabic"/>
-          <w:sz w:val="28"/>
-          <w:rtl/>
-        </w:rPr>
-      </w:pPr>
-      <w:r>
-        <w:rPr>
-          <w:rFonts w:ascii="Simplified Arabic" w:hAnsi="Simplified Arabic" w:cs="Simplified Arabic"/>
-          <w:sz w:val="28"/>
-          <w:rtl/>
-        </w:rPr>
-        <w:t>ثم اليك 5 دراسات اجنبية تخص موضوعنا:</w:t>
-      </w:r>
-    </w:p>
-    <w:p>
-      <w:pPr>
-        <w:pStyle w:val="a5"/>
-        <w:bidi/>
-        <w:numPr>
-          <w:ilvl w:val="0"/>
-          <w:numId w:val="12"/>
-        </w:numPr>
+          <w:sz w:val="30"/>
+          <w:szCs w:val="30"/>
+          <w:rtl/>
+        </w:rPr>
+        <w:t xml:space="preserve">أولًا: الدراسات باللغة العربيّة (15 دراسة):</w:t>
+      </w:r>
+    </w:p>
+    <w:p>
+      <w:pPr>
+        <w:bidi/>
+        <w:spacing w:after="100" w:line="360" w:lineRule="auto"/>
         <w:jc w:val="both"/>
-        <w:rPr>
-          <w:rFonts w:ascii="Simplified Arabic" w:hAnsi="Simplified Arabic" w:cs="Simplified Arabic"/>
-          <w:sz w:val="28"/>
-        </w:rPr>
-      </w:pPr>
-      <w:r>
-        <w:rPr>
-          <w:rFonts w:ascii="Simplified Arabic" w:hAnsi="Simplified Arabic" w:cs="Simplified Arabic"/>
-          <w:sz w:val="28"/>
-        </w:rPr>
-        <w:t>An Analytical Study of the Economic Life of Muslim Minorities in Non-Muslim Lands in the Light of Islamic Principles</w:t>
-      </w:r>
-    </w:p>
-    <w:p>
-      <w:pPr>
-        <w:pStyle w:val="a5"/>
-        <w:bidi/>
-        <w:ind w:left="1140"/>
-        <w:rPr>
-          <w:rFonts w:ascii="Simplified Arabic" w:hAnsi="Simplified Arabic" w:cs="Simplified Arabic"/>
-          <w:sz w:val="28"/>
-          <w:rtl/>
-        </w:rPr>
-      </w:pPr>
-      <w:r>
-        <w:rPr>
-          <w:rFonts w:ascii="Simplified Arabic" w:hAnsi="Simplified Arabic" w:cs="Simplified Arabic"/>
-          <w:sz w:val="28"/>
-          <w:rtl/>
-        </w:rPr>
-        <w:t xml:space="preserve">وهذه الدراسة </w:t>
-      </w:r>
-      <w:r>
-        <w:rPr>
-          <w:rFonts w:ascii="Simplified Arabic" w:hAnsi="Simplified Arabic" w:cs="Simplified Arabic"/>
-          <w:sz w:val="28"/>
-          <w:rtl/>
-        </w:rPr>
-        <w:t>دراسة عن الحياة الاقتصادية للمسلمين في الدول غير الإسلامية، وتشمل العمل والكسب الحلال والتحديات الاقتصادية.</w:t>
-      </w:r>
-    </w:p>
-    <w:p>
-      <w:pPr>
-        <w:pStyle w:val="a5"/>
-        <w:bidi/>
-        <w:numPr>
-          <w:ilvl w:val="0"/>
-          <w:numId w:val="12"/>
-        </w:numPr>
-        <w:spacing w:after="0" w:line="240" w:lineRule="auto"/>
-        <w:jc w:val="both"/>
-        <w:rPr>
-          <w:rFonts w:ascii="Simplified Arabic" w:eastAsia="Times New Roman" w:hAnsi="Simplified Arabic" w:cs="Simplified Arabic"/>
-          <w:kern w:val="0"/>
-          <w:sz w:val="28"/>
-          <w14:ligatures w14:val="none"/>
-        </w:rPr>
-      </w:pPr>
-      <w:r>
-        <w:rPr>
-          <w:rFonts w:ascii="Simplified Arabic" w:eastAsia="Times New Roman" w:hAnsi="Simplified Arabic" w:cs="Simplified Arabic"/>
+      </w:pPr>
+      <w:r>
+        <w:rPr>
+          <w:rFonts w:ascii="Simplified Arabic" w:hAnsi="Simplified Arabic" w:cs="Simplified Arabic"/>
           <w:b/>
           <w:bCs/>
-          <w:kern w:val="0"/>
-          <w:sz w:val="28"/>
-          <w14:ligatures w14:val="none"/>
-        </w:rPr>
-        <w:t>Religiosity and Islamic Work Ethic: A Cross-Cultural Comparison in Majority and Non-Majority Muslim Countries</w:t>
-      </w:r>
-      <w:r>
-        <w:rPr>
-          <w:rFonts w:ascii="Simplified Arabic" w:eastAsia="Times New Roman" w:hAnsi="Simplified Arabic" w:cs="Simplified Arabic"/>
-          <w:kern w:val="0"/>
-          <w:sz w:val="28"/>
-          <w14:ligatures w14:val="none"/>
-        </w:rPr>
-        <w:t>.</w:t>
-      </w:r>
-    </w:p>
-    <w:p>
-      <w:pPr>
-        <w:bidi/>
-        <w:spacing w:before="100" w:beforeAutospacing="1" w:after="100" w:afterAutospacing="1" w:line="240" w:lineRule="auto"/>
-        <w:ind w:left="360"/>
-        <w:rPr>
-          <w:rFonts w:ascii="Simplified Arabic" w:eastAsia="Times New Roman" w:hAnsi="Simplified Arabic" w:cs="Simplified Arabic"/>
-          <w:kern w:val="0"/>
-          <w:sz w:val="28"/>
-          <w:rtl/>
-          <w14:ligatures w14:val="none"/>
-        </w:rPr>
-      </w:pPr>
-      <w:r>
-        <w:rPr>
-          <w:rFonts w:ascii="Simplified Arabic" w:eastAsia="Times New Roman" w:hAnsi="Simplified Arabic" w:cs="Simplified Arabic"/>
-          <w:kern w:val="0"/>
-          <w:sz w:val="28"/>
-          <w:rtl/>
-          <w14:ligatures w14:val="none"/>
-        </w:rPr>
-        <w:t>تبحث أثر التدين والقيم الإسلامية في أخلاقيات العمل لدى المسلمين في الدول ذات الأغلبية وغير الأغلبية المسلمة.</w:t>
-      </w:r>
-    </w:p>
-    <w:p>
-      <w:pPr>
-        <w:bidi/>
-        <w:spacing w:before="100" w:beforeAutospacing="1" w:after="100" w:afterAutospacing="1" w:line="240" w:lineRule="auto"/>
-        <w:ind w:left="360"/>
-        <w:rPr>
-          <w:rFonts w:ascii="Simplified Arabic" w:eastAsia="Times New Roman" w:hAnsi="Simplified Arabic" w:cs="Simplified Arabic"/>
-          <w:kern w:val="0"/>
-          <w:sz w:val="28"/>
-          <w14:ligatures w14:val="none"/>
-        </w:rPr>
-      </w:pPr>
-      <w:r>
-        <w:rPr>
-          <w:rFonts w:ascii="Simplified Arabic" w:eastAsia="Times New Roman" w:hAnsi="Simplified Arabic" w:cs="Simplified Arabic"/>
-          <w:kern w:val="0"/>
-          <w:sz w:val="28"/>
-          <w14:ligatures w14:val="none"/>
-        </w:rPr>
-        <w:t xml:space="preserve"> </w:t>
-      </w:r>
-    </w:p>
-    <w:p>
-      <w:pPr>
-        <w:pStyle w:val="a5"/>
-        <w:bidi/>
-        <w:numPr>
-          <w:ilvl w:val="0"/>
-          <w:numId w:val="12"/>
-        </w:numPr>
-        <w:spacing w:after="0" w:line="240" w:lineRule="auto"/>
+          <w:sz w:val="28"/>
+          <w:szCs w:val="28"/>
+          <w:rtl/>
+        </w:rPr>
+        <w:t xml:space="preserve">1. الربا بين المسلم والحربيّ: دراسة فقهيّة مقارنة</w:t>
+      </w:r>
+    </w:p>
+    <w:p>
+      <w:pPr>
+        <w:bidi/>
+        <w:spacing w:after="100" w:line="360" w:lineRule="auto"/>
         <w:jc w:val="both"/>
-        <w:rPr>
-          <w:rFonts w:ascii="Simplified Arabic" w:eastAsia="Times New Roman" w:hAnsi="Simplified Arabic" w:cs="Simplified Arabic"/>
-          <w:kern w:val="0"/>
-          <w:sz w:val="28"/>
-          <w14:ligatures w14:val="none"/>
-        </w:rPr>
-      </w:pPr>
-      <w:r>
-        <w:rPr>
-          <w:rFonts w:ascii="Simplified Arabic" w:eastAsia="Times New Roman" w:hAnsi="Simplified Arabic" w:cs="Simplified Arabic"/>
+      </w:pPr>
+      <w:r>
+        <w:rPr>
+          <w:rFonts w:ascii="Simplified Arabic" w:hAnsi="Simplified Arabic" w:cs="Simplified Arabic"/>
+          <w:sz w:val="28"/>
+          <w:szCs w:val="28"/>
+          <w:rtl/>
+        </w:rPr>
+        <w:t xml:space="preserve">التوثيق: </w:t>
+      </w:r>
+      <w:r>
+        <w:rPr>
+          <w:rFonts w:ascii="Simplified Arabic" w:hAnsi="Simplified Arabic" w:cs="Simplified Arabic"/>
+          <w:sz w:val="28"/>
+          <w:szCs w:val="28"/>
+          <w:rtl/>
+        </w:rPr>
+        <w:t xml:space="preserve">الربا بين المسلم والحربي: دراسة فقهية مقارنة (2023). مصر: بنك المعرفة المصري، مجلة محكّمة، مقال رقم 330887.</w:t>
+      </w:r>
+    </w:p>
+    <w:p>
+      <w:pPr>
+        <w:bidi/>
+        <w:spacing w:after="80" w:line="360" w:lineRule="auto"/>
+        <w:jc w:val="right"/>
+      </w:pPr>
+      <w:r>
+        <w:rPr>
+          <w:rFonts w:ascii="Simplified Arabic" w:hAnsi="Simplified Arabic" w:cs="Simplified Arabic"/>
           <w:b/>
           <w:bCs/>
-          <w:kern w:val="0"/>
-          <w:sz w:val="28"/>
-          <w14:ligatures w14:val="none"/>
-        </w:rPr>
-        <w:t>Explaining the Muslim Employment Gap in Western Europe: Individual-Level Effects and Ethno-Religious Penalties</w:t>
-      </w:r>
-      <w:r>
-        <w:rPr>
-          <w:rFonts w:ascii="Simplified Arabic" w:eastAsia="Times New Roman" w:hAnsi="Simplified Arabic" w:cs="Simplified Arabic"/>
-          <w:kern w:val="0"/>
-          <w:sz w:val="28"/>
-          <w14:ligatures w14:val="none"/>
-        </w:rPr>
-        <w:t xml:space="preserve"> </w:t>
-      </w:r>
-    </w:p>
-    <w:p>
-      <w:pPr>
-        <w:bidi/>
-        <w:spacing w:before="100" w:beforeAutospacing="1" w:after="100" w:afterAutospacing="1" w:line="240" w:lineRule="auto"/>
-        <w:ind w:left="360"/>
-        <w:rPr>
-          <w:rFonts w:ascii="Simplified Arabic" w:eastAsia="Times New Roman" w:hAnsi="Simplified Arabic" w:cs="Simplified Arabic"/>
-          <w:kern w:val="0"/>
-          <w:sz w:val="28"/>
-          <w14:ligatures w14:val="none"/>
-        </w:rPr>
-      </w:pPr>
-      <w:r>
-        <w:rPr>
-          <w:rFonts w:ascii="Simplified Arabic" w:eastAsia="Times New Roman" w:hAnsi="Simplified Arabic" w:cs="Simplified Arabic"/>
-          <w:kern w:val="0"/>
-          <w:sz w:val="28"/>
-          <w:rtl/>
-          <w14:ligatures w14:val="none"/>
-        </w:rPr>
-        <w:t>دراسة اجتماعية عن واقع توظيف المسلمين في أوروبا والعوامل المؤثرة في فرص العمل.</w:t>
-      </w:r>
-      <w:r>
-        <w:rPr>
-          <w:rFonts w:ascii="Simplified Arabic" w:eastAsia="Times New Roman" w:hAnsi="Simplified Arabic" w:cs="Simplified Arabic"/>
-          <w:kern w:val="0"/>
-          <w:sz w:val="28"/>
-          <w14:ligatures w14:val="none"/>
-        </w:rPr>
-        <w:t xml:space="preserve"> </w:t>
-      </w:r>
-    </w:p>
-    <w:p>
-      <w:pPr>
-        <w:pStyle w:val="a5"/>
-        <w:bidi/>
-        <w:numPr>
-          <w:ilvl w:val="0"/>
-          <w:numId w:val="9"/>
-        </w:numPr>
-        <w:spacing w:after="0" w:line="240" w:lineRule="auto"/>
+          <w:sz w:val="28"/>
+          <w:szCs w:val="28"/>
+          <w:rtl/>
+        </w:rPr>
+        <w:t xml:space="preserve">رابط الدراسة: </w:t>
+      </w:r>
+      <w:hyperlink r:id="rId11" w:history="1">
+        <w:r>
+          <w:rPr>
+            <w:rFonts w:ascii="Simplified Arabic" w:hAnsi="Simplified Arabic" w:cs="Simplified Arabic"/>
+            <w:b/>
+            <w:bCs/>
+            <w:u w:val="single"/>
+            <w:sz w:val="28"/>
+            <w:szCs w:val="28"/>
+            <w:rtl/>
+          </w:rPr>
+          <w:t>موقع الدراسة</w:t>
+        </w:r>
+      </w:hyperlink>
+      <w:r>
+        <w:rPr>
+          <w:rFonts w:ascii="Simplified Arabic" w:hAnsi="Simplified Arabic" w:cs="Simplified Arabic"/>
+          <w:sz w:val="28"/>
+          <w:szCs w:val="28"/>
+          <w:rtl/>
+        </w:rPr>
+        <w:t xml:space="preserve"> ( https://journals.ekb.eg/article_330887.html )</w:t>
+      </w:r>
+    </w:p>
+    <w:p>
+      <w:pPr>
+        <w:bidi/>
+        <w:spacing w:after="100" w:line="360" w:lineRule="auto"/>
         <w:jc w:val="both"/>
-        <w:rPr>
-          <w:rFonts w:ascii="Simplified Arabic" w:eastAsia="Times New Roman" w:hAnsi="Simplified Arabic" w:cs="Simplified Arabic"/>
-          <w:kern w:val="0"/>
-          <w:sz w:val="28"/>
-          <w14:ligatures w14:val="none"/>
-        </w:rPr>
-      </w:pPr>
-      <w:r>
-        <w:rPr>
-          <w:rFonts w:ascii="Simplified Arabic" w:eastAsia="Times New Roman" w:hAnsi="Simplified Arabic" w:cs="Simplified Arabic"/>
+      </w:pPr>
+      <w:r>
+        <w:rPr>
+          <w:rFonts w:ascii="Simplified Arabic" w:hAnsi="Simplified Arabic" w:cs="Simplified Arabic"/>
+          <w:sz w:val="28"/>
+          <w:szCs w:val="28"/>
+          <w:rtl/>
+        </w:rPr>
+        <w:t xml:space="preserve">تاريخ الاسترجاع: 30.08.2026.</w:t>
+      </w:r>
+    </w:p>
+    <w:p>
+      <w:pPr>
+        <w:bidi/>
+        <w:spacing w:after="200" w:line="360" w:lineRule="auto"/>
+        <w:jc w:val="both"/>
+      </w:pPr>
+      <w:r>
+        <w:rPr>
+          <w:rFonts w:ascii="Simplified Arabic" w:hAnsi="Simplified Arabic" w:cs="Simplified Arabic"/>
           <w:b/>
           <w:bCs/>
-          <w:kern w:val="0"/>
-          <w:sz w:val="28"/>
-          <w14:ligatures w14:val="none"/>
-        </w:rPr>
-        <w:lastRenderedPageBreak/>
-        <w:t>Anti-Muslim Discrimination in France: Evidence from a Field Experiment</w:t>
-      </w:r>
-      <w:r>
-        <w:rPr>
-          <w:rFonts w:ascii="Simplified Arabic" w:eastAsia="Times New Roman" w:hAnsi="Simplified Arabic" w:cs="Simplified Arabic"/>
-          <w:kern w:val="0"/>
-          <w:sz w:val="28"/>
-          <w14:ligatures w14:val="none"/>
-        </w:rPr>
-        <w:t xml:space="preserve"> </w:t>
-      </w:r>
-    </w:p>
-    <w:p>
-      <w:pPr>
-        <w:bidi/>
-        <w:spacing w:before="100" w:beforeAutospacing="1" w:after="100" w:afterAutospacing="1" w:line="240" w:lineRule="auto"/>
-        <w:ind w:left="360"/>
+          <w:sz w:val="28"/>
+          <w:szCs w:val="28"/>
+          <w:rtl/>
+        </w:rPr>
+        <w:t xml:space="preserve">الفائدة من الدراسة: </w:t>
+      </w:r>
+      <w:r>
+        <w:rPr>
+          <w:rFonts w:ascii="Simplified Arabic" w:hAnsi="Simplified Arabic" w:cs="Simplified Arabic"/>
+          <w:sz w:val="28"/>
+          <w:szCs w:val="28"/>
+          <w:rtl/>
+        </w:rPr>
+        <w:t xml:space="preserve">تخدمني مباشرة في الفصل الحادي عشر (التعامل بالربا في بلاد غير المسلمين)، إذ تعرض أقوال المذاهب الأربعة وأدلّتها في ربا دار الحرب.</w:t>
+      </w:r>
+    </w:p>
+    <w:p>
+      <w:pPr>
+        <w:bidi/>
+        <w:spacing w:after="100" w:line="360" w:lineRule="auto"/>
         <w:jc w:val="both"/>
-        <w:rPr>
-          <w:rFonts w:ascii="Simplified Arabic" w:eastAsia="Times New Roman" w:hAnsi="Simplified Arabic" w:cs="Simplified Arabic"/>
-          <w:kern w:val="0"/>
-          <w:sz w:val="28"/>
-          <w14:ligatures w14:val="none"/>
-        </w:rPr>
-      </w:pPr>
-      <w:r>
-        <w:rPr>
-          <w:rFonts w:ascii="Simplified Arabic" w:eastAsia="Times New Roman" w:hAnsi="Simplified Arabic" w:cs="Simplified Arabic"/>
-          <w:kern w:val="0"/>
-          <w:sz w:val="28"/>
-          <w:rtl/>
-          <w14:ligatures w14:val="none"/>
-        </w:rPr>
-        <w:t>تبحث أثر التمييز الديني ضد المسلمين في سوق العمل الفرنسي.</w:t>
-      </w:r>
-      <w:r>
-        <w:rPr>
-          <w:rFonts w:ascii="Simplified Arabic" w:eastAsia="Times New Roman" w:hAnsi="Simplified Arabic" w:cs="Simplified Arabic"/>
-          <w:kern w:val="0"/>
-          <w:sz w:val="28"/>
-          <w14:ligatures w14:val="none"/>
-        </w:rPr>
-        <w:t xml:space="preserve"> </w:t>
-      </w:r>
-    </w:p>
-    <w:p>
-      <w:pPr>
-        <w:pStyle w:val="a5"/>
-        <w:bidi/>
-        <w:numPr>
-          <w:ilvl w:val="0"/>
-          <w:numId w:val="10"/>
-        </w:numPr>
-        <w:spacing w:after="0" w:line="240" w:lineRule="auto"/>
-        <w:jc w:val="both"/>
-        <w:rPr>
-          <w:rFonts w:ascii="Simplified Arabic" w:eastAsia="Times New Roman" w:hAnsi="Simplified Arabic" w:cs="Simplified Arabic"/>
-          <w:kern w:val="0"/>
-          <w:sz w:val="28"/>
-          <w14:ligatures w14:val="none"/>
-        </w:rPr>
-      </w:pPr>
-      <w:r>
-        <w:rPr>
-          <w:rFonts w:ascii="Simplified Arabic" w:eastAsia="Times New Roman" w:hAnsi="Simplified Arabic" w:cs="Simplified Arabic"/>
+      </w:pPr>
+      <w:r>
+        <w:rPr>
+          <w:rFonts w:ascii="Simplified Arabic" w:hAnsi="Simplified Arabic" w:cs="Simplified Arabic"/>
           <w:b/>
           <w:bCs/>
-          <w:kern w:val="0"/>
-          <w:sz w:val="28"/>
-          <w14:ligatures w14:val="none"/>
-        </w:rPr>
-        <w:t>The Status of Religious Minorities in Islamic Law and Modern Muslim States: A Comparative Study of Classical Fiqh and Current National Legal Frameworks</w:t>
-      </w:r>
-      <w:r>
-        <w:rPr>
-          <w:rFonts w:ascii="Simplified Arabic" w:eastAsia="Times New Roman" w:hAnsi="Simplified Arabic" w:cs="Simplified Arabic"/>
-          <w:kern w:val="0"/>
-          <w:sz w:val="28"/>
-          <w14:ligatures w14:val="none"/>
-        </w:rPr>
-        <w:t xml:space="preserve"> </w:t>
-      </w:r>
-    </w:p>
-    <w:p>
-      <w:pPr>
-        <w:bidi/>
-        <w:spacing w:before="100" w:beforeAutospacing="1" w:after="100" w:afterAutospacing="1" w:line="240" w:lineRule="auto"/>
-        <w:ind w:left="360"/>
-        <w:rPr>
-          <w:rFonts w:ascii="Simplified Arabic" w:eastAsia="Times New Roman" w:hAnsi="Simplified Arabic" w:cs="Simplified Arabic"/>
-          <w:kern w:val="0"/>
-          <w:sz w:val="28"/>
-          <w:rtl/>
-          <w14:ligatures w14:val="none"/>
-        </w:rPr>
-      </w:pPr>
-      <w:r>
-        <w:rPr>
-          <w:rFonts w:ascii="Simplified Arabic" w:eastAsia="Times New Roman" w:hAnsi="Simplified Arabic" w:cs="Simplified Arabic"/>
-          <w:kern w:val="0"/>
-          <w:sz w:val="28"/>
-          <w:rtl/>
-          <w14:ligatures w14:val="none"/>
-        </w:rPr>
-        <w:t>دراسة مقارنة حول وضع الأقليات الدينية والقانون، وتفيد في الجانب المتعلق بعلاقة المسلم بالقوانين في المجتمعات المختلفة.</w:t>
-      </w:r>
-    </w:p>
-    <w:p>
-      <w:pPr>
-        <w:bidi/>
-        <w:spacing w:before="100" w:beforeAutospacing="1" w:after="100" w:afterAutospacing="1" w:line="240" w:lineRule="auto"/>
-        <w:ind w:left="360"/>
-        <w:rPr>
-          <w:rFonts w:ascii="Simplified Arabic" w:eastAsia="Times New Roman" w:hAnsi="Simplified Arabic" w:cs="Simplified Arabic"/>
-          <w:kern w:val="0"/>
-          <w:sz w:val="28"/>
-          <w:rtl/>
-          <w14:ligatures w14:val="none"/>
-        </w:rPr>
-      </w:pPr>
-      <w:r>
-        <w:rPr>
-          <w:rFonts w:ascii="Simplified Arabic" w:eastAsia="Times New Roman" w:hAnsi="Simplified Arabic" w:cs="Simplified Arabic"/>
-          <w:kern w:val="0"/>
-          <w:sz w:val="28"/>
-          <w14:ligatures w14:val="none"/>
-        </w:rPr>
-        <w:t xml:space="preserve"> </w:t>
-      </w:r>
-    </w:p>
-    <w:p>
-      <w:pPr>
-        <w:bidi/>
-        <w:spacing w:before="0" w:after="120" w:line="360" w:lineRule="auto"/>
+          <w:sz w:val="28"/>
+          <w:szCs w:val="28"/>
+          <w:rtl/>
+        </w:rPr>
+        <w:t xml:space="preserve">2. حكم تداول أسهم الشركات المختلطة في ضوء معيار الأسهم الصادر عن الهيئة الشرعيّة</w:t>
+      </w:r>
+    </w:p>
+    <w:p>
+      <w:pPr>
+        <w:bidi/>
+        <w:spacing w:after="100" w:line="360" w:lineRule="auto"/>
         <w:jc w:val="both"/>
+      </w:pPr>
+      <w:r>
+        <w:rPr>
+          <w:rFonts w:ascii="Simplified Arabic" w:hAnsi="Simplified Arabic" w:cs="Simplified Arabic"/>
+          <w:sz w:val="28"/>
+          <w:szCs w:val="28"/>
+          <w:rtl/>
+        </w:rPr>
+        <w:t xml:space="preserve">التوثيق: </w:t>
+      </w:r>
+      <w:r>
+        <w:rPr>
+          <w:rFonts w:ascii="Simplified Arabic" w:hAnsi="Simplified Arabic" w:cs="Simplified Arabic"/>
+          <w:sz w:val="28"/>
+          <w:szCs w:val="28"/>
+          <w:rtl/>
+        </w:rPr>
+        <w:t xml:space="preserve">مجلة كلية الشريعة والدراسات الإسلامية (2022). قطر: جامعة قطر.</w:t>
+      </w:r>
+    </w:p>
+    <w:p>
+      <w:pPr>
+        <w:bidi/>
+        <w:spacing w:after="80" w:line="360" w:lineRule="auto"/>
+        <w:jc w:val="right"/>
       </w:pPr>
       <w:r>
         <w:rPr>
@@ -6172,6 +5450,2398 @@
           <w:szCs w:val="28"/>
           <w:rtl/>
         </w:rPr>
+        <w:t xml:space="preserve">رابط الدراسة: </w:t>
+      </w:r>
+      <w:hyperlink r:id="rId12" w:history="1">
+        <w:r>
+          <w:rPr>
+            <w:rFonts w:ascii="Simplified Arabic" w:hAnsi="Simplified Arabic" w:cs="Simplified Arabic"/>
+            <w:b/>
+            <w:bCs/>
+            <w:u w:val="single"/>
+            <w:sz w:val="28"/>
+            <w:szCs w:val="28"/>
+            <w:rtl/>
+          </w:rPr>
+          <w:t>موقع الدراسة</w:t>
+        </w:r>
+      </w:hyperlink>
+      <w:r>
+        <w:rPr>
+          <w:rFonts w:ascii="Simplified Arabic" w:hAnsi="Simplified Arabic" w:cs="Simplified Arabic"/>
+          <w:sz w:val="28"/>
+          <w:szCs w:val="28"/>
+          <w:rtl/>
+        </w:rPr>
+        <w:t xml:space="preserve"> ( https://journals.qu.edu.qa/index.php/sharia/article/download/2649/1744/4573 )</w:t>
+      </w:r>
+    </w:p>
+    <w:p>
+      <w:pPr>
+        <w:bidi/>
+        <w:spacing w:after="100" w:line="360" w:lineRule="auto"/>
+        <w:jc w:val="both"/>
+      </w:pPr>
+      <w:r>
+        <w:rPr>
+          <w:rFonts w:ascii="Simplified Arabic" w:hAnsi="Simplified Arabic" w:cs="Simplified Arabic"/>
+          <w:sz w:val="28"/>
+          <w:szCs w:val="28"/>
+          <w:rtl/>
+        </w:rPr>
+        <w:t xml:space="preserve">تاريخ الاسترجاع: 30.08.2026.</w:t>
+      </w:r>
+    </w:p>
+    <w:p>
+      <w:pPr>
+        <w:bidi/>
+        <w:spacing w:after="200" w:line="360" w:lineRule="auto"/>
+        <w:jc w:val="both"/>
+      </w:pPr>
+      <w:r>
+        <w:rPr>
+          <w:rFonts w:ascii="Simplified Arabic" w:hAnsi="Simplified Arabic" w:cs="Simplified Arabic"/>
+          <w:b/>
+          <w:bCs/>
+          <w:sz w:val="28"/>
+          <w:szCs w:val="28"/>
+          <w:rtl/>
+        </w:rPr>
+        <w:t xml:space="preserve">الفائدة من الدراسة: </w:t>
+      </w:r>
+      <w:r>
+        <w:rPr>
+          <w:rFonts w:ascii="Simplified Arabic" w:hAnsi="Simplified Arabic" w:cs="Simplified Arabic"/>
+          <w:sz w:val="28"/>
+          <w:szCs w:val="28"/>
+          <w:rtl/>
+        </w:rPr>
+        <w:t xml:space="preserve">تخدمني في الفصل الرابع عشر (العمل في شركات الأسهم) في ضوابط الأسهم المختلطة ومعاييرها المعاصرة.</w:t>
+      </w:r>
+    </w:p>
+    <w:p>
+      <w:pPr>
+        <w:bidi/>
+        <w:spacing w:after="100" w:line="360" w:lineRule="auto"/>
+        <w:jc w:val="both"/>
+      </w:pPr>
+      <w:r>
+        <w:rPr>
+          <w:rFonts w:ascii="Simplified Arabic" w:hAnsi="Simplified Arabic" w:cs="Simplified Arabic"/>
+          <w:b/>
+          <w:bCs/>
+          <w:sz w:val="28"/>
+          <w:szCs w:val="28"/>
+          <w:rtl/>
+        </w:rPr>
+        <w:t xml:space="preserve">3. عقد التأمين التجاريّ بين الغرر والحاجة الفقهيّة (دراسة تحليليّة مقاصديّة)</w:t>
+      </w:r>
+    </w:p>
+    <w:p>
+      <w:pPr>
+        <w:bidi/>
+        <w:spacing w:after="100" w:line="360" w:lineRule="auto"/>
+        <w:jc w:val="both"/>
+      </w:pPr>
+      <w:r>
+        <w:rPr>
+          <w:rFonts w:ascii="Simplified Arabic" w:hAnsi="Simplified Arabic" w:cs="Simplified Arabic"/>
+          <w:sz w:val="28"/>
+          <w:szCs w:val="28"/>
+          <w:rtl/>
+        </w:rPr>
+        <w:t xml:space="preserve">التوثيق: </w:t>
+      </w:r>
+      <w:r>
+        <w:rPr>
+          <w:rFonts w:ascii="Simplified Arabic" w:hAnsi="Simplified Arabic" w:cs="Simplified Arabic"/>
+          <w:sz w:val="28"/>
+          <w:szCs w:val="28"/>
+          <w:rtl/>
+        </w:rPr>
+        <w:t xml:space="preserve">مجلة جامعة الشارقة للعلوم الشرعية والدراسات الإسلامية. الإمارات: جامعة الشارقة، مقال رقم 3811.</w:t>
+      </w:r>
+    </w:p>
+    <w:p>
+      <w:pPr>
+        <w:bidi/>
+        <w:spacing w:after="80" w:line="360" w:lineRule="auto"/>
+        <w:jc w:val="right"/>
+      </w:pPr>
+      <w:r>
+        <w:rPr>
+          <w:rFonts w:ascii="Simplified Arabic" w:hAnsi="Simplified Arabic" w:cs="Simplified Arabic"/>
+          <w:b/>
+          <w:bCs/>
+          <w:sz w:val="28"/>
+          <w:szCs w:val="28"/>
+          <w:rtl/>
+        </w:rPr>
+        <w:t xml:space="preserve">رابط الدراسة: </w:t>
+      </w:r>
+      <w:hyperlink r:id="rId13" w:history="1">
+        <w:r>
+          <w:rPr>
+            <w:rFonts w:ascii="Simplified Arabic" w:hAnsi="Simplified Arabic" w:cs="Simplified Arabic"/>
+            <w:b/>
+            <w:bCs/>
+            <w:u w:val="single"/>
+            <w:sz w:val="28"/>
+            <w:szCs w:val="28"/>
+            <w:rtl/>
+          </w:rPr>
+          <w:t>موقع الدراسة</w:t>
+        </w:r>
+      </w:hyperlink>
+      <w:r>
+        <w:rPr>
+          <w:rFonts w:ascii="Simplified Arabic" w:hAnsi="Simplified Arabic" w:cs="Simplified Arabic"/>
+          <w:sz w:val="28"/>
+          <w:szCs w:val="28"/>
+          <w:rtl/>
+        </w:rPr>
+        <w:t xml:space="preserve"> ( https://spu.sharjah.ac.ae/index.php/JSIS/article/view/3811 )</w:t>
+      </w:r>
+    </w:p>
+    <w:p>
+      <w:pPr>
+        <w:bidi/>
+        <w:spacing w:after="100" w:line="360" w:lineRule="auto"/>
+        <w:jc w:val="both"/>
+      </w:pPr>
+      <w:r>
+        <w:rPr>
+          <w:rFonts w:ascii="Simplified Arabic" w:hAnsi="Simplified Arabic" w:cs="Simplified Arabic"/>
+          <w:sz w:val="28"/>
+          <w:szCs w:val="28"/>
+          <w:rtl/>
+        </w:rPr>
+        <w:t xml:space="preserve">تاريخ الاسترجاع: 30.08.2026.</w:t>
+      </w:r>
+    </w:p>
+    <w:p>
+      <w:pPr>
+        <w:bidi/>
+        <w:spacing w:after="200" w:line="360" w:lineRule="auto"/>
+        <w:jc w:val="both"/>
+      </w:pPr>
+      <w:r>
+        <w:rPr>
+          <w:rFonts w:ascii="Simplified Arabic" w:hAnsi="Simplified Arabic" w:cs="Simplified Arabic"/>
+          <w:b/>
+          <w:bCs/>
+          <w:sz w:val="28"/>
+          <w:szCs w:val="28"/>
+          <w:rtl/>
+        </w:rPr>
+        <w:t xml:space="preserve">الفائدة من الدراسة: </w:t>
+      </w:r>
+      <w:r>
+        <w:rPr>
+          <w:rFonts w:ascii="Simplified Arabic" w:hAnsi="Simplified Arabic" w:cs="Simplified Arabic"/>
+          <w:sz w:val="28"/>
+          <w:szCs w:val="28"/>
+          <w:rtl/>
+        </w:rPr>
+        <w:t xml:space="preserve">تخدمني في الفصل الثالث عشر (التأمين) في تحرير علّة الغرر وموازنتها بالحاجة في التأمين التجاري.</w:t>
+      </w:r>
+    </w:p>
+    <w:p>
+      <w:pPr>
+        <w:bidi/>
+        <w:spacing w:after="100" w:line="360" w:lineRule="auto"/>
+        <w:jc w:val="both"/>
+      </w:pPr>
+      <w:r>
+        <w:rPr>
+          <w:rFonts w:ascii="Simplified Arabic" w:hAnsi="Simplified Arabic" w:cs="Simplified Arabic"/>
+          <w:b/>
+          <w:bCs/>
+          <w:sz w:val="28"/>
+          <w:szCs w:val="28"/>
+          <w:rtl/>
+        </w:rPr>
+        <w:t xml:space="preserve">4. الإقامة في بلاد غير إسلاميّة وحكمها (دراسة تحليليّة فقهيّة)</w:t>
+      </w:r>
+    </w:p>
+    <w:p>
+      <w:pPr>
+        <w:bidi/>
+        <w:spacing w:after="100" w:line="360" w:lineRule="auto"/>
+        <w:jc w:val="both"/>
+      </w:pPr>
+      <w:r>
+        <w:rPr>
+          <w:rFonts w:ascii="Simplified Arabic" w:hAnsi="Simplified Arabic" w:cs="Simplified Arabic"/>
+          <w:sz w:val="28"/>
+          <w:szCs w:val="28"/>
+          <w:rtl/>
+        </w:rPr>
+        <w:t xml:space="preserve">التوثيق: </w:t>
+      </w:r>
+      <w:r>
+        <w:rPr>
+          <w:rFonts w:ascii="Simplified Arabic" w:hAnsi="Simplified Arabic" w:cs="Simplified Arabic"/>
+          <w:sz w:val="28"/>
+          <w:szCs w:val="28"/>
+          <w:rtl/>
+        </w:rPr>
+        <w:t xml:space="preserve">المجلة الأكاديمية العالمية للشريعة الإسلامية وعلومها، مقال رقم 100.</w:t>
+      </w:r>
+    </w:p>
+    <w:p>
+      <w:pPr>
+        <w:bidi/>
+        <w:spacing w:after="80" w:line="360" w:lineRule="auto"/>
+        <w:jc w:val="right"/>
+      </w:pPr>
+      <w:r>
+        <w:rPr>
+          <w:rFonts w:ascii="Simplified Arabic" w:hAnsi="Simplified Arabic" w:cs="Simplified Arabic"/>
+          <w:b/>
+          <w:bCs/>
+          <w:sz w:val="28"/>
+          <w:szCs w:val="28"/>
+          <w:rtl/>
+        </w:rPr>
+        <w:t xml:space="preserve">رابط الدراسة: </w:t>
+      </w:r>
+      <w:hyperlink r:id="rId14" w:history="1">
+        <w:r>
+          <w:rPr>
+            <w:rFonts w:ascii="Simplified Arabic" w:hAnsi="Simplified Arabic" w:cs="Simplified Arabic"/>
+            <w:b/>
+            <w:bCs/>
+            <w:u w:val="single"/>
+            <w:sz w:val="28"/>
+            <w:szCs w:val="28"/>
+            <w:rtl/>
+          </w:rPr>
+          <w:t>موقع الدراسة</w:t>
+        </w:r>
+      </w:hyperlink>
+      <w:r>
+        <w:rPr>
+          <w:rFonts w:ascii="Simplified Arabic" w:hAnsi="Simplified Arabic" w:cs="Simplified Arabic"/>
+          <w:sz w:val="28"/>
+          <w:szCs w:val="28"/>
+          <w:rtl/>
+        </w:rPr>
+        <w:t xml:space="preserve"> ( https://iajour.com/index.php/is/article/view/100 )</w:t>
+      </w:r>
+    </w:p>
+    <w:p>
+      <w:pPr>
+        <w:bidi/>
+        <w:spacing w:after="100" w:line="360" w:lineRule="auto"/>
+        <w:jc w:val="both"/>
+      </w:pPr>
+      <w:r>
+        <w:rPr>
+          <w:rFonts w:ascii="Simplified Arabic" w:hAnsi="Simplified Arabic" w:cs="Simplified Arabic"/>
+          <w:sz w:val="28"/>
+          <w:szCs w:val="28"/>
+          <w:rtl/>
+        </w:rPr>
+        <w:t xml:space="preserve">تاريخ الاسترجاع: 30.08.2026.</w:t>
+      </w:r>
+    </w:p>
+    <w:p>
+      <w:pPr>
+        <w:bidi/>
+        <w:spacing w:after="200" w:line="360" w:lineRule="auto"/>
+        <w:jc w:val="both"/>
+      </w:pPr>
+      <w:r>
+        <w:rPr>
+          <w:rFonts w:ascii="Simplified Arabic" w:hAnsi="Simplified Arabic" w:cs="Simplified Arabic"/>
+          <w:b/>
+          <w:bCs/>
+          <w:sz w:val="28"/>
+          <w:szCs w:val="28"/>
+          <w:rtl/>
+        </w:rPr>
+        <w:t xml:space="preserve">الفائدة من الدراسة: </w:t>
+      </w:r>
+      <w:r>
+        <w:rPr>
+          <w:rFonts w:ascii="Simplified Arabic" w:hAnsi="Simplified Arabic" w:cs="Simplified Arabic"/>
+          <w:sz w:val="28"/>
+          <w:szCs w:val="28"/>
+          <w:rtl/>
+        </w:rPr>
+        <w:t xml:space="preserve">تخدمني في فصول الهجرة والإقامة (الثاني إلى السابع) في أقوال الفقهاء في إقامة المسلم في بلاد الغرب وآثارها.</w:t>
+      </w:r>
+    </w:p>
+    <w:p>
+      <w:pPr>
+        <w:bidi/>
+        <w:spacing w:after="100" w:line="360" w:lineRule="auto"/>
+        <w:jc w:val="both"/>
+      </w:pPr>
+      <w:r>
+        <w:rPr>
+          <w:rFonts w:ascii="Simplified Arabic" w:hAnsi="Simplified Arabic" w:cs="Simplified Arabic"/>
+          <w:b/>
+          <w:bCs/>
+          <w:sz w:val="28"/>
+          <w:szCs w:val="28"/>
+          <w:rtl/>
+        </w:rPr>
+        <w:t xml:space="preserve">5. فقه الأقلّيّات المسلمة في ضوء السنّة النبويّة: دراسة تأصيليّة ورؤية مستقبليّة</w:t>
+      </w:r>
+    </w:p>
+    <w:p>
+      <w:pPr>
+        <w:bidi/>
+        <w:spacing w:after="100" w:line="360" w:lineRule="auto"/>
+        <w:jc w:val="both"/>
+      </w:pPr>
+      <w:r>
+        <w:rPr>
+          <w:rFonts w:ascii="Simplified Arabic" w:hAnsi="Simplified Arabic" w:cs="Simplified Arabic"/>
+          <w:sz w:val="28"/>
+          <w:szCs w:val="28"/>
+          <w:rtl/>
+        </w:rPr>
+        <w:t xml:space="preserve">التوثيق: </w:t>
+      </w:r>
+      <w:r>
+        <w:rPr>
+          <w:rFonts w:ascii="Simplified Arabic" w:hAnsi="Simplified Arabic" w:cs="Simplified Arabic"/>
+          <w:sz w:val="28"/>
+          <w:szCs w:val="28"/>
+          <w:rtl/>
+        </w:rPr>
+        <w:t xml:space="preserve">نجاح، أبو القاسم (2020). دراسة منشورة على منصة ResearchGate العلمية.</w:t>
+      </w:r>
+    </w:p>
+    <w:p>
+      <w:pPr>
+        <w:bidi/>
+        <w:spacing w:after="80" w:line="360" w:lineRule="auto"/>
+        <w:jc w:val="right"/>
+      </w:pPr>
+      <w:r>
+        <w:rPr>
+          <w:rFonts w:ascii="Simplified Arabic" w:hAnsi="Simplified Arabic" w:cs="Simplified Arabic"/>
+          <w:b/>
+          <w:bCs/>
+          <w:sz w:val="28"/>
+          <w:szCs w:val="28"/>
+          <w:rtl/>
+        </w:rPr>
+        <w:t xml:space="preserve">رابط الدراسة: </w:t>
+      </w:r>
+      <w:hyperlink r:id="rId15" w:history="1">
+        <w:r>
+          <w:rPr>
+            <w:rFonts w:ascii="Simplified Arabic" w:hAnsi="Simplified Arabic" w:cs="Simplified Arabic"/>
+            <w:b/>
+            <w:bCs/>
+            <w:u w:val="single"/>
+            <w:sz w:val="28"/>
+            <w:szCs w:val="28"/>
+            <w:rtl/>
+          </w:rPr>
+          <w:t>موقع الدراسة</w:t>
+        </w:r>
+      </w:hyperlink>
+      <w:r>
+        <w:rPr>
+          <w:rFonts w:ascii="Simplified Arabic" w:hAnsi="Simplified Arabic" w:cs="Simplified Arabic"/>
+          <w:sz w:val="28"/>
+          <w:szCs w:val="28"/>
+          <w:rtl/>
+        </w:rPr>
+        <w:t xml:space="preserve"> ( https://www.researchgate.net/publication/343193810 )</w:t>
+      </w:r>
+    </w:p>
+    <w:p>
+      <w:pPr>
+        <w:bidi/>
+        <w:spacing w:after="100" w:line="360" w:lineRule="auto"/>
+        <w:jc w:val="both"/>
+      </w:pPr>
+      <w:r>
+        <w:rPr>
+          <w:rFonts w:ascii="Simplified Arabic" w:hAnsi="Simplified Arabic" w:cs="Simplified Arabic"/>
+          <w:sz w:val="28"/>
+          <w:szCs w:val="28"/>
+          <w:rtl/>
+        </w:rPr>
+        <w:t xml:space="preserve">تاريخ الاسترجاع: 30.08.2026.</w:t>
+      </w:r>
+    </w:p>
+    <w:p>
+      <w:pPr>
+        <w:bidi/>
+        <w:spacing w:after="200" w:line="360" w:lineRule="auto"/>
+        <w:jc w:val="both"/>
+      </w:pPr>
+      <w:r>
+        <w:rPr>
+          <w:rFonts w:ascii="Simplified Arabic" w:hAnsi="Simplified Arabic" w:cs="Simplified Arabic"/>
+          <w:b/>
+          <w:bCs/>
+          <w:sz w:val="28"/>
+          <w:szCs w:val="28"/>
+          <w:rtl/>
+        </w:rPr>
+        <w:t xml:space="preserve">الفائدة من الدراسة: </w:t>
+      </w:r>
+      <w:r>
+        <w:rPr>
+          <w:rFonts w:ascii="Simplified Arabic" w:hAnsi="Simplified Arabic" w:cs="Simplified Arabic"/>
+          <w:sz w:val="28"/>
+          <w:szCs w:val="28"/>
+          <w:rtl/>
+        </w:rPr>
+        <w:t xml:space="preserve">تخدمني في التأصيل النبويّ لأحكام الأقلّيّات، ولا سيما الاستدلال بهجرة الحبشة وأحاديث الإقامة بين غير المسلمين.</w:t>
+      </w:r>
+    </w:p>
+    <w:p>
+      <w:pPr>
+        <w:bidi/>
+        <w:spacing w:after="100" w:line="360" w:lineRule="auto"/>
+        <w:jc w:val="both"/>
+      </w:pPr>
+      <w:r>
+        <w:rPr>
+          <w:rFonts w:ascii="Simplified Arabic" w:hAnsi="Simplified Arabic" w:cs="Simplified Arabic"/>
+          <w:b/>
+          <w:bCs/>
+          <w:sz w:val="28"/>
+          <w:szCs w:val="28"/>
+          <w:rtl/>
+        </w:rPr>
+        <w:t xml:space="preserve">6. تكييف عقد التأمين التعاونيّ - دراسة فقهيّة مقارنة</w:t>
+      </w:r>
+    </w:p>
+    <w:p>
+      <w:pPr>
+        <w:bidi/>
+        <w:spacing w:after="100" w:line="360" w:lineRule="auto"/>
+        <w:jc w:val="both"/>
+      </w:pPr>
+      <w:r>
+        <w:rPr>
+          <w:rFonts w:ascii="Simplified Arabic" w:hAnsi="Simplified Arabic" w:cs="Simplified Arabic"/>
+          <w:sz w:val="28"/>
+          <w:szCs w:val="28"/>
+          <w:rtl/>
+        </w:rPr>
+        <w:t xml:space="preserve">التوثيق: </w:t>
+      </w:r>
+      <w:r>
+        <w:rPr>
+          <w:rFonts w:ascii="Simplified Arabic" w:hAnsi="Simplified Arabic" w:cs="Simplified Arabic"/>
+          <w:sz w:val="28"/>
+          <w:szCs w:val="28"/>
+          <w:rtl/>
+        </w:rPr>
+        <w:t xml:space="preserve">دراسة محكّمة (2020) منشورة على منصة ResearchGate العلمية، رقم 346086780.</w:t>
+      </w:r>
+    </w:p>
+    <w:p>
+      <w:pPr>
+        <w:bidi/>
+        <w:spacing w:after="80" w:line="360" w:lineRule="auto"/>
+        <w:jc w:val="right"/>
+      </w:pPr>
+      <w:r>
+        <w:rPr>
+          <w:rFonts w:ascii="Simplified Arabic" w:hAnsi="Simplified Arabic" w:cs="Simplified Arabic"/>
+          <w:b/>
+          <w:bCs/>
+          <w:sz w:val="28"/>
+          <w:szCs w:val="28"/>
+          <w:rtl/>
+        </w:rPr>
+        <w:t xml:space="preserve">رابط الدراسة: </w:t>
+      </w:r>
+      <w:hyperlink r:id="rId16" w:history="1">
+        <w:r>
+          <w:rPr>
+            <w:rFonts w:ascii="Simplified Arabic" w:hAnsi="Simplified Arabic" w:cs="Simplified Arabic"/>
+            <w:b/>
+            <w:bCs/>
+            <w:u w:val="single"/>
+            <w:sz w:val="28"/>
+            <w:szCs w:val="28"/>
+            <w:rtl/>
+          </w:rPr>
+          <w:t>موقع الدراسة</w:t>
+        </w:r>
+      </w:hyperlink>
+      <w:r>
+        <w:rPr>
+          <w:rFonts w:ascii="Simplified Arabic" w:hAnsi="Simplified Arabic" w:cs="Simplified Arabic"/>
+          <w:sz w:val="28"/>
+          <w:szCs w:val="28"/>
+          <w:rtl/>
+        </w:rPr>
+        <w:t xml:space="preserve"> ( https://www.researchgate.net/publication/346086780 )</w:t>
+      </w:r>
+    </w:p>
+    <w:p>
+      <w:pPr>
+        <w:bidi/>
+        <w:spacing w:after="100" w:line="360" w:lineRule="auto"/>
+        <w:jc w:val="both"/>
+      </w:pPr>
+      <w:r>
+        <w:rPr>
+          <w:rFonts w:ascii="Simplified Arabic" w:hAnsi="Simplified Arabic" w:cs="Simplified Arabic"/>
+          <w:sz w:val="28"/>
+          <w:szCs w:val="28"/>
+          <w:rtl/>
+        </w:rPr>
+        <w:t xml:space="preserve">تاريخ الاسترجاع: 30.08.2026.</w:t>
+      </w:r>
+    </w:p>
+    <w:p>
+      <w:pPr>
+        <w:bidi/>
+        <w:spacing w:after="200" w:line="360" w:lineRule="auto"/>
+        <w:jc w:val="both"/>
+      </w:pPr>
+      <w:r>
+        <w:rPr>
+          <w:rFonts w:ascii="Simplified Arabic" w:hAnsi="Simplified Arabic" w:cs="Simplified Arabic"/>
+          <w:b/>
+          <w:bCs/>
+          <w:sz w:val="28"/>
+          <w:szCs w:val="28"/>
+          <w:rtl/>
+        </w:rPr>
+        <w:t xml:space="preserve">الفائدة من الدراسة: </w:t>
+      </w:r>
+      <w:r>
+        <w:rPr>
+          <w:rFonts w:ascii="Simplified Arabic" w:hAnsi="Simplified Arabic" w:cs="Simplified Arabic"/>
+          <w:sz w:val="28"/>
+          <w:szCs w:val="28"/>
+          <w:rtl/>
+        </w:rPr>
+        <w:t xml:space="preserve">تخدمني في القسم الأوّل من فصل التأمين (التأمين التعاونيّ) في تكييفه الفقهيّ والفرق بينه وبين التجاريّ.</w:t>
+      </w:r>
+    </w:p>
+    <w:p>
+      <w:pPr>
+        <w:bidi/>
+        <w:spacing w:after="100" w:line="360" w:lineRule="auto"/>
+        <w:jc w:val="both"/>
+      </w:pPr>
+      <w:r>
+        <w:rPr>
+          <w:rFonts w:ascii="Simplified Arabic" w:hAnsi="Simplified Arabic" w:cs="Simplified Arabic"/>
+          <w:b/>
+          <w:bCs/>
+          <w:sz w:val="28"/>
+          <w:szCs w:val="28"/>
+          <w:rtl/>
+        </w:rPr>
+        <w:t xml:space="preserve">7. الإقامة في بلاد الكفّار: دراسة عقديّة</w:t>
+      </w:r>
+    </w:p>
+    <w:p>
+      <w:pPr>
+        <w:bidi/>
+        <w:spacing w:after="100" w:line="360" w:lineRule="auto"/>
+        <w:jc w:val="both"/>
+      </w:pPr>
+      <w:r>
+        <w:rPr>
+          <w:rFonts w:ascii="Simplified Arabic" w:hAnsi="Simplified Arabic" w:cs="Simplified Arabic"/>
+          <w:sz w:val="28"/>
+          <w:szCs w:val="28"/>
+          <w:rtl/>
+        </w:rPr>
+        <w:t xml:space="preserve">التوثيق: </w:t>
+      </w:r>
+      <w:r>
+        <w:rPr>
+          <w:rFonts w:ascii="Simplified Arabic" w:hAnsi="Simplified Arabic" w:cs="Simplified Arabic"/>
+          <w:sz w:val="28"/>
+          <w:szCs w:val="28"/>
+          <w:rtl/>
+        </w:rPr>
+        <w:t xml:space="preserve">العقلا، منيرة بنت فراج. مصر: بنك المعرفة المصري، مجلة محكّمة، مقال رقم 123081.</w:t>
+      </w:r>
+    </w:p>
+    <w:p>
+      <w:pPr>
+        <w:bidi/>
+        <w:spacing w:after="80" w:line="360" w:lineRule="auto"/>
+        <w:jc w:val="right"/>
+      </w:pPr>
+      <w:r>
+        <w:rPr>
+          <w:rFonts w:ascii="Simplified Arabic" w:hAnsi="Simplified Arabic" w:cs="Simplified Arabic"/>
+          <w:b/>
+          <w:bCs/>
+          <w:sz w:val="28"/>
+          <w:szCs w:val="28"/>
+          <w:rtl/>
+        </w:rPr>
+        <w:t xml:space="preserve">رابط الدراسة: </w:t>
+      </w:r>
+      <w:hyperlink r:id="rId17" w:history="1">
+        <w:r>
+          <w:rPr>
+            <w:rFonts w:ascii="Simplified Arabic" w:hAnsi="Simplified Arabic" w:cs="Simplified Arabic"/>
+            <w:b/>
+            <w:bCs/>
+            <w:u w:val="single"/>
+            <w:sz w:val="28"/>
+            <w:szCs w:val="28"/>
+            <w:rtl/>
+          </w:rPr>
+          <w:t>موقع الدراسة</w:t>
+        </w:r>
+      </w:hyperlink>
+      <w:r>
+        <w:rPr>
+          <w:rFonts w:ascii="Simplified Arabic" w:hAnsi="Simplified Arabic" w:cs="Simplified Arabic"/>
+          <w:sz w:val="28"/>
+          <w:szCs w:val="28"/>
+          <w:rtl/>
+        </w:rPr>
+        <w:t xml:space="preserve"> ( https://sjam.journals.ekb.eg/article_123081_533b9c63ccbedf33e39f9e309712e28f.pdf )</w:t>
+      </w:r>
+    </w:p>
+    <w:p>
+      <w:pPr>
+        <w:bidi/>
+        <w:spacing w:after="100" w:line="360" w:lineRule="auto"/>
+        <w:jc w:val="both"/>
+      </w:pPr>
+      <w:r>
+        <w:rPr>
+          <w:rFonts w:ascii="Simplified Arabic" w:hAnsi="Simplified Arabic" w:cs="Simplified Arabic"/>
+          <w:sz w:val="28"/>
+          <w:szCs w:val="28"/>
+          <w:rtl/>
+        </w:rPr>
+        <w:t xml:space="preserve">تاريخ الاسترجاع: 30.08.2026.</w:t>
+      </w:r>
+    </w:p>
+    <w:p>
+      <w:pPr>
+        <w:bidi/>
+        <w:spacing w:after="200" w:line="360" w:lineRule="auto"/>
+        <w:jc w:val="both"/>
+      </w:pPr>
+      <w:r>
+        <w:rPr>
+          <w:rFonts w:ascii="Simplified Arabic" w:hAnsi="Simplified Arabic" w:cs="Simplified Arabic"/>
+          <w:b/>
+          <w:bCs/>
+          <w:sz w:val="28"/>
+          <w:szCs w:val="28"/>
+          <w:rtl/>
+        </w:rPr>
+        <w:t xml:space="preserve">الفائدة من الدراسة: </w:t>
+      </w:r>
+      <w:r>
+        <w:rPr>
+          <w:rFonts w:ascii="Simplified Arabic" w:hAnsi="Simplified Arabic" w:cs="Simplified Arabic"/>
+          <w:sz w:val="28"/>
+          <w:szCs w:val="28"/>
+          <w:rtl/>
+        </w:rPr>
+        <w:t xml:space="preserve">تخدمني في الجانب العقديّ من مسألة الإقامة والعمل: الولاء والبراء وإظهار الدين، وهي مقدّمات فصلَي الهجرة والضوابط.</w:t>
+      </w:r>
+    </w:p>
+    <w:p>
+      <w:pPr>
+        <w:bidi/>
+        <w:spacing w:after="100" w:line="360" w:lineRule="auto"/>
+        <w:jc w:val="both"/>
+      </w:pPr>
+      <w:r>
+        <w:rPr>
+          <w:rFonts w:ascii="Simplified Arabic" w:hAnsi="Simplified Arabic" w:cs="Simplified Arabic"/>
+          <w:b/>
+          <w:bCs/>
+          <w:sz w:val="28"/>
+          <w:szCs w:val="28"/>
+          <w:rtl/>
+        </w:rPr>
+        <w:t xml:space="preserve">8. مشاركة غير المسلمين في العمل الخيريّ: دراسة فقهيّة</w:t>
+      </w:r>
+    </w:p>
+    <w:p>
+      <w:pPr>
+        <w:bidi/>
+        <w:spacing w:after="100" w:line="360" w:lineRule="auto"/>
+        <w:jc w:val="both"/>
+      </w:pPr>
+      <w:r>
+        <w:rPr>
+          <w:rFonts w:ascii="Simplified Arabic" w:hAnsi="Simplified Arabic" w:cs="Simplified Arabic"/>
+          <w:sz w:val="28"/>
+          <w:szCs w:val="28"/>
+          <w:rtl/>
+        </w:rPr>
+        <w:t xml:space="preserve">التوثيق: </w:t>
+      </w:r>
+      <w:r>
+        <w:rPr>
+          <w:rFonts w:ascii="Simplified Arabic" w:hAnsi="Simplified Arabic" w:cs="Simplified Arabic"/>
+          <w:sz w:val="28"/>
+          <w:szCs w:val="28"/>
+          <w:rtl/>
+        </w:rPr>
+        <w:t xml:space="preserve">معابدة، والقضاة. مجلة مؤتة للعلوم الإنسانية والاجتماعية. الأردن: جامعة مؤتة، مقال رقم 225.</w:t>
+      </w:r>
+    </w:p>
+    <w:p>
+      <w:pPr>
+        <w:bidi/>
+        <w:spacing w:after="80" w:line="360" w:lineRule="auto"/>
+        <w:jc w:val="right"/>
+      </w:pPr>
+      <w:r>
+        <w:rPr>
+          <w:rFonts w:ascii="Simplified Arabic" w:hAnsi="Simplified Arabic" w:cs="Simplified Arabic"/>
+          <w:b/>
+          <w:bCs/>
+          <w:sz w:val="28"/>
+          <w:szCs w:val="28"/>
+          <w:rtl/>
+        </w:rPr>
+        <w:t xml:space="preserve">رابط الدراسة: </w:t>
+      </w:r>
+      <w:hyperlink r:id="rId18" w:history="1">
+        <w:r>
+          <w:rPr>
+            <w:rFonts w:ascii="Simplified Arabic" w:hAnsi="Simplified Arabic" w:cs="Simplified Arabic"/>
+            <w:b/>
+            <w:bCs/>
+            <w:u w:val="single"/>
+            <w:sz w:val="28"/>
+            <w:szCs w:val="28"/>
+            <w:rtl/>
+          </w:rPr>
+          <w:t>موقع الدراسة</w:t>
+        </w:r>
+      </w:hyperlink>
+      <w:r>
+        <w:rPr>
+          <w:rFonts w:ascii="Simplified Arabic" w:hAnsi="Simplified Arabic" w:cs="Simplified Arabic"/>
+          <w:sz w:val="28"/>
+          <w:szCs w:val="28"/>
+          <w:rtl/>
+        </w:rPr>
+        <w:t xml:space="preserve"> ( https://ejournal.mutah.edu.jo/index.php/hsss/article/view/225 )</w:t>
+      </w:r>
+    </w:p>
+    <w:p>
+      <w:pPr>
+        <w:bidi/>
+        <w:spacing w:after="100" w:line="360" w:lineRule="auto"/>
+        <w:jc w:val="both"/>
+      </w:pPr>
+      <w:r>
+        <w:rPr>
+          <w:rFonts w:ascii="Simplified Arabic" w:hAnsi="Simplified Arabic" w:cs="Simplified Arabic"/>
+          <w:sz w:val="28"/>
+          <w:szCs w:val="28"/>
+          <w:rtl/>
+        </w:rPr>
+        <w:t xml:space="preserve">تاريخ الاسترجاع: 30.08.2026.</w:t>
+      </w:r>
+    </w:p>
+    <w:p>
+      <w:pPr>
+        <w:bidi/>
+        <w:spacing w:after="200" w:line="360" w:lineRule="auto"/>
+        <w:jc w:val="both"/>
+      </w:pPr>
+      <w:r>
+        <w:rPr>
+          <w:rFonts w:ascii="Simplified Arabic" w:hAnsi="Simplified Arabic" w:cs="Simplified Arabic"/>
+          <w:b/>
+          <w:bCs/>
+          <w:sz w:val="28"/>
+          <w:szCs w:val="28"/>
+          <w:rtl/>
+        </w:rPr>
+        <w:t xml:space="preserve">الفائدة من الدراسة: </w:t>
+      </w:r>
+      <w:r>
+        <w:rPr>
+          <w:rFonts w:ascii="Simplified Arabic" w:hAnsi="Simplified Arabic" w:cs="Simplified Arabic"/>
+          <w:sz w:val="28"/>
+          <w:szCs w:val="28"/>
+          <w:rtl/>
+        </w:rPr>
+        <w:t xml:space="preserve">تخدمني في تحرير أصل التعاون المشترك بين المسلم وغير المسلم في الأعمال المباحة وضوابطه.</w:t>
+      </w:r>
+    </w:p>
+    <w:p>
+      <w:pPr>
+        <w:bidi/>
+        <w:spacing w:after="100" w:line="360" w:lineRule="auto"/>
+        <w:jc w:val="both"/>
+      </w:pPr>
+      <w:r>
+        <w:rPr>
+          <w:rFonts w:ascii="Simplified Arabic" w:hAnsi="Simplified Arabic" w:cs="Simplified Arabic"/>
+          <w:b/>
+          <w:bCs/>
+          <w:sz w:val="28"/>
+          <w:szCs w:val="28"/>
+          <w:rtl/>
+        </w:rPr>
+        <w:t xml:space="preserve">9. حكم تداول الأسهم المختلطة بالعنصر الربويّ في ضوء القواعد الفقهيّة</w:t>
+      </w:r>
+    </w:p>
+    <w:p>
+      <w:pPr>
+        <w:bidi/>
+        <w:spacing w:after="100" w:line="360" w:lineRule="auto"/>
+        <w:jc w:val="both"/>
+      </w:pPr>
+      <w:r>
+        <w:rPr>
+          <w:rFonts w:ascii="Simplified Arabic" w:hAnsi="Simplified Arabic" w:cs="Simplified Arabic"/>
+          <w:sz w:val="28"/>
+          <w:szCs w:val="28"/>
+          <w:rtl/>
+        </w:rPr>
+        <w:t xml:space="preserve">التوثيق: </w:t>
+      </w:r>
+      <w:r>
+        <w:rPr>
+          <w:rFonts w:ascii="Simplified Arabic" w:hAnsi="Simplified Arabic" w:cs="Simplified Arabic"/>
+          <w:sz w:val="28"/>
+          <w:szCs w:val="28"/>
+          <w:rtl/>
+        </w:rPr>
+        <w:t xml:space="preserve">الندوي، علي (2017). ورقة علمية منشورة على منصة SSRN، رقم 3067897.</w:t>
+      </w:r>
+    </w:p>
+    <w:p>
+      <w:pPr>
+        <w:bidi/>
+        <w:spacing w:after="80" w:line="360" w:lineRule="auto"/>
+        <w:jc w:val="right"/>
+      </w:pPr>
+      <w:r>
+        <w:rPr>
+          <w:rFonts w:ascii="Simplified Arabic" w:hAnsi="Simplified Arabic" w:cs="Simplified Arabic"/>
+          <w:b/>
+          <w:bCs/>
+          <w:sz w:val="28"/>
+          <w:szCs w:val="28"/>
+          <w:rtl/>
+        </w:rPr>
+        <w:t xml:space="preserve">رابط الدراسة: </w:t>
+      </w:r>
+      <w:hyperlink r:id="rId19" w:history="1">
+        <w:r>
+          <w:rPr>
+            <w:rFonts w:ascii="Simplified Arabic" w:hAnsi="Simplified Arabic" w:cs="Simplified Arabic"/>
+            <w:b/>
+            <w:bCs/>
+            <w:u w:val="single"/>
+            <w:sz w:val="28"/>
+            <w:szCs w:val="28"/>
+            <w:rtl/>
+          </w:rPr>
+          <w:t>موقع الدراسة</w:t>
+        </w:r>
+      </w:hyperlink>
+      <w:r>
+        <w:rPr>
+          <w:rFonts w:ascii="Simplified Arabic" w:hAnsi="Simplified Arabic" w:cs="Simplified Arabic"/>
+          <w:sz w:val="28"/>
+          <w:szCs w:val="28"/>
+          <w:rtl/>
+        </w:rPr>
+        <w:t xml:space="preserve"> ( https://papers.ssrn.com/sol3/papers.cfm?abstract_id=3067897 )</w:t>
+      </w:r>
+    </w:p>
+    <w:p>
+      <w:pPr>
+        <w:bidi/>
+        <w:spacing w:after="100" w:line="360" w:lineRule="auto"/>
+        <w:jc w:val="both"/>
+      </w:pPr>
+      <w:r>
+        <w:rPr>
+          <w:rFonts w:ascii="Simplified Arabic" w:hAnsi="Simplified Arabic" w:cs="Simplified Arabic"/>
+          <w:sz w:val="28"/>
+          <w:szCs w:val="28"/>
+          <w:rtl/>
+        </w:rPr>
+        <w:t xml:space="preserve">تاريخ الاسترجاع: 30.08.2026.</w:t>
+      </w:r>
+    </w:p>
+    <w:p>
+      <w:pPr>
+        <w:bidi/>
+        <w:spacing w:after="200" w:line="360" w:lineRule="auto"/>
+        <w:jc w:val="both"/>
+      </w:pPr>
+      <w:r>
+        <w:rPr>
+          <w:rFonts w:ascii="Simplified Arabic" w:hAnsi="Simplified Arabic" w:cs="Simplified Arabic"/>
+          <w:b/>
+          <w:bCs/>
+          <w:sz w:val="28"/>
+          <w:szCs w:val="28"/>
+          <w:rtl/>
+        </w:rPr>
+        <w:t xml:space="preserve">الفائدة من الدراسة: </w:t>
+      </w:r>
+      <w:r>
+        <w:rPr>
+          <w:rFonts w:ascii="Simplified Arabic" w:hAnsi="Simplified Arabic" w:cs="Simplified Arabic"/>
+          <w:sz w:val="28"/>
+          <w:szCs w:val="28"/>
+          <w:rtl/>
+        </w:rPr>
+        <w:t xml:space="preserve">تخدمني في فصل الأسهم في إعمال القواعد الفقهيّة (التبعيّة، الغلبة، العموم البلوى) على الأسهم المختلطة.</w:t>
+      </w:r>
+    </w:p>
+    <w:p>
+      <w:pPr>
+        <w:bidi/>
+        <w:spacing w:after="100" w:line="360" w:lineRule="auto"/>
+        <w:jc w:val="both"/>
+      </w:pPr>
+      <w:r>
+        <w:rPr>
+          <w:rFonts w:ascii="Simplified Arabic" w:hAnsi="Simplified Arabic" w:cs="Simplified Arabic"/>
+          <w:b/>
+          <w:bCs/>
+          <w:sz w:val="28"/>
+          <w:szCs w:val="28"/>
+          <w:rtl/>
+        </w:rPr>
+        <w:t xml:space="preserve">10. فقه النوازل للأقلّيّات المسلمة تأصيلًا وتطبيقًا</w:t>
+      </w:r>
+    </w:p>
+    <w:p>
+      <w:pPr>
+        <w:bidi/>
+        <w:spacing w:after="100" w:line="360" w:lineRule="auto"/>
+        <w:jc w:val="both"/>
+      </w:pPr>
+      <w:r>
+        <w:rPr>
+          <w:rFonts w:ascii="Simplified Arabic" w:hAnsi="Simplified Arabic" w:cs="Simplified Arabic"/>
+          <w:sz w:val="28"/>
+          <w:szCs w:val="28"/>
+          <w:rtl/>
+        </w:rPr>
+        <w:t xml:space="preserve">التوثيق: </w:t>
+      </w:r>
+      <w:r>
+        <w:rPr>
+          <w:rFonts w:ascii="Simplified Arabic" w:hAnsi="Simplified Arabic" w:cs="Simplified Arabic"/>
+          <w:sz w:val="28"/>
+          <w:szCs w:val="28"/>
+          <w:rtl/>
+        </w:rPr>
+        <w:t xml:space="preserve">إبراهيم، محمد يسري. أطروحة دكتوراه بكلية الشريعة والقانون بالأزهر، طبعة وزارة الأوقاف القطرية، جزءان.</w:t>
+      </w:r>
+    </w:p>
+    <w:p>
+      <w:pPr>
+        <w:bidi/>
+        <w:spacing w:after="80" w:line="360" w:lineRule="auto"/>
+        <w:jc w:val="right"/>
+      </w:pPr>
+      <w:r>
+        <w:rPr>
+          <w:rFonts w:ascii="Simplified Arabic" w:hAnsi="Simplified Arabic" w:cs="Simplified Arabic"/>
+          <w:b/>
+          <w:bCs/>
+          <w:sz w:val="28"/>
+          <w:szCs w:val="28"/>
+          <w:rtl/>
+        </w:rPr>
+        <w:t xml:space="preserve">رابط الدراسة: </w:t>
+      </w:r>
+      <w:hyperlink r:id="rId20" w:history="1">
+        <w:r>
+          <w:rPr>
+            <w:rFonts w:ascii="Simplified Arabic" w:hAnsi="Simplified Arabic" w:cs="Simplified Arabic"/>
+            <w:b/>
+            <w:bCs/>
+            <w:u w:val="single"/>
+            <w:sz w:val="28"/>
+            <w:szCs w:val="28"/>
+            <w:rtl/>
+          </w:rPr>
+          <w:t>موقع الدراسة</w:t>
+        </w:r>
+      </w:hyperlink>
+      <w:r>
+        <w:rPr>
+          <w:rFonts w:ascii="Simplified Arabic" w:hAnsi="Simplified Arabic" w:cs="Simplified Arabic"/>
+          <w:sz w:val="28"/>
+          <w:szCs w:val="28"/>
+          <w:rtl/>
+        </w:rPr>
+        <w:t xml:space="preserve"> ( https://shamela.ws/book/17800 )</w:t>
+      </w:r>
+    </w:p>
+    <w:p>
+      <w:pPr>
+        <w:bidi/>
+        <w:spacing w:after="100" w:line="360" w:lineRule="auto"/>
+        <w:jc w:val="both"/>
+      </w:pPr>
+      <w:r>
+        <w:rPr>
+          <w:rFonts w:ascii="Simplified Arabic" w:hAnsi="Simplified Arabic" w:cs="Simplified Arabic"/>
+          <w:sz w:val="28"/>
+          <w:szCs w:val="28"/>
+          <w:rtl/>
+        </w:rPr>
+        <w:t xml:space="preserve">تاريخ الاسترجاع: 30.08.2026.</w:t>
+      </w:r>
+    </w:p>
+    <w:p>
+      <w:pPr>
+        <w:bidi/>
+        <w:spacing w:after="200" w:line="360" w:lineRule="auto"/>
+        <w:jc w:val="both"/>
+      </w:pPr>
+      <w:r>
+        <w:rPr>
+          <w:rFonts w:ascii="Simplified Arabic" w:hAnsi="Simplified Arabic" w:cs="Simplified Arabic"/>
+          <w:b/>
+          <w:bCs/>
+          <w:sz w:val="28"/>
+          <w:szCs w:val="28"/>
+          <w:rtl/>
+        </w:rPr>
+        <w:t xml:space="preserve">الفائدة من الدراسة: </w:t>
+      </w:r>
+      <w:r>
+        <w:rPr>
+          <w:rFonts w:ascii="Simplified Arabic" w:hAnsi="Simplified Arabic" w:cs="Simplified Arabic"/>
+          <w:sz w:val="28"/>
+          <w:szCs w:val="28"/>
+          <w:rtl/>
+        </w:rPr>
+        <w:t xml:space="preserve">تخدمني منهجيًّا في تأصيل فقه النوازل الذي تندرج تحته مسائل بحثي كلّها، وفي تطبيقاته على قضايا العمل والمعاملات.</w:t>
+      </w:r>
+    </w:p>
+    <w:p>
+      <w:pPr>
+        <w:bidi/>
+        <w:spacing w:after="100" w:line="360" w:lineRule="auto"/>
+        <w:jc w:val="both"/>
+      </w:pPr>
+      <w:r>
+        <w:rPr>
+          <w:rFonts w:ascii="Simplified Arabic" w:hAnsi="Simplified Arabic" w:cs="Simplified Arabic"/>
+          <w:b/>
+          <w:bCs/>
+          <w:sz w:val="28"/>
+          <w:szCs w:val="28"/>
+          <w:rtl/>
+        </w:rPr>
+        <w:t xml:space="preserve">11. التعامل مع غير المسلمين في السكنى والإقامة في بلاد المسلمين: دراسة حديثيّة</w:t>
+      </w:r>
+    </w:p>
+    <w:p>
+      <w:pPr>
+        <w:bidi/>
+        <w:spacing w:after="100" w:line="360" w:lineRule="auto"/>
+        <w:jc w:val="both"/>
+      </w:pPr>
+      <w:r>
+        <w:rPr>
+          <w:rFonts w:ascii="Simplified Arabic" w:hAnsi="Simplified Arabic" w:cs="Simplified Arabic"/>
+          <w:sz w:val="28"/>
+          <w:szCs w:val="28"/>
+          <w:rtl/>
+        </w:rPr>
+        <w:t xml:space="preserve">التوثيق: </w:t>
+      </w:r>
+      <w:r>
+        <w:rPr>
+          <w:rFonts w:ascii="Simplified Arabic" w:hAnsi="Simplified Arabic" w:cs="Simplified Arabic"/>
+          <w:sz w:val="28"/>
+          <w:szCs w:val="28"/>
+          <w:rtl/>
+        </w:rPr>
+        <w:t xml:space="preserve">مجلة الشريعة والدراسات الإسلامية (2011). الكويت: جامعة الكويت، مقال رقم 1935.</w:t>
+      </w:r>
+    </w:p>
+    <w:p>
+      <w:pPr>
+        <w:bidi/>
+        <w:spacing w:after="80" w:line="360" w:lineRule="auto"/>
+        <w:jc w:val="right"/>
+      </w:pPr>
+      <w:r>
+        <w:rPr>
+          <w:rFonts w:ascii="Simplified Arabic" w:hAnsi="Simplified Arabic" w:cs="Simplified Arabic"/>
+          <w:b/>
+          <w:bCs/>
+          <w:sz w:val="28"/>
+          <w:szCs w:val="28"/>
+          <w:rtl/>
+        </w:rPr>
+        <w:t xml:space="preserve">رابط الدراسة: </w:t>
+      </w:r>
+      <w:hyperlink r:id="rId21" w:history="1">
+        <w:r>
+          <w:rPr>
+            <w:rFonts w:ascii="Simplified Arabic" w:hAnsi="Simplified Arabic" w:cs="Simplified Arabic"/>
+            <w:b/>
+            <w:bCs/>
+            <w:u w:val="single"/>
+            <w:sz w:val="28"/>
+            <w:szCs w:val="28"/>
+            <w:rtl/>
+          </w:rPr>
+          <w:t>موقع الدراسة</w:t>
+        </w:r>
+      </w:hyperlink>
+      <w:r>
+        <w:rPr>
+          <w:rFonts w:ascii="Simplified Arabic" w:hAnsi="Simplified Arabic" w:cs="Simplified Arabic"/>
+          <w:sz w:val="28"/>
+          <w:szCs w:val="28"/>
+          <w:rtl/>
+        </w:rPr>
+        <w:t xml:space="preserve"> ( https://journals.ku.edu.kw/jsis/index.php/jsis/article/view/1935 )</w:t>
+      </w:r>
+    </w:p>
+    <w:p>
+      <w:pPr>
+        <w:bidi/>
+        <w:spacing w:after="100" w:line="360" w:lineRule="auto"/>
+        <w:jc w:val="both"/>
+      </w:pPr>
+      <w:r>
+        <w:rPr>
+          <w:rFonts w:ascii="Simplified Arabic" w:hAnsi="Simplified Arabic" w:cs="Simplified Arabic"/>
+          <w:sz w:val="28"/>
+          <w:szCs w:val="28"/>
+          <w:rtl/>
+        </w:rPr>
+        <w:t xml:space="preserve">تاريخ الاسترجاع: 30.08.2026.</w:t>
+      </w:r>
+    </w:p>
+    <w:p>
+      <w:pPr>
+        <w:bidi/>
+        <w:spacing w:after="200" w:line="360" w:lineRule="auto"/>
+        <w:jc w:val="both"/>
+      </w:pPr>
+      <w:r>
+        <w:rPr>
+          <w:rFonts w:ascii="Simplified Arabic" w:hAnsi="Simplified Arabic" w:cs="Simplified Arabic"/>
+          <w:b/>
+          <w:bCs/>
+          <w:sz w:val="28"/>
+          <w:szCs w:val="28"/>
+          <w:rtl/>
+        </w:rPr>
+        <w:t xml:space="preserve">الفائدة من الدراسة: </w:t>
+      </w:r>
+      <w:r>
+        <w:rPr>
+          <w:rFonts w:ascii="Simplified Arabic" w:hAnsi="Simplified Arabic" w:cs="Simplified Arabic"/>
+          <w:sz w:val="28"/>
+          <w:szCs w:val="28"/>
+          <w:rtl/>
+        </w:rPr>
+        <w:t xml:space="preserve">تخدمني في الجانب الحديثيّ: جمع أحاديث مخالطة غير المسلمين والإقامة معهم ودراسة أسانيدها ودلالاتها.</w:t>
+      </w:r>
+    </w:p>
+    <w:p>
+      <w:pPr>
+        <w:bidi/>
+        <w:spacing w:after="100" w:line="360" w:lineRule="auto"/>
+        <w:jc w:val="both"/>
+      </w:pPr>
+      <w:r>
+        <w:rPr>
+          <w:rFonts w:ascii="Simplified Arabic" w:hAnsi="Simplified Arabic" w:cs="Simplified Arabic"/>
+          <w:b/>
+          <w:bCs/>
+          <w:sz w:val="28"/>
+          <w:szCs w:val="28"/>
+          <w:rtl/>
+        </w:rPr>
+        <w:t xml:space="preserve">12. ضوابط شراء أسهم الشركات المختلطة في الفقه المعاصر</w:t>
+      </w:r>
+    </w:p>
+    <w:p>
+      <w:pPr>
+        <w:bidi/>
+        <w:spacing w:after="100" w:line="360" w:lineRule="auto"/>
+        <w:jc w:val="both"/>
+      </w:pPr>
+      <w:r>
+        <w:rPr>
+          <w:rFonts w:ascii="Simplified Arabic" w:hAnsi="Simplified Arabic" w:cs="Simplified Arabic"/>
+          <w:sz w:val="28"/>
+          <w:szCs w:val="28"/>
+          <w:rtl/>
+        </w:rPr>
+        <w:t xml:space="preserve">التوثيق: </w:t>
+      </w:r>
+      <w:r>
+        <w:rPr>
+          <w:rFonts w:ascii="Simplified Arabic" w:hAnsi="Simplified Arabic" w:cs="Simplified Arabic"/>
+          <w:sz w:val="28"/>
+          <w:szCs w:val="28"/>
+          <w:rtl/>
+        </w:rPr>
+        <w:t xml:space="preserve">مجلة الشريعة والدراسات الإسلامية (2009). الكويت: جامعة الكويت، مقال رقم 1783.</w:t>
+      </w:r>
+    </w:p>
+    <w:p>
+      <w:pPr>
+        <w:bidi/>
+        <w:spacing w:after="80" w:line="360" w:lineRule="auto"/>
+        <w:jc w:val="right"/>
+      </w:pPr>
+      <w:r>
+        <w:rPr>
+          <w:rFonts w:ascii="Simplified Arabic" w:hAnsi="Simplified Arabic" w:cs="Simplified Arabic"/>
+          <w:b/>
+          <w:bCs/>
+          <w:sz w:val="28"/>
+          <w:szCs w:val="28"/>
+          <w:rtl/>
+        </w:rPr>
+        <w:t xml:space="preserve">رابط الدراسة: </w:t>
+      </w:r>
+      <w:hyperlink r:id="rId22" w:history="1">
+        <w:r>
+          <w:rPr>
+            <w:rFonts w:ascii="Simplified Arabic" w:hAnsi="Simplified Arabic" w:cs="Simplified Arabic"/>
+            <w:b/>
+            <w:bCs/>
+            <w:u w:val="single"/>
+            <w:sz w:val="28"/>
+            <w:szCs w:val="28"/>
+            <w:rtl/>
+          </w:rPr>
+          <w:t>موقع الدراسة</w:t>
+        </w:r>
+      </w:hyperlink>
+      <w:r>
+        <w:rPr>
+          <w:rFonts w:ascii="Simplified Arabic" w:hAnsi="Simplified Arabic" w:cs="Simplified Arabic"/>
+          <w:sz w:val="28"/>
+          <w:szCs w:val="28"/>
+          <w:rtl/>
+        </w:rPr>
+        <w:t xml:space="preserve"> ( https://journals.ku.edu.kw/jsis/index.php/jsis/article/view/1783 )</w:t>
+      </w:r>
+    </w:p>
+    <w:p>
+      <w:pPr>
+        <w:bidi/>
+        <w:spacing w:after="100" w:line="360" w:lineRule="auto"/>
+        <w:jc w:val="both"/>
+      </w:pPr>
+      <w:r>
+        <w:rPr>
+          <w:rFonts w:ascii="Simplified Arabic" w:hAnsi="Simplified Arabic" w:cs="Simplified Arabic"/>
+          <w:sz w:val="28"/>
+          <w:szCs w:val="28"/>
+          <w:rtl/>
+        </w:rPr>
+        <w:t xml:space="preserve">تاريخ الاسترجاع: 30.08.2026.</w:t>
+      </w:r>
+    </w:p>
+    <w:p>
+      <w:pPr>
+        <w:bidi/>
+        <w:spacing w:after="200" w:line="360" w:lineRule="auto"/>
+        <w:jc w:val="both"/>
+      </w:pPr>
+      <w:r>
+        <w:rPr>
+          <w:rFonts w:ascii="Simplified Arabic" w:hAnsi="Simplified Arabic" w:cs="Simplified Arabic"/>
+          <w:b/>
+          <w:bCs/>
+          <w:sz w:val="28"/>
+          <w:szCs w:val="28"/>
+          <w:rtl/>
+        </w:rPr>
+        <w:t xml:space="preserve">الفائدة من الدراسة: </w:t>
+      </w:r>
+      <w:r>
+        <w:rPr>
+          <w:rFonts w:ascii="Simplified Arabic" w:hAnsi="Simplified Arabic" w:cs="Simplified Arabic"/>
+          <w:sz w:val="28"/>
+          <w:szCs w:val="28"/>
+          <w:rtl/>
+        </w:rPr>
+        <w:t xml:space="preserve">تخدمني في وضع الضوابط العمليّة للعامل والمستثمر المسلم في الشركات المساهمة غير الإسلاميّة.</w:t>
+      </w:r>
+    </w:p>
+    <w:p>
+      <w:pPr>
+        <w:bidi/>
+        <w:spacing w:after="100" w:line="360" w:lineRule="auto"/>
+        <w:jc w:val="both"/>
+      </w:pPr>
+      <w:r>
+        <w:rPr>
+          <w:rFonts w:ascii="Simplified Arabic" w:hAnsi="Simplified Arabic" w:cs="Simplified Arabic"/>
+          <w:b/>
+          <w:bCs/>
+          <w:sz w:val="28"/>
+          <w:szCs w:val="28"/>
+          <w:rtl/>
+        </w:rPr>
+        <w:t xml:space="preserve">13. الهجرة إلى بلاد غير المسلمين: حكمها وضوابطها وتطبيقاتها</w:t>
+      </w:r>
+    </w:p>
+    <w:p>
+      <w:pPr>
+        <w:bidi/>
+        <w:spacing w:after="100" w:line="360" w:lineRule="auto"/>
+        <w:jc w:val="both"/>
+      </w:pPr>
+      <w:r>
+        <w:rPr>
+          <w:rFonts w:ascii="Simplified Arabic" w:hAnsi="Simplified Arabic" w:cs="Simplified Arabic"/>
+          <w:sz w:val="28"/>
+          <w:szCs w:val="28"/>
+          <w:rtl/>
+        </w:rPr>
+        <w:t xml:space="preserve">التوثيق: </w:t>
+      </w:r>
+      <w:r>
+        <w:rPr>
+          <w:rFonts w:ascii="Simplified Arabic" w:hAnsi="Simplified Arabic" w:cs="Simplified Arabic"/>
+          <w:sz w:val="28"/>
+          <w:szCs w:val="28"/>
+          <w:rtl/>
+        </w:rPr>
+        <w:t xml:space="preserve">بن عامر، عماد. ط1، بيروت: دار ابن حزم. (كتاب مطبوع).</w:t>
+      </w:r>
+    </w:p>
+    <w:p>
+      <w:pPr>
+        <w:bidi/>
+        <w:spacing w:after="100" w:line="360" w:lineRule="auto"/>
+        <w:jc w:val="both"/>
+      </w:pPr>
+      <w:r>
+        <w:rPr>
+          <w:rFonts w:ascii="Simplified Arabic" w:hAnsi="Simplified Arabic" w:cs="Simplified Arabic"/>
+          <w:sz w:val="28"/>
+          <w:szCs w:val="28"/>
+          <w:rtl/>
+        </w:rPr>
+        <w:t xml:space="preserve">تاريخ الاسترجاع: 30.08.2026.</w:t>
+      </w:r>
+    </w:p>
+    <w:p>
+      <w:pPr>
+        <w:bidi/>
+        <w:spacing w:after="200" w:line="360" w:lineRule="auto"/>
+        <w:jc w:val="both"/>
+      </w:pPr>
+      <w:r>
+        <w:rPr>
+          <w:rFonts w:ascii="Simplified Arabic" w:hAnsi="Simplified Arabic" w:cs="Simplified Arabic"/>
+          <w:b/>
+          <w:bCs/>
+          <w:sz w:val="28"/>
+          <w:szCs w:val="28"/>
+          <w:rtl/>
+        </w:rPr>
+        <w:t xml:space="preserve">الفائدة من الدراسة: </w:t>
+      </w:r>
+      <w:r>
+        <w:rPr>
+          <w:rFonts w:ascii="Simplified Arabic" w:hAnsi="Simplified Arabic" w:cs="Simplified Arabic"/>
+          <w:sz w:val="28"/>
+          <w:szCs w:val="28"/>
+          <w:rtl/>
+        </w:rPr>
+        <w:t xml:space="preserve">تخدمني في فصول الهجرة الأولى: أقسامها ومشروعيّتها وضوابطها المعاصرة، وقد وثّقت منه في حواشي البحث.</w:t>
+      </w:r>
+    </w:p>
+    <w:p>
+      <w:pPr>
+        <w:bidi/>
+        <w:spacing w:after="100" w:line="360" w:lineRule="auto"/>
+        <w:jc w:val="both"/>
+      </w:pPr>
+      <w:r>
+        <w:rPr>
+          <w:rFonts w:ascii="Simplified Arabic" w:hAnsi="Simplified Arabic" w:cs="Simplified Arabic"/>
+          <w:b/>
+          <w:bCs/>
+          <w:sz w:val="28"/>
+          <w:szCs w:val="28"/>
+          <w:rtl/>
+        </w:rPr>
+        <w:t xml:space="preserve">14. فقه الأقلّيّات المسلمة</w:t>
+      </w:r>
+    </w:p>
+    <w:p>
+      <w:pPr>
+        <w:bidi/>
+        <w:spacing w:after="100" w:line="360" w:lineRule="auto"/>
+        <w:jc w:val="both"/>
+      </w:pPr>
+      <w:r>
+        <w:rPr>
+          <w:rFonts w:ascii="Simplified Arabic" w:hAnsi="Simplified Arabic" w:cs="Simplified Arabic"/>
+          <w:sz w:val="28"/>
+          <w:szCs w:val="28"/>
+          <w:rtl/>
+        </w:rPr>
+        <w:t xml:space="preserve">التوثيق: </w:t>
+      </w:r>
+      <w:r>
+        <w:rPr>
+          <w:rFonts w:ascii="Simplified Arabic" w:hAnsi="Simplified Arabic" w:cs="Simplified Arabic"/>
+          <w:sz w:val="28"/>
+          <w:szCs w:val="28"/>
+          <w:rtl/>
+        </w:rPr>
+        <w:t xml:space="preserve">القرضاوي، يوسف (2001). في فقه الأقليات المسلمة. ط1، القاهرة: دار الشروق. (كتاب مطبوع).</w:t>
+      </w:r>
+    </w:p>
+    <w:p>
+      <w:pPr>
+        <w:bidi/>
+        <w:spacing w:after="100" w:line="360" w:lineRule="auto"/>
+        <w:jc w:val="both"/>
+      </w:pPr>
+      <w:r>
+        <w:rPr>
+          <w:rFonts w:ascii="Simplified Arabic" w:hAnsi="Simplified Arabic" w:cs="Simplified Arabic"/>
+          <w:sz w:val="28"/>
+          <w:szCs w:val="28"/>
+          <w:rtl/>
+        </w:rPr>
+        <w:t xml:space="preserve">تاريخ الاسترجاع: 30.08.2026.</w:t>
+      </w:r>
+    </w:p>
+    <w:p>
+      <w:pPr>
+        <w:bidi/>
+        <w:spacing w:after="200" w:line="360" w:lineRule="auto"/>
+        <w:jc w:val="both"/>
+      </w:pPr>
+      <w:r>
+        <w:rPr>
+          <w:rFonts w:ascii="Simplified Arabic" w:hAnsi="Simplified Arabic" w:cs="Simplified Arabic"/>
+          <w:b/>
+          <w:bCs/>
+          <w:sz w:val="28"/>
+          <w:szCs w:val="28"/>
+          <w:rtl/>
+        </w:rPr>
+        <w:t xml:space="preserve">الفائدة من الدراسة: </w:t>
+      </w:r>
+      <w:r>
+        <w:rPr>
+          <w:rFonts w:ascii="Simplified Arabic" w:hAnsi="Simplified Arabic" w:cs="Simplified Arabic"/>
+          <w:sz w:val="28"/>
+          <w:szCs w:val="28"/>
+          <w:rtl/>
+        </w:rPr>
+        <w:t xml:space="preserve">تخدمني في المنهج العامّ للتيسير المنضبط على المسلمين في الغرب، وفي مسائل العمل والمعاملات والفتاوى المعاصرة.</w:t>
+      </w:r>
+    </w:p>
+    <w:p>
+      <w:pPr>
+        <w:bidi/>
+        <w:spacing w:after="100" w:line="360" w:lineRule="auto"/>
+        <w:jc w:val="both"/>
+      </w:pPr>
+      <w:r>
+        <w:rPr>
+          <w:rFonts w:ascii="Simplified Arabic" w:hAnsi="Simplified Arabic" w:cs="Simplified Arabic"/>
+          <w:b/>
+          <w:bCs/>
+          <w:sz w:val="28"/>
+          <w:szCs w:val="28"/>
+          <w:rtl/>
+        </w:rPr>
+        <w:t xml:space="preserve">15. فقه المعاملات الماليّة مع أهل الذمّة</w:t>
+      </w:r>
+    </w:p>
+    <w:p>
+      <w:pPr>
+        <w:bidi/>
+        <w:spacing w:after="100" w:line="360" w:lineRule="auto"/>
+        <w:jc w:val="both"/>
+      </w:pPr>
+      <w:r>
+        <w:rPr>
+          <w:rFonts w:ascii="Simplified Arabic" w:hAnsi="Simplified Arabic" w:cs="Simplified Arabic"/>
+          <w:sz w:val="28"/>
+          <w:szCs w:val="28"/>
+          <w:rtl/>
+        </w:rPr>
+        <w:t xml:space="preserve">التوثيق: </w:t>
+      </w:r>
+      <w:r>
+        <w:rPr>
+          <w:rFonts w:ascii="Simplified Arabic" w:hAnsi="Simplified Arabic" w:cs="Simplified Arabic"/>
+          <w:sz w:val="28"/>
+          <w:szCs w:val="28"/>
+          <w:rtl/>
+        </w:rPr>
+        <w:t xml:space="preserve">فيّاض، عطية (1999). فقه المعاملات المالية مع أهل الذمة. ط1، القاهرة: دار النشر للجامعات. (كتاب مطبوع).</w:t>
+      </w:r>
+    </w:p>
+    <w:p>
+      <w:pPr>
+        <w:bidi/>
+        <w:spacing w:after="100" w:line="360" w:lineRule="auto"/>
+        <w:jc w:val="both"/>
+      </w:pPr>
+      <w:r>
+        <w:rPr>
+          <w:rFonts w:ascii="Simplified Arabic" w:hAnsi="Simplified Arabic" w:cs="Simplified Arabic"/>
+          <w:sz w:val="28"/>
+          <w:szCs w:val="28"/>
+          <w:rtl/>
+        </w:rPr>
+        <w:t xml:space="preserve">تاريخ الاسترجاع: 30.08.2026.</w:t>
+      </w:r>
+    </w:p>
+    <w:p>
+      <w:pPr>
+        <w:bidi/>
+        <w:spacing w:after="200" w:line="360" w:lineRule="auto"/>
+        <w:jc w:val="both"/>
+      </w:pPr>
+      <w:r>
+        <w:rPr>
+          <w:rFonts w:ascii="Simplified Arabic" w:hAnsi="Simplified Arabic" w:cs="Simplified Arabic"/>
+          <w:b/>
+          <w:bCs/>
+          <w:sz w:val="28"/>
+          <w:szCs w:val="28"/>
+          <w:rtl/>
+        </w:rPr>
+        <w:t xml:space="preserve">الفائدة من الدراسة: </w:t>
+      </w:r>
+      <w:r>
+        <w:rPr>
+          <w:rFonts w:ascii="Simplified Arabic" w:hAnsi="Simplified Arabic" w:cs="Simplified Arabic"/>
+          <w:sz w:val="28"/>
+          <w:szCs w:val="28"/>
+          <w:rtl/>
+        </w:rPr>
+        <w:t xml:space="preserve">تخدمني في الفصل الخامس عشر (ما يجوز وما لا يجوز بيعه لأهل الذمّة) وفي أحكام المعاملات الماليّة معهم عمومًا.</w:t>
+      </w:r>
+    </w:p>
+    <w:p>
+      <w:pPr>
+        <w:bidi/>
+        <w:spacing w:after="100" w:line="360" w:lineRule="auto"/>
+        <w:jc w:val="right"/>
+      </w:pPr>
+      <w:r>
+        <w:rPr>
+          <w:rFonts w:ascii="Simplified Arabic" w:hAnsi="Simplified Arabic" w:cs="Simplified Arabic"/>
+          <w:b/>
+          <w:bCs/>
+          <w:sz w:val="30"/>
+          <w:szCs w:val="30"/>
+          <w:rtl/>
+        </w:rPr>
+        <w:t xml:space="preserve">ثانيًا: الدراسات باللغات الأجنبيّة (6 دراسات):</w:t>
+      </w:r>
+    </w:p>
+    <w:p>
+      <w:pPr>
+        <w:bidi/>
+        <w:spacing w:after="100" w:line="360" w:lineRule="auto"/>
+        <w:jc w:val="both"/>
+      </w:pPr>
+      <w:r>
+        <w:rPr>
+          <w:rFonts w:ascii="Simplified Arabic" w:hAnsi="Simplified Arabic" w:cs="Simplified Arabic"/>
+          <w:b/>
+          <w:bCs/>
+          <w:sz w:val="28"/>
+          <w:szCs w:val="28"/>
+          <w:rtl/>
+        </w:rPr>
+        <w:t xml:space="preserve">1. Religiosity and Islamic Work Ethic: A Cross-Cultural Comparison in Majority and Non-Majority Muslim Countries (التديّن وأخلاقيّات العمل الإسلاميّة: مقارنة عبر-ثقافيّة)</w:t>
+      </w:r>
+    </w:p>
+    <w:p>
+      <w:pPr>
+        <w:bidi/>
+        <w:spacing w:after="100" w:line="360" w:lineRule="auto"/>
+        <w:jc w:val="both"/>
+      </w:pPr>
+      <w:r>
+        <w:rPr>
+          <w:rFonts w:ascii="Simplified Arabic" w:hAnsi="Simplified Arabic" w:cs="Simplified Arabic"/>
+          <w:sz w:val="28"/>
+          <w:szCs w:val="28"/>
+          <w:rtl/>
+        </w:rPr>
+        <w:t xml:space="preserve">التوثيق: </w:t>
+      </w:r>
+      <w:r>
+        <w:rPr>
+          <w:rFonts w:ascii="Simplified Arabic" w:hAnsi="Simplified Arabic" w:cs="Simplified Arabic"/>
+          <w:sz w:val="28"/>
+          <w:szCs w:val="28"/>
+          <w:rtl/>
+        </w:rPr>
+        <w:t xml:space="preserve">International Journal of Intercultural Relations (2024). Elsevier.</w:t>
+      </w:r>
+    </w:p>
+    <w:p>
+      <w:pPr>
+        <w:bidi/>
+        <w:spacing w:after="80" w:line="360" w:lineRule="auto"/>
+        <w:jc w:val="right"/>
+      </w:pPr>
+      <w:r>
+        <w:rPr>
+          <w:rFonts w:ascii="Simplified Arabic" w:hAnsi="Simplified Arabic" w:cs="Simplified Arabic"/>
+          <w:b/>
+          <w:bCs/>
+          <w:sz w:val="28"/>
+          <w:szCs w:val="28"/>
+          <w:rtl/>
+        </w:rPr>
+        <w:t xml:space="preserve">رابط الدراسة: </w:t>
+      </w:r>
+      <w:hyperlink r:id="rId23" w:history="1">
+        <w:r>
+          <w:rPr>
+            <w:rFonts w:ascii="Simplified Arabic" w:hAnsi="Simplified Arabic" w:cs="Simplified Arabic"/>
+            <w:b/>
+            <w:bCs/>
+            <w:u w:val="single"/>
+            <w:sz w:val="28"/>
+            <w:szCs w:val="28"/>
+            <w:rtl/>
+          </w:rPr>
+          <w:t>موقع الدراسة</w:t>
+        </w:r>
+      </w:hyperlink>
+      <w:r>
+        <w:rPr>
+          <w:rFonts w:ascii="Simplified Arabic" w:hAnsi="Simplified Arabic" w:cs="Simplified Arabic"/>
+          <w:sz w:val="28"/>
+          <w:szCs w:val="28"/>
+          <w:rtl/>
+        </w:rPr>
+        <w:t xml:space="preserve"> ( https://www.sciencedirect.com/science/article/abs/pii/S0147176724001846 )</w:t>
+      </w:r>
+    </w:p>
+    <w:p>
+      <w:pPr>
+        <w:bidi/>
+        <w:spacing w:after="100" w:line="360" w:lineRule="auto"/>
+        <w:jc w:val="both"/>
+      </w:pPr>
+      <w:r>
+        <w:rPr>
+          <w:rFonts w:ascii="Simplified Arabic" w:hAnsi="Simplified Arabic" w:cs="Simplified Arabic"/>
+          <w:sz w:val="28"/>
+          <w:szCs w:val="28"/>
+          <w:rtl/>
+        </w:rPr>
+        <w:t xml:space="preserve">تاريخ الاسترجاع: 30.08.2026.</w:t>
+      </w:r>
+    </w:p>
+    <w:p>
+      <w:pPr>
+        <w:bidi/>
+        <w:spacing w:after="200" w:line="360" w:lineRule="auto"/>
+        <w:jc w:val="both"/>
+      </w:pPr>
+      <w:r>
+        <w:rPr>
+          <w:rFonts w:ascii="Simplified Arabic" w:hAnsi="Simplified Arabic" w:cs="Simplified Arabic"/>
+          <w:b/>
+          <w:bCs/>
+          <w:sz w:val="28"/>
+          <w:szCs w:val="28"/>
+          <w:rtl/>
+        </w:rPr>
+        <w:t xml:space="preserve">الفائدة من الدراسة: </w:t>
+      </w:r>
+      <w:r>
+        <w:rPr>
+          <w:rFonts w:ascii="Simplified Arabic" w:hAnsi="Simplified Arabic" w:cs="Simplified Arabic"/>
+          <w:sz w:val="28"/>
+          <w:szCs w:val="28"/>
+          <w:rtl/>
+        </w:rPr>
+        <w:t xml:space="preserve">تخدمني في بيان أثر التديّن في التزام العامل المسلم وأمانته، وهو ما جعلته من مبرّرات الصورة الإيجابيّة للعامل المسلم.</w:t>
+      </w:r>
+    </w:p>
+    <w:p>
+      <w:pPr>
+        <w:bidi/>
+        <w:spacing w:after="100" w:line="360" w:lineRule="auto"/>
+        <w:jc w:val="both"/>
+      </w:pPr>
+      <w:r>
+        <w:rPr>
+          <w:rFonts w:ascii="Simplified Arabic" w:hAnsi="Simplified Arabic" w:cs="Simplified Arabic"/>
+          <w:b/>
+          <w:bCs/>
+          <w:sz w:val="28"/>
+          <w:szCs w:val="28"/>
+          <w:rtl/>
+        </w:rPr>
+        <w:t xml:space="preserve">2. Anti-Muslim Discrimination in France: Evidence from a Field Experiment (التمييز ضدّ المسلمين في فرنسا: شواهد من تجربة ميدانيّة)</w:t>
+      </w:r>
+    </w:p>
+    <w:p>
+      <w:pPr>
+        <w:bidi/>
+        <w:spacing w:after="100" w:line="360" w:lineRule="auto"/>
+        <w:jc w:val="both"/>
+      </w:pPr>
+      <w:r>
+        <w:rPr>
+          <w:rFonts w:ascii="Simplified Arabic" w:hAnsi="Simplified Arabic" w:cs="Simplified Arabic"/>
+          <w:sz w:val="28"/>
+          <w:szCs w:val="28"/>
+          <w:rtl/>
+        </w:rPr>
+        <w:t xml:space="preserve">التوثيق: </w:t>
+      </w:r>
+      <w:r>
+        <w:rPr>
+          <w:rFonts w:ascii="Simplified Arabic" w:hAnsi="Simplified Arabic" w:cs="Simplified Arabic"/>
+          <w:sz w:val="28"/>
+          <w:szCs w:val="28"/>
+          <w:rtl/>
+        </w:rPr>
+        <w:t xml:space="preserve">Valfort, Marie-Anne (2020). World Development, Vol. 135. (صدرت أولًا ورقة عمل IZA رقم 11417 سنة 2018).</w:t>
+      </w:r>
+    </w:p>
+    <w:p>
+      <w:pPr>
+        <w:bidi/>
+        <w:spacing w:after="80" w:line="360" w:lineRule="auto"/>
+        <w:jc w:val="right"/>
+      </w:pPr>
+      <w:r>
+        <w:rPr>
+          <w:rFonts w:ascii="Simplified Arabic" w:hAnsi="Simplified Arabic" w:cs="Simplified Arabic"/>
+          <w:b/>
+          <w:bCs/>
+          <w:sz w:val="28"/>
+          <w:szCs w:val="28"/>
+          <w:rtl/>
+        </w:rPr>
+        <w:t xml:space="preserve">رابط الدراسة: </w:t>
+      </w:r>
+      <w:hyperlink r:id="rId24" w:history="1">
+        <w:r>
+          <w:rPr>
+            <w:rFonts w:ascii="Simplified Arabic" w:hAnsi="Simplified Arabic" w:cs="Simplified Arabic"/>
+            <w:b/>
+            <w:bCs/>
+            <w:u w:val="single"/>
+            <w:sz w:val="28"/>
+            <w:szCs w:val="28"/>
+            <w:rtl/>
+          </w:rPr>
+          <w:t>موقع الدراسة</w:t>
+        </w:r>
+      </w:hyperlink>
+      <w:r>
+        <w:rPr>
+          <w:rFonts w:ascii="Simplified Arabic" w:hAnsi="Simplified Arabic" w:cs="Simplified Arabic"/>
+          <w:sz w:val="28"/>
+          <w:szCs w:val="28"/>
+          <w:rtl/>
+        </w:rPr>
+        <w:t xml:space="preserve"> ( https://www.sciencedirect.com/science/article/abs/pii/S0305750X20301480 )</w:t>
+      </w:r>
+    </w:p>
+    <w:p>
+      <w:pPr>
+        <w:bidi/>
+        <w:spacing w:after="100" w:line="360" w:lineRule="auto"/>
+        <w:jc w:val="both"/>
+      </w:pPr>
+      <w:r>
+        <w:rPr>
+          <w:rFonts w:ascii="Simplified Arabic" w:hAnsi="Simplified Arabic" w:cs="Simplified Arabic"/>
+          <w:sz w:val="28"/>
+          <w:szCs w:val="28"/>
+          <w:rtl/>
+        </w:rPr>
+        <w:t xml:space="preserve">تاريخ الاسترجاع: 30.08.2026.</w:t>
+      </w:r>
+    </w:p>
+    <w:p>
+      <w:pPr>
+        <w:bidi/>
+        <w:spacing w:after="200" w:line="360" w:lineRule="auto"/>
+        <w:jc w:val="both"/>
+      </w:pPr>
+      <w:r>
+        <w:rPr>
+          <w:rFonts w:ascii="Simplified Arabic" w:hAnsi="Simplified Arabic" w:cs="Simplified Arabic"/>
+          <w:b/>
+          <w:bCs/>
+          <w:sz w:val="28"/>
+          <w:szCs w:val="28"/>
+          <w:rtl/>
+        </w:rPr>
+        <w:t xml:space="preserve">الفائدة من الدراسة: </w:t>
+      </w:r>
+      <w:r>
+        <w:rPr>
+          <w:rFonts w:ascii="Simplified Arabic" w:hAnsi="Simplified Arabic" w:cs="Simplified Arabic"/>
+          <w:sz w:val="28"/>
+          <w:szCs w:val="28"/>
+          <w:rtl/>
+        </w:rPr>
+        <w:t xml:space="preserve">تخدمني في توصيف واقع سوق العمل الذي يواجهه المسلم في الغرب، وهو الواقع الذي تُنزَّل عليه الأحكام في بحثي.</w:t>
+      </w:r>
+    </w:p>
+    <w:p>
+      <w:pPr>
+        <w:bidi/>
+        <w:spacing w:after="100" w:line="360" w:lineRule="auto"/>
+        <w:jc w:val="both"/>
+      </w:pPr>
+      <w:r>
+        <w:rPr>
+          <w:rFonts w:ascii="Simplified Arabic" w:hAnsi="Simplified Arabic" w:cs="Simplified Arabic"/>
+          <w:b/>
+          <w:bCs/>
+          <w:sz w:val="28"/>
+          <w:szCs w:val="28"/>
+          <w:rtl/>
+        </w:rPr>
+        <w:t xml:space="preserve">3. Muslim by Default or Religious Discrimination? Results from a Cross-National Field Experiment on Hiring Discrimination (تمييز دينيّ في التوظيف: تجربة ميدانيّة عابرة للدول)</w:t>
+      </w:r>
+    </w:p>
+    <w:p>
+      <w:pPr>
+        <w:bidi/>
+        <w:spacing w:after="100" w:line="360" w:lineRule="auto"/>
+        <w:jc w:val="both"/>
+      </w:pPr>
+      <w:r>
+        <w:rPr>
+          <w:rFonts w:ascii="Simplified Arabic" w:hAnsi="Simplified Arabic" w:cs="Simplified Arabic"/>
+          <w:sz w:val="28"/>
+          <w:szCs w:val="28"/>
+          <w:rtl/>
+        </w:rPr>
+        <w:t xml:space="preserve">التوثيق: </w:t>
+      </w:r>
+      <w:r>
+        <w:rPr>
+          <w:rFonts w:ascii="Simplified Arabic" w:hAnsi="Simplified Arabic" w:cs="Simplified Arabic"/>
+          <w:sz w:val="28"/>
+          <w:szCs w:val="28"/>
+          <w:rtl/>
+        </w:rPr>
+        <w:t xml:space="preserve">Journal of Ethnic and Migration Studies (2019). Taylor &amp; Francis.</w:t>
+      </w:r>
+    </w:p>
+    <w:p>
+      <w:pPr>
+        <w:bidi/>
+        <w:spacing w:after="80" w:line="360" w:lineRule="auto"/>
+        <w:jc w:val="right"/>
+      </w:pPr>
+      <w:r>
+        <w:rPr>
+          <w:rFonts w:ascii="Simplified Arabic" w:hAnsi="Simplified Arabic" w:cs="Simplified Arabic"/>
+          <w:b/>
+          <w:bCs/>
+          <w:sz w:val="28"/>
+          <w:szCs w:val="28"/>
+          <w:rtl/>
+        </w:rPr>
+        <w:t xml:space="preserve">رابط الدراسة: </w:t>
+      </w:r>
+      <w:hyperlink r:id="rId25" w:history="1">
+        <w:r>
+          <w:rPr>
+            <w:rFonts w:ascii="Simplified Arabic" w:hAnsi="Simplified Arabic" w:cs="Simplified Arabic"/>
+            <w:b/>
+            <w:bCs/>
+            <w:u w:val="single"/>
+            <w:sz w:val="28"/>
+            <w:szCs w:val="28"/>
+            <w:rtl/>
+          </w:rPr>
+          <w:t>موقع الدراسة</w:t>
+        </w:r>
+      </w:hyperlink>
+      <w:r>
+        <w:rPr>
+          <w:rFonts w:ascii="Simplified Arabic" w:hAnsi="Simplified Arabic" w:cs="Simplified Arabic"/>
+          <w:sz w:val="28"/>
+          <w:szCs w:val="28"/>
+          <w:rtl/>
+        </w:rPr>
+        <w:t xml:space="preserve"> ( https://www.tandfonline.com/doi/full/10.1080/1369183X.2019.1622826 )</w:t>
+      </w:r>
+    </w:p>
+    <w:p>
+      <w:pPr>
+        <w:bidi/>
+        <w:spacing w:after="100" w:line="360" w:lineRule="auto"/>
+        <w:jc w:val="both"/>
+      </w:pPr>
+      <w:r>
+        <w:rPr>
+          <w:rFonts w:ascii="Simplified Arabic" w:hAnsi="Simplified Arabic" w:cs="Simplified Arabic"/>
+          <w:sz w:val="28"/>
+          <w:szCs w:val="28"/>
+          <w:rtl/>
+        </w:rPr>
+        <w:t xml:space="preserve">تاريخ الاسترجاع: 30.08.2026.</w:t>
+      </w:r>
+    </w:p>
+    <w:p>
+      <w:pPr>
+        <w:bidi/>
+        <w:spacing w:after="200" w:line="360" w:lineRule="auto"/>
+        <w:jc w:val="both"/>
+      </w:pPr>
+      <w:r>
+        <w:rPr>
+          <w:rFonts w:ascii="Simplified Arabic" w:hAnsi="Simplified Arabic" w:cs="Simplified Arabic"/>
+          <w:b/>
+          <w:bCs/>
+          <w:sz w:val="28"/>
+          <w:szCs w:val="28"/>
+          <w:rtl/>
+        </w:rPr>
+        <w:t xml:space="preserve">الفائدة من الدراسة: </w:t>
+      </w:r>
+      <w:r>
+        <w:rPr>
+          <w:rFonts w:ascii="Simplified Arabic" w:hAnsi="Simplified Arabic" w:cs="Simplified Arabic"/>
+          <w:sz w:val="28"/>
+          <w:szCs w:val="28"/>
+          <w:rtl/>
+        </w:rPr>
+        <w:t xml:space="preserve">تخدمني في إثبات أنّ التمييز في التوظيف ظاهرة موثّقة تجريبيًّا في عدّة دول، ممّا يعزّز الحاجة إلى فقه ميسّر منضبط للعاملين.</w:t>
+      </w:r>
+    </w:p>
+    <w:p>
+      <w:pPr>
+        <w:bidi/>
+        <w:spacing w:after="100" w:line="360" w:lineRule="auto"/>
+        <w:jc w:val="both"/>
+      </w:pPr>
+      <w:r>
+        <w:rPr>
+          <w:rFonts w:ascii="Simplified Arabic" w:hAnsi="Simplified Arabic" w:cs="Simplified Arabic"/>
+          <w:b/>
+          <w:bCs/>
+          <w:sz w:val="28"/>
+          <w:szCs w:val="28"/>
+          <w:rtl/>
+        </w:rPr>
+        <w:t xml:space="preserve">4. Explaining the Muslim Employment Gap in Western Europe: Individual-Level Effects and Ethno-Religious Penalties (تفسير فجوة توظيف المسلمين في أوروبا الغربيّة)</w:t>
+      </w:r>
+    </w:p>
+    <w:p>
+      <w:pPr>
+        <w:bidi/>
+        <w:spacing w:after="100" w:line="360" w:lineRule="auto"/>
+        <w:jc w:val="both"/>
+      </w:pPr>
+      <w:r>
+        <w:rPr>
+          <w:rFonts w:ascii="Simplified Arabic" w:hAnsi="Simplified Arabic" w:cs="Simplified Arabic"/>
+          <w:sz w:val="28"/>
+          <w:szCs w:val="28"/>
+          <w:rtl/>
+        </w:rPr>
+        <w:t xml:space="preserve">التوثيق: </w:t>
+      </w:r>
+      <w:r>
+        <w:rPr>
+          <w:rFonts w:ascii="Simplified Arabic" w:hAnsi="Simplified Arabic" w:cs="Simplified Arabic"/>
+          <w:sz w:val="28"/>
+          <w:szCs w:val="28"/>
+          <w:rtl/>
+        </w:rPr>
+        <w:t xml:space="preserve">Connor, Phillip; Koenig, Matthias (2015). Social Science Research, Vol. 49, pp. 191-201.</w:t>
+      </w:r>
+    </w:p>
+    <w:p>
+      <w:pPr>
+        <w:bidi/>
+        <w:spacing w:after="80" w:line="360" w:lineRule="auto"/>
+        <w:jc w:val="right"/>
+      </w:pPr>
+      <w:r>
+        <w:rPr>
+          <w:rFonts w:ascii="Simplified Arabic" w:hAnsi="Simplified Arabic" w:cs="Simplified Arabic"/>
+          <w:b/>
+          <w:bCs/>
+          <w:sz w:val="28"/>
+          <w:szCs w:val="28"/>
+          <w:rtl/>
+        </w:rPr>
+        <w:t xml:space="preserve">رابط الدراسة: </w:t>
+      </w:r>
+      <w:hyperlink r:id="rId26" w:history="1">
+        <w:r>
+          <w:rPr>
+            <w:rFonts w:ascii="Simplified Arabic" w:hAnsi="Simplified Arabic" w:cs="Simplified Arabic"/>
+            <w:b/>
+            <w:bCs/>
+            <w:u w:val="single"/>
+            <w:sz w:val="28"/>
+            <w:szCs w:val="28"/>
+            <w:rtl/>
+          </w:rPr>
+          <w:t>موقع الدراسة</w:t>
+        </w:r>
+      </w:hyperlink>
+      <w:r>
+        <w:rPr>
+          <w:rFonts w:ascii="Simplified Arabic" w:hAnsi="Simplified Arabic" w:cs="Simplified Arabic"/>
+          <w:sz w:val="28"/>
+          <w:szCs w:val="28"/>
+          <w:rtl/>
+        </w:rPr>
+        <w:t xml:space="preserve"> ( https://www.sciencedirect.com/science/article/abs/pii/S0049089X14001562 )</w:t>
+      </w:r>
+    </w:p>
+    <w:p>
+      <w:pPr>
+        <w:bidi/>
+        <w:spacing w:after="100" w:line="360" w:lineRule="auto"/>
+        <w:jc w:val="both"/>
+      </w:pPr>
+      <w:r>
+        <w:rPr>
+          <w:rFonts w:ascii="Simplified Arabic" w:hAnsi="Simplified Arabic" w:cs="Simplified Arabic"/>
+          <w:sz w:val="28"/>
+          <w:szCs w:val="28"/>
+          <w:rtl/>
+        </w:rPr>
+        <w:t xml:space="preserve">تاريخ الاسترجاع: 30.08.2026.</w:t>
+      </w:r>
+    </w:p>
+    <w:p>
+      <w:pPr>
+        <w:bidi/>
+        <w:spacing w:after="200" w:line="360" w:lineRule="auto"/>
+        <w:jc w:val="both"/>
+      </w:pPr>
+      <w:r>
+        <w:rPr>
+          <w:rFonts w:ascii="Simplified Arabic" w:hAnsi="Simplified Arabic" w:cs="Simplified Arabic"/>
+          <w:b/>
+          <w:bCs/>
+          <w:sz w:val="28"/>
+          <w:szCs w:val="28"/>
+          <w:rtl/>
+        </w:rPr>
+        <w:t xml:space="preserve">الفائدة من الدراسة: </w:t>
+      </w:r>
+      <w:r>
+        <w:rPr>
+          <w:rFonts w:ascii="Simplified Arabic" w:hAnsi="Simplified Arabic" w:cs="Simplified Arabic"/>
+          <w:sz w:val="28"/>
+          <w:szCs w:val="28"/>
+          <w:rtl/>
+        </w:rPr>
+        <w:t xml:space="preserve">تخدمني في الفصل السابع (آثار الهجرة) ببيان العوامل الفرديّة والعقوبات الإثنيّة-الدينيّة المؤثّرة في توظيف المسلمين.</w:t>
+      </w:r>
+    </w:p>
+    <w:p>
+      <w:pPr>
+        <w:bidi/>
+        <w:spacing w:after="100" w:line="360" w:lineRule="auto"/>
+        <w:jc w:val="both"/>
+      </w:pPr>
+      <w:r>
+        <w:rPr>
+          <w:rFonts w:ascii="Simplified Arabic" w:hAnsi="Simplified Arabic" w:cs="Simplified Arabic"/>
+          <w:b/>
+          <w:bCs/>
+          <w:sz w:val="28"/>
+          <w:szCs w:val="28"/>
+          <w:rtl/>
+        </w:rPr>
+        <w:t xml:space="preserve">5. The Muslim Employment Gap, Human Capital, and Ethno-Religious Penalties: Evidence from Switzerland (فجوة توظيف المسلمين: شواهد من سويسرا)</w:t>
+      </w:r>
+    </w:p>
+    <w:p>
+      <w:pPr>
+        <w:bidi/>
+        <w:spacing w:after="100" w:line="360" w:lineRule="auto"/>
+        <w:jc w:val="both"/>
+      </w:pPr>
+      <w:r>
+        <w:rPr>
+          <w:rFonts w:ascii="Simplified Arabic" w:hAnsi="Simplified Arabic" w:cs="Simplified Arabic"/>
+          <w:sz w:val="28"/>
+          <w:szCs w:val="28"/>
+          <w:rtl/>
+        </w:rPr>
+        <w:t xml:space="preserve">التوثيق: </w:t>
+      </w:r>
+      <w:r>
+        <w:rPr>
+          <w:rFonts w:ascii="Simplified Arabic" w:hAnsi="Simplified Arabic" w:cs="Simplified Arabic"/>
+          <w:sz w:val="28"/>
+          <w:szCs w:val="28"/>
+          <w:rtl/>
+        </w:rPr>
+        <w:t xml:space="preserve">Social Inclusion. Cogitatio Press, Article 1395.</w:t>
+      </w:r>
+    </w:p>
+    <w:p>
+      <w:pPr>
+        <w:bidi/>
+        <w:spacing w:after="80" w:line="360" w:lineRule="auto"/>
+        <w:jc w:val="right"/>
+      </w:pPr>
+      <w:r>
+        <w:rPr>
+          <w:rFonts w:ascii="Simplified Arabic" w:hAnsi="Simplified Arabic" w:cs="Simplified Arabic"/>
+          <w:b/>
+          <w:bCs/>
+          <w:sz w:val="28"/>
+          <w:szCs w:val="28"/>
+          <w:rtl/>
+        </w:rPr>
+        <w:t xml:space="preserve">رابط الدراسة: </w:t>
+      </w:r>
+      <w:hyperlink r:id="rId27" w:history="1">
+        <w:r>
+          <w:rPr>
+            <w:rFonts w:ascii="Simplified Arabic" w:hAnsi="Simplified Arabic" w:cs="Simplified Arabic"/>
+            <w:b/>
+            <w:bCs/>
+            <w:u w:val="single"/>
+            <w:sz w:val="28"/>
+            <w:szCs w:val="28"/>
+            <w:rtl/>
+          </w:rPr>
+          <w:t>موقع الدراسة</w:t>
+        </w:r>
+      </w:hyperlink>
+      <w:r>
+        <w:rPr>
+          <w:rFonts w:ascii="Simplified Arabic" w:hAnsi="Simplified Arabic" w:cs="Simplified Arabic"/>
+          <w:sz w:val="28"/>
+          <w:szCs w:val="28"/>
+          <w:rtl/>
+        </w:rPr>
+        <w:t xml:space="preserve"> ( https://www.cogitatiopress.com/socialinclusion/article/view/1395 )</w:t>
+      </w:r>
+    </w:p>
+    <w:p>
+      <w:pPr>
+        <w:bidi/>
+        <w:spacing w:after="100" w:line="360" w:lineRule="auto"/>
+        <w:jc w:val="both"/>
+      </w:pPr>
+      <w:r>
+        <w:rPr>
+          <w:rFonts w:ascii="Simplified Arabic" w:hAnsi="Simplified Arabic" w:cs="Simplified Arabic"/>
+          <w:sz w:val="28"/>
+          <w:szCs w:val="28"/>
+          <w:rtl/>
+        </w:rPr>
+        <w:t xml:space="preserve">تاريخ الاسترجاع: 30.08.2026.</w:t>
+      </w:r>
+    </w:p>
+    <w:p>
+      <w:pPr>
+        <w:bidi/>
+        <w:spacing w:after="200" w:line="360" w:lineRule="auto"/>
+        <w:jc w:val="both"/>
+      </w:pPr>
+      <w:r>
+        <w:rPr>
+          <w:rFonts w:ascii="Simplified Arabic" w:hAnsi="Simplified Arabic" w:cs="Simplified Arabic"/>
+          <w:b/>
+          <w:bCs/>
+          <w:sz w:val="28"/>
+          <w:szCs w:val="28"/>
+          <w:rtl/>
+        </w:rPr>
+        <w:t xml:space="preserve">الفائدة من الدراسة: </w:t>
+      </w:r>
+      <w:r>
+        <w:rPr>
+          <w:rFonts w:ascii="Simplified Arabic" w:hAnsi="Simplified Arabic" w:cs="Simplified Arabic"/>
+          <w:sz w:val="28"/>
+          <w:szCs w:val="28"/>
+          <w:rtl/>
+        </w:rPr>
+        <w:t xml:space="preserve">تخدمني بنموذج قُطريّ مفصّل (سويسرا) يبيّن أثر رأس المال البشريّ مقابل التمييز، فيغني الجانب الاجتماعيّ من البحث.</w:t>
+      </w:r>
+    </w:p>
+    <w:p>
+      <w:pPr>
+        <w:bidi/>
+        <w:spacing w:after="100" w:line="360" w:lineRule="auto"/>
+        <w:jc w:val="both"/>
+      </w:pPr>
+      <w:r>
+        <w:rPr>
+          <w:rFonts w:ascii="Simplified Arabic" w:hAnsi="Simplified Arabic" w:cs="Simplified Arabic"/>
+          <w:b/>
+          <w:bCs/>
+          <w:sz w:val="28"/>
+          <w:szCs w:val="28"/>
+          <w:rtl/>
+        </w:rPr>
+        <w:t xml:space="preserve">6. "One Muslim is Enough!" Evidence from a Field Experiment in France (شواهد من تجربة ميدانيّة في فرنسا)</w:t>
+      </w:r>
+    </w:p>
+    <w:p>
+      <w:pPr>
+        <w:bidi/>
+        <w:spacing w:after="100" w:line="360" w:lineRule="auto"/>
+        <w:jc w:val="both"/>
+      </w:pPr>
+      <w:r>
+        <w:rPr>
+          <w:rFonts w:ascii="Simplified Arabic" w:hAnsi="Simplified Arabic" w:cs="Simplified Arabic"/>
+          <w:sz w:val="28"/>
+          <w:szCs w:val="28"/>
+          <w:rtl/>
+        </w:rPr>
+        <w:t xml:space="preserve">التوثيق: </w:t>
+      </w:r>
+      <w:r>
+        <w:rPr>
+          <w:rFonts w:ascii="Simplified Arabic" w:hAnsi="Simplified Arabic" w:cs="Simplified Arabic"/>
+          <w:sz w:val="28"/>
+          <w:szCs w:val="28"/>
+          <w:rtl/>
+        </w:rPr>
+        <w:t xml:space="preserve">Adida, Claire; Laitin, David; Valfort, Marie-Anne. ورقة علمية على منصة SSRN رقم 1965139.</w:t>
+      </w:r>
+    </w:p>
+    <w:p>
+      <w:pPr>
+        <w:bidi/>
+        <w:spacing w:after="80" w:line="360" w:lineRule="auto"/>
+        <w:jc w:val="right"/>
+      </w:pPr>
+      <w:r>
+        <w:rPr>
+          <w:rFonts w:ascii="Simplified Arabic" w:hAnsi="Simplified Arabic" w:cs="Simplified Arabic"/>
+          <w:b/>
+          <w:bCs/>
+          <w:sz w:val="28"/>
+          <w:szCs w:val="28"/>
+          <w:rtl/>
+        </w:rPr>
+        <w:t xml:space="preserve">رابط الدراسة: </w:t>
+      </w:r>
+      <w:hyperlink r:id="rId28" w:history="1">
+        <w:r>
+          <w:rPr>
+            <w:rFonts w:ascii="Simplified Arabic" w:hAnsi="Simplified Arabic" w:cs="Simplified Arabic"/>
+            <w:b/>
+            <w:bCs/>
+            <w:u w:val="single"/>
+            <w:sz w:val="28"/>
+            <w:szCs w:val="28"/>
+            <w:rtl/>
+          </w:rPr>
+          <w:t>موقع الدراسة</w:t>
+        </w:r>
+      </w:hyperlink>
+      <w:r>
+        <w:rPr>
+          <w:rFonts w:ascii="Simplified Arabic" w:hAnsi="Simplified Arabic" w:cs="Simplified Arabic"/>
+          <w:sz w:val="28"/>
+          <w:szCs w:val="28"/>
+          <w:rtl/>
+        </w:rPr>
+        <w:t xml:space="preserve"> ( https://papers.ssrn.com/sol3/papers.cfm?abstract_id=1965139 )</w:t>
+      </w:r>
+    </w:p>
+    <w:p>
+      <w:pPr>
+        <w:bidi/>
+        <w:spacing w:after="100" w:line="360" w:lineRule="auto"/>
+        <w:jc w:val="both"/>
+      </w:pPr>
+      <w:r>
+        <w:rPr>
+          <w:rFonts w:ascii="Simplified Arabic" w:hAnsi="Simplified Arabic" w:cs="Simplified Arabic"/>
+          <w:sz w:val="28"/>
+          <w:szCs w:val="28"/>
+          <w:rtl/>
+        </w:rPr>
+        <w:t xml:space="preserve">تاريخ الاسترجاع: 30.08.2026.</w:t>
+      </w:r>
+    </w:p>
+    <w:p>
+      <w:pPr>
+        <w:bidi/>
+        <w:spacing w:after="200" w:line="360" w:lineRule="auto"/>
+        <w:jc w:val="both"/>
+      </w:pPr>
+      <w:r>
+        <w:rPr>
+          <w:rFonts w:ascii="Simplified Arabic" w:hAnsi="Simplified Arabic" w:cs="Simplified Arabic"/>
+          <w:b/>
+          <w:bCs/>
+          <w:sz w:val="28"/>
+          <w:szCs w:val="28"/>
+          <w:rtl/>
+        </w:rPr>
+        <w:t xml:space="preserve">الفائدة من الدراسة: </w:t>
+      </w:r>
+      <w:r>
+        <w:rPr>
+          <w:rFonts w:ascii="Simplified Arabic" w:hAnsi="Simplified Arabic" w:cs="Simplified Arabic"/>
+          <w:sz w:val="28"/>
+          <w:szCs w:val="28"/>
+          <w:rtl/>
+        </w:rPr>
+        <w:t xml:space="preserve">تخدمني في فهم آليّات التمييز في سوق العمل الفرنسيّ، وهي خلفيّة واقعيّة لمسائل المهن الحرّة في بحثي.</w:t>
+      </w:r>
+    </w:p>
+    <w:p>
+      <w:pPr>
+        <w:bidi/>
+        <w:spacing w:after="100" w:line="360" w:lineRule="auto"/>
+        <w:jc w:val="both"/>
+      </w:pPr>
+      <w:r>
+        <w:rPr>
+          <w:rFonts w:ascii="Simplified Arabic" w:hAnsi="Simplified Arabic" w:cs="Simplified Arabic"/>
+          <w:b/>
+          <w:bCs/>
+          <w:sz w:val="28"/>
+          <w:szCs w:val="28"/>
+          <w:rtl/>
+        </w:rPr>
         <w:t xml:space="preserve">تعقيب: </w:t>
       </w:r>
       <w:r>
@@ -6181,7 +7851,34 @@
           <w:szCs w:val="28"/>
           <w:rtl/>
         </w:rPr>
-        <w:t xml:space="preserve">من خلال ما قمت بالاطلاع عليه من الدراسات الأجنبيّة الخمس، أعتقد أنّ أهمّ ما تضيفه هو البعد الواقعيّ: فدراسات فجوة التوظيف والتمييز في أوروبا تثبت أنّ العامل المسلم يواجه تحدّيات فعليّة في سوق العمل الغربيّ، وهو ما يجعل التيسير الفقهيّ المنضبط حاجةً لا ترفًا.</w:t>
+        <w:t xml:space="preserve">من خلال ما قمت بالاطلاع عليه من الدراسات العربيّة الخمس عشرة، أرى أنّها تتوزّع على ثلاث دوائر تخدم بحثي: دائرة أحكام الإقامة والهجرة، ودائرة فقه الأقلّيّات والنوازل، ودائرة المعاملات الماليّة وعقود العمل؛ وبحثي يقف في ملتقى الدوائر الثلاث.</w:t>
+      </w:r>
+    </w:p>
+    <w:p>
+      <w:pPr>
+        <w:bidi/>
+        <w:spacing w:after="100" w:line="360" w:lineRule="auto"/>
+        <w:jc w:val="both"/>
+      </w:pPr>
+      <w:r>
+        <w:rPr>
+          <w:rFonts w:ascii="Simplified Arabic" w:hAnsi="Simplified Arabic" w:cs="Simplified Arabic"/>
+          <w:b/>
+          <w:bCs/>
+          <w:sz w:val="28"/>
+          <w:szCs w:val="28"/>
+          <w:rtl/>
+        </w:rPr>
+        <w:t xml:space="preserve">تعقيب: </w:t>
+      </w:r>
+      <w:r>
+        <w:rPr>
+          <w:rFonts w:ascii="Simplified Arabic" w:hAnsi="Simplified Arabic" w:cs="Simplified Arabic"/>
+          <w:sz w:val="28"/>
+          <w:szCs w:val="28"/>
+          <w:rtl/>
+        </w:rPr>
+        <w:t xml:space="preserve">من خلال ما قمت بالاطلاع عليه من الدراسات الأجنبيّة الستّ، أعتقد أنّ أهمّ ما تضيفه هو البعد الواقعيّ: فدراسات فجوة التوظيف والتمييز المنشورة في المجلات المحكّمة تثبت أنّ العامل المسلم يواجه تحدّيات فعليّة موثّقة في سوق العمل الغربيّ، وهو ما يجعل التيسير الفقهيّ المنضبط حاجةً لا ترفًا.</w:t>
       </w:r>
     </w:p>
     <w:p>
@@ -31398,6 +33095,471 @@
           <w:rtl/>
         </w:rPr>
         <w:t xml:space="preserve">من خلال ما قمت بالاطلاع عليه من ردّ الإمام محمد بن الحسن الشيبانيّ على من حرّم الكسب، أرى أنّ نسبة ترك العمل إلى "جهّال المتصوّفة" لا إلى أئمّتهم إنصاف علميّ مهمّ؛ فالحكم على المدارس يكون بأقوال محقّقيها لا بشذوذات المنتسبين إليها.</w:t>
+      </w:r>
+    </w:p>
+    <w:p>
+      <w:pPr>
+        <w:pStyle w:val="1"/>
+        <w:pageBreakBefore/>
+        <w:bidi/>
+        <w:jc w:val="center"/>
+      </w:pPr>
+      <w:r>
+        <w:rPr>
+          <w:rFonts w:ascii="Simplified Arabic" w:hAnsi="Simplified Arabic" w:cs="Simplified Arabic"/>
+          <w:b/>
+          <w:bCs/>
+          <w:sz w:val="32"/>
+          <w:szCs w:val="32"/>
+          <w:rtl/>
+        </w:rPr>
+        <w:t xml:space="preserve">الفصل الحادي والعشرون: فتاوى معاصرة في عمل المسلم لدى غير المسلمين، مع الفحص والتعقيب</w:t>
+      </w:r>
+    </w:p>
+    <w:p>
+      <w:pPr>
+        <w:bidi/>
+        <w:spacing w:after="100" w:line="360" w:lineRule="auto"/>
+        <w:jc w:val="both"/>
+      </w:pPr>
+      <w:r>
+        <w:rPr>
+          <w:rFonts w:ascii="Simplified Arabic" w:hAnsi="Simplified Arabic" w:cs="Simplified Arabic"/>
+          <w:sz w:val="28"/>
+          <w:szCs w:val="28"/>
+          <w:rtl/>
+        </w:rPr>
+        <w:t xml:space="preserve">أعرض في هذا الفصل خمس فتاوى معاصرة صادرة عن دور إفتاء ومراكز معتبرة، بين مجيزة بشروط ومشدّدة، وأفحص كلّ فتوى على المعايير المتقدّمة في تعليمات البحث: تعلّقها بعين المسألة، وصحّة الاستشهاد بالنصوص، ووجود وجه الاستدلال، والتعليل عند ذكر الحكم.</w:t>
+      </w:r>
+    </w:p>
+    <w:p>
+      <w:pPr>
+        <w:bidi/>
+        <w:spacing w:after="100" w:line="360" w:lineRule="auto"/>
+        <w:jc w:val="right"/>
+      </w:pPr>
+      <w:r>
+        <w:rPr>
+          <w:rFonts w:ascii="Simplified Arabic" w:hAnsi="Simplified Arabic" w:cs="Simplified Arabic"/>
+          <w:b/>
+          <w:bCs/>
+          <w:sz w:val="30"/>
+          <w:szCs w:val="30"/>
+          <w:rtl/>
+        </w:rPr>
+        <w:t xml:space="preserve">المطلب الأوّل: فتوى دار الإفتاء المصريّة رقم (13212): حكم العمل في بلاد غير المسلمين.</w:t>
+      </w:r>
+    </w:p>
+    <w:p>
+      <w:pPr>
+        <w:bidi/>
+        <w:spacing w:after="100" w:line="360" w:lineRule="auto"/>
+        <w:jc w:val="both"/>
+      </w:pPr>
+      <w:r>
+        <w:rPr>
+          <w:rFonts w:ascii="Simplified Arabic" w:hAnsi="Simplified Arabic" w:cs="Simplified Arabic"/>
+          <w:b/>
+          <w:bCs/>
+          <w:sz w:val="28"/>
+          <w:szCs w:val="28"/>
+          <w:rtl/>
+        </w:rPr>
+        <w:t xml:space="preserve">الفرع الأوّل: مضمون الفتوى. </w:t>
+      </w:r>
+      <w:r>
+        <w:rPr>
+          <w:rFonts w:ascii="Simplified Arabic" w:hAnsi="Simplified Arabic" w:cs="Simplified Arabic"/>
+          <w:sz w:val="28"/>
+          <w:szCs w:val="28"/>
+          <w:rtl/>
+        </w:rPr>
+        <w:t xml:space="preserve">نصّت الفتوى على أنّ الفقهاء أجازوا عمل المسلم مع غير المسلم، واشترطت ألا يؤدّي العمل إلى فساد، وألا يكون فيه </w:t>
+      </w:r>
+      <w:r>
+        <w:rPr>
+          <w:rFonts w:ascii="Simplified Arabic" w:hAnsi="Simplified Arabic" w:cs="Simplified Arabic"/>
+          <w:b/>
+          <w:bCs/>
+          <w:sz w:val="28"/>
+          <w:szCs w:val="28"/>
+          <w:rtl/>
+        </w:rPr>
+        <w:t xml:space="preserve">"إذلالٌ لنفسه"</w:t>
+      </w:r>
+      <w:r>
+        <w:rPr>
+          <w:rFonts w:ascii="Simplified Arabic" w:hAnsi="Simplified Arabic" w:cs="Simplified Arabic"/>
+          <w:sz w:val="28"/>
+          <w:szCs w:val="28"/>
+          <w:rtl/>
+        </w:rPr>
+        <w:t xml:space="preserve"> ، فالمدار على إباحة العمل وصون كرامة المسلم.</w:t>
+      </w:r>
+      <w:r>
+        <w:rPr>
+          <w:rStyle w:val="a8"/>
+        </w:rPr>
+        <w:footnoteReference w:id="199"/>
+      </w:r>
+    </w:p>
+    <w:p>
+      <w:pPr>
+        <w:bidi/>
+        <w:spacing w:after="200" w:line="360" w:lineRule="auto"/>
+        <w:jc w:val="both"/>
+      </w:pPr>
+      <w:r>
+        <w:rPr>
+          <w:rFonts w:ascii="Simplified Arabic" w:hAnsi="Simplified Arabic" w:cs="Simplified Arabic"/>
+          <w:b/>
+          <w:bCs/>
+          <w:sz w:val="28"/>
+          <w:szCs w:val="28"/>
+          <w:rtl/>
+        </w:rPr>
+        <w:t xml:space="preserve">الفرع الثاني: الردّ والتعقيب. </w:t>
+      </w:r>
+      <w:r>
+        <w:rPr>
+          <w:rFonts w:ascii="Simplified Arabic" w:hAnsi="Simplified Arabic" w:cs="Simplified Arabic"/>
+          <w:sz w:val="28"/>
+          <w:szCs w:val="28"/>
+          <w:rtl/>
+        </w:rPr>
+        <w:t xml:space="preserve">وبعد فحص الفتوى وجدتُ أنّ جوابها جيّد واضح؛ فهي متكلّمة في عين مسألتي، معلِّلة بضابطي الفساد والإذلال الموروثين من كلام الفقهاء في الإجارة، وموافقة لما حرّرته في الفصلين الثامن والتاسع؛ ولو فصّلت صور العمل كما فصّلها البحث لكانت أتمّ.</w:t>
+      </w:r>
+    </w:p>
+    <w:p>
+      <w:pPr>
+        <w:bidi/>
+        <w:spacing w:after="100" w:line="360" w:lineRule="auto"/>
+        <w:jc w:val="right"/>
+      </w:pPr>
+      <w:r>
+        <w:rPr>
+          <w:rFonts w:ascii="Simplified Arabic" w:hAnsi="Simplified Arabic" w:cs="Simplified Arabic"/>
+          <w:b/>
+          <w:bCs/>
+          <w:sz w:val="30"/>
+          <w:szCs w:val="30"/>
+          <w:rtl/>
+        </w:rPr>
+        <w:t xml:space="preserve">المطلب الثاني: فتوى مركز الفتوى بإسلام ويب رقم (190209): حكم العمل عند غير المسلمين.</w:t>
+      </w:r>
+    </w:p>
+    <w:p>
+      <w:pPr>
+        <w:bidi/>
+        <w:spacing w:after="100" w:line="360" w:lineRule="auto"/>
+        <w:jc w:val="both"/>
+      </w:pPr>
+      <w:r>
+        <w:rPr>
+          <w:rFonts w:ascii="Simplified Arabic" w:hAnsi="Simplified Arabic" w:cs="Simplified Arabic"/>
+          <w:b/>
+          <w:bCs/>
+          <w:sz w:val="28"/>
+          <w:szCs w:val="28"/>
+          <w:rtl/>
+        </w:rPr>
+        <w:t xml:space="preserve">الفرع الأوّل: مضمون الفتوى. </w:t>
+      </w:r>
+      <w:r>
+        <w:rPr>
+          <w:rFonts w:ascii="Simplified Arabic" w:hAnsi="Simplified Arabic" w:cs="Simplified Arabic"/>
+          <w:sz w:val="28"/>
+          <w:szCs w:val="28"/>
+          <w:rtl/>
+        </w:rPr>
+        <w:t xml:space="preserve">قرّرت الفتوى أنّ عامّة الفقهاء يجيزون أن يعمل المسلم عند غير المسلم بشرطين: أن يكون العمل ممّا يحلّ للمسلم فعله، وألا يعين بعمله على ما يعود ضرره على المسلمين.</w:t>
+      </w:r>
+      <w:r>
+        <w:rPr>
+          <w:rStyle w:val="a8"/>
+        </w:rPr>
+        <w:footnoteReference w:id="200"/>
+      </w:r>
+    </w:p>
+    <w:p>
+      <w:pPr>
+        <w:bidi/>
+        <w:spacing w:after="200" w:line="360" w:lineRule="auto"/>
+        <w:jc w:val="both"/>
+      </w:pPr>
+      <w:r>
+        <w:rPr>
+          <w:rFonts w:ascii="Simplified Arabic" w:hAnsi="Simplified Arabic" w:cs="Simplified Arabic"/>
+          <w:b/>
+          <w:bCs/>
+          <w:sz w:val="28"/>
+          <w:szCs w:val="28"/>
+          <w:rtl/>
+        </w:rPr>
+        <w:t xml:space="preserve">الفرع الثاني: الردّ والتعقيب. </w:t>
+      </w:r>
+      <w:r>
+        <w:rPr>
+          <w:rFonts w:ascii="Simplified Arabic" w:hAnsi="Simplified Arabic" w:cs="Simplified Arabic"/>
+          <w:sz w:val="28"/>
+          <w:szCs w:val="28"/>
+          <w:rtl/>
+        </w:rPr>
+        <w:t xml:space="preserve">وجدتُ أنّ هذه الفتوى جيّدة؛ فهي نصّ في محلّ النزاع، وشرطاها هما خلاصة ضوابط الفصل التاسع من بحثي، وقد أحالت على أقوال الفقهاء إحالة مجملة؛ ولو ساقت وجه الاستدلال من حديث عليّ أو خبّاب رضي الله عنهما لكان تأصيلها أظهر.</w:t>
+      </w:r>
+    </w:p>
+    <w:p>
+      <w:pPr>
+        <w:bidi/>
+        <w:spacing w:after="100" w:line="360" w:lineRule="auto"/>
+        <w:jc w:val="right"/>
+      </w:pPr>
+      <w:r>
+        <w:rPr>
+          <w:rFonts w:ascii="Simplified Arabic" w:hAnsi="Simplified Arabic" w:cs="Simplified Arabic"/>
+          <w:b/>
+          <w:bCs/>
+          <w:sz w:val="30"/>
+          <w:szCs w:val="30"/>
+          <w:rtl/>
+        </w:rPr>
+        <w:t xml:space="preserve">المطلب الثالث: فتوى مركز الفتوى بإسلام ويب رقم (227623): إجارة المسلم نفسه للكافر - حالات المنع والإباحة.</w:t>
+      </w:r>
+    </w:p>
+    <w:p>
+      <w:pPr>
+        <w:bidi/>
+        <w:spacing w:after="100" w:line="360" w:lineRule="auto"/>
+        <w:jc w:val="both"/>
+      </w:pPr>
+      <w:r>
+        <w:rPr>
+          <w:rFonts w:ascii="Simplified Arabic" w:hAnsi="Simplified Arabic" w:cs="Simplified Arabic"/>
+          <w:b/>
+          <w:bCs/>
+          <w:sz w:val="28"/>
+          <w:szCs w:val="28"/>
+          <w:rtl/>
+        </w:rPr>
+        <w:t xml:space="preserve">الفرع الأوّل: مضمون الفتوى. </w:t>
+      </w:r>
+      <w:r>
+        <w:rPr>
+          <w:rFonts w:ascii="Simplified Arabic" w:hAnsi="Simplified Arabic" w:cs="Simplified Arabic"/>
+          <w:sz w:val="28"/>
+          <w:szCs w:val="28"/>
+          <w:rtl/>
+        </w:rPr>
+        <w:t xml:space="preserve">فصّلت الفتوى بين إجارة المسلم نفسه لكافر في عمل معيّن في الذمّة كخياطة ثوب وبناء دار وزراعة أرض فهذا جائز باتفاق، وبين إجارته للخدمة الشخصيّة فممنوعة عند الجمهور مكروهة عند بعض الحنفيّة، لما فيها من الصَّغار.</w:t>
+      </w:r>
+      <w:r>
+        <w:rPr>
+          <w:rStyle w:val="a8"/>
+        </w:rPr>
+        <w:footnoteReference w:id="201"/>
+      </w:r>
+    </w:p>
+    <w:p>
+      <w:pPr>
+        <w:bidi/>
+        <w:spacing w:after="200" w:line="360" w:lineRule="auto"/>
+        <w:jc w:val="both"/>
+      </w:pPr>
+      <w:r>
+        <w:rPr>
+          <w:rFonts w:ascii="Simplified Arabic" w:hAnsi="Simplified Arabic" w:cs="Simplified Arabic"/>
+          <w:b/>
+          <w:bCs/>
+          <w:sz w:val="28"/>
+          <w:szCs w:val="28"/>
+          <w:rtl/>
+        </w:rPr>
+        <w:t xml:space="preserve">الفرع الثاني: الردّ والتعقيب. </w:t>
+      </w:r>
+      <w:r>
+        <w:rPr>
+          <w:rFonts w:ascii="Simplified Arabic" w:hAnsi="Simplified Arabic" w:cs="Simplified Arabic"/>
+          <w:sz w:val="28"/>
+          <w:szCs w:val="28"/>
+          <w:rtl/>
+        </w:rPr>
+        <w:t xml:space="preserve">وجدتُ أنّ هذه الفتوى ممتازة الصناعة؛ فقد حرّرت محلّ الاتفاق ومحلّ الخلاف تحريرًا دقيقًا، وبنَت التفريق على علّة الإذلال المنصوص عليها عند الفقهاء، وهو عين التفريق بين العمل "له" والعمل "عنده" الذي اعتمدته في الفصل الثامن؛ فهي أقوى فتاوى هذا الباب تأصيلًا.</w:t>
+      </w:r>
+    </w:p>
+    <w:p>
+      <w:pPr>
+        <w:bidi/>
+        <w:spacing w:after="100" w:line="360" w:lineRule="auto"/>
+        <w:jc w:val="right"/>
+      </w:pPr>
+      <w:r>
+        <w:rPr>
+          <w:rFonts w:ascii="Simplified Arabic" w:hAnsi="Simplified Arabic" w:cs="Simplified Arabic"/>
+          <w:b/>
+          <w:bCs/>
+          <w:sz w:val="30"/>
+          <w:szCs w:val="30"/>
+          <w:rtl/>
+        </w:rPr>
+        <w:t xml:space="preserve">المطلب الرابع: فتوى الشيخ عبد العزيز بن باز: حكم السفر إلى بلاد الكفّار للدراسة والعمل.</w:t>
+      </w:r>
+    </w:p>
+    <w:p>
+      <w:pPr>
+        <w:bidi/>
+        <w:spacing w:after="100" w:line="360" w:lineRule="auto"/>
+        <w:jc w:val="both"/>
+      </w:pPr>
+      <w:r>
+        <w:rPr>
+          <w:rFonts w:ascii="Simplified Arabic" w:hAnsi="Simplified Arabic" w:cs="Simplified Arabic"/>
+          <w:b/>
+          <w:bCs/>
+          <w:sz w:val="28"/>
+          <w:szCs w:val="28"/>
+          <w:rtl/>
+        </w:rPr>
+        <w:t xml:space="preserve">الفرع الأوّل: مضمون الفتوى. </w:t>
+      </w:r>
+      <w:r>
+        <w:rPr>
+          <w:rFonts w:ascii="Simplified Arabic" w:hAnsi="Simplified Arabic" w:cs="Simplified Arabic"/>
+          <w:sz w:val="28"/>
+          <w:szCs w:val="28"/>
+          <w:rtl/>
+        </w:rPr>
+        <w:t xml:space="preserve">ذهب الشيخ إلى أنّه ينبغي للمؤمن ألا يسافر إلى بلاد يظهر فيها الكفر للعمل أو الدراسة إذا وجد عن ذلك فسحة، لخطر الخلطة على دينه، واستثنى صاحب العلم والبصيرة الذي يسافر للدعوة والتعليم، واستدلّ بحديث: </w:t>
+      </w:r>
+      <w:r>
+        <w:rPr>
+          <w:rFonts w:ascii="Simplified Arabic" w:hAnsi="Simplified Arabic" w:cs="Simplified Arabic"/>
+          <w:b/>
+          <w:bCs/>
+          <w:sz w:val="28"/>
+          <w:szCs w:val="28"/>
+          <w:rtl/>
+        </w:rPr>
+        <w:t xml:space="preserve">"أنا بريء من كلّ مسلم يقيم بين المشركين"</w:t>
+      </w:r>
+      <w:r>
+        <w:rPr>
+          <w:rFonts w:ascii="Simplified Arabic" w:hAnsi="Simplified Arabic" w:cs="Simplified Arabic"/>
+          <w:sz w:val="28"/>
+          <w:szCs w:val="28"/>
+          <w:rtl/>
+        </w:rPr>
+        <w:t xml:space="preserve">.</w:t>
+      </w:r>
+      <w:r>
+        <w:rPr>
+          <w:rStyle w:val="a8"/>
+        </w:rPr>
+        <w:footnoteReference w:id="202"/>
+      </w:r>
+    </w:p>
+    <w:p>
+      <w:pPr>
+        <w:bidi/>
+        <w:spacing w:after="200" w:line="360" w:lineRule="auto"/>
+        <w:jc w:val="both"/>
+      </w:pPr>
+      <w:r>
+        <w:rPr>
+          <w:rFonts w:ascii="Simplified Arabic" w:hAnsi="Simplified Arabic" w:cs="Simplified Arabic"/>
+          <w:b/>
+          <w:bCs/>
+          <w:sz w:val="28"/>
+          <w:szCs w:val="28"/>
+          <w:rtl/>
+        </w:rPr>
+        <w:t xml:space="preserve">الفرع الثاني: الردّ والتعقيب. </w:t>
+      </w:r>
+      <w:r>
+        <w:rPr>
+          <w:rFonts w:ascii="Simplified Arabic" w:hAnsi="Simplified Arabic" w:cs="Simplified Arabic"/>
+          <w:sz w:val="28"/>
+          <w:szCs w:val="28"/>
+          <w:rtl/>
+        </w:rPr>
+        <w:t xml:space="preserve">وجدتُ أنّ جواب الشيخ واضح قويّ من جهة أصل الاحتياط للدين، وهو متكلّم في مقدّمة مسألتي (السفر) لا في صلبها (حكم العمل نفسه)؛ واستدلاله بالحديث في محلّه من حيث الجملة، غير أنّ أهل العلم قيّدوه بمن لا يقدر على إظهار دينه، فمن أمِن على دينه وأظهره خرج من عموم الوعيد، كما تقرّر في فصول البحث الأولى.</w:t>
+      </w:r>
+    </w:p>
+    <w:p>
+      <w:pPr>
+        <w:bidi/>
+        <w:spacing w:after="100" w:line="360" w:lineRule="auto"/>
+        <w:jc w:val="right"/>
+      </w:pPr>
+      <w:r>
+        <w:rPr>
+          <w:rFonts w:ascii="Simplified Arabic" w:hAnsi="Simplified Arabic" w:cs="Simplified Arabic"/>
+          <w:b/>
+          <w:bCs/>
+          <w:sz w:val="30"/>
+          <w:szCs w:val="30"/>
+          <w:rtl/>
+        </w:rPr>
+        <w:t xml:space="preserve">المطلب الخامس: فتوى مركز الفتوى بإسلام ويب رقم (51334): البقاء في بلاد غير المسلمين يختلف باختلاف حال المقيم.</w:t>
+      </w:r>
+    </w:p>
+    <w:p>
+      <w:pPr>
+        <w:bidi/>
+        <w:spacing w:after="100" w:line="360" w:lineRule="auto"/>
+        <w:jc w:val="both"/>
+      </w:pPr>
+      <w:r>
+        <w:rPr>
+          <w:rFonts w:ascii="Simplified Arabic" w:hAnsi="Simplified Arabic" w:cs="Simplified Arabic"/>
+          <w:b/>
+          <w:bCs/>
+          <w:sz w:val="28"/>
+          <w:szCs w:val="28"/>
+          <w:rtl/>
+        </w:rPr>
+        <w:t xml:space="preserve">الفرع الأوّل: مضمون الفتوى. </w:t>
+      </w:r>
+      <w:r>
+        <w:rPr>
+          <w:rFonts w:ascii="Simplified Arabic" w:hAnsi="Simplified Arabic" w:cs="Simplified Arabic"/>
+          <w:sz w:val="28"/>
+          <w:szCs w:val="28"/>
+          <w:rtl/>
+        </w:rPr>
+        <w:t xml:space="preserve">قرّرت الفتوى أنّ من كان يأمن على دينه ويقدر على إقامة شعائره وعنده من العلم ما يحفظه، جاز له البقاء في بلاد غير المسلمين للعمل أو غيره، ومن خاف على دينه لزمته الهجرة إن قدر.</w:t>
+      </w:r>
+      <w:r>
+        <w:rPr>
+          <w:rStyle w:val="a8"/>
+        </w:rPr>
+        <w:footnoteReference w:id="203"/>
+      </w:r>
+    </w:p>
+    <w:p>
+      <w:pPr>
+        <w:bidi/>
+        <w:spacing w:after="200" w:line="360" w:lineRule="auto"/>
+        <w:jc w:val="both"/>
+      </w:pPr>
+      <w:r>
+        <w:rPr>
+          <w:rFonts w:ascii="Simplified Arabic" w:hAnsi="Simplified Arabic" w:cs="Simplified Arabic"/>
+          <w:b/>
+          <w:bCs/>
+          <w:sz w:val="28"/>
+          <w:szCs w:val="28"/>
+          <w:rtl/>
+        </w:rPr>
+        <w:t xml:space="preserve">الفرع الثاني: الردّ والتعقيب. </w:t>
+      </w:r>
+      <w:r>
+        <w:rPr>
+          <w:rFonts w:ascii="Simplified Arabic" w:hAnsi="Simplified Arabic" w:cs="Simplified Arabic"/>
+          <w:sz w:val="28"/>
+          <w:szCs w:val="28"/>
+          <w:rtl/>
+        </w:rPr>
+        <w:t xml:space="preserve">وجدتُ أنّ هذه الفتوى جيّدة منهجًا؛ فقد بنت الحكم على تحقيق المناط في حال كلّ مقيم بدل إطلاق حكم واحد على الجميع، وهذا هو المنهج الذي سار عليه بحثي كلّه: فالحكم يدور مع الضوابط وجودًا وعدمًا لا مع مجرّد المكان.</w:t>
       </w:r>
     </w:p>
     <w:p>
@@ -37302,7 +39464,7 @@
           <w:szCs w:val="28"/>
           <w:rtl/>
         </w:rPr>
-        <w:t xml:space="preserve">(الصفحة: 17).</w:t>
+        <w:t xml:space="preserve">(الصفحة: 21).</w:t>
       </w:r>
     </w:p>
     <w:p>
@@ -37329,7 +39491,7 @@
           <w:szCs w:val="28"/>
           <w:rtl/>
         </w:rPr>
-        <w:t xml:space="preserve">(الصفحة: 17).</w:t>
+        <w:t xml:space="preserve">(الصفحة: 21).</w:t>
       </w:r>
     </w:p>
     <w:p>
@@ -37356,7 +39518,7 @@
           <w:szCs w:val="28"/>
           <w:rtl/>
         </w:rPr>
-        <w:t xml:space="preserve">(الصفحة: 20).</w:t>
+        <w:t xml:space="preserve">(الصفحة: 25).</w:t>
       </w:r>
     </w:p>
     <w:p>
@@ -37383,7 +39545,7 @@
           <w:szCs w:val="28"/>
           <w:rtl/>
         </w:rPr>
-        <w:t xml:space="preserve">(الصفحة: 21).</w:t>
+        <w:t xml:space="preserve">(الصفحة: 25).</w:t>
       </w:r>
     </w:p>
     <w:p>
@@ -37410,7 +39572,7 @@
           <w:szCs w:val="28"/>
           <w:rtl/>
         </w:rPr>
-        <w:t xml:space="preserve">(الصفحة: 25).</w:t>
+        <w:t xml:space="preserve">(الصفحة: 30).</w:t>
       </w:r>
     </w:p>
     <w:p>
@@ -37437,7 +39599,7 @@
           <w:szCs w:val="28"/>
           <w:rtl/>
         </w:rPr>
-        <w:t xml:space="preserve">(الصفحة: 25).</w:t>
+        <w:t xml:space="preserve">(الصفحة: 30).</w:t>
       </w:r>
     </w:p>
     <w:p>
@@ -37464,7 +39626,7 @@
           <w:szCs w:val="28"/>
           <w:rtl/>
         </w:rPr>
-        <w:t xml:space="preserve">(الصفحة: 25).</w:t>
+        <w:t xml:space="preserve">(الصفحة: 30).</w:t>
       </w:r>
     </w:p>
     <w:p>
@@ -37491,7 +39653,7 @@
           <w:szCs w:val="28"/>
           <w:rtl/>
         </w:rPr>
-        <w:t xml:space="preserve">(الصفحة: 34).</w:t>
+        <w:t xml:space="preserve">(الصفحة: 39).</w:t>
       </w:r>
     </w:p>
     <w:p>
@@ -37518,7 +39680,7 @@
           <w:szCs w:val="28"/>
           <w:rtl/>
         </w:rPr>
-        <w:t xml:space="preserve">(الصفحة: 35).</w:t>
+        <w:t xml:space="preserve">(الصفحة: 40).</w:t>
       </w:r>
     </w:p>
     <w:p>
@@ -37545,7 +39707,7 @@
           <w:szCs w:val="28"/>
           <w:rtl/>
         </w:rPr>
-        <w:t xml:space="preserve">(الصفحة: 38).</w:t>
+        <w:t xml:space="preserve">(الصفحة: 43).</w:t>
       </w:r>
     </w:p>
     <w:p>
@@ -37572,7 +39734,7 @@
           <w:szCs w:val="28"/>
           <w:rtl/>
         </w:rPr>
-        <w:t xml:space="preserve">(الصفحة: 41).</w:t>
+        <w:t xml:space="preserve">(الصفحة: 46).</w:t>
       </w:r>
     </w:p>
     <w:p>
@@ -37599,7 +39761,7 @@
           <w:szCs w:val="28"/>
           <w:rtl/>
         </w:rPr>
-        <w:t xml:space="preserve">(الصفحة: 46).</w:t>
+        <w:t xml:space="preserve">(الصفحة: 50).</w:t>
       </w:r>
     </w:p>
     <w:p>
@@ -37626,7 +39788,7 @@
           <w:szCs w:val="28"/>
           <w:rtl/>
         </w:rPr>
-        <w:t xml:space="preserve">(الصفحة: 49).</w:t>
+        <w:t xml:space="preserve">(الصفحة: 53).</w:t>
       </w:r>
     </w:p>
     <w:p>
@@ -37653,7 +39815,7 @@
           <w:szCs w:val="28"/>
           <w:rtl/>
         </w:rPr>
-        <w:t xml:space="preserve">(الصفحة: 49).</w:t>
+        <w:t xml:space="preserve">(الصفحة: 54).</w:t>
       </w:r>
     </w:p>
     <w:p>
@@ -37680,7 +39842,7 @@
           <w:szCs w:val="28"/>
           <w:rtl/>
         </w:rPr>
-        <w:t xml:space="preserve">(الصفحة: 53).</w:t>
+        <w:t xml:space="preserve">(الصفحة: 58).</w:t>
       </w:r>
     </w:p>
     <w:p>
@@ -37707,7 +39869,7 @@
           <w:szCs w:val="28"/>
           <w:rtl/>
         </w:rPr>
-        <w:t xml:space="preserve">(الصفحة: 55).</w:t>
+        <w:t xml:space="preserve">(الصفحة: 60).</w:t>
       </w:r>
     </w:p>
     <w:p>
@@ -37734,7 +39896,7 @@
           <w:szCs w:val="28"/>
           <w:rtl/>
         </w:rPr>
-        <w:t xml:space="preserve">(الصفحة: 56).</w:t>
+        <w:t xml:space="preserve">(الصفحة: 61).</w:t>
       </w:r>
     </w:p>
     <w:p>
@@ -37761,7 +39923,7 @@
           <w:szCs w:val="28"/>
           <w:rtl/>
         </w:rPr>
-        <w:t xml:space="preserve">(الصفحة: 57).</w:t>
+        <w:t xml:space="preserve">(الصفحة: 62).</w:t>
       </w:r>
     </w:p>
     <w:p>
@@ -37788,7 +39950,7 @@
           <w:szCs w:val="28"/>
           <w:rtl/>
         </w:rPr>
-        <w:t xml:space="preserve">(الصفحة: 58).</w:t>
+        <w:t xml:space="preserve">(الصفحة: 63).</w:t>
       </w:r>
     </w:p>
     <w:p>
@@ -37815,7 +39977,7 @@
           <w:szCs w:val="28"/>
           <w:rtl/>
         </w:rPr>
-        <w:t xml:space="preserve">(الصفحة: 60).</w:t>
+        <w:t xml:space="preserve">(الصفحة: 64).</w:t>
       </w:r>
     </w:p>
     <w:p>
@@ -37842,7 +40004,7 @@
           <w:szCs w:val="28"/>
           <w:rtl/>
         </w:rPr>
-        <w:t xml:space="preserve">(الصفحة: 62).</w:t>
+        <w:t xml:space="preserve">(الصفحة: 67).</w:t>
       </w:r>
     </w:p>
     <w:p>
@@ -37869,7 +40031,7 @@
           <w:szCs w:val="28"/>
           <w:rtl/>
         </w:rPr>
-        <w:t xml:space="preserve">(الصفحة: 63).</w:t>
+        <w:t xml:space="preserve">(الصفحة: 68).</w:t>
       </w:r>
     </w:p>
     <w:p>
@@ -37896,7 +40058,7 @@
           <w:szCs w:val="28"/>
           <w:rtl/>
         </w:rPr>
-        <w:t xml:space="preserve">(الصفحة: 65).</w:t>
+        <w:t xml:space="preserve">(الصفحة: 69).</w:t>
       </w:r>
     </w:p>
     <w:p>
@@ -37923,7 +40085,7 @@
           <w:szCs w:val="28"/>
           <w:rtl/>
         </w:rPr>
-        <w:t xml:space="preserve">(الصفحة: 66).</w:t>
+        <w:t xml:space="preserve">(الصفحة: 70).</w:t>
       </w:r>
     </w:p>
     <w:p>
@@ -37950,7 +40112,7 @@
           <w:szCs w:val="28"/>
           <w:rtl/>
         </w:rPr>
-        <w:t xml:space="preserve">(الصفحة: 69).</w:t>
+        <w:t xml:space="preserve">(الصفحة: 74).</w:t>
       </w:r>
     </w:p>
     <w:p>
@@ -37977,7 +40139,7 @@
           <w:szCs w:val="28"/>
           <w:rtl/>
         </w:rPr>
-        <w:t xml:space="preserve">(الصفحة: 72).</w:t>
+        <w:t xml:space="preserve">(الصفحة: 77).</w:t>
       </w:r>
     </w:p>
     <w:p>
@@ -38023,7 +40185,7 @@
           <w:szCs w:val="28"/>
           <w:rtl/>
         </w:rPr>
-        <w:t xml:space="preserve">(الصفحة: 67).</w:t>
+        <w:t xml:space="preserve">(الصفحة: 72).</w:t>
       </w:r>
     </w:p>
     <w:p>
@@ -38050,7 +40212,7 @@
           <w:szCs w:val="28"/>
           <w:rtl/>
         </w:rPr>
-        <w:t xml:space="preserve">(الصفحة: 23).</w:t>
+        <w:t xml:space="preserve">(الصفحة: 28).</w:t>
       </w:r>
     </w:p>
     <w:p>
@@ -38077,7 +40239,7 @@
           <w:szCs w:val="28"/>
           <w:rtl/>
         </w:rPr>
-        <w:t xml:space="preserve">(الصفحة: 72).</w:t>
+        <w:t xml:space="preserve">(الصفحة: 76).</w:t>
       </w:r>
     </w:p>
     <w:p>
@@ -38158,7 +40320,7 @@
           <w:szCs w:val="28"/>
           <w:rtl/>
         </w:rPr>
-        <w:t xml:space="preserve">(الصفحة: 66).</w:t>
+        <w:t xml:space="preserve">(الصفحة: 71).</w:t>
       </w:r>
     </w:p>
     <w:p>
@@ -38185,7 +40347,7 @@
           <w:szCs w:val="28"/>
           <w:rtl/>
         </w:rPr>
-        <w:t xml:space="preserve">(الصفحة: 30).</w:t>
+        <w:t xml:space="preserve">(الصفحة: 34).</w:t>
       </w:r>
     </w:p>
     <w:p>
@@ -38212,7 +40374,7 @@
           <w:szCs w:val="28"/>
           <w:rtl/>
         </w:rPr>
-        <w:t xml:space="preserve">(الصفحة: 69).</w:t>
+        <w:t xml:space="preserve">(الصفحة: 74).</w:t>
       </w:r>
     </w:p>
     <w:p>
@@ -38239,7 +40401,7 @@
           <w:szCs w:val="28"/>
           <w:rtl/>
         </w:rPr>
-        <w:t xml:space="preserve">(الصفحة: 70).</w:t>
+        <w:t xml:space="preserve">(الصفحة: 74).</w:t>
       </w:r>
     </w:p>
     <w:p>
@@ -38293,7 +40455,7 @@
           <w:szCs w:val="28"/>
           <w:rtl/>
         </w:rPr>
-        <w:t xml:space="preserve">(الصفحة: 28).</w:t>
+        <w:t xml:space="preserve">(الصفحة: 33).</w:t>
       </w:r>
     </w:p>
     <w:p>
@@ -38320,7 +40482,7 @@
           <w:szCs w:val="28"/>
           <w:rtl/>
         </w:rPr>
-        <w:t xml:space="preserve">(الصفحة: 46).</w:t>
+        <w:t xml:space="preserve">(الصفحة: 51).</w:t>
       </w:r>
     </w:p>
     <w:p>
@@ -38347,7 +40509,7 @@
           <w:szCs w:val="28"/>
           <w:rtl/>
         </w:rPr>
-        <w:t xml:space="preserve">(الصفحة: 69).</w:t>
+        <w:t xml:space="preserve">(الصفحة: 73).</w:t>
       </w:r>
     </w:p>
     <w:p>
@@ -38374,7 +40536,7 @@
           <w:szCs w:val="28"/>
           <w:rtl/>
         </w:rPr>
-        <w:t xml:space="preserve">(الصفحة: 56).</w:t>
+        <w:t xml:space="preserve">(الصفحة: 61).</w:t>
       </w:r>
     </w:p>
     <w:p>
@@ -38401,7 +40563,7 @@
           <w:szCs w:val="28"/>
           <w:rtl/>
         </w:rPr>
-        <w:t xml:space="preserve">(الصفحة: 41).</w:t>
+        <w:t xml:space="preserve">(الصفحة: 45).</w:t>
       </w:r>
     </w:p>
     <w:p>
@@ -38428,7 +40590,7 @@
           <w:szCs w:val="28"/>
           <w:rtl/>
         </w:rPr>
-        <w:t xml:space="preserve">(الصفحة: 71).</w:t>
+        <w:t xml:space="preserve">(الصفحة: 76).</w:t>
       </w:r>
     </w:p>
     <w:p>
@@ -38455,7 +40617,7 @@
           <w:szCs w:val="28"/>
           <w:rtl/>
         </w:rPr>
-        <w:t xml:space="preserve">(الصفحة: 72).</w:t>
+        <w:t xml:space="preserve">(الصفحة: 77).</w:t>
       </w:r>
     </w:p>
     <w:p>
@@ -38482,7 +40644,7 @@
           <w:szCs w:val="28"/>
           <w:rtl/>
         </w:rPr>
-        <w:t xml:space="preserve">(الصفحة: 24).</w:t>
+        <w:t xml:space="preserve">(الصفحة: 28).</w:t>
       </w:r>
     </w:p>
     <w:p>
@@ -38509,7 +40671,7 @@
           <w:szCs w:val="28"/>
           <w:rtl/>
         </w:rPr>
-        <w:t xml:space="preserve">(الصفحة: 41).</w:t>
+        <w:t xml:space="preserve">(الصفحة: 13).</w:t>
       </w:r>
     </w:p>
     <w:p>
@@ -38536,7 +40698,7 @@
           <w:szCs w:val="28"/>
           <w:rtl/>
         </w:rPr>
-        <w:t xml:space="preserve">(الصفحة: 42).</w:t>
+        <w:t xml:space="preserve">(الصفحة: 46).</w:t>
       </w:r>
     </w:p>
     <w:p>
@@ -38563,7 +40725,7 @@
           <w:szCs w:val="28"/>
           <w:rtl/>
         </w:rPr>
-        <w:t xml:space="preserve">(الصفحة: 46).</w:t>
+        <w:t xml:space="preserve">(الصفحة: 50).</w:t>
       </w:r>
     </w:p>
     <w:p>
@@ -38590,7 +40752,7 @@
           <w:szCs w:val="28"/>
           <w:rtl/>
         </w:rPr>
-        <w:t xml:space="preserve">(الصفحة: 41).</w:t>
+        <w:t xml:space="preserve">(الصفحة: 45).</w:t>
       </w:r>
     </w:p>
     <w:p>
@@ -38617,7 +40779,7 @@
           <w:szCs w:val="28"/>
           <w:rtl/>
         </w:rPr>
-        <w:t xml:space="preserve">(الصفحة: 42).</w:t>
+        <w:t xml:space="preserve">(الصفحة: 46).</w:t>
       </w:r>
     </w:p>
     <w:p>
@@ -38644,7 +40806,7 @@
           <w:szCs w:val="28"/>
           <w:rtl/>
         </w:rPr>
-        <w:t xml:space="preserve">(الصفحة: 46).</w:t>
+        <w:t xml:space="preserve">(الصفحة: 50).</w:t>
       </w:r>
     </w:p>
     <w:p>
@@ -38671,7 +40833,7 @@
           <w:szCs w:val="28"/>
           <w:rtl/>
         </w:rPr>
-        <w:t xml:space="preserve">(الصفحة: 53).</w:t>
+        <w:t xml:space="preserve">(الصفحة: 57).</w:t>
       </w:r>
     </w:p>
     <w:p>
@@ -39457,7 +41619,7 @@
                 <w:szCs w:val="26"/>
                 <w:rtl/>
               </w:rPr>
-              <w:t xml:space="preserve">11</w:t>
+              <w:t xml:space="preserve">15</w:t>
             </w:r>
           </w:p>
         </w:tc>
@@ -39505,7 +41667,7 @@
                 <w:szCs w:val="26"/>
                 <w:rtl/>
               </w:rPr>
-              <w:t xml:space="preserve">11</w:t>
+              <w:t xml:space="preserve">16</w:t>
             </w:r>
           </w:p>
         </w:tc>
@@ -39553,7 +41715,7 @@
                 <w:szCs w:val="26"/>
                 <w:rtl/>
               </w:rPr>
-              <w:t xml:space="preserve">12</w:t>
+              <w:t xml:space="preserve">17</w:t>
             </w:r>
           </w:p>
         </w:tc>
@@ -39601,7 +41763,7 @@
                 <w:szCs w:val="26"/>
                 <w:rtl/>
               </w:rPr>
-              <w:t xml:space="preserve">15</w:t>
+              <w:t xml:space="preserve">20</w:t>
             </w:r>
           </w:p>
         </w:tc>
@@ -39649,7 +41811,7 @@
                 <w:szCs w:val="26"/>
                 <w:rtl/>
               </w:rPr>
-              <w:t xml:space="preserve">16</w:t>
+              <w:t xml:space="preserve">21</w:t>
             </w:r>
           </w:p>
         </w:tc>
@@ -39697,7 +41859,7 @@
                 <w:szCs w:val="26"/>
                 <w:rtl/>
               </w:rPr>
-              <w:t xml:space="preserve">18</w:t>
+              <w:t xml:space="preserve">22</w:t>
             </w:r>
           </w:p>
         </w:tc>
@@ -39745,7 +41907,7 @@
                 <w:szCs w:val="26"/>
                 <w:rtl/>
               </w:rPr>
-              <w:t xml:space="preserve">18</w:t>
+              <w:t xml:space="preserve">23</w:t>
             </w:r>
           </w:p>
         </w:tc>
@@ -39793,7 +41955,7 @@
                 <w:szCs w:val="26"/>
                 <w:rtl/>
               </w:rPr>
-              <w:t xml:space="preserve">19</w:t>
+              <w:t xml:space="preserve">23</w:t>
             </w:r>
           </w:p>
         </w:tc>
@@ -39841,7 +42003,7 @@
                 <w:szCs w:val="26"/>
                 <w:rtl/>
               </w:rPr>
-              <w:t xml:space="preserve">22</w:t>
+              <w:t xml:space="preserve">27</w:t>
             </w:r>
           </w:p>
         </w:tc>
@@ -39889,7 +42051,7 @@
                 <w:szCs w:val="26"/>
                 <w:rtl/>
               </w:rPr>
-              <w:t xml:space="preserve">23</w:t>
+              <w:t xml:space="preserve">28</w:t>
             </w:r>
           </w:p>
         </w:tc>
@@ -39937,7 +42099,7 @@
                 <w:szCs w:val="26"/>
                 <w:rtl/>
               </w:rPr>
-              <w:t xml:space="preserve">28</w:t>
+              <w:t xml:space="preserve">32</w:t>
             </w:r>
           </w:p>
         </w:tc>
@@ -39985,7 +42147,7 @@
                 <w:szCs w:val="26"/>
                 <w:rtl/>
               </w:rPr>
-              <w:t xml:space="preserve">33</w:t>
+              <w:t xml:space="preserve">38</w:t>
             </w:r>
           </w:p>
         </w:tc>
@@ -40033,7 +42195,7 @@
                 <w:szCs w:val="26"/>
                 <w:rtl/>
               </w:rPr>
-              <w:t xml:space="preserve">36</w:t>
+              <w:t xml:space="preserve">41</w:t>
             </w:r>
           </w:p>
         </w:tc>
@@ -40081,7 +42243,7 @@
                 <w:szCs w:val="26"/>
                 <w:rtl/>
               </w:rPr>
-              <w:t xml:space="preserve">43</w:t>
+              <w:t xml:space="preserve">48</w:t>
             </w:r>
           </w:p>
         </w:tc>
@@ -40129,7 +42291,7 @@
                 <w:szCs w:val="26"/>
                 <w:rtl/>
               </w:rPr>
-              <w:t xml:space="preserve">48</w:t>
+              <w:t xml:space="preserve">53</w:t>
             </w:r>
           </w:p>
         </w:tc>
@@ -40177,7 +42339,7 @@
                 <w:szCs w:val="26"/>
                 <w:rtl/>
               </w:rPr>
-              <w:t xml:space="preserve">54</w:t>
+              <w:t xml:space="preserve">59</w:t>
             </w:r>
           </w:p>
         </w:tc>
@@ -40225,7 +42387,7 @@
                 <w:szCs w:val="26"/>
                 <w:rtl/>
               </w:rPr>
-              <w:t xml:space="preserve">58</w:t>
+              <w:t xml:space="preserve">62</w:t>
             </w:r>
           </w:p>
         </w:tc>
@@ -40271,7 +42433,7 @@
                 <w:szCs w:val="26"/>
                 <w:rtl/>
               </w:rPr>
-              <w:t xml:space="preserve">58</w:t>
+              <w:t xml:space="preserve">62</w:t>
             </w:r>
           </w:p>
         </w:tc>
@@ -40317,7 +42479,7 @@
                 <w:szCs w:val="26"/>
                 <w:rtl/>
               </w:rPr>
-              <w:t xml:space="preserve">59</w:t>
+              <w:t xml:space="preserve">64</w:t>
             </w:r>
           </w:p>
         </w:tc>
@@ -40363,7 +42525,7 @@
                 <w:szCs w:val="26"/>
                 <w:rtl/>
               </w:rPr>
-              <w:t xml:space="preserve">61</w:t>
+              <w:t xml:space="preserve">65</w:t>
             </w:r>
           </w:p>
         </w:tc>
@@ -40411,7 +42573,7 @@
                 <w:szCs w:val="26"/>
                 <w:rtl/>
               </w:rPr>
-              <w:t xml:space="preserve">62</w:t>
+              <w:t xml:space="preserve">66</w:t>
             </w:r>
           </w:p>
         </w:tc>
@@ -40457,7 +42619,7 @@
                 <w:szCs w:val="26"/>
                 <w:rtl/>
               </w:rPr>
-              <w:t xml:space="preserve">62</w:t>
+              <w:t xml:space="preserve">66</w:t>
             </w:r>
           </w:p>
         </w:tc>
@@ -40503,7 +42665,7 @@
                 <w:szCs w:val="26"/>
                 <w:rtl/>
               </w:rPr>
-              <w:t xml:space="preserve">64</w:t>
+              <w:t xml:space="preserve">69</w:t>
             </w:r>
           </w:p>
         </w:tc>
@@ -40551,7 +42713,7 @@
                 <w:szCs w:val="26"/>
                 <w:rtl/>
               </w:rPr>
-              <w:t xml:space="preserve">66</w:t>
+              <w:t xml:space="preserve">71</w:t>
             </w:r>
           </w:p>
         </w:tc>
@@ -40597,7 +42759,7 @@
                 <w:szCs w:val="26"/>
                 <w:rtl/>
               </w:rPr>
-              <w:t xml:space="preserve">66</w:t>
+              <w:t xml:space="preserve">71</w:t>
             </w:r>
           </w:p>
         </w:tc>
@@ -40643,7 +42805,7 @@
                 <w:szCs w:val="26"/>
                 <w:rtl/>
               </w:rPr>
-              <w:t xml:space="preserve">68</w:t>
+              <w:t xml:space="preserve">72</w:t>
             </w:r>
           </w:p>
         </w:tc>
@@ -40691,7 +42853,55 @@
                 <w:szCs w:val="26"/>
                 <w:rtl/>
               </w:rPr>
-              <w:t xml:space="preserve">70</w:t>
+              <w:t xml:space="preserve">74</w:t>
+            </w:r>
+          </w:p>
+        </w:tc>
+      </w:tr>
+      <w:tr>
+        <w:tc>
+          <w:tcPr>
+            <w:tcW w:w="7700" w:type="dxa"/>
+            <w:vAlign w:val="center"/>
+          </w:tcPr>
+          <w:p>
+            <w:pPr>
+              <w:bidi/>
+              <w:spacing w:before="30" w:after="30" w:line="276" w:lineRule="auto"/>
+              <w:jc w:val="right"/>
+            </w:pPr>
+            <w:r>
+              <w:rPr>
+                <w:rFonts w:ascii="Simplified Arabic" w:hAnsi="Simplified Arabic" w:cs="Simplified Arabic"/>
+                <w:b/>
+                <w:bCs/>
+                <w:sz w:val="26"/>
+                <w:szCs w:val="26"/>
+                <w:rtl/>
+              </w:rPr>
+              <w:t xml:space="preserve">الفصل الحادي والعشرون: فتاوى معاصرة في عمل المسلم لدى غير المسلمين، مع الفحص والتعقيب</w:t>
+            </w:r>
+          </w:p>
+        </w:tc>
+        <w:tc>
+          <w:tcPr>
+            <w:tcW w:w="1300" w:type="dxa"/>
+            <w:vAlign w:val="center"/>
+          </w:tcPr>
+          <w:p>
+            <w:pPr>
+              <w:bidi/>
+              <w:spacing w:before="30" w:after="30" w:line="276" w:lineRule="auto"/>
+              <w:jc w:val="center"/>
+            </w:pPr>
+            <w:r>
+              <w:rPr>
+                <w:rFonts w:ascii="Simplified Arabic" w:hAnsi="Simplified Arabic" w:cs="Simplified Arabic"/>
+                <w:sz w:val="26"/>
+                <w:szCs w:val="26"/>
+                <w:rtl/>
+              </w:rPr>
+              <w:t xml:space="preserve">80</w:t>
             </w:r>
           </w:p>
         </w:tc>
@@ -40737,7 +42947,7 @@
                 <w:szCs w:val="26"/>
                 <w:rtl/>
               </w:rPr>
-              <w:t xml:space="preserve">74</w:t>
+              <w:t xml:space="preserve">82</w:t>
             </w:r>
           </w:p>
         </w:tc>
@@ -40783,7 +42993,7 @@
                 <w:szCs w:val="26"/>
                 <w:rtl/>
               </w:rPr>
-              <w:t xml:space="preserve">74</w:t>
+              <w:t xml:space="preserve">82</w:t>
             </w:r>
           </w:p>
         </w:tc>
@@ -40829,7 +43039,7 @@
                 <w:szCs w:val="26"/>
                 <w:rtl/>
               </w:rPr>
-              <w:t xml:space="preserve">75</w:t>
+              <w:t xml:space="preserve">82</w:t>
             </w:r>
           </w:p>
         </w:tc>
@@ -40875,7 +43085,7 @@
                 <w:szCs w:val="26"/>
                 <w:rtl/>
               </w:rPr>
-              <w:t xml:space="preserve">76</w:t>
+              <w:t xml:space="preserve">84</w:t>
             </w:r>
           </w:p>
         </w:tc>
@@ -40921,7 +43131,7 @@
                 <w:szCs w:val="26"/>
                 <w:rtl/>
               </w:rPr>
-              <w:t xml:space="preserve">77</w:t>
+              <w:t xml:space="preserve">84</w:t>
             </w:r>
           </w:p>
         </w:tc>
@@ -50938,6 +53148,126 @@
           <w:rtl/>
         </w:rPr>
         <w:t xml:space="preserve"> ابن منظور، محمد بن مكرم. لسان العرب. بيروت: دار صادر، مادة (صلح).</w:t>
+      </w:r>
+    </w:p>
+  </w:footnote>
+  <w:footnote w:id="199">
+    <w:p>
+      <w:pPr>
+        <w:pStyle w:val="a7"/>
+        <w:bidi/>
+        <w:jc w:val="both"/>
+      </w:pPr>
+      <w:r>
+        <w:rPr>
+          <w:rStyle w:val="a8"/>
+        </w:rPr>
+        <w:footnoteRef/>
+      </w:r>
+      <w:r>
+        <w:rPr>
+          <w:rFonts w:ascii="Simplified Arabic" w:hAnsi="Simplified Arabic" w:cs="Simplified Arabic"/>
+          <w:sz w:val="24"/>
+          <w:szCs w:val="24"/>
+          <w:rtl/>
+        </w:rPr>
+        <w:t xml:space="preserve"> دار الإفتاء المصرية. حكم العمل في بلاد غير المسلمين، فتوى رقم 13212، الموقع الرسمي: dar-alifta.org، تاريخ الاسترجاع 30.08.2026.</w:t>
+      </w:r>
+    </w:p>
+  </w:footnote>
+  <w:footnote w:id="200">
+    <w:p>
+      <w:pPr>
+        <w:pStyle w:val="a7"/>
+        <w:bidi/>
+        <w:jc w:val="both"/>
+      </w:pPr>
+      <w:r>
+        <w:rPr>
+          <w:rStyle w:val="a8"/>
+        </w:rPr>
+        <w:footnoteRef/>
+      </w:r>
+      <w:r>
+        <w:rPr>
+          <w:rFonts w:ascii="Simplified Arabic" w:hAnsi="Simplified Arabic" w:cs="Simplified Arabic"/>
+          <w:sz w:val="24"/>
+          <w:szCs w:val="24"/>
+          <w:rtl/>
+        </w:rPr>
+        <w:t xml:space="preserve"> مركز الفتوى بإسلام ويب. حكم العمل عند غير المسلمين، فتوى رقم 190209، islamweb.net، تاريخ الاسترجاع 30.08.2026.</w:t>
+      </w:r>
+    </w:p>
+  </w:footnote>
+  <w:footnote w:id="201">
+    <w:p>
+      <w:pPr>
+        <w:pStyle w:val="a7"/>
+        <w:bidi/>
+        <w:jc w:val="both"/>
+      </w:pPr>
+      <w:r>
+        <w:rPr>
+          <w:rStyle w:val="a8"/>
+        </w:rPr>
+        <w:footnoteRef/>
+      </w:r>
+      <w:r>
+        <w:rPr>
+          <w:rFonts w:ascii="Simplified Arabic" w:hAnsi="Simplified Arabic" w:cs="Simplified Arabic"/>
+          <w:sz w:val="24"/>
+          <w:szCs w:val="24"/>
+          <w:rtl/>
+        </w:rPr>
+        <w:t xml:space="preserve"> مركز الفتوى بإسلام ويب. إجارة المسلم نفسه للكافر: حالات المنع والإباحة، فتوى رقم 227623، islamweb.net، تاريخ الاسترجاع 30.08.2026.</w:t>
+      </w:r>
+    </w:p>
+  </w:footnote>
+  <w:footnote w:id="202">
+    <w:p>
+      <w:pPr>
+        <w:pStyle w:val="a7"/>
+        <w:bidi/>
+        <w:jc w:val="both"/>
+      </w:pPr>
+      <w:r>
+        <w:rPr>
+          <w:rStyle w:val="a8"/>
+        </w:rPr>
+        <w:footnoteRef/>
+      </w:r>
+      <w:r>
+        <w:rPr>
+          <w:rFonts w:ascii="Simplified Arabic" w:hAnsi="Simplified Arabic" w:cs="Simplified Arabic"/>
+          <w:sz w:val="24"/>
+          <w:szCs w:val="24"/>
+          <w:rtl/>
+        </w:rPr>
+        <w:t xml:space="preserve"> ابن باز، عبد العزيز بن عبد الله. حكم السفر إلى بلاد الكفار للدراسة والعمل، الموقع الرسمي للشيخ: binbaz.org.sa/fatwas/9270، تاريخ الاسترجاع 30.08.2026.</w:t>
+      </w:r>
+    </w:p>
+  </w:footnote>
+  <w:footnote w:id="203">
+    <w:p>
+      <w:pPr>
+        <w:pStyle w:val="a7"/>
+        <w:bidi/>
+        <w:jc w:val="both"/>
+      </w:pPr>
+      <w:r>
+        <w:rPr>
+          <w:rStyle w:val="a8"/>
+        </w:rPr>
+        <w:footnoteRef/>
+      </w:r>
+      <w:r>
+        <w:rPr>
+          <w:rFonts w:ascii="Simplified Arabic" w:hAnsi="Simplified Arabic" w:cs="Simplified Arabic"/>
+          <w:sz w:val="24"/>
+          <w:szCs w:val="24"/>
+          <w:rtl/>
+        </w:rPr>
+        <w:t xml:space="preserve"> مركز الفتوى بإسلام ويب. البقاء في بلاد غير المسلمين يختلف باختلاف حال المقيم، فتوى رقم 51334، islamweb.net، تاريخ الاسترجاع 30.08.2026.</w:t>
       </w:r>
     </w:p>
   </w:footnote>

--- a/seminar/Khaled Othman Baransi 212165096.docx
+++ b/seminar/Khaled Othman Baransi 212165096.docx
@@ -1612,6 +1612,49 @@
           </w:p>
         </w:tc>
       </w:tr>
+    </w:tbl>
+    <w:p>
+      <w:pPr>
+        <w:spacing w:before="160" w:after="0"/>
+      </w:pPr>
+    </w:p>
+    <w:p>
+      <w:pPr>
+        <w:bidi/>
+        <w:spacing w:after="140" w:line="360" w:lineRule="auto"/>
+        <w:jc w:val="center"/>
+      </w:pPr>
+      <w:r>
+        <w:rPr>
+          <w:rFonts w:ascii="Simplified Arabic" w:hAnsi="Simplified Arabic" w:cs="Simplified Arabic"/>
+          <w:b/>
+          <w:bCs/>
+          <w:sz w:val="30"/>
+          <w:szCs w:val="30"/>
+          <w:rtl/>
+        </w:rPr>
+        <w:t xml:space="preserve">الفصل الأوّل</w:t>
+      </w:r>
+    </w:p>
+    <w:tbl>
+      <w:tblPr>
+        <w:tblW w:w="9000" w:type="dxa"/>
+        <w:jc w:val="center"/>
+        <w:bidiVisual/>
+        <w:tblBorders>
+          <w:top w:val="single" w:sz="6" w:space="0" w:color="000000"/>
+          <w:left w:val="single" w:sz="6" w:space="0" w:color="000000"/>
+          <w:bottom w:val="single" w:sz="6" w:space="0" w:color="000000"/>
+          <w:right w:val="single" w:sz="6" w:space="0" w:color="000000"/>
+          <w:insideH w:val="single" w:sz="6" w:space="0" w:color="000000"/>
+          <w:insideV w:val="single" w:sz="6" w:space="0" w:color="000000"/>
+        </w:tblBorders>
+        <w:tblLayout w:type="fixed"/>
+      </w:tblPr>
+      <w:tblGrid>
+        <w:gridCol w:w="7700"/>
+        <w:gridCol w:w="1300"/>
+      </w:tblGrid>
       <w:tr>
         <w:tc>
           <w:tcPr>
@@ -1754,6 +1797,49 @@
           </w:p>
         </w:tc>
       </w:tr>
+    </w:tbl>
+    <w:p>
+      <w:pPr>
+        <w:spacing w:before="160" w:after="0"/>
+      </w:pPr>
+    </w:p>
+    <w:p>
+      <w:pPr>
+        <w:bidi/>
+        <w:spacing w:after="140" w:line="360" w:lineRule="auto"/>
+        <w:jc w:val="center"/>
+      </w:pPr>
+      <w:r>
+        <w:rPr>
+          <w:rFonts w:ascii="Simplified Arabic" w:hAnsi="Simplified Arabic" w:cs="Simplified Arabic"/>
+          <w:b/>
+          <w:bCs/>
+          <w:sz w:val="30"/>
+          <w:szCs w:val="30"/>
+          <w:rtl/>
+        </w:rPr>
+        <w:t xml:space="preserve">الفصل الثاني (التمهيديّ)</w:t>
+      </w:r>
+    </w:p>
+    <w:tbl>
+      <w:tblPr>
+        <w:tblW w:w="9000" w:type="dxa"/>
+        <w:jc w:val="center"/>
+        <w:bidiVisual/>
+        <w:tblBorders>
+          <w:top w:val="single" w:sz="6" w:space="0" w:color="000000"/>
+          <w:left w:val="single" w:sz="6" w:space="0" w:color="000000"/>
+          <w:bottom w:val="single" w:sz="6" w:space="0" w:color="000000"/>
+          <w:right w:val="single" w:sz="6" w:space="0" w:color="000000"/>
+          <w:insideH w:val="single" w:sz="6" w:space="0" w:color="000000"/>
+          <w:insideV w:val="single" w:sz="6" w:space="0" w:color="000000"/>
+        </w:tblBorders>
+        <w:tblLayout w:type="fixed"/>
+      </w:tblPr>
+      <w:tblGrid>
+        <w:gridCol w:w="7700"/>
+        <w:gridCol w:w="1300"/>
+      </w:tblGrid>
       <w:tr>
         <w:tc>
           <w:tcPr>
@@ -2133,6 +2219,49 @@
           </w:p>
         </w:tc>
       </w:tr>
+    </w:tbl>
+    <w:p>
+      <w:pPr>
+        <w:spacing w:before="160" w:after="0"/>
+      </w:pPr>
+    </w:p>
+    <w:p>
+      <w:pPr>
+        <w:bidi/>
+        <w:spacing w:after="140" w:line="360" w:lineRule="auto"/>
+        <w:jc w:val="center"/>
+      </w:pPr>
+      <w:r>
+        <w:rPr>
+          <w:rFonts w:ascii="Simplified Arabic" w:hAnsi="Simplified Arabic" w:cs="Simplified Arabic"/>
+          <w:b/>
+          <w:bCs/>
+          <w:sz w:val="30"/>
+          <w:szCs w:val="30"/>
+          <w:rtl/>
+        </w:rPr>
+        <w:t xml:space="preserve">الفصل الثالث</w:t>
+      </w:r>
+    </w:p>
+    <w:tbl>
+      <w:tblPr>
+        <w:tblW w:w="9000" w:type="dxa"/>
+        <w:jc w:val="center"/>
+        <w:bidiVisual/>
+        <w:tblBorders>
+          <w:top w:val="single" w:sz="6" w:space="0" w:color="000000"/>
+          <w:left w:val="single" w:sz="6" w:space="0" w:color="000000"/>
+          <w:bottom w:val="single" w:sz="6" w:space="0" w:color="000000"/>
+          <w:right w:val="single" w:sz="6" w:space="0" w:color="000000"/>
+          <w:insideH w:val="single" w:sz="6" w:space="0" w:color="000000"/>
+          <w:insideV w:val="single" w:sz="6" w:space="0" w:color="000000"/>
+        </w:tblBorders>
+        <w:tblLayout w:type="fixed"/>
+      </w:tblPr>
+      <w:tblGrid>
+        <w:gridCol w:w="7700"/>
+        <w:gridCol w:w="1300"/>
+      </w:tblGrid>
       <w:tr>
         <w:tc>
           <w:tcPr>
@@ -2322,6 +2451,49 @@
           </w:p>
         </w:tc>
       </w:tr>
+    </w:tbl>
+    <w:p>
+      <w:pPr>
+        <w:spacing w:before="160" w:after="0"/>
+      </w:pPr>
+    </w:p>
+    <w:p>
+      <w:pPr>
+        <w:bidi/>
+        <w:spacing w:after="140" w:line="360" w:lineRule="auto"/>
+        <w:jc w:val="center"/>
+      </w:pPr>
+      <w:r>
+        <w:rPr>
+          <w:rFonts w:ascii="Simplified Arabic" w:hAnsi="Simplified Arabic" w:cs="Simplified Arabic"/>
+          <w:b/>
+          <w:bCs/>
+          <w:sz w:val="30"/>
+          <w:szCs w:val="30"/>
+          <w:rtl/>
+        </w:rPr>
+        <w:t xml:space="preserve">الفصل الرابع</w:t>
+      </w:r>
+    </w:p>
+    <w:tbl>
+      <w:tblPr>
+        <w:tblW w:w="9000" w:type="dxa"/>
+        <w:jc w:val="center"/>
+        <w:bidiVisual/>
+        <w:tblBorders>
+          <w:top w:val="single" w:sz="6" w:space="0" w:color="000000"/>
+          <w:left w:val="single" w:sz="6" w:space="0" w:color="000000"/>
+          <w:bottom w:val="single" w:sz="6" w:space="0" w:color="000000"/>
+          <w:right w:val="single" w:sz="6" w:space="0" w:color="000000"/>
+          <w:insideH w:val="single" w:sz="6" w:space="0" w:color="000000"/>
+          <w:insideV w:val="single" w:sz="6" w:space="0" w:color="000000"/>
+        </w:tblBorders>
+        <w:tblLayout w:type="fixed"/>
+      </w:tblPr>
+      <w:tblGrid>
+        <w:gridCol w:w="7700"/>
+        <w:gridCol w:w="1300"/>
+      </w:tblGrid>
       <w:tr>
         <w:tc>
           <w:tcPr>
@@ -3317,6 +3489,49 @@
           </w:p>
         </w:tc>
       </w:tr>
+    </w:tbl>
+    <w:p>
+      <w:pPr>
+        <w:spacing w:before="160" w:after="0"/>
+      </w:pPr>
+    </w:p>
+    <w:p>
+      <w:pPr>
+        <w:bidi/>
+        <w:spacing w:after="140" w:line="360" w:lineRule="auto"/>
+        <w:jc w:val="center"/>
+      </w:pPr>
+      <w:r>
+        <w:rPr>
+          <w:rFonts w:ascii="Simplified Arabic" w:hAnsi="Simplified Arabic" w:cs="Simplified Arabic"/>
+          <w:b/>
+          <w:bCs/>
+          <w:sz w:val="30"/>
+          <w:szCs w:val="30"/>
+          <w:rtl/>
+        </w:rPr>
+        <w:t xml:space="preserve">الفصل الخامس</w:t>
+      </w:r>
+    </w:p>
+    <w:tbl>
+      <w:tblPr>
+        <w:tblW w:w="9000" w:type="dxa"/>
+        <w:jc w:val="center"/>
+        <w:bidiVisual/>
+        <w:tblBorders>
+          <w:top w:val="single" w:sz="6" w:space="0" w:color="000000"/>
+          <w:left w:val="single" w:sz="6" w:space="0" w:color="000000"/>
+          <w:bottom w:val="single" w:sz="6" w:space="0" w:color="000000"/>
+          <w:right w:val="single" w:sz="6" w:space="0" w:color="000000"/>
+          <w:insideH w:val="single" w:sz="6" w:space="0" w:color="000000"/>
+          <w:insideV w:val="single" w:sz="6" w:space="0" w:color="000000"/>
+        </w:tblBorders>
+        <w:tblLayout w:type="fixed"/>
+      </w:tblPr>
+      <w:tblGrid>
+        <w:gridCol w:w="7700"/>
+        <w:gridCol w:w="1300"/>
+      </w:tblGrid>
       <w:tr>
         <w:tc>
           <w:tcPr>
@@ -42202,6 +42417,49 @@
           </w:p>
         </w:tc>
       </w:tr>
+    </w:tbl>
+    <w:p>
+      <w:pPr>
+        <w:spacing w:before="160" w:after="0"/>
+      </w:pPr>
+    </w:p>
+    <w:p>
+      <w:pPr>
+        <w:bidi/>
+        <w:spacing w:after="140" w:line="360" w:lineRule="auto"/>
+        <w:jc w:val="center"/>
+      </w:pPr>
+      <w:r>
+        <w:rPr>
+          <w:rFonts w:ascii="Simplified Arabic" w:hAnsi="Simplified Arabic" w:cs="Simplified Arabic"/>
+          <w:b/>
+          <w:bCs/>
+          <w:sz w:val="30"/>
+          <w:szCs w:val="30"/>
+          <w:rtl/>
+        </w:rPr>
+        <w:t xml:space="preserve">الفصل الأوّل</w:t>
+      </w:r>
+    </w:p>
+    <w:tbl>
+      <w:tblPr>
+        <w:tblW w:w="9000" w:type="dxa"/>
+        <w:jc w:val="center"/>
+        <w:bidiVisual/>
+        <w:tblBorders>
+          <w:top w:val="single" w:sz="6" w:space="0" w:color="000000"/>
+          <w:left w:val="single" w:sz="6" w:space="0" w:color="000000"/>
+          <w:bottom w:val="single" w:sz="6" w:space="0" w:color="000000"/>
+          <w:right w:val="single" w:sz="6" w:space="0" w:color="000000"/>
+          <w:insideH w:val="single" w:sz="6" w:space="0" w:color="000000"/>
+          <w:insideV w:val="single" w:sz="6" w:space="0" w:color="000000"/>
+        </w:tblBorders>
+        <w:tblLayout w:type="fixed"/>
+      </w:tblPr>
+      <w:tblGrid>
+        <w:gridCol w:w="7700"/>
+        <w:gridCol w:w="1300"/>
+      </w:tblGrid>
       <w:tr>
         <w:tc>
           <w:tcPr>
@@ -42344,6 +42602,49 @@
           </w:p>
         </w:tc>
       </w:tr>
+    </w:tbl>
+    <w:p>
+      <w:pPr>
+        <w:spacing w:before="160" w:after="0"/>
+      </w:pPr>
+    </w:p>
+    <w:p>
+      <w:pPr>
+        <w:bidi/>
+        <w:spacing w:after="140" w:line="360" w:lineRule="auto"/>
+        <w:jc w:val="center"/>
+      </w:pPr>
+      <w:r>
+        <w:rPr>
+          <w:rFonts w:ascii="Simplified Arabic" w:hAnsi="Simplified Arabic" w:cs="Simplified Arabic"/>
+          <w:b/>
+          <w:bCs/>
+          <w:sz w:val="30"/>
+          <w:szCs w:val="30"/>
+          <w:rtl/>
+        </w:rPr>
+        <w:t xml:space="preserve">الفصل الثاني (التمهيديّ)</w:t>
+      </w:r>
+    </w:p>
+    <w:tbl>
+      <w:tblPr>
+        <w:tblW w:w="9000" w:type="dxa"/>
+        <w:jc w:val="center"/>
+        <w:bidiVisual/>
+        <w:tblBorders>
+          <w:top w:val="single" w:sz="6" w:space="0" w:color="000000"/>
+          <w:left w:val="single" w:sz="6" w:space="0" w:color="000000"/>
+          <w:bottom w:val="single" w:sz="6" w:space="0" w:color="000000"/>
+          <w:right w:val="single" w:sz="6" w:space="0" w:color="000000"/>
+          <w:insideH w:val="single" w:sz="6" w:space="0" w:color="000000"/>
+          <w:insideV w:val="single" w:sz="6" w:space="0" w:color="000000"/>
+        </w:tblBorders>
+        <w:tblLayout w:type="fixed"/>
+      </w:tblPr>
+      <w:tblGrid>
+        <w:gridCol w:w="7700"/>
+        <w:gridCol w:w="1300"/>
+      </w:tblGrid>
       <w:tr>
         <w:tc>
           <w:tcPr>
@@ -42723,6 +43024,49 @@
           </w:p>
         </w:tc>
       </w:tr>
+    </w:tbl>
+    <w:p>
+      <w:pPr>
+        <w:spacing w:before="160" w:after="0"/>
+      </w:pPr>
+    </w:p>
+    <w:p>
+      <w:pPr>
+        <w:bidi/>
+        <w:spacing w:after="140" w:line="360" w:lineRule="auto"/>
+        <w:jc w:val="center"/>
+      </w:pPr>
+      <w:r>
+        <w:rPr>
+          <w:rFonts w:ascii="Simplified Arabic" w:hAnsi="Simplified Arabic" w:cs="Simplified Arabic"/>
+          <w:b/>
+          <w:bCs/>
+          <w:sz w:val="30"/>
+          <w:szCs w:val="30"/>
+          <w:rtl/>
+        </w:rPr>
+        <w:t xml:space="preserve">الفصل الثالث</w:t>
+      </w:r>
+    </w:p>
+    <w:tbl>
+      <w:tblPr>
+        <w:tblW w:w="9000" w:type="dxa"/>
+        <w:jc w:val="center"/>
+        <w:bidiVisual/>
+        <w:tblBorders>
+          <w:top w:val="single" w:sz="6" w:space="0" w:color="000000"/>
+          <w:left w:val="single" w:sz="6" w:space="0" w:color="000000"/>
+          <w:bottom w:val="single" w:sz="6" w:space="0" w:color="000000"/>
+          <w:right w:val="single" w:sz="6" w:space="0" w:color="000000"/>
+          <w:insideH w:val="single" w:sz="6" w:space="0" w:color="000000"/>
+          <w:insideV w:val="single" w:sz="6" w:space="0" w:color="000000"/>
+        </w:tblBorders>
+        <w:tblLayout w:type="fixed"/>
+      </w:tblPr>
+      <w:tblGrid>
+        <w:gridCol w:w="7700"/>
+        <w:gridCol w:w="1300"/>
+      </w:tblGrid>
       <w:tr>
         <w:tc>
           <w:tcPr>
@@ -42912,6 +43256,49 @@
           </w:p>
         </w:tc>
       </w:tr>
+    </w:tbl>
+    <w:p>
+      <w:pPr>
+        <w:spacing w:before="160" w:after="0"/>
+      </w:pPr>
+    </w:p>
+    <w:p>
+      <w:pPr>
+        <w:bidi/>
+        <w:spacing w:after="140" w:line="360" w:lineRule="auto"/>
+        <w:jc w:val="center"/>
+      </w:pPr>
+      <w:r>
+        <w:rPr>
+          <w:rFonts w:ascii="Simplified Arabic" w:hAnsi="Simplified Arabic" w:cs="Simplified Arabic"/>
+          <w:b/>
+          <w:bCs/>
+          <w:sz w:val="30"/>
+          <w:szCs w:val="30"/>
+          <w:rtl/>
+        </w:rPr>
+        <w:t xml:space="preserve">الفصل الرابع</w:t>
+      </w:r>
+    </w:p>
+    <w:tbl>
+      <w:tblPr>
+        <w:tblW w:w="9000" w:type="dxa"/>
+        <w:jc w:val="center"/>
+        <w:bidiVisual/>
+        <w:tblBorders>
+          <w:top w:val="single" w:sz="6" w:space="0" w:color="000000"/>
+          <w:left w:val="single" w:sz="6" w:space="0" w:color="000000"/>
+          <w:bottom w:val="single" w:sz="6" w:space="0" w:color="000000"/>
+          <w:right w:val="single" w:sz="6" w:space="0" w:color="000000"/>
+          <w:insideH w:val="single" w:sz="6" w:space="0" w:color="000000"/>
+          <w:insideV w:val="single" w:sz="6" w:space="0" w:color="000000"/>
+        </w:tblBorders>
+        <w:tblLayout w:type="fixed"/>
+      </w:tblPr>
+      <w:tblGrid>
+        <w:gridCol w:w="7700"/>
+        <w:gridCol w:w="1300"/>
+      </w:tblGrid>
       <w:tr>
         <w:tc>
           <w:tcPr>
@@ -43907,6 +44294,49 @@
           </w:p>
         </w:tc>
       </w:tr>
+    </w:tbl>
+    <w:p>
+      <w:pPr>
+        <w:spacing w:before="160" w:after="0"/>
+      </w:pPr>
+    </w:p>
+    <w:p>
+      <w:pPr>
+        <w:bidi/>
+        <w:spacing w:after="140" w:line="360" w:lineRule="auto"/>
+        <w:jc w:val="center"/>
+      </w:pPr>
+      <w:r>
+        <w:rPr>
+          <w:rFonts w:ascii="Simplified Arabic" w:hAnsi="Simplified Arabic" w:cs="Simplified Arabic"/>
+          <w:b/>
+          <w:bCs/>
+          <w:sz w:val="30"/>
+          <w:szCs w:val="30"/>
+          <w:rtl/>
+        </w:rPr>
+        <w:t xml:space="preserve">الفصل الخامس</w:t>
+      </w:r>
+    </w:p>
+    <w:tbl>
+      <w:tblPr>
+        <w:tblW w:w="9000" w:type="dxa"/>
+        <w:jc w:val="center"/>
+        <w:bidiVisual/>
+        <w:tblBorders>
+          <w:top w:val="single" w:sz="6" w:space="0" w:color="000000"/>
+          <w:left w:val="single" w:sz="6" w:space="0" w:color="000000"/>
+          <w:bottom w:val="single" w:sz="6" w:space="0" w:color="000000"/>
+          <w:right w:val="single" w:sz="6" w:space="0" w:color="000000"/>
+          <w:insideH w:val="single" w:sz="6" w:space="0" w:color="000000"/>
+          <w:insideV w:val="single" w:sz="6" w:space="0" w:color="000000"/>
+        </w:tblBorders>
+        <w:tblLayout w:type="fixed"/>
+      </w:tblPr>
+      <w:tblGrid>
+        <w:gridCol w:w="7700"/>
+        <w:gridCol w:w="1300"/>
+      </w:tblGrid>
       <w:tr>
         <w:tc>
           <w:tcPr>

--- a/seminar/Khaled Othman Baransi 212165096.docx
+++ b/seminar/Khaled Othman Baransi 212165096.docx
@@ -749,7 +749,7 @@
                 <w:szCs w:val="26"/>
                 <w:rtl/>
               </w:rPr>
-              <w:t xml:space="preserve">7</w:t>
+              <w:t xml:space="preserve">8</w:t>
             </w:r>
           </w:p>
         </w:tc>
@@ -844,7 +844,7 @@
                 <w:szCs w:val="26"/>
                 <w:rtl/>
               </w:rPr>
-              <w:t xml:space="preserve">8</w:t>
+              <w:t xml:space="preserve">9</w:t>
             </w:r>
           </w:p>
         </w:tc>
@@ -891,7 +891,7 @@
                 <w:szCs w:val="26"/>
                 <w:rtl/>
               </w:rPr>
-              <w:t xml:space="preserve">9</w:t>
+              <w:t xml:space="preserve">10</w:t>
             </w:r>
           </w:p>
         </w:tc>
@@ -938,7 +938,7 @@
                 <w:szCs w:val="26"/>
                 <w:rtl/>
               </w:rPr>
-              <w:t xml:space="preserve">9</w:t>
+              <w:t xml:space="preserve">10</w:t>
             </w:r>
           </w:p>
         </w:tc>
@@ -985,7 +985,7 @@
                 <w:szCs w:val="26"/>
                 <w:rtl/>
               </w:rPr>
-              <w:t xml:space="preserve">10</w:t>
+              <w:t xml:space="preserve">11</w:t>
             </w:r>
           </w:p>
         </w:tc>
@@ -1032,7 +1032,7 @@
                 <w:szCs w:val="26"/>
                 <w:rtl/>
               </w:rPr>
-              <w:t xml:space="preserve">10</w:t>
+              <w:t xml:space="preserve">11</w:t>
             </w:r>
           </w:p>
         </w:tc>
@@ -1079,7 +1079,7 @@
                 <w:szCs w:val="26"/>
                 <w:rtl/>
               </w:rPr>
-              <w:t xml:space="preserve">11</w:t>
+              <w:t xml:space="preserve">12</w:t>
             </w:r>
           </w:p>
         </w:tc>
@@ -1127,7 +1127,7 @@
                 <w:szCs w:val="26"/>
                 <w:rtl/>
               </w:rPr>
-              <w:t xml:space="preserve">7</w:t>
+              <w:t xml:space="preserve">8</w:t>
             </w:r>
           </w:p>
         </w:tc>
@@ -1319,7 +1319,7 @@
                 <w:szCs w:val="26"/>
                 <w:rtl/>
               </w:rPr>
-              <w:t xml:space="preserve">7</w:t>
+              <w:t xml:space="preserve">8</w:t>
             </w:r>
           </w:p>
         </w:tc>
@@ -1367,7 +1367,7 @@
                 <w:szCs w:val="26"/>
                 <w:rtl/>
               </w:rPr>
-              <w:t xml:space="preserve">9</w:t>
+              <w:t xml:space="preserve">10</w:t>
             </w:r>
           </w:p>
         </w:tc>
@@ -1415,7 +1415,7 @@
                 <w:szCs w:val="26"/>
                 <w:rtl/>
               </w:rPr>
-              <w:t xml:space="preserve">9</w:t>
+              <w:t xml:space="preserve">10</w:t>
             </w:r>
           </w:p>
         </w:tc>
@@ -1463,7 +1463,7 @@
                 <w:szCs w:val="26"/>
                 <w:rtl/>
               </w:rPr>
-              <w:t xml:space="preserve">9</w:t>
+              <w:t xml:space="preserve">10</w:t>
             </w:r>
           </w:p>
         </w:tc>
@@ -1511,7 +1511,7 @@
                 <w:szCs w:val="26"/>
                 <w:rtl/>
               </w:rPr>
-              <w:t xml:space="preserve">10</w:t>
+              <w:t xml:space="preserve">11</w:t>
             </w:r>
           </w:p>
         </w:tc>
@@ -1559,7 +1559,7 @@
                 <w:szCs w:val="26"/>
                 <w:rtl/>
               </w:rPr>
-              <w:t xml:space="preserve">10</w:t>
+              <w:t xml:space="preserve">11</w:t>
             </w:r>
           </w:p>
         </w:tc>
@@ -1607,7 +1607,7 @@
                 <w:szCs w:val="26"/>
                 <w:rtl/>
               </w:rPr>
-              <w:t xml:space="preserve">11</w:t>
+              <w:t xml:space="preserve">12</w:t>
             </w:r>
           </w:p>
         </w:tc>
@@ -1698,7 +1698,7 @@
                 <w:szCs w:val="26"/>
                 <w:rtl/>
               </w:rPr>
-              <w:t xml:space="preserve">19</w:t>
+              <w:t xml:space="preserve">20</w:t>
             </w:r>
           </w:p>
         </w:tc>
@@ -1745,7 +1745,7 @@
                 <w:szCs w:val="26"/>
                 <w:rtl/>
               </w:rPr>
-              <w:t xml:space="preserve">19</w:t>
+              <w:t xml:space="preserve">20</w:t>
             </w:r>
           </w:p>
         </w:tc>
@@ -1792,7 +1792,7 @@
                 <w:szCs w:val="26"/>
                 <w:rtl/>
               </w:rPr>
-              <w:t xml:space="preserve">20</w:t>
+              <w:t xml:space="preserve">21</w:t>
             </w:r>
           </w:p>
         </w:tc>
@@ -1883,7 +1883,7 @@
                 <w:szCs w:val="26"/>
                 <w:rtl/>
               </w:rPr>
-              <w:t xml:space="preserve">23</w:t>
+              <w:t xml:space="preserve">24</w:t>
             </w:r>
           </w:p>
         </w:tc>
@@ -1930,7 +1930,7 @@
                 <w:szCs w:val="26"/>
                 <w:rtl/>
               </w:rPr>
-              <w:t xml:space="preserve">23</w:t>
+              <w:t xml:space="preserve">24</w:t>
             </w:r>
           </w:p>
         </w:tc>
@@ -1977,7 +1977,7 @@
                 <w:szCs w:val="26"/>
                 <w:rtl/>
               </w:rPr>
-              <w:t xml:space="preserve">23</w:t>
+              <w:t xml:space="preserve">24</w:t>
             </w:r>
           </w:p>
         </w:tc>
@@ -2024,7 +2024,7 @@
                 <w:szCs w:val="26"/>
                 <w:rtl/>
               </w:rPr>
-              <w:t xml:space="preserve">24</w:t>
+              <w:t xml:space="preserve">25</w:t>
             </w:r>
           </w:p>
         </w:tc>
@@ -2167,7 +2167,7 @@
                 <w:szCs w:val="26"/>
                 <w:rtl/>
               </w:rPr>
-              <w:t xml:space="preserve">26</w:t>
+              <w:t xml:space="preserve">27</w:t>
             </w:r>
           </w:p>
         </w:tc>
@@ -2214,7 +2214,7 @@
                 <w:szCs w:val="26"/>
                 <w:rtl/>
               </w:rPr>
-              <w:t xml:space="preserve">26</w:t>
+              <w:t xml:space="preserve">27</w:t>
             </w:r>
           </w:p>
         </w:tc>
@@ -2305,7 +2305,7 @@
                 <w:szCs w:val="26"/>
                 <w:rtl/>
               </w:rPr>
-              <w:t xml:space="preserve">28</w:t>
+              <w:t xml:space="preserve">29</w:t>
             </w:r>
           </w:p>
         </w:tc>
@@ -2352,7 +2352,7 @@
                 <w:szCs w:val="26"/>
                 <w:rtl/>
               </w:rPr>
-              <w:t xml:space="preserve">28</w:t>
+              <w:t xml:space="preserve">29</w:t>
             </w:r>
           </w:p>
         </w:tc>
@@ -2399,7 +2399,7 @@
                 <w:szCs w:val="26"/>
                 <w:rtl/>
               </w:rPr>
-              <w:t xml:space="preserve">28</w:t>
+              <w:t xml:space="preserve">29</w:t>
             </w:r>
           </w:p>
         </w:tc>
@@ -2446,7 +2446,54 @@
                 <w:szCs w:val="26"/>
                 <w:rtl/>
               </w:rPr>
-              <w:t xml:space="preserve">29</w:t>
+              <w:t xml:space="preserve">30</w:t>
+            </w:r>
+          </w:p>
+        </w:tc>
+      </w:tr>
+      <w:tr>
+        <w:tc>
+          <w:tcPr>
+            <w:tcW w:w="7700" w:type="dxa"/>
+            <w:vAlign w:val="center"/>
+          </w:tcPr>
+          <w:p>
+            <w:pPr>
+              <w:bidi/>
+              <w:ind w:right="340"/>
+              <w:spacing w:before="30" w:after="30" w:line="276" w:lineRule="auto"/>
+              <w:jc w:val="right"/>
+            </w:pPr>
+            <w:r>
+              <w:rPr>
+                <w:rFonts w:ascii="Simplified Arabic" w:hAnsi="Simplified Arabic" w:cs="Simplified Arabic"/>
+                <w:sz w:val="26"/>
+                <w:szCs w:val="26"/>
+                <w:rtl/>
+              </w:rPr>
+              <w:t xml:space="preserve">المبحث الرابع: الآثار النفسيّة والأسريّة.</w:t>
+            </w:r>
+          </w:p>
+        </w:tc>
+        <w:tc>
+          <w:tcPr>
+            <w:tcW w:w="1300" w:type="dxa"/>
+            <w:vAlign w:val="center"/>
+          </w:tcPr>
+          <w:p>
+            <w:pPr>
+              <w:bidi/>
+              <w:spacing w:before="30" w:after="30" w:line="276" w:lineRule="auto"/>
+              <w:jc w:val="center"/>
+            </w:pPr>
+            <w:r>
+              <w:rPr>
+                <w:rFonts w:ascii="Simplified Arabic" w:hAnsi="Simplified Arabic" w:cs="Simplified Arabic"/>
+                <w:sz w:val="26"/>
+                <w:szCs w:val="26"/>
+                <w:rtl/>
+              </w:rPr>
+              <w:t xml:space="preserve">31</w:t>
             </w:r>
           </w:p>
         </w:tc>
@@ -2537,7 +2584,7 @@
                 <w:szCs w:val="26"/>
                 <w:rtl/>
               </w:rPr>
-              <w:t xml:space="preserve">31</w:t>
+              <w:t xml:space="preserve">32</w:t>
             </w:r>
           </w:p>
         </w:tc>
@@ -2584,7 +2631,7 @@
                 <w:szCs w:val="26"/>
                 <w:rtl/>
               </w:rPr>
-              <w:t xml:space="preserve">31</w:t>
+              <w:t xml:space="preserve">32</w:t>
             </w:r>
           </w:p>
         </w:tc>
@@ -2631,7 +2678,7 @@
                 <w:szCs w:val="26"/>
                 <w:rtl/>
               </w:rPr>
-              <w:t xml:space="preserve">34</w:t>
+              <w:t xml:space="preserve">35</w:t>
             </w:r>
           </w:p>
         </w:tc>
@@ -2678,7 +2725,7 @@
                 <w:szCs w:val="26"/>
                 <w:rtl/>
               </w:rPr>
-              <w:t xml:space="preserve">35</w:t>
+              <w:t xml:space="preserve">36</w:t>
             </w:r>
           </w:p>
         </w:tc>
@@ -2725,7 +2772,7 @@
                 <w:szCs w:val="26"/>
                 <w:rtl/>
               </w:rPr>
-              <w:t xml:space="preserve">39</w:t>
+              <w:t xml:space="preserve">40</w:t>
             </w:r>
           </w:p>
         </w:tc>
@@ -2772,7 +2819,7 @@
                 <w:szCs w:val="26"/>
                 <w:rtl/>
               </w:rPr>
-              <w:t xml:space="preserve">45</w:t>
+              <w:t xml:space="preserve">46</w:t>
             </w:r>
           </w:p>
         </w:tc>
@@ -2819,7 +2866,7 @@
                 <w:szCs w:val="26"/>
                 <w:rtl/>
               </w:rPr>
-              <w:t xml:space="preserve">48</w:t>
+              <w:t xml:space="preserve">49</w:t>
             </w:r>
           </w:p>
         </w:tc>
@@ -2866,7 +2913,7 @@
                 <w:szCs w:val="26"/>
                 <w:rtl/>
               </w:rPr>
-              <w:t xml:space="preserve">55</w:t>
+              <w:t xml:space="preserve">56</w:t>
             </w:r>
           </w:p>
         </w:tc>
@@ -2913,7 +2960,7 @@
                 <w:szCs w:val="26"/>
                 <w:rtl/>
               </w:rPr>
-              <w:t xml:space="preserve">60</w:t>
+              <w:t xml:space="preserve">61</w:t>
             </w:r>
           </w:p>
         </w:tc>
@@ -2960,7 +3007,7 @@
                 <w:szCs w:val="26"/>
                 <w:rtl/>
               </w:rPr>
-              <w:t xml:space="preserve">66</w:t>
+              <w:t xml:space="preserve">67</w:t>
             </w:r>
           </w:p>
         </w:tc>
@@ -3007,7 +3054,7 @@
                 <w:szCs w:val="26"/>
                 <w:rtl/>
               </w:rPr>
-              <w:t xml:space="preserve">70</w:t>
+              <w:t xml:space="preserve">71</w:t>
             </w:r>
           </w:p>
         </w:tc>
@@ -3055,7 +3102,7 @@
                 <w:szCs w:val="26"/>
                 <w:rtl/>
               </w:rPr>
-              <w:t xml:space="preserve">70</w:t>
+              <w:t xml:space="preserve">71</w:t>
             </w:r>
           </w:p>
         </w:tc>
@@ -3103,7 +3150,7 @@
                 <w:szCs w:val="26"/>
                 <w:rtl/>
               </w:rPr>
-              <w:t xml:space="preserve">71</w:t>
+              <w:t xml:space="preserve">72</w:t>
             </w:r>
           </w:p>
         </w:tc>
@@ -3151,7 +3198,7 @@
                 <w:szCs w:val="26"/>
                 <w:rtl/>
               </w:rPr>
-              <w:t xml:space="preserve">73</w:t>
+              <w:t xml:space="preserve">74</w:t>
             </w:r>
           </w:p>
         </w:tc>
@@ -3198,7 +3245,7 @@
                 <w:szCs w:val="26"/>
                 <w:rtl/>
               </w:rPr>
-              <w:t xml:space="preserve">74</w:t>
+              <w:t xml:space="preserve">75</w:t>
             </w:r>
           </w:p>
         </w:tc>
@@ -3246,7 +3293,7 @@
                 <w:szCs w:val="26"/>
                 <w:rtl/>
               </w:rPr>
-              <w:t xml:space="preserve">74</w:t>
+              <w:t xml:space="preserve">75</w:t>
             </w:r>
           </w:p>
         </w:tc>
@@ -3294,7 +3341,7 @@
                 <w:szCs w:val="26"/>
                 <w:rtl/>
               </w:rPr>
-              <w:t xml:space="preserve">76</w:t>
+              <w:t xml:space="preserve">77</w:t>
             </w:r>
           </w:p>
         </w:tc>
@@ -3341,7 +3388,7 @@
                 <w:szCs w:val="26"/>
                 <w:rtl/>
               </w:rPr>
-              <w:t xml:space="preserve">78</w:t>
+              <w:t xml:space="preserve">79</w:t>
             </w:r>
           </w:p>
         </w:tc>
@@ -3389,7 +3436,7 @@
                 <w:szCs w:val="26"/>
                 <w:rtl/>
               </w:rPr>
-              <w:t xml:space="preserve">78</w:t>
+              <w:t xml:space="preserve">79</w:t>
             </w:r>
           </w:p>
         </w:tc>
@@ -3437,7 +3484,7 @@
                 <w:szCs w:val="26"/>
                 <w:rtl/>
               </w:rPr>
-              <w:t xml:space="preserve">80</w:t>
+              <w:t xml:space="preserve">81</w:t>
             </w:r>
           </w:p>
         </w:tc>
@@ -3484,7 +3531,101 @@
                 <w:szCs w:val="26"/>
                 <w:rtl/>
               </w:rPr>
-              <w:t xml:space="preserve">82</w:t>
+              <w:t xml:space="preserve">83</w:t>
+            </w:r>
+          </w:p>
+        </w:tc>
+      </w:tr>
+      <w:tr>
+        <w:tc>
+          <w:tcPr>
+            <w:tcW w:w="7700" w:type="dxa"/>
+            <w:vAlign w:val="center"/>
+          </w:tcPr>
+          <w:p>
+            <w:pPr>
+              <w:bidi/>
+              <w:ind w:right="340"/>
+              <w:spacing w:before="30" w:after="30" w:line="276" w:lineRule="auto"/>
+              <w:jc w:val="right"/>
+            </w:pPr>
+            <w:r>
+              <w:rPr>
+                <w:rFonts w:ascii="Simplified Arabic" w:hAnsi="Simplified Arabic" w:cs="Simplified Arabic"/>
+                <w:sz w:val="26"/>
+                <w:szCs w:val="26"/>
+                <w:rtl/>
+              </w:rPr>
+              <w:t xml:space="preserve">المبحث الرابع عشر: القواعد الفقهيّة ومقاصد الشريعة الحاكمة لمسائل البحث.</w:t>
+            </w:r>
+          </w:p>
+        </w:tc>
+        <w:tc>
+          <w:tcPr>
+            <w:tcW w:w="1300" w:type="dxa"/>
+            <w:vAlign w:val="center"/>
+          </w:tcPr>
+          <w:p>
+            <w:pPr>
+              <w:bidi/>
+              <w:spacing w:before="30" w:after="30" w:line="276" w:lineRule="auto"/>
+              <w:jc w:val="center"/>
+            </w:pPr>
+            <w:r>
+              <w:rPr>
+                <w:rFonts w:ascii="Simplified Arabic" w:hAnsi="Simplified Arabic" w:cs="Simplified Arabic"/>
+                <w:sz w:val="26"/>
+                <w:szCs w:val="26"/>
+                <w:rtl/>
+              </w:rPr>
+              <w:t xml:space="preserve">87</w:t>
+            </w:r>
+          </w:p>
+        </w:tc>
+      </w:tr>
+      <w:tr>
+        <w:tc>
+          <w:tcPr>
+            <w:tcW w:w="7700" w:type="dxa"/>
+            <w:vAlign w:val="center"/>
+          </w:tcPr>
+          <w:p>
+            <w:pPr>
+              <w:bidi/>
+              <w:ind w:right="340"/>
+              <w:spacing w:before="30" w:after="30" w:line="276" w:lineRule="auto"/>
+              <w:jc w:val="right"/>
+            </w:pPr>
+            <w:r>
+              <w:rPr>
+                <w:rFonts w:ascii="Simplified Arabic" w:hAnsi="Simplified Arabic" w:cs="Simplified Arabic"/>
+                <w:sz w:val="26"/>
+                <w:szCs w:val="26"/>
+                <w:rtl/>
+              </w:rPr>
+              <w:t xml:space="preserve">المبحث الخامس عشر: ضوابط عمل المرأة المسلمة لدى غير المسلمين، وصور العمل المعاصرة.</w:t>
+            </w:r>
+          </w:p>
+        </w:tc>
+        <w:tc>
+          <w:tcPr>
+            <w:tcW w:w="1300" w:type="dxa"/>
+            <w:vAlign w:val="center"/>
+          </w:tcPr>
+          <w:p>
+            <w:pPr>
+              <w:bidi/>
+              <w:spacing w:before="30" w:after="30" w:line="276" w:lineRule="auto"/>
+              <w:jc w:val="center"/>
+            </w:pPr>
+            <w:r>
+              <w:rPr>
+                <w:rFonts w:ascii="Simplified Arabic" w:hAnsi="Simplified Arabic" w:cs="Simplified Arabic"/>
+                <w:sz w:val="26"/>
+                <w:szCs w:val="26"/>
+                <w:rtl/>
+              </w:rPr>
+              <w:t xml:space="preserve">89</w:t>
             </w:r>
           </w:p>
         </w:tc>
@@ -3575,7 +3716,7 @@
                 <w:szCs w:val="26"/>
                 <w:rtl/>
               </w:rPr>
-              <w:t xml:space="preserve">87</w:t>
+              <w:t xml:space="preserve">91</w:t>
             </w:r>
           </w:p>
         </w:tc>
@@ -3623,7 +3764,7 @@
                 <w:szCs w:val="26"/>
                 <w:rtl/>
               </w:rPr>
-              <w:t xml:space="preserve">89</w:t>
+              <w:t xml:space="preserve">93</w:t>
             </w:r>
           </w:p>
         </w:tc>
@@ -3671,7 +3812,7 @@
                 <w:szCs w:val="26"/>
                 <w:rtl/>
               </w:rPr>
-              <w:t xml:space="preserve">89</w:t>
+              <w:t xml:space="preserve">94</w:t>
             </w:r>
           </w:p>
         </w:tc>
@@ -3719,7 +3860,7 @@
                 <w:szCs w:val="26"/>
                 <w:rtl/>
               </w:rPr>
-              <w:t xml:space="preserve">89</w:t>
+              <w:t xml:space="preserve">94</w:t>
             </w:r>
           </w:p>
         </w:tc>
@@ -3815,7 +3956,7 @@
                 <w:szCs w:val="26"/>
                 <w:rtl/>
               </w:rPr>
-              <w:t xml:space="preserve">91</w:t>
+              <w:t xml:space="preserve">96</w:t>
             </w:r>
           </w:p>
         </w:tc>
@@ -3863,7 +4004,7 @@
                 <w:szCs w:val="26"/>
                 <w:rtl/>
               </w:rPr>
-              <w:t xml:space="preserve">91</w:t>
+              <w:t xml:space="preserve">96</w:t>
             </w:r>
           </w:p>
         </w:tc>
@@ -5447,6 +5588,136 @@
           <w:rtl/>
         </w:rPr>
         <w:footnoteReference w:id="2"/>
+      </w:r>
+    </w:p>
+    <w:p>
+      <w:pPr>
+        <w:bidi/>
+        <w:spacing w:after="100" w:line="360" w:lineRule="auto"/>
+        <w:jc w:val="right"/>
+      </w:pPr>
+      <w:r>
+        <w:rPr>
+          <w:rFonts w:ascii="Simplified Arabic" w:hAnsi="Simplified Arabic" w:cs="Simplified Arabic"/>
+          <w:b/>
+          <w:bCs/>
+          <w:sz w:val="28"/>
+          <w:szCs w:val="28"/>
+          <w:rtl/>
+        </w:rPr>
+        <w:t xml:space="preserve">أسئلة البحث الفرعيّة:</w:t>
+      </w:r>
+    </w:p>
+    <w:p>
+      <w:pPr>
+        <w:bidi/>
+        <w:spacing w:after="100" w:line="360" w:lineRule="auto"/>
+        <w:jc w:val="both"/>
+      </w:pPr>
+      <w:r>
+        <w:rPr>
+          <w:rFonts w:ascii="Simplified Arabic" w:hAnsi="Simplified Arabic" w:cs="Simplified Arabic"/>
+          <w:sz w:val="28"/>
+          <w:szCs w:val="28"/>
+          <w:rtl/>
+        </w:rPr>
+        <w:t xml:space="preserve">ينبثق عن إشكاليّة البحث الأسئلة الفرعيّة الآتية:</w:t>
+      </w:r>
+    </w:p>
+    <w:p>
+      <w:pPr>
+        <w:bidi/>
+        <w:spacing w:after="100" w:line="360" w:lineRule="auto"/>
+        <w:jc w:val="both"/>
+      </w:pPr>
+      <w:r>
+        <w:rPr>
+          <w:rFonts w:ascii="Simplified Arabic" w:hAnsi="Simplified Arabic" w:cs="Simplified Arabic"/>
+          <w:sz w:val="28"/>
+          <w:szCs w:val="28"/>
+          <w:rtl/>
+        </w:rPr>
+        <w:t xml:space="preserve">1. ما حكم عمل المسلم عند غير المسلم في الأعمال المباحة، وما ضوابطه؟</w:t>
+      </w:r>
+    </w:p>
+    <w:p>
+      <w:pPr>
+        <w:bidi/>
+        <w:spacing w:after="100" w:line="360" w:lineRule="auto"/>
+        <w:jc w:val="both"/>
+      </w:pPr>
+      <w:r>
+        <w:rPr>
+          <w:rFonts w:ascii="Simplified Arabic" w:hAnsi="Simplified Arabic" w:cs="Simplified Arabic"/>
+          <w:sz w:val="28"/>
+          <w:szCs w:val="28"/>
+          <w:rtl/>
+        </w:rPr>
+        <w:t xml:space="preserve">2. ما حكم الاشتغال في الأعمال المحرّمة وما يفضي إليها في الدول الأجنبيّة؟</w:t>
+      </w:r>
+    </w:p>
+    <w:p>
+      <w:pPr>
+        <w:bidi/>
+        <w:spacing w:after="100" w:line="360" w:lineRule="auto"/>
+        <w:jc w:val="both"/>
+      </w:pPr>
+      <w:r>
+        <w:rPr>
+          <w:rFonts w:ascii="Simplified Arabic" w:hAnsi="Simplified Arabic" w:cs="Simplified Arabic"/>
+          <w:sz w:val="28"/>
+          <w:szCs w:val="28"/>
+          <w:rtl/>
+        </w:rPr>
+        <w:t xml:space="preserve">3. ما حكم التعامل بالربا والتأمين والأسهم المختلطة في تلك الدول؟</w:t>
+      </w:r>
+    </w:p>
+    <w:p>
+      <w:pPr>
+        <w:bidi/>
+        <w:spacing w:after="100" w:line="360" w:lineRule="auto"/>
+        <w:jc w:val="both"/>
+      </w:pPr>
+      <w:r>
+        <w:rPr>
+          <w:rFonts w:ascii="Simplified Arabic" w:hAnsi="Simplified Arabic" w:cs="Simplified Arabic"/>
+          <w:sz w:val="28"/>
+          <w:szCs w:val="28"/>
+          <w:rtl/>
+        </w:rPr>
+        <w:t xml:space="preserve">4. ما الفرق بين ضوابط عمل الرجل وضوابط عمل المرأة المسلمة لدى غير المسلمين؟</w:t>
+      </w:r>
+    </w:p>
+    <w:p>
+      <w:pPr>
+        <w:bidi/>
+        <w:spacing w:after="100" w:line="360" w:lineRule="auto"/>
+        <w:jc w:val="both"/>
+      </w:pPr>
+      <w:r>
+        <w:rPr>
+          <w:rFonts w:ascii="Simplified Arabic" w:hAnsi="Simplified Arabic" w:cs="Simplified Arabic"/>
+          <w:sz w:val="28"/>
+          <w:szCs w:val="28"/>
+          <w:rtl/>
+        </w:rPr>
+        <w:t xml:space="preserve">5. ما أثر تغيّر وصف الدار (حرب، عهد، أمان) في الأحكام المتقدّمة؟</w:t>
+      </w:r>
+    </w:p>
+    <w:p>
+      <w:pPr>
+        <w:bidi/>
+        <w:spacing w:after="200" w:line="360" w:lineRule="auto"/>
+        <w:jc w:val="both"/>
+      </w:pPr>
+      <w:r>
+        <w:rPr>
+          <w:rFonts w:ascii="Simplified Arabic" w:hAnsi="Simplified Arabic" w:cs="Simplified Arabic"/>
+          <w:sz w:val="28"/>
+          <w:szCs w:val="28"/>
+          <w:rtl/>
+        </w:rPr>
+        <w:t xml:space="preserve">6. ما موقف الفتاوى المعاصرة من هذه المسائل، وما قيمتها عند الفحص العلميّ؟</w:t>
       </w:r>
     </w:p>
     <w:p>
@@ -11202,7 +11473,7 @@
           <w:szCs w:val="28"/>
           <w:rtl/>
         </w:rPr>
-        <w:t xml:space="preserve">وفيه ثلاثة مباحث: الآثار العامّة وصور المسائل؛ الآثار الاقتصاديّة والاجتماعيّة؛ الآثار القانونيّة.</w:t>
+        <w:t xml:space="preserve">وفيه أربعة مباحث: الآثار العامّة وصور المسائل؛ الآثار الاقتصاديّة والاجتماعيّة؛ الآثار القانونيّة؛ الآثار النفسيّة والأسريّة.</w:t>
       </w:r>
     </w:p>
     <w:p>
@@ -11716,6 +11987,98 @@
     </w:p>
     <w:p>
       <w:pPr>
+        <w:bidi/>
+        <w:spacing w:after="140" w:line="360" w:lineRule="auto"/>
+        <w:jc w:val="right"/>
+      </w:pPr>
+      <w:r>
+        <w:rPr>
+          <w:rFonts w:ascii="Simplified Arabic" w:hAnsi="Simplified Arabic" w:cs="Simplified Arabic"/>
+          <w:b/>
+          <w:bCs/>
+          <w:sz w:val="30"/>
+          <w:szCs w:val="30"/>
+          <w:rtl/>
+        </w:rPr>
+        <w:t xml:space="preserve">المبحث الرابع: الآثار النفسيّة والأسريّة.</w:t>
+      </w:r>
+    </w:p>
+    <w:p>
+      <w:pPr>
+        <w:bidi/>
+        <w:spacing w:after="100" w:line="360" w:lineRule="auto"/>
+        <w:jc w:val="both"/>
+      </w:pPr>
+      <w:r>
+        <w:rPr>
+          <w:rFonts w:ascii="Simplified Arabic" w:hAnsi="Simplified Arabic" w:cs="Simplified Arabic"/>
+          <w:sz w:val="28"/>
+          <w:szCs w:val="28"/>
+          <w:rtl/>
+        </w:rPr>
+        <w:t xml:space="preserve">لا يكتمل النظر في آثار عمل المسلم لدى غير المسلمين دون الجانب النفسيّ والأسريّ: فالعامل المهاجر يعيش غربةً مزدوجة، غربةَ المكان وغربةَ القيم، وقد يطول انفصاله عن أسرته أو ينقلها معه إلى بيئة مغايرة؛ ويترتّب على ذلك مسائل شرعيّة عمليّة: تربية الأولاد على الدين في بيئة غير مسلمة، والمحافظة على الصلاة والجمعة في أوقات عمل لا تراعيها، وأحكام الأسرة من زواج وطلاق تحت أنظمة قضائيّة غير إسلاميّة.</w:t>
+      </w:r>
+    </w:p>
+    <w:p>
+      <w:pPr>
+        <w:bidi/>
+        <w:spacing w:after="100" w:line="360" w:lineRule="auto"/>
+        <w:jc w:val="both"/>
+      </w:pPr>
+      <w:r>
+        <w:rPr>
+          <w:rFonts w:ascii="Simplified Arabic" w:hAnsi="Simplified Arabic" w:cs="Simplified Arabic"/>
+          <w:sz w:val="28"/>
+          <w:szCs w:val="28"/>
+          <w:rtl/>
+        </w:rPr>
+        <w:t xml:space="preserve">ويقابل هذه التحدّيات جانب إيجابيّ قرّرته أدبيّات فقه الأقلّيّات: فالوجود المسلم العامل المنضبط في تلك المجتمعات صار قناة تعريف عمليّ بالإسلام، وأداة نفي للصور النمطيّة، حتى عدّ بعض الباحثين إتقان العمل والأمانة فيه من فروض الدعوة بالحال</w:t>
+      </w:r>
+      <w:r>
+        <w:rPr>
+          <w:rStyle w:val="a8"/>
+        </w:rPr>
+        <w:footnoteReference w:id="207"/>
+      </w:r>
+      <w:r>
+        <w:rPr>
+          <w:rFonts w:ascii="Simplified Arabic" w:hAnsi="Simplified Arabic" w:cs="Simplified Arabic"/>
+          <w:sz w:val="28"/>
+          <w:szCs w:val="28"/>
+          <w:rtl/>
+        </w:rPr>
+        <w:t xml:space="preserve">.</w:t>
+      </w:r>
+    </w:p>
+    <w:p>
+      <w:pPr>
+        <w:bidi/>
+        <w:spacing w:after="100" w:line="360" w:lineRule="auto"/>
+        <w:jc w:val="both"/>
+      </w:pPr>
+      <w:r>
+        <w:rPr>
+          <w:rFonts w:ascii="Simplified Arabic" w:hAnsi="Simplified Arabic" w:cs="Simplified Arabic"/>
+          <w:b/>
+          <w:bCs/>
+          <w:sz w:val="28"/>
+          <w:szCs w:val="28"/>
+          <w:rtl/>
+        </w:rPr>
+        <w:t xml:space="preserve">تعقيب: </w:t>
+      </w:r>
+      <w:r>
+        <w:rPr>
+          <w:rFonts w:ascii="Simplified Arabic" w:hAnsi="Simplified Arabic" w:cs="Simplified Arabic"/>
+          <w:sz w:val="28"/>
+          <w:szCs w:val="28"/>
+          <w:rtl/>
+        </w:rPr>
+        <w:t xml:space="preserve">من خلال ما قمت بالاطلاع عليه من هذا الجانب، أعتقد أنّ أخطر الآثار النفسيّة ليس الغربة نفسها بل التطبيع التدريجيّ مع المخالفات بحكم الألفة؛ ولهذا كان من حكمة الفقهاء اشتراط القدرة على إظهار الدين شرطًا للإقامة، فهو صمّام الأمان النفسيّ قبل أن يكون حكمًا فقهيًّا.</w:t>
+      </w:r>
+    </w:p>
+    <w:p>
+      <w:pPr>
         <w:pStyle w:val="1"/>
         <w:pageBreakBefore/>
         <w:bidi/>
@@ -11748,7 +12111,7 @@
           <w:szCs w:val="28"/>
           <w:rtl/>
         </w:rPr>
-        <w:t xml:space="preserve">وهو قلب البحث، ويشتمل على ثلاثة عشر مبحثًا في صور العمل المختلفة: تحريرًا للمسألة، وعرضًا للأقوال والأدلّة ووجوه الاستدلال، ومناقشةً وترجيحًا.</w:t>
+        <w:t xml:space="preserve">وهو قلب البحث، ويشتمل على خمسة عشر مبحثًا في صور العمل المختلفة: تحريرًا للمسألة، وعرضًا للأقوال والأدلّة ووجوه الاستدلال، ومناقشةً وترجيحًا.</w:t>
       </w:r>
     </w:p>
     <w:p>
@@ -33607,6 +33970,573 @@
     </w:p>
     <w:p>
       <w:pPr>
+        <w:bidi/>
+        <w:spacing w:after="140" w:line="360" w:lineRule="auto"/>
+        <w:jc w:val="right"/>
+      </w:pPr>
+      <w:r>
+        <w:rPr>
+          <w:rFonts w:ascii="Simplified Arabic" w:hAnsi="Simplified Arabic" w:cs="Simplified Arabic"/>
+          <w:b/>
+          <w:bCs/>
+          <w:sz w:val="30"/>
+          <w:szCs w:val="30"/>
+          <w:rtl/>
+        </w:rPr>
+        <w:t xml:space="preserve">المبحث الرابع عشر: القواعد الفقهيّة ومقاصد الشريعة الحاكمة لمسائل البحث.</w:t>
+      </w:r>
+    </w:p>
+    <w:p>
+      <w:pPr>
+        <w:bidi/>
+        <w:spacing w:after="100" w:line="360" w:lineRule="auto"/>
+        <w:jc w:val="right"/>
+      </w:pPr>
+      <w:r>
+        <w:rPr>
+          <w:rFonts w:ascii="Simplified Arabic" w:hAnsi="Simplified Arabic" w:cs="Simplified Arabic"/>
+          <w:b/>
+          <w:bCs/>
+          <w:sz w:val="28"/>
+          <w:szCs w:val="28"/>
+          <w:rtl/>
+        </w:rPr>
+        <w:t xml:space="preserve">أوّلًا: القواعد الفقهيّة وتطبيقاتها على مسائل البحث:</w:t>
+      </w:r>
+    </w:p>
+    <w:p>
+      <w:pPr>
+        <w:bidi/>
+        <w:spacing w:after="100" w:line="360" w:lineRule="auto"/>
+        <w:jc w:val="both"/>
+      </w:pPr>
+      <w:r>
+        <w:rPr>
+          <w:rFonts w:ascii="Simplified Arabic" w:hAnsi="Simplified Arabic" w:cs="Simplified Arabic"/>
+          <w:b/>
+          <w:bCs/>
+          <w:sz w:val="28"/>
+          <w:szCs w:val="28"/>
+          <w:rtl/>
+        </w:rPr>
+        <w:t xml:space="preserve">1. قاعدة "الأصل في المعاملات الإباحة": </w:t>
+      </w:r>
+      <w:r>
+        <w:rPr>
+          <w:rFonts w:ascii="Simplified Arabic" w:hAnsi="Simplified Arabic" w:cs="Simplified Arabic"/>
+          <w:sz w:val="28"/>
+          <w:szCs w:val="28"/>
+          <w:rtl/>
+        </w:rPr>
+        <w:t xml:space="preserve">وهي عمدة القول بجواز أصل العمل عند غير المسلمين؛ فكلّ عقد عمل لم يرد دليل بتحريمه باقٍ على الإباحة، وقد صرّح بمضمونها شيخ الإسلام ابن تيمية فيما نقلته في مبحث الأسهم: أنه لا يحرم على الناس من المعاملات التي يحتاجون إليها إلا ما دلّ الكتاب والسنّة على تحريمه</w:t>
+      </w:r>
+      <w:r>
+        <w:rPr>
+          <w:rStyle w:val="a8"/>
+        </w:rPr>
+        <w:footnoteReference w:id="208"/>
+      </w:r>
+      <w:r>
+        <w:rPr>
+          <w:rFonts w:ascii="Simplified Arabic" w:hAnsi="Simplified Arabic" w:cs="Simplified Arabic"/>
+          <w:sz w:val="28"/>
+          <w:szCs w:val="28"/>
+          <w:rtl/>
+        </w:rPr>
+        <w:t xml:space="preserve">.</w:t>
+      </w:r>
+    </w:p>
+    <w:p>
+      <w:pPr>
+        <w:bidi/>
+        <w:spacing w:after="100" w:line="360" w:lineRule="auto"/>
+        <w:jc w:val="both"/>
+      </w:pPr>
+      <w:r>
+        <w:rPr>
+          <w:rFonts w:ascii="Simplified Arabic" w:hAnsi="Simplified Arabic" w:cs="Simplified Arabic"/>
+          <w:b/>
+          <w:bCs/>
+          <w:sz w:val="28"/>
+          <w:szCs w:val="28"/>
+          <w:rtl/>
+        </w:rPr>
+        <w:t xml:space="preserve">2. قاعدة "الأمور بمقاصدها": </w:t>
+      </w:r>
+      <w:r>
+        <w:rPr>
+          <w:rFonts w:ascii="Simplified Arabic" w:hAnsi="Simplified Arabic" w:cs="Simplified Arabic"/>
+          <w:sz w:val="28"/>
+          <w:szCs w:val="28"/>
+          <w:rtl/>
+        </w:rPr>
+        <w:t xml:space="preserve">وبها يفترق العمل الواحد باختلاف نيّته وغايته: فبيع العنب لمن يتخذه خمرًا غير بيعه لمن يأكله، والعمل في مصنع سلاح يقاتل به المسلمون غير العمل فيه لغير ذلك، كما تقدّم في مباحث البيع والمصانع.</w:t>
+      </w:r>
+    </w:p>
+    <w:p>
+      <w:pPr>
+        <w:bidi/>
+        <w:spacing w:after="100" w:line="360" w:lineRule="auto"/>
+        <w:jc w:val="both"/>
+      </w:pPr>
+      <w:r>
+        <w:rPr>
+          <w:rFonts w:ascii="Simplified Arabic" w:hAnsi="Simplified Arabic" w:cs="Simplified Arabic"/>
+          <w:b/>
+          <w:bCs/>
+          <w:sz w:val="28"/>
+          <w:szCs w:val="28"/>
+          <w:rtl/>
+        </w:rPr>
+        <w:t xml:space="preserve">3. قاعدة "لا ضرر ولا ضرار": </w:t>
+      </w:r>
+      <w:r>
+        <w:rPr>
+          <w:rFonts w:ascii="Simplified Arabic" w:hAnsi="Simplified Arabic" w:cs="Simplified Arabic"/>
+          <w:sz w:val="28"/>
+          <w:szCs w:val="28"/>
+          <w:rtl/>
+        </w:rPr>
+        <w:t xml:space="preserve">وهي الضابط الثاني من ضوابط العمل: ألا يعود عمل المسلم بالضرر على المسلمين، وأصلها الحديث المتقدّم تخريجه في مبحث التأمين.</w:t>
+      </w:r>
+    </w:p>
+    <w:p>
+      <w:pPr>
+        <w:bidi/>
+        <w:spacing w:after="100" w:line="360" w:lineRule="auto"/>
+        <w:jc w:val="both"/>
+      </w:pPr>
+      <w:r>
+        <w:rPr>
+          <w:rFonts w:ascii="Simplified Arabic" w:hAnsi="Simplified Arabic" w:cs="Simplified Arabic"/>
+          <w:b/>
+          <w:bCs/>
+          <w:sz w:val="28"/>
+          <w:szCs w:val="28"/>
+          <w:rtl/>
+        </w:rPr>
+        <w:t xml:space="preserve">4. قاعدة "الضرورات تبيح المحظورات" وقيدها "الضرورة تقدَّر بقدرها": </w:t>
+      </w:r>
+      <w:r>
+        <w:rPr>
+          <w:rFonts w:ascii="Simplified Arabic" w:hAnsi="Simplified Arabic" w:cs="Simplified Arabic"/>
+          <w:sz w:val="28"/>
+          <w:szCs w:val="28"/>
+          <w:rtl/>
+        </w:rPr>
+        <w:t xml:space="preserve">وعليهما مدار الرخص في مواضع البحث كلّها: العمل في المحظور عند الاضطرار، والتأمين الإلزاميّ، والبقاء في العمل المختلط حتى يجد بديلًا؛ فالرخصة مؤقّتة مقدّرة لا دائمة مطلقة.</w:t>
+      </w:r>
+    </w:p>
+    <w:p>
+      <w:pPr>
+        <w:bidi/>
+        <w:spacing w:after="100" w:line="360" w:lineRule="auto"/>
+        <w:jc w:val="both"/>
+      </w:pPr>
+      <w:r>
+        <w:rPr>
+          <w:rFonts w:ascii="Simplified Arabic" w:hAnsi="Simplified Arabic" w:cs="Simplified Arabic"/>
+          <w:b/>
+          <w:bCs/>
+          <w:sz w:val="28"/>
+          <w:szCs w:val="28"/>
+          <w:rtl/>
+        </w:rPr>
+        <w:t xml:space="preserve">5. قاعدة "العادة محكَّمة": </w:t>
+      </w:r>
+      <w:r>
+        <w:rPr>
+          <w:rFonts w:ascii="Simplified Arabic" w:hAnsi="Simplified Arabic" w:cs="Simplified Arabic"/>
+          <w:sz w:val="28"/>
+          <w:szCs w:val="28"/>
+          <w:rtl/>
+        </w:rPr>
+        <w:t xml:space="preserve">وبها يرجع في حدود العمل وأعرافه - ساعاته وأجرته وواجباته - إلى عرف بلد العمل ما لم يصادم نصًّا.</w:t>
+      </w:r>
+    </w:p>
+    <w:p>
+      <w:pPr>
+        <w:bidi/>
+        <w:spacing w:after="100" w:line="360" w:lineRule="auto"/>
+        <w:jc w:val="both"/>
+      </w:pPr>
+      <w:r>
+        <w:rPr>
+          <w:rFonts w:ascii="Simplified Arabic" w:hAnsi="Simplified Arabic" w:cs="Simplified Arabic"/>
+          <w:b/>
+          <w:bCs/>
+          <w:sz w:val="28"/>
+          <w:szCs w:val="28"/>
+          <w:rtl/>
+        </w:rPr>
+        <w:t xml:space="preserve">6. قاعدة "ما حرم أخذه حرم إعطاؤه": </w:t>
+      </w:r>
+      <w:r>
+        <w:rPr>
+          <w:rFonts w:ascii="Simplified Arabic" w:hAnsi="Simplified Arabic" w:cs="Simplified Arabic"/>
+          <w:sz w:val="28"/>
+          <w:szCs w:val="28"/>
+          <w:rtl/>
+        </w:rPr>
+        <w:t xml:space="preserve">وهي التي أعملها المانعون في ربا دار الحرب، وتقدّمت مناقشة تحقيق مناطها هناك.</w:t>
+      </w:r>
+    </w:p>
+    <w:p>
+      <w:pPr>
+        <w:bidi/>
+        <w:spacing w:after="100" w:line="360" w:lineRule="auto"/>
+        <w:jc w:val="right"/>
+      </w:pPr>
+      <w:r>
+        <w:rPr>
+          <w:rFonts w:ascii="Simplified Arabic" w:hAnsi="Simplified Arabic" w:cs="Simplified Arabic"/>
+          <w:b/>
+          <w:bCs/>
+          <w:sz w:val="28"/>
+          <w:szCs w:val="28"/>
+          <w:rtl/>
+        </w:rPr>
+        <w:t xml:space="preserve">ثانيًا: مقاصد الشريعة في مسائل البحث:</w:t>
+      </w:r>
+    </w:p>
+    <w:p>
+      <w:pPr>
+        <w:bidi/>
+        <w:spacing w:after="100" w:line="360" w:lineRule="auto"/>
+        <w:jc w:val="both"/>
+      </w:pPr>
+      <w:r>
+        <w:rPr>
+          <w:rFonts w:ascii="Simplified Arabic" w:hAnsi="Simplified Arabic" w:cs="Simplified Arabic"/>
+          <w:sz w:val="28"/>
+          <w:szCs w:val="28"/>
+          <w:rtl/>
+        </w:rPr>
+        <w:t xml:space="preserve">تتجاذب نازلةَ العمل لدى غير المسلمين المقاصدُ الخمسة كلّها: فحفظ الدين هو المقصد الحاكم، وبه قُيّدت الإقامة والعمل بالقدرة على إظهار الدين؛ وحفظ النفس يظهر في تحريم العمل في جيوش تقاتل المسلمين وفي رخص الاضطرار؛ وحفظ العرض والنسل في ضوابط الاختلاط وعمل المرأة الآتية؛ وحفظ العقل في تحريم كلّ عمل في الخمر والمخدّرات؛ وحفظ المال في مشروعيّة الكسب أصلًا وفي تحريم الربا والغرر</w:t>
+      </w:r>
+      <w:r>
+        <w:rPr>
+          <w:rStyle w:val="a8"/>
+        </w:rPr>
+        <w:footnoteReference w:id="209"/>
+      </w:r>
+      <w:r>
+        <w:rPr>
+          <w:rFonts w:ascii="Simplified Arabic" w:hAnsi="Simplified Arabic" w:cs="Simplified Arabic"/>
+          <w:sz w:val="28"/>
+          <w:szCs w:val="28"/>
+          <w:rtl/>
+        </w:rPr>
+        <w:t xml:space="preserve">. والموازنة عند تزاحم هذه المقاصد تكون بتقديم حفظ الدين، ثم بموازنة رتب الحاجة والضرورة كما فصّلته في مواضعه.</w:t>
+      </w:r>
+    </w:p>
+    <w:p>
+      <w:pPr>
+        <w:bidi/>
+        <w:spacing w:after="100" w:line="360" w:lineRule="auto"/>
+        <w:jc w:val="both"/>
+      </w:pPr>
+      <w:r>
+        <w:rPr>
+          <w:rFonts w:ascii="Simplified Arabic" w:hAnsi="Simplified Arabic" w:cs="Simplified Arabic"/>
+          <w:b/>
+          <w:bCs/>
+          <w:sz w:val="28"/>
+          <w:szCs w:val="28"/>
+          <w:rtl/>
+        </w:rPr>
+        <w:t xml:space="preserve">تعقيب: </w:t>
+      </w:r>
+      <w:r>
+        <w:rPr>
+          <w:rFonts w:ascii="Simplified Arabic" w:hAnsi="Simplified Arabic" w:cs="Simplified Arabic"/>
+          <w:sz w:val="28"/>
+          <w:szCs w:val="28"/>
+          <w:rtl/>
+        </w:rPr>
+        <w:t xml:space="preserve">من خلال ما قمت بالاطلاع عليه عند جمع هذه القواعد والمقاصد، أرى أنّ مسائل البحث المتناثرة في ثلاثة عشر مبحثًا تنتظم كلّها في سلكها: فما من ترجيح رجّحته إلا وهو تطبيق لقاعدة من هذه القواعد في ضوء مقصد من تلك المقاصد، وهذا الانتظام هو الفارق بين الفتوى المجزّأة والفقه المنهجيّ.</w:t>
+      </w:r>
+    </w:p>
+    <w:p>
+      <w:pPr>
+        <w:bidi/>
+        <w:spacing w:after="140" w:line="360" w:lineRule="auto"/>
+        <w:jc w:val="right"/>
+      </w:pPr>
+      <w:r>
+        <w:rPr>
+          <w:rFonts w:ascii="Simplified Arabic" w:hAnsi="Simplified Arabic" w:cs="Simplified Arabic"/>
+          <w:b/>
+          <w:bCs/>
+          <w:sz w:val="30"/>
+          <w:szCs w:val="30"/>
+          <w:rtl/>
+        </w:rPr>
+        <w:t xml:space="preserve">المبحث الخامس عشر: ضوابط عمل المرأة المسلمة لدى غير المسلمين، وصور العمل المعاصرة.</w:t>
+      </w:r>
+    </w:p>
+    <w:p>
+      <w:pPr>
+        <w:bidi/>
+        <w:spacing w:after="100" w:line="360" w:lineRule="auto"/>
+        <w:jc w:val="right"/>
+      </w:pPr>
+      <w:r>
+        <w:rPr>
+          <w:rFonts w:ascii="Simplified Arabic" w:hAnsi="Simplified Arabic" w:cs="Simplified Arabic"/>
+          <w:b/>
+          <w:bCs/>
+          <w:sz w:val="28"/>
+          <w:szCs w:val="28"/>
+          <w:rtl/>
+        </w:rPr>
+        <w:t xml:space="preserve">أوّلًا: ضوابط عمل المرأة المسلمة:</w:t>
+      </w:r>
+    </w:p>
+    <w:p>
+      <w:pPr>
+        <w:bidi/>
+        <w:spacing w:after="100" w:line="360" w:lineRule="auto"/>
+        <w:jc w:val="both"/>
+      </w:pPr>
+      <w:r>
+        <w:rPr>
+          <w:rFonts w:ascii="Simplified Arabic" w:hAnsi="Simplified Arabic" w:cs="Simplified Arabic"/>
+          <w:sz w:val="28"/>
+          <w:szCs w:val="28"/>
+          <w:rtl/>
+        </w:rPr>
+        <w:t xml:space="preserve">وعدتُ في مطلع البحث ببيان ما تختصّ به المرأة من ضوابط، وأصل مشروعيّة عملها ثابت؛ وقد قصّ الله علينا عمل ابنتي الرجل الصالح في السقي: </w:t>
+      </w:r>
+      <w:r>
+        <w:rPr>
+          <w:rFonts w:ascii="Simplified Arabic" w:hAnsi="Simplified Arabic" w:cs="Simplified Arabic"/>
+          <w:b/>
+          <w:bCs/>
+          <w:sz w:val="28"/>
+          <w:szCs w:val="28"/>
+          <w:rtl/>
+        </w:rPr>
+        <w:t xml:space="preserve">﴿قَالَتَا لَا نَسْقِي حَتَّى يُصْدِرَ الرِّعَاءُ وَأَبُونَا شَيْخٌ كَبِيرٌ﴾</w:t>
+      </w:r>
+      <w:r>
+        <w:rPr>
+          <w:rFonts w:ascii="Simplified Arabic" w:hAnsi="Simplified Arabic" w:cs="Simplified Arabic"/>
+          <w:sz w:val="28"/>
+          <w:szCs w:val="28"/>
+          <w:rtl/>
+        </w:rPr>
+        <w:t xml:space="preserve"> (القصص: 23)، فعملتا للحاجة مع التزام الحياء المذكور في السياق. وتزيد المرأة على الضوابط العامّة المتقدّمة ضوابط خاصّة:</w:t>
+      </w:r>
+    </w:p>
+    <w:p>
+      <w:pPr>
+        <w:bidi/>
+        <w:spacing w:after="100" w:line="360" w:lineRule="auto"/>
+        <w:jc w:val="both"/>
+      </w:pPr>
+      <w:r>
+        <w:rPr>
+          <w:rFonts w:ascii="Simplified Arabic" w:hAnsi="Simplified Arabic" w:cs="Simplified Arabic"/>
+          <w:sz w:val="28"/>
+          <w:szCs w:val="28"/>
+          <w:rtl/>
+        </w:rPr>
+        <w:t xml:space="preserve">1. لباسها الشرعيّ في بيئة العمل، وقد تقدّم أنّ قوانين كثير من دول العمل تحمي هذا الحقّ.</w:t>
+      </w:r>
+    </w:p>
+    <w:p>
+      <w:pPr>
+        <w:bidi/>
+        <w:spacing w:after="100" w:line="360" w:lineRule="auto"/>
+        <w:jc w:val="both"/>
+      </w:pPr>
+      <w:r>
+        <w:rPr>
+          <w:rFonts w:ascii="Simplified Arabic" w:hAnsi="Simplified Arabic" w:cs="Simplified Arabic"/>
+          <w:sz w:val="28"/>
+          <w:szCs w:val="28"/>
+          <w:rtl/>
+        </w:rPr>
+        <w:t xml:space="preserve">2. اجتناب الخلوة المحرّمة بأجنبيّ، وضبط الاختلاط بالحاجة المهنيّة دون استرسال.</w:t>
+      </w:r>
+    </w:p>
+    <w:p>
+      <w:pPr>
+        <w:bidi/>
+        <w:spacing w:after="100" w:line="360" w:lineRule="auto"/>
+        <w:jc w:val="both"/>
+      </w:pPr>
+      <w:r>
+        <w:rPr>
+          <w:rFonts w:ascii="Simplified Arabic" w:hAnsi="Simplified Arabic" w:cs="Simplified Arabic"/>
+          <w:sz w:val="28"/>
+          <w:szCs w:val="28"/>
+          <w:rtl/>
+        </w:rPr>
+        <w:t xml:space="preserve">3. ألا يكون في طبيعة العمل ابتذال لها أو امتهان لأنوثتها، كأعمال الإغراء والدعاية بالجسد، فهذا محرّم في كلّ دار.</w:t>
+      </w:r>
+    </w:p>
+    <w:p>
+      <w:pPr>
+        <w:bidi/>
+        <w:spacing w:after="100" w:line="360" w:lineRule="auto"/>
+        <w:jc w:val="both"/>
+      </w:pPr>
+      <w:r>
+        <w:rPr>
+          <w:rFonts w:ascii="Simplified Arabic" w:hAnsi="Simplified Arabic" w:cs="Simplified Arabic"/>
+          <w:sz w:val="28"/>
+          <w:szCs w:val="28"/>
+          <w:rtl/>
+        </w:rPr>
+        <w:t xml:space="preserve">4. مراعاة حقّ الزوج والأولاد، والموازنة بين مصلحة الكسب وواجبات البيت بميزان المصالح المتقدّم.</w:t>
+      </w:r>
+    </w:p>
+    <w:p>
+      <w:pPr>
+        <w:bidi/>
+        <w:spacing w:after="100" w:line="360" w:lineRule="auto"/>
+        <w:jc w:val="both"/>
+      </w:pPr>
+      <w:r>
+        <w:rPr>
+          <w:rFonts w:ascii="Simplified Arabic" w:hAnsi="Simplified Arabic" w:cs="Simplified Arabic"/>
+          <w:sz w:val="28"/>
+          <w:szCs w:val="28"/>
+          <w:rtl/>
+        </w:rPr>
+        <w:t xml:space="preserve">5. أمن الطريق والمبيت، ومسألة سفرها للعمل جارية على خلاف الفقهاء في سفر المرأة المعروف.</w:t>
+      </w:r>
+    </w:p>
+    <w:p>
+      <w:pPr>
+        <w:bidi/>
+        <w:spacing w:after="100" w:line="360" w:lineRule="auto"/>
+        <w:jc w:val="right"/>
+      </w:pPr>
+      <w:r>
+        <w:rPr>
+          <w:rFonts w:ascii="Simplified Arabic" w:hAnsi="Simplified Arabic" w:cs="Simplified Arabic"/>
+          <w:b/>
+          <w:bCs/>
+          <w:sz w:val="28"/>
+          <w:szCs w:val="28"/>
+          <w:rtl/>
+        </w:rPr>
+        <w:t xml:space="preserve">ثانيًا: صور معاصرة مستجدّة من العمل:</w:t>
+      </w:r>
+    </w:p>
+    <w:p>
+      <w:pPr>
+        <w:bidi/>
+        <w:spacing w:after="100" w:line="360" w:lineRule="auto"/>
+        <w:jc w:val="both"/>
+      </w:pPr>
+      <w:r>
+        <w:rPr>
+          <w:rFonts w:ascii="Simplified Arabic" w:hAnsi="Simplified Arabic" w:cs="Simplified Arabic"/>
+          <w:b/>
+          <w:bCs/>
+          <w:sz w:val="28"/>
+          <w:szCs w:val="28"/>
+          <w:rtl/>
+        </w:rPr>
+        <w:t xml:space="preserve">1. العمل عن بُعد لشركات أجنبيّة: </w:t>
+      </w:r>
+      <w:r>
+        <w:rPr>
+          <w:rFonts w:ascii="Simplified Arabic" w:hAnsi="Simplified Arabic" w:cs="Simplified Arabic"/>
+          <w:sz w:val="28"/>
+          <w:szCs w:val="28"/>
+          <w:rtl/>
+        </w:rPr>
+        <w:t xml:space="preserve">وهو أن يعمل المسلم من بلده عبر الشبكة لمصلحة شركة في دولة أجنبيّة. وحكمه أيسر من الهجرة للعمل: إذ تنتفي مفاسد الغربة والاختلاط غالبًا، ويبقى النظر في مشروعيّة نشاط الشركة نفسها وفق ضوابط مبحث الشركات والأسهم؛ فهو من أوسع أبواب الكسب المباح للمسلم المعاصر.</w:t>
+      </w:r>
+    </w:p>
+    <w:p>
+      <w:pPr>
+        <w:bidi/>
+        <w:spacing w:after="100" w:line="360" w:lineRule="auto"/>
+        <w:jc w:val="both"/>
+      </w:pPr>
+      <w:r>
+        <w:rPr>
+          <w:rFonts w:ascii="Simplified Arabic" w:hAnsi="Simplified Arabic" w:cs="Simplified Arabic"/>
+          <w:b/>
+          <w:bCs/>
+          <w:sz w:val="28"/>
+          <w:szCs w:val="28"/>
+          <w:rtl/>
+        </w:rPr>
+        <w:t xml:space="preserve">2. العمل في منصّات التوصيل والاقتصاد المؤقّت: </w:t>
+      </w:r>
+      <w:r>
+        <w:rPr>
+          <w:rFonts w:ascii="Simplified Arabic" w:hAnsi="Simplified Arabic" w:cs="Simplified Arabic"/>
+          <w:sz w:val="28"/>
+          <w:szCs w:val="28"/>
+          <w:rtl/>
+        </w:rPr>
+        <w:t xml:space="preserve">كسائقي التطبيقات وعمّال التوصيل، وحكمه حكم الأجير المشترك المتقدّم؛ ومورد الفحص فيه ما يُكلَّف بتوصيله: فتوصيل الخمر ولحم الخنزير داخل في حديث لعن حاملها المتقدّم تخريجه، وقد أفتت المراكز المعاصرة بوجوب الاعتذار عن هذه الطلبات ما أمكن، فإن كان أصل عمله غالبُه حرام لم يجز.</w:t>
+      </w:r>
+    </w:p>
+    <w:p>
+      <w:pPr>
+        <w:bidi/>
+        <w:spacing w:after="100" w:line="360" w:lineRule="auto"/>
+        <w:jc w:val="both"/>
+      </w:pPr>
+      <w:r>
+        <w:rPr>
+          <w:rFonts w:ascii="Simplified Arabic" w:hAnsi="Simplified Arabic" w:cs="Simplified Arabic"/>
+          <w:b/>
+          <w:bCs/>
+          <w:sz w:val="28"/>
+          <w:szCs w:val="28"/>
+          <w:rtl/>
+        </w:rPr>
+        <w:t xml:space="preserve">3. العمل في شركات التقنية والإعلان: </w:t>
+      </w:r>
+      <w:r>
+        <w:rPr>
+          <w:rFonts w:ascii="Simplified Arabic" w:hAnsi="Simplified Arabic" w:cs="Simplified Arabic"/>
+          <w:sz w:val="28"/>
+          <w:szCs w:val="28"/>
+          <w:rtl/>
+        </w:rPr>
+        <w:t xml:space="preserve">الأصل فيه الإباحة كسائر الصنائع، ويحرم منه ما كان صناعةً لمحتوى محرّم أو إعلانًا عنه أو معالجةً لبيانات تستخدم في الإضرار بالمسلمين، قياسًا على ما تقدّم في بيع ما يعدّ وسيلة للحرام.</w:t>
+      </w:r>
+    </w:p>
+    <w:p>
+      <w:pPr>
+        <w:bidi/>
+        <w:spacing w:after="100" w:line="360" w:lineRule="auto"/>
+        <w:jc w:val="both"/>
+      </w:pPr>
+      <w:r>
+        <w:rPr>
+          <w:rFonts w:ascii="Simplified Arabic" w:hAnsi="Simplified Arabic" w:cs="Simplified Arabic"/>
+          <w:b/>
+          <w:bCs/>
+          <w:sz w:val="28"/>
+          <w:szCs w:val="28"/>
+          <w:rtl/>
+        </w:rPr>
+        <w:t xml:space="preserve">تعقيب: </w:t>
+      </w:r>
+      <w:r>
+        <w:rPr>
+          <w:rFonts w:ascii="Simplified Arabic" w:hAnsi="Simplified Arabic" w:cs="Simplified Arabic"/>
+          <w:sz w:val="28"/>
+          <w:szCs w:val="28"/>
+          <w:rtl/>
+        </w:rPr>
+        <w:t xml:space="preserve">من خلال ما قمت بالاطلاع عليه من هذه الصور المستجدّة، أعتقد أنّ أدوات البحث الموروثة - تقسيم الأجير، وسدّ الذرائع، وقاعدة الأمور بمقاصدها - كافية لاستيعاب كلّ صورة جديدة؛ فالنوازل تتجدّد صورها ولا تتجدّد أصولها، وهذا من شواهد صلاحية الشريعة لكلّ زمان.</w:t>
+      </w:r>
+    </w:p>
+    <w:p>
+      <w:pPr>
         <w:pStyle w:val="1"/>
         <w:pageBreakBefore/>
         <w:bidi/>
@@ -33637,7 +34567,7 @@
           <w:szCs w:val="28"/>
           <w:rtl/>
         </w:rPr>
-        <w:t xml:space="preserve">أعرض في هذا الفصل خمس فتاوى معاصرة صادرة عن دور إفتاء ومراكز معتبرة، بين مجيزة بشروط ومشدّدة، وأفحص كلّ فتوى على المعايير المتقدّمة في تعليمات البحث: تعلّقها بعين المسألة، وصحّة الاستشهاد بالنصوص، ووجود وجه الاستدلال، والتعليل عند ذكر الحكم.</w:t>
+        <w:t xml:space="preserve">أعرض في هذا الفصل ستّ فتاوى وقرارات معاصرة صادرة عن دور إفتاء ومراكز معتبرة، بين مجيزة بشروط ومشدّدة، وأفحص كلّ فتوى على المعايير المتقدّمة في تعليمات البحث: تعلّقها بعين المسألة، وصحّة الاستشهاد بالنصوص، ووجود وجه الاستدلال، والتعليل عند ذكر الحكم.</w:t>
       </w:r>
     </w:p>
     <w:p>
@@ -34072,6 +35002,120 @@
     </w:p>
     <w:p>
       <w:pPr>
+        <w:bidi/>
+        <w:spacing w:after="100" w:line="360" w:lineRule="auto"/>
+        <w:jc w:val="right"/>
+      </w:pPr>
+      <w:r>
+        <w:rPr>
+          <w:rFonts w:ascii="Simplified Arabic" w:hAnsi="Simplified Arabic" w:cs="Simplified Arabic"/>
+          <w:b/>
+          <w:bCs/>
+          <w:sz w:val="28"/>
+          <w:szCs w:val="28"/>
+          <w:rtl/>
+        </w:rPr>
+        <w:t xml:space="preserve">المطلب السادس: قرار المجلس الأوروبيّ للإفتاء والبحوث بشأن شراء المساكن بالقرض الربويّ.</w:t>
+      </w:r>
+    </w:p>
+    <w:p>
+      <w:pPr>
+        <w:bidi/>
+        <w:spacing w:after="100" w:line="360" w:lineRule="auto"/>
+        <w:jc w:val="both"/>
+      </w:pPr>
+      <w:r>
+        <w:rPr>
+          <w:rFonts w:ascii="Simplified Arabic" w:hAnsi="Simplified Arabic" w:cs="Simplified Arabic"/>
+          <w:b/>
+          <w:bCs/>
+          <w:sz w:val="28"/>
+          <w:szCs w:val="28"/>
+          <w:rtl/>
+        </w:rPr>
+        <w:t xml:space="preserve">الفرع الأوّل: مضمون القرار. </w:t>
+      </w:r>
+      <w:r>
+        <w:rPr>
+          <w:rFonts w:ascii="Simplified Arabic" w:hAnsi="Simplified Arabic" w:cs="Simplified Arabic"/>
+          <w:sz w:val="28"/>
+          <w:szCs w:val="28"/>
+          <w:rtl/>
+        </w:rPr>
+        <w:t xml:space="preserve">أصدر المجلس الأوروبيّ للإفتاء والبحوث في دورته الرابعة (1999م) قراره المشهور بجواز شراء المسلم في البلاد الغربيّة بيتَ سكناه بقرض ربويّ عند الحاجة، إذا لم يجد بديلًا مباحًا، مستندًا إلى حاجة الأسرة المسلمة إلى الاستقرار، وإلى مذهب أبي حنيفة ومحمد بن الحسن في معاملات المسلم في غير دار الإسلام المتقدّم عرضه في مبحث الربا</w:t>
+      </w:r>
+      <w:r>
+        <w:rPr>
+          <w:rStyle w:val="a8"/>
+        </w:rPr>
+        <w:footnoteReference w:id="210"/>
+      </w:r>
+      <w:r>
+        <w:rPr>
+          <w:rFonts w:ascii="Simplified Arabic" w:hAnsi="Simplified Arabic" w:cs="Simplified Arabic"/>
+          <w:sz w:val="28"/>
+          <w:szCs w:val="28"/>
+          <w:rtl/>
+        </w:rPr>
+        <w:t xml:space="preserve">؛ وقد عارضه جمهور الهيئات الإفتائيّة الأخرى وعدّته توسّعًا في الرخصة.</w:t>
+      </w:r>
+    </w:p>
+    <w:p>
+      <w:pPr>
+        <w:bidi/>
+        <w:spacing w:after="100" w:line="360" w:lineRule="auto"/>
+        <w:jc w:val="both"/>
+      </w:pPr>
+      <w:r>
+        <w:rPr>
+          <w:rFonts w:ascii="Simplified Arabic" w:hAnsi="Simplified Arabic" w:cs="Simplified Arabic"/>
+          <w:b/>
+          <w:bCs/>
+          <w:sz w:val="28"/>
+          <w:szCs w:val="28"/>
+          <w:rtl/>
+        </w:rPr>
+        <w:t xml:space="preserve">الفرع الثاني: الردّ والتعقيب. </w:t>
+      </w:r>
+      <w:r>
+        <w:rPr>
+          <w:rFonts w:ascii="Simplified Arabic" w:hAnsi="Simplified Arabic" w:cs="Simplified Arabic"/>
+          <w:sz w:val="28"/>
+          <w:szCs w:val="28"/>
+          <w:rtl/>
+        </w:rPr>
+        <w:t xml:space="preserve">وبعد فحص القرار وجدتُ أنّه واضح الصنعة قويّ العرض من جهة بنائه على أصل مذهبيّ معروف وتحقيقه لواقع حاجة الأسر المسلمة في الغرب؛ ومورد النقد فيه توسيع معنى الحاجة إلى ما يقارب التحسين، وتنزيل أحكام دار الحرب على دور عهدٍ وأمان، وقد رجّحتُ في مبحث الربا خلاف هذا التنزيل؛ فالقرار جيّد التحرير محلّ نظرٍ في تحقيق مناطه، والاحتياط للدين الخروج من الخلاف ما وُجد سبيل.</w:t>
+      </w:r>
+    </w:p>
+    <w:p>
+      <w:pPr>
+        <w:bidi/>
+        <w:spacing w:after="100" w:line="360" w:lineRule="auto"/>
+        <w:jc w:val="both"/>
+      </w:pPr>
+      <w:r>
+        <w:rPr>
+          <w:rFonts w:ascii="Simplified Arabic" w:hAnsi="Simplified Arabic" w:cs="Simplified Arabic"/>
+          <w:b/>
+          <w:bCs/>
+          <w:sz w:val="28"/>
+          <w:szCs w:val="28"/>
+          <w:rtl/>
+        </w:rPr>
+        <w:t xml:space="preserve">تعقيب: </w:t>
+      </w:r>
+      <w:r>
+        <w:rPr>
+          <w:rFonts w:ascii="Simplified Arabic" w:hAnsi="Simplified Arabic" w:cs="Simplified Arabic"/>
+          <w:sz w:val="28"/>
+          <w:szCs w:val="28"/>
+          <w:rtl/>
+        </w:rPr>
+        <w:t xml:space="preserve">من خلال ما قمت بالاطلاع عليه من هذا القرار وما أثاره من جدل، أرى أنّه أوضح شاهد في بحثي على أثر تكييف الدار في الفروع: فمن كيّف دول الغرب دار عهدٍ شدّد، ومن ألحقها بدار الحرب على مذهب أبي حنيفة رخّص، فرجع الخلاف المعاصر كلّه إلى ذلك الأصل القديم.</w:t>
+      </w:r>
+    </w:p>
+    <w:p>
+      <w:pPr>
         <w:pStyle w:val="1"/>
         <w:bidi/>
         <w:rPr>
@@ -34986,6 +36030,38 @@
           <w:rtl/>
         </w:rPr>
       </w:pPr>
+    </w:p>
+    <w:p>
+      <w:pPr>
+        <w:bidi/>
+        <w:spacing w:after="100" w:line="360" w:lineRule="auto"/>
+        <w:jc w:val="both"/>
+      </w:pPr>
+      <w:r>
+        <w:rPr>
+          <w:rFonts w:ascii="Simplified Arabic" w:hAnsi="Simplified Arabic" w:cs="Simplified Arabic"/>
+          <w:sz w:val="28"/>
+          <w:szCs w:val="28"/>
+          <w:rtl/>
+        </w:rPr>
+        <w:t xml:space="preserve">5. المؤسّسات والمراكز الإسلاميّة في الغرب، بإنشاء أدلّة عمليّة مبسّطة للعامل المسلم تبيّن له المباح والمحظور في كلّ مهنة، وخطّ إفتاء سريع لنوازل العمل اليوميّة.</w:t>
+      </w:r>
+    </w:p>
+    <w:p>
+      <w:pPr>
+        <w:bidi/>
+        <w:spacing w:after="200" w:line="360" w:lineRule="auto"/>
+        <w:jc w:val="both"/>
+      </w:pPr>
+      <w:r>
+        <w:rPr>
+          <w:rFonts w:ascii="Simplified Arabic" w:hAnsi="Simplified Arabic" w:cs="Simplified Arabic"/>
+          <w:sz w:val="28"/>
+          <w:szCs w:val="28"/>
+          <w:rtl/>
+        </w:rPr>
+        <w:t xml:space="preserve">6. الباحثين، بدراسة الصور المستجدّة دراسة مستقلّة موسّعة: العمل عن بُعد، ومنصّات التوصيل، والعمل في شركات التقنية، فإنّ فيها من الفروع ما يتّسع لرسائل علميّة.</w:t>
+      </w:r>
     </w:p>
     <w:p>
       <w:pPr>
@@ -39972,7 +41048,7 @@
           <w:szCs w:val="28"/>
           <w:rtl/>
         </w:rPr>
-        <w:t xml:space="preserve">(الصفحة: 25).</w:t>
+        <w:t xml:space="preserve">(الصفحة: 26).</w:t>
       </w:r>
     </w:p>
     <w:p>
@@ -39999,7 +41075,7 @@
           <w:szCs w:val="28"/>
           <w:rtl/>
         </w:rPr>
-        <w:t xml:space="preserve">(الصفحة: 25).</w:t>
+        <w:t xml:space="preserve">(الصفحة: 26).</w:t>
       </w:r>
     </w:p>
     <w:p>
@@ -40026,7 +41102,7 @@
           <w:szCs w:val="28"/>
           <w:rtl/>
         </w:rPr>
-        <w:t xml:space="preserve">(الصفحة: 32).</w:t>
+        <w:t xml:space="preserve">(الصفحة: 33).</w:t>
       </w:r>
     </w:p>
     <w:p>
@@ -40053,7 +41129,7 @@
           <w:szCs w:val="28"/>
           <w:rtl/>
         </w:rPr>
-        <w:t xml:space="preserve">(الصفحة: 33).</w:t>
+        <w:t xml:space="preserve">(الصفحة: 34).</w:t>
       </w:r>
     </w:p>
     <w:p>
@@ -40080,7 +41156,7 @@
           <w:szCs w:val="28"/>
           <w:rtl/>
         </w:rPr>
-        <w:t xml:space="preserve">(الصفحة: 37).</w:t>
+        <w:t xml:space="preserve">(الصفحة: 38).</w:t>
       </w:r>
     </w:p>
     <w:p>
@@ -40107,7 +41183,7 @@
           <w:szCs w:val="28"/>
           <w:rtl/>
         </w:rPr>
-        <w:t xml:space="preserve">(الصفحة: 37).</w:t>
+        <w:t xml:space="preserve">(الصفحة: 38).</w:t>
       </w:r>
     </w:p>
     <w:p>
@@ -40134,7 +41210,7 @@
           <w:szCs w:val="28"/>
           <w:rtl/>
         </w:rPr>
-        <w:t xml:space="preserve">(الصفحة: 37).</w:t>
+        <w:t xml:space="preserve">(الصفحة: 38).</w:t>
       </w:r>
     </w:p>
     <w:p>
@@ -40161,7 +41237,7 @@
           <w:szCs w:val="28"/>
           <w:rtl/>
         </w:rPr>
-        <w:t xml:space="preserve">(الصفحة: 46).</w:t>
+        <w:t xml:space="preserve">(الصفحة: 47).</w:t>
       </w:r>
     </w:p>
     <w:p>
@@ -40188,7 +41264,7 @@
           <w:szCs w:val="28"/>
           <w:rtl/>
         </w:rPr>
-        <w:t xml:space="preserve">(الصفحة: 47).</w:t>
+        <w:t xml:space="preserve">(الصفحة: 48).</w:t>
       </w:r>
     </w:p>
     <w:p>
@@ -40215,7 +41291,7 @@
           <w:szCs w:val="28"/>
           <w:rtl/>
         </w:rPr>
-        <w:t xml:space="preserve">(الصفحة: 50).</w:t>
+        <w:t xml:space="preserve">(الصفحة: 51).</w:t>
       </w:r>
     </w:p>
     <w:p>
@@ -40242,7 +41318,7 @@
           <w:szCs w:val="28"/>
           <w:rtl/>
         </w:rPr>
-        <w:t xml:space="preserve">(الصفحة: 53).</w:t>
+        <w:t xml:space="preserve">(الصفحة: 54).</w:t>
       </w:r>
     </w:p>
     <w:p>
@@ -40269,7 +41345,7 @@
           <w:szCs w:val="28"/>
           <w:rtl/>
         </w:rPr>
-        <w:t xml:space="preserve">(الصفحة: 58).</w:t>
+        <w:t xml:space="preserve">(الصفحة: 59).</w:t>
       </w:r>
     </w:p>
     <w:p>
@@ -40296,7 +41372,7 @@
           <w:szCs w:val="28"/>
           <w:rtl/>
         </w:rPr>
-        <w:t xml:space="preserve">(الصفحة: 61).</w:t>
+        <w:t xml:space="preserve">(الصفحة: 62).</w:t>
       </w:r>
     </w:p>
     <w:p>
@@ -40323,7 +41399,7 @@
           <w:szCs w:val="28"/>
           <w:rtl/>
         </w:rPr>
-        <w:t xml:space="preserve">(الصفحة: 61).</w:t>
+        <w:t xml:space="preserve">(الصفحة: 62).</w:t>
       </w:r>
     </w:p>
     <w:p>
@@ -40350,7 +41426,7 @@
           <w:szCs w:val="28"/>
           <w:rtl/>
         </w:rPr>
-        <w:t xml:space="preserve">(الصفحة: 65).</w:t>
+        <w:t xml:space="preserve">(الصفحة: 66).</w:t>
       </w:r>
     </w:p>
     <w:p>
@@ -40377,7 +41453,7 @@
           <w:szCs w:val="28"/>
           <w:rtl/>
         </w:rPr>
-        <w:t xml:space="preserve">(الصفحة: 67).</w:t>
+        <w:t xml:space="preserve">(الصفحة: 68).</w:t>
       </w:r>
     </w:p>
     <w:p>
@@ -40404,7 +41480,7 @@
           <w:szCs w:val="28"/>
           <w:rtl/>
         </w:rPr>
-        <w:t xml:space="preserve">(الصفحة: 68).</w:t>
+        <w:t xml:space="preserve">(الصفحة: 69).</w:t>
       </w:r>
     </w:p>
     <w:p>
@@ -40431,7 +41507,7 @@
           <w:szCs w:val="28"/>
           <w:rtl/>
         </w:rPr>
-        <w:t xml:space="preserve">(الصفحة: 69).</w:t>
+        <w:t xml:space="preserve">(الصفحة: 70).</w:t>
       </w:r>
     </w:p>
     <w:p>
@@ -40458,7 +41534,7 @@
           <w:szCs w:val="28"/>
           <w:rtl/>
         </w:rPr>
-        <w:t xml:space="preserve">(الصفحة: 70).</w:t>
+        <w:t xml:space="preserve">(الصفحة: 71).</w:t>
       </w:r>
     </w:p>
     <w:p>
@@ -40485,7 +41561,7 @@
           <w:szCs w:val="28"/>
           <w:rtl/>
         </w:rPr>
-        <w:t xml:space="preserve">(الصفحة: 72).</w:t>
+        <w:t xml:space="preserve">(الصفحة: 73).</w:t>
       </w:r>
     </w:p>
     <w:p>
@@ -40512,7 +41588,7 @@
           <w:szCs w:val="28"/>
           <w:rtl/>
         </w:rPr>
-        <w:t xml:space="preserve">(الصفحة: 74).</w:t>
+        <w:t xml:space="preserve">(الصفحة: 75).</w:t>
       </w:r>
     </w:p>
     <w:p>
@@ -40539,7 +41615,7 @@
           <w:szCs w:val="28"/>
           <w:rtl/>
         </w:rPr>
-        <w:t xml:space="preserve">(الصفحة: 75).</w:t>
+        <w:t xml:space="preserve">(الصفحة: 76).</w:t>
       </w:r>
     </w:p>
     <w:p>
@@ -40566,7 +41642,7 @@
           <w:szCs w:val="28"/>
           <w:rtl/>
         </w:rPr>
-        <w:t xml:space="preserve">(الصفحة: 77).</w:t>
+        <w:t xml:space="preserve">(الصفحة: 78).</w:t>
       </w:r>
     </w:p>
     <w:p>
@@ -40593,7 +41669,7 @@
           <w:szCs w:val="28"/>
           <w:rtl/>
         </w:rPr>
-        <w:t xml:space="preserve">(الصفحة: 78).</w:t>
+        <w:t xml:space="preserve">(الصفحة: 79).</w:t>
       </w:r>
     </w:p>
     <w:p>
@@ -40620,7 +41696,7 @@
           <w:szCs w:val="28"/>
           <w:rtl/>
         </w:rPr>
-        <w:t xml:space="preserve">(الصفحة: 81).</w:t>
+        <w:t xml:space="preserve">(الصفحة: 82).</w:t>
       </w:r>
     </w:p>
     <w:p>
@@ -40647,7 +41723,7 @@
           <w:szCs w:val="28"/>
           <w:rtl/>
         </w:rPr>
-        <w:t xml:space="preserve">(الصفحة: 84).</w:t>
+        <w:t xml:space="preserve">(الصفحة: 85).</w:t>
       </w:r>
     </w:p>
     <w:p>
@@ -40674,7 +41750,7 @@
           <w:szCs w:val="28"/>
           <w:rtl/>
         </w:rPr>
-        <w:t xml:space="preserve">(الصفحة: 88).</w:t>
+        <w:t xml:space="preserve">(الصفحة: 92).</w:t>
       </w:r>
     </w:p>
     <w:p>
@@ -40701,7 +41777,7 @@
           <w:szCs w:val="28"/>
           <w:rtl/>
         </w:rPr>
-        <w:t xml:space="preserve">(الصفحة: 27).</w:t>
+        <w:t xml:space="preserve">(الصفحة: 28).</w:t>
       </w:r>
     </w:p>
     <w:p>
@@ -40747,7 +41823,7 @@
           <w:szCs w:val="28"/>
           <w:rtl/>
         </w:rPr>
-        <w:t xml:space="preserve">(الصفحة: 79).</w:t>
+        <w:t xml:space="preserve">(الصفحة: 80).</w:t>
       </w:r>
     </w:p>
     <w:p>
@@ -40774,7 +41850,7 @@
           <w:szCs w:val="28"/>
           <w:rtl/>
         </w:rPr>
-        <w:t xml:space="preserve">(الصفحة: 35).</w:t>
+        <w:t xml:space="preserve">(الصفحة: 36).</w:t>
       </w:r>
     </w:p>
     <w:p>
@@ -40801,7 +41877,7 @@
           <w:szCs w:val="28"/>
           <w:rtl/>
         </w:rPr>
-        <w:t xml:space="preserve">(الصفحة: 84).</w:t>
+        <w:t xml:space="preserve">(الصفحة: 85).</w:t>
       </w:r>
     </w:p>
     <w:p>
@@ -40828,7 +41904,7 @@
           <w:szCs w:val="28"/>
           <w:rtl/>
         </w:rPr>
-        <w:t xml:space="preserve">(الصفحة: 10).</w:t>
+        <w:t xml:space="preserve">(الصفحة: 11).</w:t>
       </w:r>
     </w:p>
     <w:p>
@@ -40855,7 +41931,7 @@
           <w:szCs w:val="28"/>
           <w:rtl/>
         </w:rPr>
-        <w:t xml:space="preserve">(الصفحة: 10).</w:t>
+        <w:t xml:space="preserve">(الصفحة: 11).</w:t>
       </w:r>
     </w:p>
     <w:p>
@@ -40882,7 +41958,7 @@
           <w:szCs w:val="28"/>
           <w:rtl/>
         </w:rPr>
-        <w:t xml:space="preserve">(الصفحة: 78).</w:t>
+        <w:t xml:space="preserve">(الصفحة: 79).</w:t>
       </w:r>
     </w:p>
     <w:p>
@@ -40909,7 +41985,7 @@
           <w:szCs w:val="28"/>
           <w:rtl/>
         </w:rPr>
-        <w:t xml:space="preserve">(الصفحة: 31).</w:t>
+        <w:t xml:space="preserve">(الصفحة: 32).</w:t>
       </w:r>
     </w:p>
     <w:p>
@@ -40936,7 +42012,7 @@
           <w:szCs w:val="28"/>
           <w:rtl/>
         </w:rPr>
-        <w:t xml:space="preserve">(الصفحة: 81).</w:t>
+        <w:t xml:space="preserve">(الصفحة: 82).</w:t>
       </w:r>
     </w:p>
     <w:p>
@@ -40963,7 +42039,7 @@
           <w:szCs w:val="28"/>
           <w:rtl/>
         </w:rPr>
-        <w:t xml:space="preserve">(الصفحة: 82).</w:t>
+        <w:t xml:space="preserve">(الصفحة: 83).</w:t>
       </w:r>
     </w:p>
     <w:p>
@@ -40990,7 +42066,7 @@
           <w:szCs w:val="28"/>
           <w:rtl/>
         </w:rPr>
-        <w:t xml:space="preserve">(الصفحة: 11).</w:t>
+        <w:t xml:space="preserve">(الصفحة: 12).</w:t>
       </w:r>
     </w:p>
     <w:p>
@@ -41017,7 +42093,7 @@
           <w:szCs w:val="28"/>
           <w:rtl/>
         </w:rPr>
-        <w:t xml:space="preserve">(الصفحة: 40).</w:t>
+        <w:t xml:space="preserve">(الصفحة: 41).</w:t>
       </w:r>
     </w:p>
     <w:p>
@@ -41044,7 +42120,7 @@
           <w:szCs w:val="28"/>
           <w:rtl/>
         </w:rPr>
-        <w:t xml:space="preserve">(الصفحة: 58).</w:t>
+        <w:t xml:space="preserve">(الصفحة: 59).</w:t>
       </w:r>
     </w:p>
     <w:p>
@@ -41071,7 +42147,7 @@
           <w:szCs w:val="28"/>
           <w:rtl/>
         </w:rPr>
-        <w:t xml:space="preserve">(الصفحة: 31).</w:t>
+        <w:t xml:space="preserve">(الصفحة: 32).</w:t>
       </w:r>
     </w:p>
     <w:p>
@@ -41098,7 +42174,7 @@
           <w:szCs w:val="28"/>
           <w:rtl/>
         </w:rPr>
-        <w:t xml:space="preserve">(الصفحة: 61).</w:t>
+        <w:t xml:space="preserve">(الصفحة: 62).</w:t>
       </w:r>
     </w:p>
     <w:p>
@@ -41125,7 +42201,7 @@
           <w:szCs w:val="28"/>
           <w:rtl/>
         </w:rPr>
-        <w:t xml:space="preserve">(الصفحة: 31).</w:t>
+        <w:t xml:space="preserve">(الصفحة: 32).</w:t>
       </w:r>
     </w:p>
     <w:p>
@@ -41152,7 +42228,7 @@
           <w:szCs w:val="28"/>
           <w:rtl/>
         </w:rPr>
-        <w:t xml:space="preserve">(الصفحة: 83).</w:t>
+        <w:t xml:space="preserve">(الصفحة: 84).</w:t>
       </w:r>
     </w:p>
     <w:p>
@@ -41179,7 +42255,7 @@
           <w:szCs w:val="28"/>
           <w:rtl/>
         </w:rPr>
-        <w:t xml:space="preserve">(الصفحة: 84).</w:t>
+        <w:t xml:space="preserve">(الصفحة: 85).</w:t>
       </w:r>
     </w:p>
     <w:p>
@@ -41206,7 +42282,7 @@
           <w:szCs w:val="28"/>
           <w:rtl/>
         </w:rPr>
-        <w:t xml:space="preserve">(الصفحة: 35).</w:t>
+        <w:t xml:space="preserve">(الصفحة: 36).</w:t>
       </w:r>
     </w:p>
     <w:p>
@@ -41233,7 +42309,7 @@
           <w:szCs w:val="28"/>
           <w:rtl/>
         </w:rPr>
-        <w:t xml:space="preserve">(الصفحة: 15).</w:t>
+        <w:t xml:space="preserve">(الصفحة: 16).</w:t>
       </w:r>
     </w:p>
     <w:p>
@@ -41260,7 +42336,7 @@
           <w:szCs w:val="28"/>
           <w:rtl/>
         </w:rPr>
-        <w:t xml:space="preserve">(الصفحة: 54).</w:t>
+        <w:t xml:space="preserve">(الصفحة: 55).</w:t>
       </w:r>
     </w:p>
     <w:p>
@@ -41287,7 +42363,7 @@
           <w:szCs w:val="28"/>
           <w:rtl/>
         </w:rPr>
-        <w:t xml:space="preserve">(الصفحة: 58).</w:t>
+        <w:t xml:space="preserve">(الصفحة: 59).</w:t>
       </w:r>
     </w:p>
     <w:p>
@@ -41314,7 +42390,7 @@
           <w:szCs w:val="28"/>
           <w:rtl/>
         </w:rPr>
-        <w:t xml:space="preserve">(الصفحة: 49).</w:t>
+        <w:t xml:space="preserve">(الصفحة: 50).</w:t>
       </w:r>
     </w:p>
     <w:p>
@@ -41341,7 +42417,7 @@
           <w:szCs w:val="28"/>
           <w:rtl/>
         </w:rPr>
-        <w:t xml:space="preserve">(الصفحة: 48).</w:t>
+        <w:t xml:space="preserve">(الصفحة: 49).</w:t>
       </w:r>
     </w:p>
     <w:p>
@@ -41368,7 +42444,7 @@
           <w:szCs w:val="28"/>
           <w:rtl/>
         </w:rPr>
-        <w:t xml:space="preserve">(الصفحة: 58).</w:t>
+        <w:t xml:space="preserve">(الصفحة: 59).</w:t>
       </w:r>
     </w:p>
     <w:p>
@@ -41395,7 +42471,7 @@
           <w:szCs w:val="28"/>
           <w:rtl/>
         </w:rPr>
-        <w:t xml:space="preserve">(الصفحة: 65).</w:t>
+        <w:t xml:space="preserve">(الصفحة: 66).</w:t>
       </w:r>
     </w:p>
     <w:p>
@@ -41422,7 +42498,7 @@
           <w:szCs w:val="28"/>
           <w:rtl/>
         </w:rPr>
-        <w:t xml:space="preserve">(الصفحة: 16).</w:t>
+        <w:t xml:space="preserve">(الصفحة: 17).</w:t>
       </w:r>
     </w:p>
     <w:p>
@@ -41554,7 +42630,7 @@
                 <w:szCs w:val="26"/>
                 <w:rtl/>
               </w:rPr>
-              <w:t xml:space="preserve">7</w:t>
+              <w:t xml:space="preserve">8</w:t>
             </w:r>
           </w:p>
         </w:tc>
@@ -41649,7 +42725,7 @@
                 <w:szCs w:val="26"/>
                 <w:rtl/>
               </w:rPr>
-              <w:t xml:space="preserve">8</w:t>
+              <w:t xml:space="preserve">9</w:t>
             </w:r>
           </w:p>
         </w:tc>
@@ -41696,7 +42772,7 @@
                 <w:szCs w:val="26"/>
                 <w:rtl/>
               </w:rPr>
-              <w:t xml:space="preserve">9</w:t>
+              <w:t xml:space="preserve">10</w:t>
             </w:r>
           </w:p>
         </w:tc>
@@ -41743,7 +42819,7 @@
                 <w:szCs w:val="26"/>
                 <w:rtl/>
               </w:rPr>
-              <w:t xml:space="preserve">9</w:t>
+              <w:t xml:space="preserve">10</w:t>
             </w:r>
           </w:p>
         </w:tc>
@@ -41790,7 +42866,7 @@
                 <w:szCs w:val="26"/>
                 <w:rtl/>
               </w:rPr>
-              <w:t xml:space="preserve">10</w:t>
+              <w:t xml:space="preserve">11</w:t>
             </w:r>
           </w:p>
         </w:tc>
@@ -41837,7 +42913,7 @@
                 <w:szCs w:val="26"/>
                 <w:rtl/>
               </w:rPr>
-              <w:t xml:space="preserve">10</w:t>
+              <w:t xml:space="preserve">11</w:t>
             </w:r>
           </w:p>
         </w:tc>
@@ -41884,7 +42960,7 @@
                 <w:szCs w:val="26"/>
                 <w:rtl/>
               </w:rPr>
-              <w:t xml:space="preserve">11</w:t>
+              <w:t xml:space="preserve">12</w:t>
             </w:r>
           </w:p>
         </w:tc>
@@ -41932,7 +43008,7 @@
                 <w:szCs w:val="26"/>
                 <w:rtl/>
               </w:rPr>
-              <w:t xml:space="preserve">7</w:t>
+              <w:t xml:space="preserve">8</w:t>
             </w:r>
           </w:p>
         </w:tc>
@@ -42124,7 +43200,7 @@
                 <w:szCs w:val="26"/>
                 <w:rtl/>
               </w:rPr>
-              <w:t xml:space="preserve">7</w:t>
+              <w:t xml:space="preserve">8</w:t>
             </w:r>
           </w:p>
         </w:tc>
@@ -42172,7 +43248,7 @@
                 <w:szCs w:val="26"/>
                 <w:rtl/>
               </w:rPr>
-              <w:t xml:space="preserve">9</w:t>
+              <w:t xml:space="preserve">10</w:t>
             </w:r>
           </w:p>
         </w:tc>
@@ -42220,7 +43296,7 @@
                 <w:szCs w:val="26"/>
                 <w:rtl/>
               </w:rPr>
-              <w:t xml:space="preserve">9</w:t>
+              <w:t xml:space="preserve">10</w:t>
             </w:r>
           </w:p>
         </w:tc>
@@ -42268,7 +43344,7 @@
                 <w:szCs w:val="26"/>
                 <w:rtl/>
               </w:rPr>
-              <w:t xml:space="preserve">9</w:t>
+              <w:t xml:space="preserve">10</w:t>
             </w:r>
           </w:p>
         </w:tc>
@@ -42316,7 +43392,7 @@
                 <w:szCs w:val="26"/>
                 <w:rtl/>
               </w:rPr>
-              <w:t xml:space="preserve">10</w:t>
+              <w:t xml:space="preserve">11</w:t>
             </w:r>
           </w:p>
         </w:tc>
@@ -42364,7 +43440,7 @@
                 <w:szCs w:val="26"/>
                 <w:rtl/>
               </w:rPr>
-              <w:t xml:space="preserve">10</w:t>
+              <w:t xml:space="preserve">11</w:t>
             </w:r>
           </w:p>
         </w:tc>
@@ -42412,7 +43488,7 @@
                 <w:szCs w:val="26"/>
                 <w:rtl/>
               </w:rPr>
-              <w:t xml:space="preserve">11</w:t>
+              <w:t xml:space="preserve">12</w:t>
             </w:r>
           </w:p>
         </w:tc>
@@ -42503,7 +43579,7 @@
                 <w:szCs w:val="26"/>
                 <w:rtl/>
               </w:rPr>
-              <w:t xml:space="preserve">19</w:t>
+              <w:t xml:space="preserve">20</w:t>
             </w:r>
           </w:p>
         </w:tc>
@@ -42550,7 +43626,7 @@
                 <w:szCs w:val="26"/>
                 <w:rtl/>
               </w:rPr>
-              <w:t xml:space="preserve">19</w:t>
+              <w:t xml:space="preserve">20</w:t>
             </w:r>
           </w:p>
         </w:tc>
@@ -42597,7 +43673,7 @@
                 <w:szCs w:val="26"/>
                 <w:rtl/>
               </w:rPr>
-              <w:t xml:space="preserve">20</w:t>
+              <w:t xml:space="preserve">21</w:t>
             </w:r>
           </w:p>
         </w:tc>
@@ -42688,7 +43764,7 @@
                 <w:szCs w:val="26"/>
                 <w:rtl/>
               </w:rPr>
-              <w:t xml:space="preserve">23</w:t>
+              <w:t xml:space="preserve">24</w:t>
             </w:r>
           </w:p>
         </w:tc>
@@ -42735,7 +43811,7 @@
                 <w:szCs w:val="26"/>
                 <w:rtl/>
               </w:rPr>
-              <w:t xml:space="preserve">23</w:t>
+              <w:t xml:space="preserve">24</w:t>
             </w:r>
           </w:p>
         </w:tc>
@@ -42782,7 +43858,7 @@
                 <w:szCs w:val="26"/>
                 <w:rtl/>
               </w:rPr>
-              <w:t xml:space="preserve">23</w:t>
+              <w:t xml:space="preserve">24</w:t>
             </w:r>
           </w:p>
         </w:tc>
@@ -42829,7 +43905,7 @@
                 <w:szCs w:val="26"/>
                 <w:rtl/>
               </w:rPr>
-              <w:t xml:space="preserve">24</w:t>
+              <w:t xml:space="preserve">25</w:t>
             </w:r>
           </w:p>
         </w:tc>
@@ -42972,7 +44048,7 @@
                 <w:szCs w:val="26"/>
                 <w:rtl/>
               </w:rPr>
-              <w:t xml:space="preserve">26</w:t>
+              <w:t xml:space="preserve">27</w:t>
             </w:r>
           </w:p>
         </w:tc>
@@ -43019,7 +44095,7 @@
                 <w:szCs w:val="26"/>
                 <w:rtl/>
               </w:rPr>
-              <w:t xml:space="preserve">26</w:t>
+              <w:t xml:space="preserve">27</w:t>
             </w:r>
           </w:p>
         </w:tc>
@@ -43110,7 +44186,7 @@
                 <w:szCs w:val="26"/>
                 <w:rtl/>
               </w:rPr>
-              <w:t xml:space="preserve">28</w:t>
+              <w:t xml:space="preserve">29</w:t>
             </w:r>
           </w:p>
         </w:tc>
@@ -43157,7 +44233,7 @@
                 <w:szCs w:val="26"/>
                 <w:rtl/>
               </w:rPr>
-              <w:t xml:space="preserve">28</w:t>
+              <w:t xml:space="preserve">29</w:t>
             </w:r>
           </w:p>
         </w:tc>
@@ -43204,7 +44280,7 @@
                 <w:szCs w:val="26"/>
                 <w:rtl/>
               </w:rPr>
-              <w:t xml:space="preserve">28</w:t>
+              <w:t xml:space="preserve">29</w:t>
             </w:r>
           </w:p>
         </w:tc>
@@ -43251,7 +44327,54 @@
                 <w:szCs w:val="26"/>
                 <w:rtl/>
               </w:rPr>
-              <w:t xml:space="preserve">29</w:t>
+              <w:t xml:space="preserve">30</w:t>
+            </w:r>
+          </w:p>
+        </w:tc>
+      </w:tr>
+      <w:tr>
+        <w:tc>
+          <w:tcPr>
+            <w:tcW w:w="7700" w:type="dxa"/>
+            <w:vAlign w:val="center"/>
+          </w:tcPr>
+          <w:p>
+            <w:pPr>
+              <w:bidi/>
+              <w:ind w:right="340"/>
+              <w:spacing w:before="30" w:after="30" w:line="276" w:lineRule="auto"/>
+              <w:jc w:val="right"/>
+            </w:pPr>
+            <w:r>
+              <w:rPr>
+                <w:rFonts w:ascii="Simplified Arabic" w:hAnsi="Simplified Arabic" w:cs="Simplified Arabic"/>
+                <w:sz w:val="26"/>
+                <w:szCs w:val="26"/>
+                <w:rtl/>
+              </w:rPr>
+              <w:t xml:space="preserve">المبحث الرابع: الآثار النفسيّة والأسريّة.</w:t>
+            </w:r>
+          </w:p>
+        </w:tc>
+        <w:tc>
+          <w:tcPr>
+            <w:tcW w:w="1300" w:type="dxa"/>
+            <w:vAlign w:val="center"/>
+          </w:tcPr>
+          <w:p>
+            <w:pPr>
+              <w:bidi/>
+              <w:spacing w:before="30" w:after="30" w:line="276" w:lineRule="auto"/>
+              <w:jc w:val="center"/>
+            </w:pPr>
+            <w:r>
+              <w:rPr>
+                <w:rFonts w:ascii="Simplified Arabic" w:hAnsi="Simplified Arabic" w:cs="Simplified Arabic"/>
+                <w:sz w:val="26"/>
+                <w:szCs w:val="26"/>
+                <w:rtl/>
+              </w:rPr>
+              <w:t xml:space="preserve">31</w:t>
             </w:r>
           </w:p>
         </w:tc>
@@ -43342,7 +44465,7 @@
                 <w:szCs w:val="26"/>
                 <w:rtl/>
               </w:rPr>
-              <w:t xml:space="preserve">31</w:t>
+              <w:t xml:space="preserve">32</w:t>
             </w:r>
           </w:p>
         </w:tc>
@@ -43389,7 +44512,7 @@
                 <w:szCs w:val="26"/>
                 <w:rtl/>
               </w:rPr>
-              <w:t xml:space="preserve">31</w:t>
+              <w:t xml:space="preserve">32</w:t>
             </w:r>
           </w:p>
         </w:tc>
@@ -43436,7 +44559,7 @@
                 <w:szCs w:val="26"/>
                 <w:rtl/>
               </w:rPr>
-              <w:t xml:space="preserve">34</w:t>
+              <w:t xml:space="preserve">35</w:t>
             </w:r>
           </w:p>
         </w:tc>
@@ -43483,7 +44606,7 @@
                 <w:szCs w:val="26"/>
                 <w:rtl/>
               </w:rPr>
-              <w:t xml:space="preserve">35</w:t>
+              <w:t xml:space="preserve">36</w:t>
             </w:r>
           </w:p>
         </w:tc>
@@ -43530,7 +44653,7 @@
                 <w:szCs w:val="26"/>
                 <w:rtl/>
               </w:rPr>
-              <w:t xml:space="preserve">39</w:t>
+              <w:t xml:space="preserve">40</w:t>
             </w:r>
           </w:p>
         </w:tc>
@@ -43577,7 +44700,7 @@
                 <w:szCs w:val="26"/>
                 <w:rtl/>
               </w:rPr>
-              <w:t xml:space="preserve">45</w:t>
+              <w:t xml:space="preserve">46</w:t>
             </w:r>
           </w:p>
         </w:tc>
@@ -43624,7 +44747,7 @@
                 <w:szCs w:val="26"/>
                 <w:rtl/>
               </w:rPr>
-              <w:t xml:space="preserve">48</w:t>
+              <w:t xml:space="preserve">49</w:t>
             </w:r>
           </w:p>
         </w:tc>
@@ -43671,7 +44794,7 @@
                 <w:szCs w:val="26"/>
                 <w:rtl/>
               </w:rPr>
-              <w:t xml:space="preserve">55</w:t>
+              <w:t xml:space="preserve">56</w:t>
             </w:r>
           </w:p>
         </w:tc>
@@ -43718,7 +44841,7 @@
                 <w:szCs w:val="26"/>
                 <w:rtl/>
               </w:rPr>
-              <w:t xml:space="preserve">60</w:t>
+              <w:t xml:space="preserve">61</w:t>
             </w:r>
           </w:p>
         </w:tc>
@@ -43765,7 +44888,7 @@
                 <w:szCs w:val="26"/>
                 <w:rtl/>
               </w:rPr>
-              <w:t xml:space="preserve">66</w:t>
+              <w:t xml:space="preserve">67</w:t>
             </w:r>
           </w:p>
         </w:tc>
@@ -43812,7 +44935,7 @@
                 <w:szCs w:val="26"/>
                 <w:rtl/>
               </w:rPr>
-              <w:t xml:space="preserve">70</w:t>
+              <w:t xml:space="preserve">71</w:t>
             </w:r>
           </w:p>
         </w:tc>
@@ -43860,7 +44983,7 @@
                 <w:szCs w:val="26"/>
                 <w:rtl/>
               </w:rPr>
-              <w:t xml:space="preserve">70</w:t>
+              <w:t xml:space="preserve">71</w:t>
             </w:r>
           </w:p>
         </w:tc>
@@ -43908,7 +45031,7 @@
                 <w:szCs w:val="26"/>
                 <w:rtl/>
               </w:rPr>
-              <w:t xml:space="preserve">71</w:t>
+              <w:t xml:space="preserve">72</w:t>
             </w:r>
           </w:p>
         </w:tc>
@@ -43956,7 +45079,7 @@
                 <w:szCs w:val="26"/>
                 <w:rtl/>
               </w:rPr>
-              <w:t xml:space="preserve">73</w:t>
+              <w:t xml:space="preserve">74</w:t>
             </w:r>
           </w:p>
         </w:tc>
@@ -44003,7 +45126,7 @@
                 <w:szCs w:val="26"/>
                 <w:rtl/>
               </w:rPr>
-              <w:t xml:space="preserve">74</w:t>
+              <w:t xml:space="preserve">75</w:t>
             </w:r>
           </w:p>
         </w:tc>
@@ -44051,7 +45174,7 @@
                 <w:szCs w:val="26"/>
                 <w:rtl/>
               </w:rPr>
-              <w:t xml:space="preserve">74</w:t>
+              <w:t xml:space="preserve">75</w:t>
             </w:r>
           </w:p>
         </w:tc>
@@ -44099,7 +45222,7 @@
                 <w:szCs w:val="26"/>
                 <w:rtl/>
               </w:rPr>
-              <w:t xml:space="preserve">76</w:t>
+              <w:t xml:space="preserve">77</w:t>
             </w:r>
           </w:p>
         </w:tc>
@@ -44146,7 +45269,7 @@
                 <w:szCs w:val="26"/>
                 <w:rtl/>
               </w:rPr>
-              <w:t xml:space="preserve">78</w:t>
+              <w:t xml:space="preserve">79</w:t>
             </w:r>
           </w:p>
         </w:tc>
@@ -44194,7 +45317,7 @@
                 <w:szCs w:val="26"/>
                 <w:rtl/>
               </w:rPr>
-              <w:t xml:space="preserve">78</w:t>
+              <w:t xml:space="preserve">79</w:t>
             </w:r>
           </w:p>
         </w:tc>
@@ -44242,7 +45365,7 @@
                 <w:szCs w:val="26"/>
                 <w:rtl/>
               </w:rPr>
-              <w:t xml:space="preserve">80</w:t>
+              <w:t xml:space="preserve">81</w:t>
             </w:r>
           </w:p>
         </w:tc>
@@ -44289,7 +45412,101 @@
                 <w:szCs w:val="26"/>
                 <w:rtl/>
               </w:rPr>
-              <w:t xml:space="preserve">82</w:t>
+              <w:t xml:space="preserve">83</w:t>
+            </w:r>
+          </w:p>
+        </w:tc>
+      </w:tr>
+      <w:tr>
+        <w:tc>
+          <w:tcPr>
+            <w:tcW w:w="7700" w:type="dxa"/>
+            <w:vAlign w:val="center"/>
+          </w:tcPr>
+          <w:p>
+            <w:pPr>
+              <w:bidi/>
+              <w:ind w:right="340"/>
+              <w:spacing w:before="30" w:after="30" w:line="276" w:lineRule="auto"/>
+              <w:jc w:val="right"/>
+            </w:pPr>
+            <w:r>
+              <w:rPr>
+                <w:rFonts w:ascii="Simplified Arabic" w:hAnsi="Simplified Arabic" w:cs="Simplified Arabic"/>
+                <w:sz w:val="26"/>
+                <w:szCs w:val="26"/>
+                <w:rtl/>
+              </w:rPr>
+              <w:t xml:space="preserve">المبحث الرابع عشر: القواعد الفقهيّة ومقاصد الشريعة الحاكمة لمسائل البحث.</w:t>
+            </w:r>
+          </w:p>
+        </w:tc>
+        <w:tc>
+          <w:tcPr>
+            <w:tcW w:w="1300" w:type="dxa"/>
+            <w:vAlign w:val="center"/>
+          </w:tcPr>
+          <w:p>
+            <w:pPr>
+              <w:bidi/>
+              <w:spacing w:before="30" w:after="30" w:line="276" w:lineRule="auto"/>
+              <w:jc w:val="center"/>
+            </w:pPr>
+            <w:r>
+              <w:rPr>
+                <w:rFonts w:ascii="Simplified Arabic" w:hAnsi="Simplified Arabic" w:cs="Simplified Arabic"/>
+                <w:sz w:val="26"/>
+                <w:szCs w:val="26"/>
+                <w:rtl/>
+              </w:rPr>
+              <w:t xml:space="preserve">87</w:t>
+            </w:r>
+          </w:p>
+        </w:tc>
+      </w:tr>
+      <w:tr>
+        <w:tc>
+          <w:tcPr>
+            <w:tcW w:w="7700" w:type="dxa"/>
+            <w:vAlign w:val="center"/>
+          </w:tcPr>
+          <w:p>
+            <w:pPr>
+              <w:bidi/>
+              <w:ind w:right="340"/>
+              <w:spacing w:before="30" w:after="30" w:line="276" w:lineRule="auto"/>
+              <w:jc w:val="right"/>
+            </w:pPr>
+            <w:r>
+              <w:rPr>
+                <w:rFonts w:ascii="Simplified Arabic" w:hAnsi="Simplified Arabic" w:cs="Simplified Arabic"/>
+                <w:sz w:val="26"/>
+                <w:szCs w:val="26"/>
+                <w:rtl/>
+              </w:rPr>
+              <w:t xml:space="preserve">المبحث الخامس عشر: ضوابط عمل المرأة المسلمة لدى غير المسلمين، وصور العمل المعاصرة.</w:t>
+            </w:r>
+          </w:p>
+        </w:tc>
+        <w:tc>
+          <w:tcPr>
+            <w:tcW w:w="1300" w:type="dxa"/>
+            <w:vAlign w:val="center"/>
+          </w:tcPr>
+          <w:p>
+            <w:pPr>
+              <w:bidi/>
+              <w:spacing w:before="30" w:after="30" w:line="276" w:lineRule="auto"/>
+              <w:jc w:val="center"/>
+            </w:pPr>
+            <w:r>
+              <w:rPr>
+                <w:rFonts w:ascii="Simplified Arabic" w:hAnsi="Simplified Arabic" w:cs="Simplified Arabic"/>
+                <w:sz w:val="26"/>
+                <w:szCs w:val="26"/>
+                <w:rtl/>
+              </w:rPr>
+              <w:t xml:space="preserve">89</w:t>
             </w:r>
           </w:p>
         </w:tc>
@@ -44380,7 +45597,7 @@
                 <w:szCs w:val="26"/>
                 <w:rtl/>
               </w:rPr>
-              <w:t xml:space="preserve">87</w:t>
+              <w:t xml:space="preserve">91</w:t>
             </w:r>
           </w:p>
         </w:tc>
@@ -44428,7 +45645,7 @@
                 <w:szCs w:val="26"/>
                 <w:rtl/>
               </w:rPr>
-              <w:t xml:space="preserve">89</w:t>
+              <w:t xml:space="preserve">93</w:t>
             </w:r>
           </w:p>
         </w:tc>
@@ -44476,7 +45693,7 @@
                 <w:szCs w:val="26"/>
                 <w:rtl/>
               </w:rPr>
-              <w:t xml:space="preserve">89</w:t>
+              <w:t xml:space="preserve">94</w:t>
             </w:r>
           </w:p>
         </w:tc>
@@ -44524,7 +45741,7 @@
                 <w:szCs w:val="26"/>
                 <w:rtl/>
               </w:rPr>
-              <w:t xml:space="preserve">89</w:t>
+              <w:t xml:space="preserve">94</w:t>
             </w:r>
           </w:p>
         </w:tc>
@@ -44620,7 +45837,7 @@
                 <w:szCs w:val="26"/>
                 <w:rtl/>
               </w:rPr>
-              <w:t xml:space="preserve">91</w:t>
+              <w:t xml:space="preserve">96</w:t>
             </w:r>
           </w:p>
         </w:tc>
@@ -44668,7 +45885,7 @@
                 <w:szCs w:val="26"/>
                 <w:rtl/>
               </w:rPr>
-              <w:t xml:space="preserve">91</w:t>
+              <w:t xml:space="preserve">96</w:t>
             </w:r>
           </w:p>
         </w:tc>
@@ -54877,6 +56094,102 @@
           <w:rtl/>
         </w:rPr>
         <w:t xml:space="preserve"> Valfort, Marie-Anne (2020). Anti-Muslim discrimination in France: Evidence from a field experiment. World Development, Vol. 135.</w:t>
+      </w:r>
+    </w:p>
+  </w:footnote>
+  <w:footnote w:id="207">
+    <w:p>
+      <w:pPr>
+        <w:pStyle w:val="a7"/>
+        <w:bidi/>
+        <w:jc w:val="both"/>
+      </w:pPr>
+      <w:r>
+        <w:rPr>
+          <w:rStyle w:val="a8"/>
+        </w:rPr>
+        <w:footnoteRef/>
+      </w:r>
+      <w:r>
+        <w:rPr>
+          <w:rFonts w:ascii="Simplified Arabic" w:hAnsi="Simplified Arabic" w:cs="Simplified Arabic"/>
+          <w:sz w:val="24"/>
+          <w:szCs w:val="24"/>
+          <w:rtl/>
+        </w:rPr>
+        <w:t xml:space="preserve"> القرضاوي، يوسف (2001). في فقه الأقليات المسلمة. ط1، القاهرة: دار الشروق.</w:t>
+      </w:r>
+    </w:p>
+  </w:footnote>
+  <w:footnote w:id="208">
+    <w:p>
+      <w:pPr>
+        <w:pStyle w:val="a7"/>
+        <w:bidi/>
+        <w:jc w:val="both"/>
+      </w:pPr>
+      <w:r>
+        <w:rPr>
+          <w:rStyle w:val="a8"/>
+        </w:rPr>
+        <w:footnoteRef/>
+      </w:r>
+      <w:r>
+        <w:rPr>
+          <w:rFonts w:ascii="Simplified Arabic" w:hAnsi="Simplified Arabic" w:cs="Simplified Arabic"/>
+          <w:sz w:val="24"/>
+          <w:szCs w:val="24"/>
+          <w:rtl/>
+        </w:rPr>
+        <w:t xml:space="preserve"> وزارة الأوقاف والشؤون الإسلامية. الموسوعة الفقهية الكويتية. ط2، الكويت: ذات السلاسل، مادة (إباحة).</w:t>
+      </w:r>
+    </w:p>
+  </w:footnote>
+  <w:footnote w:id="209">
+    <w:p>
+      <w:pPr>
+        <w:pStyle w:val="a7"/>
+        <w:bidi/>
+        <w:jc w:val="both"/>
+      </w:pPr>
+      <w:r>
+        <w:rPr>
+          <w:rStyle w:val="a8"/>
+        </w:rPr>
+        <w:footnoteRef/>
+      </w:r>
+      <w:r>
+        <w:rPr>
+          <w:rFonts w:ascii="Simplified Arabic" w:hAnsi="Simplified Arabic" w:cs="Simplified Arabic"/>
+          <w:sz w:val="24"/>
+          <w:szCs w:val="24"/>
+          <w:rtl/>
+        </w:rPr>
+        <w:t xml:space="preserve"> الشاطبي، إبراهيم بن موسى. الموافقات في أصول الشريعة. بيروت: دار المعرفة، كتاب المقاصد.</w:t>
+      </w:r>
+    </w:p>
+  </w:footnote>
+  <w:footnote w:id="210">
+    <w:p>
+      <w:pPr>
+        <w:pStyle w:val="a7"/>
+        <w:bidi/>
+        <w:jc w:val="both"/>
+      </w:pPr>
+      <w:r>
+        <w:rPr>
+          <w:rStyle w:val="a8"/>
+        </w:rPr>
+        <w:footnoteRef/>
+      </w:r>
+      <w:r>
+        <w:rPr>
+          <w:rFonts w:ascii="Simplified Arabic" w:hAnsi="Simplified Arabic" w:cs="Simplified Arabic"/>
+          <w:sz w:val="24"/>
+          <w:szCs w:val="24"/>
+          <w:rtl/>
+        </w:rPr>
+        <w:t xml:space="preserve"> المجلس الأوروبي للإفتاء والبحوث. قرار الدورة الرابعة (1999م) بشأن شراء المساكن عن طريق القرض الربوي للأقليات المسلمة، والقرار مثبت في مجموعة قرارات المجلس وفتاواه.</w:t>
       </w:r>
     </w:p>
   </w:footnote>

--- a/seminar/Khaled Othman Baransi 212165096.docx
+++ b/seminar/Khaled Othman Baransi 212165096.docx
@@ -2,6 +2,51 @@
 <file path=word/document.xml><?xml version="1.0" encoding="utf-8"?>
 <w:document xmlns:wpc="http://schemas.microsoft.com/office/word/2010/wordprocessingCanvas" xmlns:cx="http://schemas.microsoft.com/office/drawing/2014/chartex" xmlns:cx1="http://schemas.microsoft.com/office/drawing/2015/9/8/chartex" xmlns:cx2="http://schemas.microsoft.com/office/drawing/2015/10/21/chartex" xmlns:cx3="http://schemas.microsoft.com/office/drawing/2016/5/9/chartex" xmlns:cx4="http://schemas.microsoft.com/office/drawing/2016/5/10/chartex" xmlns:cx5="http://schemas.microsoft.com/office/drawing/2016/5/11/chartex" xmlns:cx6="http://schemas.microsoft.com/office/drawing/2016/5/12/chartex" xmlns:cx7="http://schemas.microsoft.com/office/drawing/2016/5/13/chartex" xmlns:cx8="http://schemas.microsoft.com/office/drawing/2016/5/14/chartex" xmlns:mc="http://schemas.openxmlformats.org/markup-compatibility/2006" xmlns:aink="http://schemas.microsoft.com/office/drawing/2016/ink" xmlns:am3d="http://schemas.microsoft.com/office/drawing/2017/model3d" xmlns:o="urn:schemas-microsoft-com:office:office" xmlns:oel="http://schemas.microsoft.com/office/2019/extlst" xmlns:r="http://schemas.openxmlformats.org/officeDocument/2006/relationships" xmlns:m="http://schemas.openxmlformats.org/officeDocument/2006/math" xmlns:v="urn:schemas-microsoft-com:vml" xmlns:wp14="http://schemas.microsoft.com/office/word/2010/wordprocessingDrawing" xmlns:wp="http://schemas.openxmlformats.org/drawingml/2006/wordprocessingDrawing" xmlns:w10="urn:schemas-microsoft-com:office:word" xmlns:w="http://schemas.openxmlformats.org/wordprocessingml/2006/main" xmlns:w14="http://schemas.microsoft.com/office/word/2010/wordml" xmlns:w15="http://schemas.microsoft.com/office/word/2012/wordml" xmlns:w16cex="http://schemas.microsoft.com/office/word/2018/wordml/cex" xmlns:w16cid="http://schemas.microsoft.com/office/word/2016/wordml/cid" xmlns:w16="http://schemas.microsoft.com/office/word/2018/wordml" xmlns:w16du="http://schemas.microsoft.com/office/word/2023/wordml/word16du" xmlns:w16sdtdh="http://schemas.microsoft.com/office/word/2020/wordml/sdtdatahash" xmlns:w16sdtfl="http://schemas.microsoft.com/office/word/2024/wordml/sdtformatlock" xmlns:w16se="http://schemas.microsoft.com/office/word/2015/wordml/symex" xmlns:wpg="http://schemas.microsoft.com/office/word/2010/wordprocessingGroup" xmlns:wpi="http://schemas.microsoft.com/office/word/2010/wordprocessingInk" xmlns:wne="http://schemas.microsoft.com/office/word/2006/wordml" xmlns:wps="http://schemas.microsoft.com/office/word/2010/wordprocessingShape" mc:Ignorable="w14 w15 w16se w16cid w16 w16cex w16sdtdh w16sdtfl w16du wp14">
   <w:body>
+    <w:p>
+      <w:pPr>
+        <w:bidi/>
+        <w:spacing w:after="160"/>
+        <w:jc w:val="center"/>
+      </w:pPr>
+      <w:r>
+        <w:rPr>
+          <w:noProof/>
+        </w:rPr>
+        <w:drawing>
+          <wp:inline xmlns:wp="http://schemas.openxmlformats.org/drawingml/2006/wordprocessingDrawing" distT="0" distB="0" distL="0" distR="0">
+            <wp:extent cx="1238250" cy="1238250"/>
+            <wp:effectExtent l="0" t="0" r="0" b="0"/>
+            <wp:docPr id="9901" name="logo2"/>
+            <wp:cNvGraphicFramePr/>
+            <a:graphic xmlns:a="http://schemas.openxmlformats.org/drawingml/2006/main">
+              <a:graphicData uri="http://schemas.openxmlformats.org/drawingml/2006/picture">
+                <pic:pic xmlns:pic="http://schemas.openxmlformats.org/drawingml/2006/picture">
+                  <pic:nvPicPr>
+                    <pic:cNvPr id="9901" name="logo2.png"/>
+                    <pic:cNvPicPr/>
+                  </pic:nvPicPr>
+                  <pic:blipFill>
+                    <a:blip r:embed="rId29"/>
+                    <a:stretch>
+                      <a:fillRect/>
+                    </a:stretch>
+                  </pic:blipFill>
+                  <pic:spPr>
+                    <a:xfrm>
+                      <a:off x="0" y="0"/>
+                      <a:ext cx="1238250" cy="1238250"/>
+                    </a:xfrm>
+                    <a:prstGeom prst="rect">
+                      <a:avLst/>
+                    </a:prstGeom>
+                  </pic:spPr>
+                </pic:pic>
+              </a:graphicData>
+            </a:graphic>
+          </wp:inline>
+        </w:drawing>
+      </w:r>
+    </w:p>
     <w:p>
       <w:pPr>
         <w:bidi/>

--- a/seminar/Khaled Othman Baransi 212165096.docx
+++ b/seminar/Khaled Othman Baransi 212165096.docx
@@ -4,25 +4,21 @@
   <w:body>
     <w:p>
       <w:pPr>
-        <w:bidi/>
-        <w:spacing w:after="160"/>
         <w:jc w:val="center"/>
       </w:pPr>
       <w:r>
-        <w:rPr>
-          <w:noProof/>
-        </w:rPr>
         <w:drawing>
-          <wp:inline xmlns:wp="http://schemas.openxmlformats.org/drawingml/2006/wordprocessingDrawing" distT="0" distB="0" distL="0" distR="0">
-            <wp:extent cx="1238250" cy="1238250"/>
-            <wp:effectExtent l="0" t="0" r="0" b="0"/>
-            <wp:docPr id="9901" name="logo2"/>
-            <wp:cNvGraphicFramePr/>
-            <a:graphic xmlns:a="http://schemas.openxmlformats.org/drawingml/2006/main">
+          <wp:inline xmlns:a="http://schemas.openxmlformats.org/drawingml/2006/main" xmlns:pic="http://schemas.openxmlformats.org/drawingml/2006/picture">
+            <wp:extent cx="1234440" cy="1229026"/>
+            <wp:docPr id="1" name="Picture 1"/>
+            <wp:cNvGraphicFramePr>
+              <a:graphicFrameLocks noChangeAspect="1"/>
+            </wp:cNvGraphicFramePr>
+            <a:graphic>
               <a:graphicData uri="http://schemas.openxmlformats.org/drawingml/2006/picture">
-                <pic:pic xmlns:pic="http://schemas.openxmlformats.org/drawingml/2006/picture">
+                <pic:pic>
                   <pic:nvPicPr>
-                    <pic:cNvPr id="9901" name="logo2.png"/>
+                    <pic:cNvPr id="0" name="logo2.png"/>
                     <pic:cNvPicPr/>
                   </pic:nvPicPr>
                   <pic:blipFill>
@@ -34,11 +30,9 @@
                   <pic:spPr>
                     <a:xfrm>
                       <a:off x="0" y="0"/>
-                      <a:ext cx="1238250" cy="1238250"/>
+                      <a:ext cx="1234440" cy="1229026"/>
                     </a:xfrm>
-                    <a:prstGeom prst="rect">
-                      <a:avLst/>
-                    </a:prstGeom>
+                    <a:prstGeom prst="rect"/>
                   </pic:spPr>
                 </pic:pic>
               </a:graphicData>

--- a/seminar/Khaled Othman Baransi 212165096.docx
+++ b/seminar/Khaled Othman Baransi 212165096.docx
@@ -689,9 +689,9 @@
     </w:p>
     <w:tbl>
       <w:tblPr>
+        <w:bidiVisual/>
         <w:tblW w:w="9000" w:type="dxa"/>
         <w:jc w:val="center"/>
-        <w:bidiVisual/>
         <w:tblBorders>
           <w:top w:val="single" w:sz="6" w:space="0" w:color="000000"/>
           <w:left w:val="single" w:sz="6" w:space="0" w:color="000000"/>
@@ -859,8 +859,8 @@
           <w:p>
             <w:pPr>
               <w:bidi/>
+              <w:spacing w:before="30" w:after="30" w:line="276" w:lineRule="auto"/>
               <w:ind w:right="340"/>
-              <w:spacing w:before="30" w:after="30" w:line="276" w:lineRule="auto"/>
               <w:jc w:val="right"/>
             </w:pPr>
             <w:r>
@@ -906,8 +906,8 @@
           <w:p>
             <w:pPr>
               <w:bidi/>
+              <w:spacing w:before="30" w:after="30" w:line="276" w:lineRule="auto"/>
               <w:ind w:right="340"/>
-              <w:spacing w:before="30" w:after="30" w:line="276" w:lineRule="auto"/>
               <w:jc w:val="right"/>
             </w:pPr>
             <w:r>
@@ -953,8 +953,8 @@
           <w:p>
             <w:pPr>
               <w:bidi/>
+              <w:spacing w:before="30" w:after="30" w:line="276" w:lineRule="auto"/>
               <w:ind w:right="340"/>
-              <w:spacing w:before="30" w:after="30" w:line="276" w:lineRule="auto"/>
               <w:jc w:val="right"/>
             </w:pPr>
             <w:r>
@@ -1000,8 +1000,8 @@
           <w:p>
             <w:pPr>
               <w:bidi/>
+              <w:spacing w:before="30" w:after="30" w:line="276" w:lineRule="auto"/>
               <w:ind w:right="340"/>
-              <w:spacing w:before="30" w:after="30" w:line="276" w:lineRule="auto"/>
               <w:jc w:val="right"/>
             </w:pPr>
             <w:r>
@@ -1047,8 +1047,8 @@
           <w:p>
             <w:pPr>
               <w:bidi/>
+              <w:spacing w:before="30" w:after="30" w:line="276" w:lineRule="auto"/>
               <w:ind w:right="340"/>
-              <w:spacing w:before="30" w:after="30" w:line="276" w:lineRule="auto"/>
               <w:jc w:val="right"/>
             </w:pPr>
             <w:r>
@@ -1094,8 +1094,8 @@
           <w:p>
             <w:pPr>
               <w:bidi/>
+              <w:spacing w:before="30" w:after="30" w:line="276" w:lineRule="auto"/>
               <w:ind w:right="340"/>
-              <w:spacing w:before="30" w:after="30" w:line="276" w:lineRule="auto"/>
               <w:jc w:val="right"/>
             </w:pPr>
             <w:r>
@@ -1686,9 +1686,9 @@
     </w:p>
     <w:tbl>
       <w:tblPr>
+        <w:bidiVisual/>
         <w:tblW w:w="9000" w:type="dxa"/>
         <w:jc w:val="center"/>
-        <w:bidiVisual/>
         <w:tblBorders>
           <w:top w:val="single" w:sz="6" w:space="0" w:color="000000"/>
           <w:left w:val="single" w:sz="6" w:space="0" w:color="000000"/>
@@ -1760,8 +1760,8 @@
           <w:p>
             <w:pPr>
               <w:bidi/>
+              <w:spacing w:before="30" w:after="30" w:line="276" w:lineRule="auto"/>
               <w:ind w:right="340"/>
-              <w:spacing w:before="30" w:after="30" w:line="276" w:lineRule="auto"/>
               <w:jc w:val="right"/>
             </w:pPr>
             <w:r>
@@ -1807,8 +1807,8 @@
           <w:p>
             <w:pPr>
               <w:bidi/>
+              <w:spacing w:before="30" w:after="30" w:line="276" w:lineRule="auto"/>
               <w:ind w:right="340"/>
-              <w:spacing w:before="30" w:after="30" w:line="276" w:lineRule="auto"/>
               <w:jc w:val="right"/>
             </w:pPr>
             <w:r>
@@ -1871,9 +1871,9 @@
     </w:p>
     <w:tbl>
       <w:tblPr>
+        <w:bidiVisual/>
         <w:tblW w:w="9000" w:type="dxa"/>
         <w:jc w:val="center"/>
-        <w:bidiVisual/>
         <w:tblBorders>
           <w:top w:val="single" w:sz="6" w:space="0" w:color="000000"/>
           <w:left w:val="single" w:sz="6" w:space="0" w:color="000000"/>
@@ -1945,8 +1945,8 @@
           <w:p>
             <w:pPr>
               <w:bidi/>
+              <w:spacing w:before="30" w:after="30" w:line="276" w:lineRule="auto"/>
               <w:ind w:right="340"/>
-              <w:spacing w:before="30" w:after="30" w:line="276" w:lineRule="auto"/>
               <w:jc w:val="right"/>
             </w:pPr>
             <w:r>
@@ -1992,8 +1992,8 @@
           <w:p>
             <w:pPr>
               <w:bidi/>
+              <w:spacing w:before="30" w:after="30" w:line="276" w:lineRule="auto"/>
               <w:ind w:right="340"/>
-              <w:spacing w:before="30" w:after="30" w:line="276" w:lineRule="auto"/>
               <w:jc w:val="right"/>
             </w:pPr>
             <w:r>
@@ -2039,8 +2039,8 @@
           <w:p>
             <w:pPr>
               <w:bidi/>
+              <w:spacing w:before="30" w:after="30" w:line="276" w:lineRule="auto"/>
               <w:ind w:right="340"/>
-              <w:spacing w:before="30" w:after="30" w:line="276" w:lineRule="auto"/>
               <w:jc w:val="right"/>
             </w:pPr>
             <w:r>
@@ -2182,8 +2182,8 @@
           <w:p>
             <w:pPr>
               <w:bidi/>
+              <w:spacing w:before="30" w:after="30" w:line="276" w:lineRule="auto"/>
               <w:ind w:right="340"/>
-              <w:spacing w:before="30" w:after="30" w:line="276" w:lineRule="auto"/>
               <w:jc w:val="right"/>
             </w:pPr>
             <w:r>
@@ -2229,8 +2229,8 @@
           <w:p>
             <w:pPr>
               <w:bidi/>
+              <w:spacing w:before="30" w:after="30" w:line="276" w:lineRule="auto"/>
               <w:ind w:right="340"/>
-              <w:spacing w:before="30" w:after="30" w:line="276" w:lineRule="auto"/>
               <w:jc w:val="right"/>
             </w:pPr>
             <w:r>
@@ -2276,8 +2276,8 @@
           <w:p>
             <w:pPr>
               <w:bidi/>
+              <w:spacing w:before="30" w:after="30" w:line="276" w:lineRule="auto"/>
               <w:ind w:right="340"/>
-              <w:spacing w:before="30" w:after="30" w:line="276" w:lineRule="auto"/>
               <w:jc w:val="right"/>
             </w:pPr>
             <w:r>
@@ -2340,9 +2340,9 @@
     </w:p>
     <w:tbl>
       <w:tblPr>
+        <w:bidiVisual/>
         <w:tblW w:w="9000" w:type="dxa"/>
         <w:jc w:val="center"/>
-        <w:bidiVisual/>
         <w:tblBorders>
           <w:top w:val="single" w:sz="6" w:space="0" w:color="000000"/>
           <w:left w:val="single" w:sz="6" w:space="0" w:color="000000"/>
@@ -2414,8 +2414,8 @@
           <w:p>
             <w:pPr>
               <w:bidi/>
+              <w:spacing w:before="30" w:after="30" w:line="276" w:lineRule="auto"/>
               <w:ind w:right="340"/>
-              <w:spacing w:before="30" w:after="30" w:line="276" w:lineRule="auto"/>
               <w:jc w:val="right"/>
             </w:pPr>
             <w:r>
@@ -2461,8 +2461,8 @@
           <w:p>
             <w:pPr>
               <w:bidi/>
+              <w:spacing w:before="30" w:after="30" w:line="276" w:lineRule="auto"/>
               <w:ind w:right="340"/>
-              <w:spacing w:before="30" w:after="30" w:line="276" w:lineRule="auto"/>
               <w:jc w:val="right"/>
             </w:pPr>
             <w:r>
@@ -2508,8 +2508,8 @@
           <w:p>
             <w:pPr>
               <w:bidi/>
+              <w:spacing w:before="30" w:after="30" w:line="276" w:lineRule="auto"/>
               <w:ind w:right="340"/>
-              <w:spacing w:before="30" w:after="30" w:line="276" w:lineRule="auto"/>
               <w:jc w:val="right"/>
             </w:pPr>
             <w:r>
@@ -2555,8 +2555,8 @@
           <w:p>
             <w:pPr>
               <w:bidi/>
+              <w:spacing w:before="30" w:after="30" w:line="276" w:lineRule="auto"/>
               <w:ind w:right="340"/>
-              <w:spacing w:before="30" w:after="30" w:line="276" w:lineRule="auto"/>
               <w:jc w:val="right"/>
             </w:pPr>
             <w:r>
@@ -2619,9 +2619,9 @@
     </w:p>
     <w:tbl>
       <w:tblPr>
+        <w:bidiVisual/>
         <w:tblW w:w="9000" w:type="dxa"/>
         <w:jc w:val="center"/>
-        <w:bidiVisual/>
         <w:tblBorders>
           <w:top w:val="single" w:sz="6" w:space="0" w:color="000000"/>
           <w:left w:val="single" w:sz="6" w:space="0" w:color="000000"/>
@@ -2693,8 +2693,8 @@
           <w:p>
             <w:pPr>
               <w:bidi/>
+              <w:spacing w:before="30" w:after="30" w:line="276" w:lineRule="auto"/>
               <w:ind w:right="340"/>
-              <w:spacing w:before="30" w:after="30" w:line="276" w:lineRule="auto"/>
               <w:jc w:val="right"/>
             </w:pPr>
             <w:r>
@@ -2740,8 +2740,8 @@
           <w:p>
             <w:pPr>
               <w:bidi/>
+              <w:spacing w:before="30" w:after="30" w:line="276" w:lineRule="auto"/>
               <w:ind w:right="340"/>
-              <w:spacing w:before="30" w:after="30" w:line="276" w:lineRule="auto"/>
               <w:jc w:val="right"/>
             </w:pPr>
             <w:r>
@@ -2787,8 +2787,8 @@
           <w:p>
             <w:pPr>
               <w:bidi/>
+              <w:spacing w:before="30" w:after="30" w:line="276" w:lineRule="auto"/>
               <w:ind w:right="340"/>
-              <w:spacing w:before="30" w:after="30" w:line="276" w:lineRule="auto"/>
               <w:jc w:val="right"/>
             </w:pPr>
             <w:r>
@@ -2834,8 +2834,8 @@
           <w:p>
             <w:pPr>
               <w:bidi/>
+              <w:spacing w:before="30" w:after="30" w:line="276" w:lineRule="auto"/>
               <w:ind w:right="340"/>
-              <w:spacing w:before="30" w:after="30" w:line="276" w:lineRule="auto"/>
               <w:jc w:val="right"/>
             </w:pPr>
             <w:r>
@@ -2881,8 +2881,8 @@
           <w:p>
             <w:pPr>
               <w:bidi/>
+              <w:spacing w:before="30" w:after="30" w:line="276" w:lineRule="auto"/>
               <w:ind w:right="340"/>
-              <w:spacing w:before="30" w:after="30" w:line="276" w:lineRule="auto"/>
               <w:jc w:val="right"/>
             </w:pPr>
             <w:r>
@@ -2928,8 +2928,8 @@
           <w:p>
             <w:pPr>
               <w:bidi/>
+              <w:spacing w:before="30" w:after="30" w:line="276" w:lineRule="auto"/>
               <w:ind w:right="340"/>
-              <w:spacing w:before="30" w:after="30" w:line="276" w:lineRule="auto"/>
               <w:jc w:val="right"/>
             </w:pPr>
             <w:r>
@@ -2975,8 +2975,8 @@
           <w:p>
             <w:pPr>
               <w:bidi/>
+              <w:spacing w:before="30" w:after="30" w:line="276" w:lineRule="auto"/>
               <w:ind w:right="340"/>
-              <w:spacing w:before="30" w:after="30" w:line="276" w:lineRule="auto"/>
               <w:jc w:val="right"/>
             </w:pPr>
             <w:r>
@@ -3022,8 +3022,8 @@
           <w:p>
             <w:pPr>
               <w:bidi/>
+              <w:spacing w:before="30" w:after="30" w:line="276" w:lineRule="auto"/>
               <w:ind w:right="340"/>
-              <w:spacing w:before="30" w:after="30" w:line="276" w:lineRule="auto"/>
               <w:jc w:val="right"/>
             </w:pPr>
             <w:r>
@@ -3069,8 +3069,8 @@
           <w:p>
             <w:pPr>
               <w:bidi/>
+              <w:spacing w:before="30" w:after="30" w:line="276" w:lineRule="auto"/>
               <w:ind w:right="340"/>
-              <w:spacing w:before="30" w:after="30" w:line="276" w:lineRule="auto"/>
               <w:jc w:val="right"/>
             </w:pPr>
             <w:r>
@@ -3116,8 +3116,8 @@
           <w:p>
             <w:pPr>
               <w:bidi/>
+              <w:spacing w:before="30" w:after="30" w:line="276" w:lineRule="auto"/>
               <w:ind w:right="340"/>
-              <w:spacing w:before="30" w:after="30" w:line="276" w:lineRule="auto"/>
               <w:jc w:val="right"/>
             </w:pPr>
             <w:r>
@@ -3307,8 +3307,8 @@
           <w:p>
             <w:pPr>
               <w:bidi/>
+              <w:spacing w:before="30" w:after="30" w:line="276" w:lineRule="auto"/>
               <w:ind w:right="340"/>
-              <w:spacing w:before="30" w:after="30" w:line="276" w:lineRule="auto"/>
               <w:jc w:val="right"/>
             </w:pPr>
             <w:r>
@@ -3450,8 +3450,8 @@
           <w:p>
             <w:pPr>
               <w:bidi/>
+              <w:spacing w:before="30" w:after="30" w:line="276" w:lineRule="auto"/>
               <w:ind w:right="340"/>
-              <w:spacing w:before="30" w:after="30" w:line="276" w:lineRule="auto"/>
               <w:jc w:val="right"/>
             </w:pPr>
             <w:r>
@@ -3593,8 +3593,8 @@
           <w:p>
             <w:pPr>
               <w:bidi/>
+              <w:spacing w:before="30" w:after="30" w:line="276" w:lineRule="auto"/>
               <w:ind w:right="340"/>
-              <w:spacing w:before="30" w:after="30" w:line="276" w:lineRule="auto"/>
               <w:jc w:val="right"/>
             </w:pPr>
             <w:r>
@@ -3640,8 +3640,8 @@
           <w:p>
             <w:pPr>
               <w:bidi/>
+              <w:spacing w:before="30" w:after="30" w:line="276" w:lineRule="auto"/>
               <w:ind w:right="340"/>
-              <w:spacing w:before="30" w:after="30" w:line="276" w:lineRule="auto"/>
               <w:jc w:val="right"/>
             </w:pPr>
             <w:r>
@@ -3687,8 +3687,8 @@
           <w:p>
             <w:pPr>
               <w:bidi/>
+              <w:spacing w:before="30" w:after="30" w:line="276" w:lineRule="auto"/>
               <w:ind w:right="340"/>
-              <w:spacing w:before="30" w:after="30" w:line="276" w:lineRule="auto"/>
               <w:jc w:val="right"/>
             </w:pPr>
             <w:r>
@@ -3734,8 +3734,8 @@
           <w:p>
             <w:pPr>
               <w:bidi/>
+              <w:spacing w:before="30" w:after="30" w:line="276" w:lineRule="auto"/>
               <w:ind w:right="340"/>
-              <w:spacing w:before="30" w:after="30" w:line="276" w:lineRule="auto"/>
               <w:jc w:val="right"/>
             </w:pPr>
             <w:r>
@@ -3798,9 +3798,9 @@
     </w:p>
     <w:tbl>
       <w:tblPr>
+        <w:bidiVisual/>
         <w:tblW w:w="9000" w:type="dxa"/>
         <w:jc w:val="center"/>
-        <w:bidiVisual/>
         <w:tblBorders>
           <w:top w:val="single" w:sz="6" w:space="0" w:color="000000"/>
           <w:left w:val="single" w:sz="6" w:space="0" w:color="000000"/>
@@ -6120,9 +6120,9 @@
             <w:rFonts w:ascii="Simplified Arabic" w:hAnsi="Simplified Arabic" w:cs="Simplified Arabic"/>
             <w:b/>
             <w:bCs/>
-            <w:u w:val="single"/>
             <w:sz w:val="28"/>
             <w:szCs w:val="28"/>
+            <w:u w:val="single"/>
             <w:rtl/>
           </w:rPr>
           <w:t>موقع الدراسة</w:t>
@@ -6247,9 +6247,9 @@
             <w:rFonts w:ascii="Simplified Arabic" w:hAnsi="Simplified Arabic" w:cs="Simplified Arabic"/>
             <w:b/>
             <w:bCs/>
-            <w:u w:val="single"/>
             <w:sz w:val="28"/>
             <w:szCs w:val="28"/>
+            <w:u w:val="single"/>
             <w:rtl/>
           </w:rPr>
           <w:t>موقع الدراسة</w:t>
@@ -6374,9 +6374,9 @@
             <w:rFonts w:ascii="Simplified Arabic" w:hAnsi="Simplified Arabic" w:cs="Simplified Arabic"/>
             <w:b/>
             <w:bCs/>
-            <w:u w:val="single"/>
             <w:sz w:val="28"/>
             <w:szCs w:val="28"/>
+            <w:u w:val="single"/>
             <w:rtl/>
           </w:rPr>
           <w:t>موقع الدراسة</w:t>
@@ -6501,9 +6501,9 @@
             <w:rFonts w:ascii="Simplified Arabic" w:hAnsi="Simplified Arabic" w:cs="Simplified Arabic"/>
             <w:b/>
             <w:bCs/>
-            <w:u w:val="single"/>
             <w:sz w:val="28"/>
             <w:szCs w:val="28"/>
+            <w:u w:val="single"/>
             <w:rtl/>
           </w:rPr>
           <w:t>موقع الدراسة</w:t>
@@ -6628,9 +6628,9 @@
             <w:rFonts w:ascii="Simplified Arabic" w:hAnsi="Simplified Arabic" w:cs="Simplified Arabic"/>
             <w:b/>
             <w:bCs/>
-            <w:u w:val="single"/>
             <w:sz w:val="28"/>
             <w:szCs w:val="28"/>
+            <w:u w:val="single"/>
             <w:rtl/>
           </w:rPr>
           <w:t>موقع الدراسة</w:t>
@@ -6755,9 +6755,9 @@
             <w:rFonts w:ascii="Simplified Arabic" w:hAnsi="Simplified Arabic" w:cs="Simplified Arabic"/>
             <w:b/>
             <w:bCs/>
-            <w:u w:val="single"/>
             <w:sz w:val="28"/>
             <w:szCs w:val="28"/>
+            <w:u w:val="single"/>
             <w:rtl/>
           </w:rPr>
           <w:t>موقع الدراسة</w:t>
@@ -6882,9 +6882,9 @@
             <w:rFonts w:ascii="Simplified Arabic" w:hAnsi="Simplified Arabic" w:cs="Simplified Arabic"/>
             <w:b/>
             <w:bCs/>
-            <w:u w:val="single"/>
             <w:sz w:val="28"/>
             <w:szCs w:val="28"/>
+            <w:u w:val="single"/>
             <w:rtl/>
           </w:rPr>
           <w:t>موقع الدراسة</w:t>
@@ -7009,9 +7009,9 @@
             <w:rFonts w:ascii="Simplified Arabic" w:hAnsi="Simplified Arabic" w:cs="Simplified Arabic"/>
             <w:b/>
             <w:bCs/>
-            <w:u w:val="single"/>
             <w:sz w:val="28"/>
             <w:szCs w:val="28"/>
+            <w:u w:val="single"/>
             <w:rtl/>
           </w:rPr>
           <w:t>موقع الدراسة</w:t>
@@ -7136,9 +7136,9 @@
             <w:rFonts w:ascii="Simplified Arabic" w:hAnsi="Simplified Arabic" w:cs="Simplified Arabic"/>
             <w:b/>
             <w:bCs/>
-            <w:u w:val="single"/>
             <w:sz w:val="28"/>
             <w:szCs w:val="28"/>
+            <w:u w:val="single"/>
             <w:rtl/>
           </w:rPr>
           <w:t>موقع الدراسة</w:t>
@@ -7263,9 +7263,9 @@
             <w:rFonts w:ascii="Simplified Arabic" w:hAnsi="Simplified Arabic" w:cs="Simplified Arabic"/>
             <w:b/>
             <w:bCs/>
-            <w:u w:val="single"/>
             <w:sz w:val="28"/>
             <w:szCs w:val="28"/>
+            <w:u w:val="single"/>
             <w:rtl/>
           </w:rPr>
           <w:t>موقع الدراسة</w:t>
@@ -7390,9 +7390,9 @@
             <w:rFonts w:ascii="Simplified Arabic" w:hAnsi="Simplified Arabic" w:cs="Simplified Arabic"/>
             <w:b/>
             <w:bCs/>
-            <w:u w:val="single"/>
             <w:sz w:val="28"/>
             <w:szCs w:val="28"/>
+            <w:u w:val="single"/>
             <w:rtl/>
           </w:rPr>
           <w:t>موقع الدراسة</w:t>
@@ -7517,9 +7517,9 @@
             <w:rFonts w:ascii="Simplified Arabic" w:hAnsi="Simplified Arabic" w:cs="Simplified Arabic"/>
             <w:b/>
             <w:bCs/>
-            <w:u w:val="single"/>
             <w:sz w:val="28"/>
             <w:szCs w:val="28"/>
+            <w:u w:val="single"/>
             <w:rtl/>
           </w:rPr>
           <w:t>موقع الدراسة</w:t>
@@ -7920,9 +7920,9 @@
             <w:rFonts w:ascii="Simplified Arabic" w:hAnsi="Simplified Arabic" w:cs="Simplified Arabic"/>
             <w:b/>
             <w:bCs/>
-            <w:u w:val="single"/>
             <w:sz w:val="28"/>
             <w:szCs w:val="28"/>
+            <w:u w:val="single"/>
             <w:rtl/>
           </w:rPr>
           <w:t>موقع الدراسة</w:t>
@@ -8047,9 +8047,9 @@
             <w:rFonts w:ascii="Simplified Arabic" w:hAnsi="Simplified Arabic" w:cs="Simplified Arabic"/>
             <w:b/>
             <w:bCs/>
-            <w:u w:val="single"/>
             <w:sz w:val="28"/>
             <w:szCs w:val="28"/>
+            <w:u w:val="single"/>
             <w:rtl/>
           </w:rPr>
           <w:t>موقع الدراسة</w:t>
@@ -8174,9 +8174,9 @@
             <w:rFonts w:ascii="Simplified Arabic" w:hAnsi="Simplified Arabic" w:cs="Simplified Arabic"/>
             <w:b/>
             <w:bCs/>
-            <w:u w:val="single"/>
             <w:sz w:val="28"/>
             <w:szCs w:val="28"/>
+            <w:u w:val="single"/>
             <w:rtl/>
           </w:rPr>
           <w:t>موقع الدراسة</w:t>
@@ -8301,9 +8301,9 @@
             <w:rFonts w:ascii="Simplified Arabic" w:hAnsi="Simplified Arabic" w:cs="Simplified Arabic"/>
             <w:b/>
             <w:bCs/>
-            <w:u w:val="single"/>
             <w:sz w:val="28"/>
             <w:szCs w:val="28"/>
+            <w:u w:val="single"/>
             <w:rtl/>
           </w:rPr>
           <w:t>موقع الدراسة</w:t>
@@ -8428,9 +8428,9 @@
             <w:rFonts w:ascii="Simplified Arabic" w:hAnsi="Simplified Arabic" w:cs="Simplified Arabic"/>
             <w:b/>
             <w:bCs/>
-            <w:u w:val="single"/>
             <w:sz w:val="28"/>
             <w:szCs w:val="28"/>
+            <w:u w:val="single"/>
             <w:rtl/>
           </w:rPr>
           <w:t>موقع الدراسة</w:t>
@@ -8555,9 +8555,9 @@
             <w:rFonts w:ascii="Simplified Arabic" w:hAnsi="Simplified Arabic" w:cs="Simplified Arabic"/>
             <w:b/>
             <w:bCs/>
-            <w:u w:val="single"/>
             <w:sz w:val="28"/>
             <w:szCs w:val="28"/>
+            <w:u w:val="single"/>
             <w:rtl/>
           </w:rPr>
           <w:t>موقع الدراسة</w:t>
@@ -44467,9 +44467,9 @@
     </w:p>
     <w:tbl>
       <w:tblPr>
+        <w:bidiVisual/>
         <w:tblW w:w="9000" w:type="dxa"/>
         <w:jc w:val="center"/>
-        <w:bidiVisual/>
         <w:tblBorders>
           <w:top w:val="single" w:sz="6" w:space="0" w:color="000000"/>
           <w:left w:val="single" w:sz="6" w:space="0" w:color="000000"/>
@@ -44637,8 +44637,8 @@
           <w:p>
             <w:pPr>
               <w:bidi/>
+              <w:spacing w:before="30" w:after="30" w:line="276" w:lineRule="auto"/>
               <w:ind w:right="340"/>
-              <w:spacing w:before="30" w:after="30" w:line="276" w:lineRule="auto"/>
               <w:jc w:val="right"/>
             </w:pPr>
             <w:r>
@@ -44684,8 +44684,8 @@
           <w:p>
             <w:pPr>
               <w:bidi/>
+              <w:spacing w:before="30" w:after="30" w:line="276" w:lineRule="auto"/>
               <w:ind w:right="340"/>
-              <w:spacing w:before="30" w:after="30" w:line="276" w:lineRule="auto"/>
               <w:jc w:val="right"/>
             </w:pPr>
             <w:r>
@@ -44731,8 +44731,8 @@
           <w:p>
             <w:pPr>
               <w:bidi/>
+              <w:spacing w:before="30" w:after="30" w:line="276" w:lineRule="auto"/>
               <w:ind w:right="340"/>
-              <w:spacing w:before="30" w:after="30" w:line="276" w:lineRule="auto"/>
               <w:jc w:val="right"/>
             </w:pPr>
             <w:r>
@@ -44778,8 +44778,8 @@
           <w:p>
             <w:pPr>
               <w:bidi/>
+              <w:spacing w:before="30" w:after="30" w:line="276" w:lineRule="auto"/>
               <w:ind w:right="340"/>
-              <w:spacing w:before="30" w:after="30" w:line="276" w:lineRule="auto"/>
               <w:jc w:val="right"/>
             </w:pPr>
             <w:r>
@@ -44825,8 +44825,8 @@
           <w:p>
             <w:pPr>
               <w:bidi/>
+              <w:spacing w:before="30" w:after="30" w:line="276" w:lineRule="auto"/>
               <w:ind w:right="340"/>
-              <w:spacing w:before="30" w:after="30" w:line="276" w:lineRule="auto"/>
               <w:jc w:val="right"/>
             </w:pPr>
             <w:r>
@@ -44872,8 +44872,8 @@
           <w:p>
             <w:pPr>
               <w:bidi/>
+              <w:spacing w:before="30" w:after="30" w:line="276" w:lineRule="auto"/>
               <w:ind w:right="340"/>
-              <w:spacing w:before="30" w:after="30" w:line="276" w:lineRule="auto"/>
               <w:jc w:val="right"/>
             </w:pPr>
             <w:r>
@@ -45464,9 +45464,9 @@
     </w:p>
     <w:tbl>
       <w:tblPr>
+        <w:bidiVisual/>
         <w:tblW w:w="9000" w:type="dxa"/>
         <w:jc w:val="center"/>
-        <w:bidiVisual/>
         <w:tblBorders>
           <w:top w:val="single" w:sz="6" w:space="0" w:color="000000"/>
           <w:left w:val="single" w:sz="6" w:space="0" w:color="000000"/>
@@ -45538,8 +45538,8 @@
           <w:p>
             <w:pPr>
               <w:bidi/>
+              <w:spacing w:before="30" w:after="30" w:line="276" w:lineRule="auto"/>
               <w:ind w:right="340"/>
-              <w:spacing w:before="30" w:after="30" w:line="276" w:lineRule="auto"/>
               <w:jc w:val="right"/>
             </w:pPr>
             <w:r>
@@ -45585,8 +45585,8 @@
           <w:p>
             <w:pPr>
               <w:bidi/>
+              <w:spacing w:before="30" w:after="30" w:line="276" w:lineRule="auto"/>
               <w:ind w:right="340"/>
-              <w:spacing w:before="30" w:after="30" w:line="276" w:lineRule="auto"/>
               <w:jc w:val="right"/>
             </w:pPr>
             <w:r>
@@ -45649,9 +45649,9 @@
     </w:p>
     <w:tbl>
       <w:tblPr>
+        <w:bidiVisual/>
         <w:tblW w:w="9000" w:type="dxa"/>
         <w:jc w:val="center"/>
-        <w:bidiVisual/>
         <w:tblBorders>
           <w:top w:val="single" w:sz="6" w:space="0" w:color="000000"/>
           <w:left w:val="single" w:sz="6" w:space="0" w:color="000000"/>
@@ -45723,8 +45723,8 @@
           <w:p>
             <w:pPr>
               <w:bidi/>
+              <w:spacing w:before="30" w:after="30" w:line="276" w:lineRule="auto"/>
               <w:ind w:right="340"/>
-              <w:spacing w:before="30" w:after="30" w:line="276" w:lineRule="auto"/>
               <w:jc w:val="right"/>
             </w:pPr>
             <w:r>
@@ -45770,8 +45770,8 @@
           <w:p>
             <w:pPr>
               <w:bidi/>
+              <w:spacing w:before="30" w:after="30" w:line="276" w:lineRule="auto"/>
               <w:ind w:right="340"/>
-              <w:spacing w:before="30" w:after="30" w:line="276" w:lineRule="auto"/>
               <w:jc w:val="right"/>
             </w:pPr>
             <w:r>
@@ -45817,8 +45817,8 @@
           <w:p>
             <w:pPr>
               <w:bidi/>
+              <w:spacing w:before="30" w:after="30" w:line="276" w:lineRule="auto"/>
               <w:ind w:right="340"/>
-              <w:spacing w:before="30" w:after="30" w:line="276" w:lineRule="auto"/>
               <w:jc w:val="right"/>
             </w:pPr>
             <w:r>
@@ -45960,8 +45960,8 @@
           <w:p>
             <w:pPr>
               <w:bidi/>
+              <w:spacing w:before="30" w:after="30" w:line="276" w:lineRule="auto"/>
               <w:ind w:right="340"/>
-              <w:spacing w:before="30" w:after="30" w:line="276" w:lineRule="auto"/>
               <w:jc w:val="right"/>
             </w:pPr>
             <w:r>
@@ -46007,8 +46007,8 @@
           <w:p>
             <w:pPr>
               <w:bidi/>
+              <w:spacing w:before="30" w:after="30" w:line="276" w:lineRule="auto"/>
               <w:ind w:right="340"/>
-              <w:spacing w:before="30" w:after="30" w:line="276" w:lineRule="auto"/>
               <w:jc w:val="right"/>
             </w:pPr>
             <w:r>
@@ -46054,8 +46054,8 @@
           <w:p>
             <w:pPr>
               <w:bidi/>
+              <w:spacing w:before="30" w:after="30" w:line="276" w:lineRule="auto"/>
               <w:ind w:right="340"/>
-              <w:spacing w:before="30" w:after="30" w:line="276" w:lineRule="auto"/>
               <w:jc w:val="right"/>
             </w:pPr>
             <w:r>
@@ -46118,9 +46118,9 @@
     </w:p>
     <w:tbl>
       <w:tblPr>
+        <w:bidiVisual/>
         <w:tblW w:w="9000" w:type="dxa"/>
         <w:jc w:val="center"/>
-        <w:bidiVisual/>
         <w:tblBorders>
           <w:top w:val="single" w:sz="6" w:space="0" w:color="000000"/>
           <w:left w:val="single" w:sz="6" w:space="0" w:color="000000"/>
@@ -46192,8 +46192,8 @@
           <w:p>
             <w:pPr>
               <w:bidi/>
+              <w:spacing w:before="30" w:after="30" w:line="276" w:lineRule="auto"/>
               <w:ind w:right="340"/>
-              <w:spacing w:before="30" w:after="30" w:line="276" w:lineRule="auto"/>
               <w:jc w:val="right"/>
             </w:pPr>
             <w:r>
@@ -46239,8 +46239,8 @@
           <w:p>
             <w:pPr>
               <w:bidi/>
+              <w:spacing w:before="30" w:after="30" w:line="276" w:lineRule="auto"/>
               <w:ind w:right="340"/>
-              <w:spacing w:before="30" w:after="30" w:line="276" w:lineRule="auto"/>
               <w:jc w:val="right"/>
             </w:pPr>
             <w:r>
@@ -46286,8 +46286,8 @@
           <w:p>
             <w:pPr>
               <w:bidi/>
+              <w:spacing w:before="30" w:after="30" w:line="276" w:lineRule="auto"/>
               <w:ind w:right="340"/>
-              <w:spacing w:before="30" w:after="30" w:line="276" w:lineRule="auto"/>
               <w:jc w:val="right"/>
             </w:pPr>
             <w:r>
@@ -46333,8 +46333,8 @@
           <w:p>
             <w:pPr>
               <w:bidi/>
+              <w:spacing w:before="30" w:after="30" w:line="276" w:lineRule="auto"/>
               <w:ind w:right="340"/>
-              <w:spacing w:before="30" w:after="30" w:line="276" w:lineRule="auto"/>
               <w:jc w:val="right"/>
             </w:pPr>
             <w:r>
@@ -46397,9 +46397,9 @@
     </w:p>
     <w:tbl>
       <w:tblPr>
+        <w:bidiVisual/>
         <w:tblW w:w="9000" w:type="dxa"/>
         <w:jc w:val="center"/>
-        <w:bidiVisual/>
         <w:tblBorders>
           <w:top w:val="single" w:sz="6" w:space="0" w:color="000000"/>
           <w:left w:val="single" w:sz="6" w:space="0" w:color="000000"/>
@@ -46471,8 +46471,8 @@
           <w:p>
             <w:pPr>
               <w:bidi/>
+              <w:spacing w:before="30" w:after="30" w:line="276" w:lineRule="auto"/>
               <w:ind w:right="340"/>
-              <w:spacing w:before="30" w:after="30" w:line="276" w:lineRule="auto"/>
               <w:jc w:val="right"/>
             </w:pPr>
             <w:r>
@@ -46518,8 +46518,8 @@
           <w:p>
             <w:pPr>
               <w:bidi/>
+              <w:spacing w:before="30" w:after="30" w:line="276" w:lineRule="auto"/>
               <w:ind w:right="340"/>
-              <w:spacing w:before="30" w:after="30" w:line="276" w:lineRule="auto"/>
               <w:jc w:val="right"/>
             </w:pPr>
             <w:r>
@@ -46565,8 +46565,8 @@
           <w:p>
             <w:pPr>
               <w:bidi/>
+              <w:spacing w:before="30" w:after="30" w:line="276" w:lineRule="auto"/>
               <w:ind w:right="340"/>
-              <w:spacing w:before="30" w:after="30" w:line="276" w:lineRule="auto"/>
               <w:jc w:val="right"/>
             </w:pPr>
             <w:r>
@@ -46612,8 +46612,8 @@
           <w:p>
             <w:pPr>
               <w:bidi/>
+              <w:spacing w:before="30" w:after="30" w:line="276" w:lineRule="auto"/>
               <w:ind w:right="340"/>
-              <w:spacing w:before="30" w:after="30" w:line="276" w:lineRule="auto"/>
               <w:jc w:val="right"/>
             </w:pPr>
             <w:r>
@@ -46659,8 +46659,8 @@
           <w:p>
             <w:pPr>
               <w:bidi/>
+              <w:spacing w:before="30" w:after="30" w:line="276" w:lineRule="auto"/>
               <w:ind w:right="340"/>
-              <w:spacing w:before="30" w:after="30" w:line="276" w:lineRule="auto"/>
               <w:jc w:val="right"/>
             </w:pPr>
             <w:r>
@@ -46706,8 +46706,8 @@
           <w:p>
             <w:pPr>
               <w:bidi/>
+              <w:spacing w:before="30" w:after="30" w:line="276" w:lineRule="auto"/>
               <w:ind w:right="340"/>
-              <w:spacing w:before="30" w:after="30" w:line="276" w:lineRule="auto"/>
               <w:jc w:val="right"/>
             </w:pPr>
             <w:r>
@@ -46753,8 +46753,8 @@
           <w:p>
             <w:pPr>
               <w:bidi/>
+              <w:spacing w:before="30" w:after="30" w:line="276" w:lineRule="auto"/>
               <w:ind w:right="340"/>
-              <w:spacing w:before="30" w:after="30" w:line="276" w:lineRule="auto"/>
               <w:jc w:val="right"/>
             </w:pPr>
             <w:r>
@@ -46800,8 +46800,8 @@
           <w:p>
             <w:pPr>
               <w:bidi/>
+              <w:spacing w:before="30" w:after="30" w:line="276" w:lineRule="auto"/>
               <w:ind w:right="340"/>
-              <w:spacing w:before="30" w:after="30" w:line="276" w:lineRule="auto"/>
               <w:jc w:val="right"/>
             </w:pPr>
             <w:r>
@@ -46847,8 +46847,8 @@
           <w:p>
             <w:pPr>
               <w:bidi/>
+              <w:spacing w:before="30" w:after="30" w:line="276" w:lineRule="auto"/>
               <w:ind w:right="340"/>
-              <w:spacing w:before="30" w:after="30" w:line="276" w:lineRule="auto"/>
               <w:jc w:val="right"/>
             </w:pPr>
             <w:r>
@@ -46894,8 +46894,8 @@
           <w:p>
             <w:pPr>
               <w:bidi/>
+              <w:spacing w:before="30" w:after="30" w:line="276" w:lineRule="auto"/>
               <w:ind w:right="340"/>
-              <w:spacing w:before="30" w:after="30" w:line="276" w:lineRule="auto"/>
               <w:jc w:val="right"/>
             </w:pPr>
             <w:r>
@@ -47085,8 +47085,8 @@
           <w:p>
             <w:pPr>
               <w:bidi/>
+              <w:spacing w:before="30" w:after="30" w:line="276" w:lineRule="auto"/>
               <w:ind w:right="340"/>
-              <w:spacing w:before="30" w:after="30" w:line="276" w:lineRule="auto"/>
               <w:jc w:val="right"/>
             </w:pPr>
             <w:r>
@@ -47228,8 +47228,8 @@
           <w:p>
             <w:pPr>
               <w:bidi/>
+              <w:spacing w:before="30" w:after="30" w:line="276" w:lineRule="auto"/>
               <w:ind w:right="340"/>
-              <w:spacing w:before="30" w:after="30" w:line="276" w:lineRule="auto"/>
               <w:jc w:val="right"/>
             </w:pPr>
             <w:r>
@@ -47371,8 +47371,8 @@
           <w:p>
             <w:pPr>
               <w:bidi/>
+              <w:spacing w:before="30" w:after="30" w:line="276" w:lineRule="auto"/>
               <w:ind w:right="340"/>
-              <w:spacing w:before="30" w:after="30" w:line="276" w:lineRule="auto"/>
               <w:jc w:val="right"/>
             </w:pPr>
             <w:r>
@@ -47418,8 +47418,8 @@
           <w:p>
             <w:pPr>
               <w:bidi/>
+              <w:spacing w:before="30" w:after="30" w:line="276" w:lineRule="auto"/>
               <w:ind w:right="340"/>
-              <w:spacing w:before="30" w:after="30" w:line="276" w:lineRule="auto"/>
               <w:jc w:val="right"/>
             </w:pPr>
             <w:r>
@@ -47465,8 +47465,8 @@
           <w:p>
             <w:pPr>
               <w:bidi/>
+              <w:spacing w:before="30" w:after="30" w:line="276" w:lineRule="auto"/>
               <w:ind w:right="340"/>
-              <w:spacing w:before="30" w:after="30" w:line="276" w:lineRule="auto"/>
               <w:jc w:val="right"/>
             </w:pPr>
             <w:r>
@@ -47512,8 +47512,8 @@
           <w:p>
             <w:pPr>
               <w:bidi/>
+              <w:spacing w:before="30" w:after="30" w:line="276" w:lineRule="auto"/>
               <w:ind w:right="340"/>
-              <w:spacing w:before="30" w:after="30" w:line="276" w:lineRule="auto"/>
               <w:jc w:val="right"/>
             </w:pPr>
             <w:r>
@@ -47576,9 +47576,9 @@
     </w:p>
     <w:tbl>
       <w:tblPr>
+        <w:bidiVisual/>
         <w:tblW w:w="9000" w:type="dxa"/>
         <w:jc w:val="center"/>
-        <w:bidiVisual/>
         <w:tblBorders>
           <w:top w:val="single" w:sz="6" w:space="0" w:color="000000"/>
           <w:left w:val="single" w:sz="6" w:space="0" w:color="000000"/>
@@ -60897,14 +60897,14 @@
       <w:b/>
       <w:bCs/>
       <w:i/>
-      <w:color w:val="000000"/>
-      <w:sz w:val="32"/>
-      <w:szCs w:val="32"/>
       <w14:shadow w14:blurRad="38100" w14:dist="25400" w14:dir="5400000" w14:sx="100000" w14:sy="100000" w14:kx="0" w14:ky="0" w14:algn="ctr">
         <w14:srgbClr w14:val="6E747A">
           <w14:alpha w14:val="57000"/>
         </w14:srgbClr>
       </w14:shadow>
+      <w:color w:val="000000"/>
+      <w:sz w:val="32"/>
+      <w:szCs w:val="32"/>
       <w14:textOutline w14:w="0" w14:cap="flat" w14:cmpd="sng" w14:algn="ctr">
         <w14:noFill/>
         <w14:prstDash w14:val="solid"/>
@@ -61016,14 +61016,14 @@
       <w:b/>
       <w:bCs/>
       <w:i/>
-      <w:color w:val="000000"/>
-      <w:sz w:val="32"/>
-      <w:szCs w:val="32"/>
       <w14:shadow w14:blurRad="38100" w14:dist="25400" w14:dir="5400000" w14:sx="100000" w14:sy="100000" w14:kx="0" w14:ky="0" w14:algn="ctr">
         <w14:srgbClr w14:val="6E747A">
           <w14:alpha w14:val="57000"/>
         </w14:srgbClr>
       </w14:shadow>
+      <w:color w:val="000000"/>
+      <w:sz w:val="32"/>
+      <w:szCs w:val="32"/>
       <w14:textOutline w14:w="0" w14:cap="flat" w14:cmpd="sng" w14:algn="ctr">
         <w14:noFill/>
         <w14:prstDash w14:val="solid"/>

--- a/seminar/Khaled Othman Baransi 212165096.docx
+++ b/seminar/Khaled Othman Baransi 212165096.docx
@@ -4210,13 +4210,6 @@
           <w:rtl/>
         </w:rPr>
       </w:pPr>
-      <w:r>
-        <w:rPr>
-          <w:sz w:val="32"/>
-          <w:szCs w:val="44"/>
-        </w:rPr>
-        <w:fldChar w:fldCharType="end"/>
-      </w:r>
     </w:p>
     <w:p>
       <w:pPr>

--- a/seminar/Khaled Othman Baransi 212165096.docx
+++ b/seminar/Khaled Othman Baransi 212165096.docx
@@ -625,7 +625,7 @@
                 <w:szCs w:val="26"/>
                 <w:rtl/>
               </w:rPr>
-              <w:t xml:space="preserve">2</w:t>
+              <w:t xml:space="preserve">3</w:t>
             </w:r>
           </w:p>
         </w:tc>
@@ -675,7 +675,7 @@
                 <w:szCs w:val="26"/>
                 <w:rtl/>
               </w:rPr>
-              <w:t xml:space="preserve">8</w:t>
+              <w:t xml:space="preserve">10</w:t>
             </w:r>
           </w:p>
         </w:tc>
@@ -725,7 +725,7 @@
                 <w:szCs w:val="26"/>
                 <w:rtl/>
               </w:rPr>
-              <w:t xml:space="preserve">6</w:t>
+              <w:t xml:space="preserve">9</w:t>
             </w:r>
           </w:p>
         </w:tc>
@@ -775,7 +775,7 @@
                 <w:szCs w:val="26"/>
                 <w:rtl/>
               </w:rPr>
-              <w:t xml:space="preserve">9</w:t>
+              <w:t xml:space="preserve">12</w:t>
             </w:r>
           </w:p>
         </w:tc>
@@ -825,7 +825,7 @@
                 <w:szCs w:val="26"/>
                 <w:rtl/>
               </w:rPr>
-              <w:t xml:space="preserve">10</w:t>
+              <w:t xml:space="preserve">13</w:t>
             </w:r>
           </w:p>
         </w:tc>
@@ -875,7 +875,7 @@
                 <w:szCs w:val="26"/>
                 <w:rtl/>
               </w:rPr>
-              <w:t xml:space="preserve">10</w:t>
+              <w:t xml:space="preserve">15</w:t>
             </w:r>
           </w:p>
         </w:tc>
@@ -925,7 +925,7 @@
                 <w:szCs w:val="26"/>
                 <w:rtl/>
               </w:rPr>
-              <w:t xml:space="preserve">11</w:t>
+              <w:t xml:space="preserve">16</w:t>
             </w:r>
           </w:p>
         </w:tc>
@@ -975,7 +975,7 @@
                 <w:szCs w:val="26"/>
                 <w:rtl/>
               </w:rPr>
-              <w:t xml:space="preserve">11</w:t>
+              <w:t xml:space="preserve">17</w:t>
             </w:r>
           </w:p>
         </w:tc>
@@ -1025,7 +1025,7 @@
                 <w:szCs w:val="26"/>
                 <w:rtl/>
               </w:rPr>
-              <w:t xml:space="preserve">12</w:t>
+              <w:t xml:space="preserve">18</w:t>
             </w:r>
           </w:p>
         </w:tc>
@@ -1075,7 +1075,7 @@
                 <w:szCs w:val="26"/>
                 <w:rtl/>
               </w:rPr>
-              <w:t xml:space="preserve">8</w:t>
+              <w:t xml:space="preserve">11</w:t>
             </w:r>
           </w:p>
         </w:tc>
@@ -1125,7 +1125,7 @@
                 <w:szCs w:val="26"/>
                 <w:rtl/>
               </w:rPr>
-              <w:t xml:space="preserve">1</w:t>
+              <w:t xml:space="preserve">2</w:t>
             </w:r>
           </w:p>
         </w:tc>
@@ -1225,7 +1225,7 @@
                 <w:szCs w:val="26"/>
                 <w:rtl/>
               </w:rPr>
-              <w:t xml:space="preserve">6</w:t>
+              <w:t xml:space="preserve">9</w:t>
             </w:r>
           </w:p>
         </w:tc>
@@ -1275,7 +1275,7 @@
                 <w:szCs w:val="26"/>
                 <w:rtl/>
               </w:rPr>
-              <w:t xml:space="preserve">8</w:t>
+              <w:t xml:space="preserve">11</w:t>
             </w:r>
           </w:p>
         </w:tc>
@@ -1325,7 +1325,7 @@
                 <w:szCs w:val="26"/>
                 <w:rtl/>
               </w:rPr>
-              <w:t xml:space="preserve">10</w:t>
+              <w:t xml:space="preserve">13</w:t>
             </w:r>
           </w:p>
         </w:tc>
@@ -1375,7 +1375,7 @@
                 <w:szCs w:val="26"/>
                 <w:rtl/>
               </w:rPr>
-              <w:t xml:space="preserve">10</w:t>
+              <w:t xml:space="preserve">14</w:t>
             </w:r>
           </w:p>
         </w:tc>
@@ -1425,7 +1425,7 @@
                 <w:szCs w:val="26"/>
                 <w:rtl/>
               </w:rPr>
-              <w:t xml:space="preserve">10</w:t>
+              <w:t xml:space="preserve">15</w:t>
             </w:r>
           </w:p>
         </w:tc>
@@ -1475,7 +1475,7 @@
                 <w:szCs w:val="26"/>
                 <w:rtl/>
               </w:rPr>
-              <w:t xml:space="preserve">11</w:t>
+              <w:t xml:space="preserve">16</w:t>
             </w:r>
           </w:p>
         </w:tc>
@@ -1525,7 +1525,7 @@
                 <w:szCs w:val="26"/>
                 <w:rtl/>
               </w:rPr>
-              <w:t xml:space="preserve">11</w:t>
+              <w:t xml:space="preserve">17</w:t>
             </w:r>
           </w:p>
         </w:tc>
@@ -1575,7 +1575,7 @@
                 <w:szCs w:val="26"/>
                 <w:rtl/>
               </w:rPr>
-              <w:t xml:space="preserve">12</w:t>
+              <w:t xml:space="preserve">18</w:t>
             </w:r>
           </w:p>
         </w:tc>
@@ -1661,7 +1661,7 @@
                 <w:szCs w:val="26"/>
                 <w:rtl/>
               </w:rPr>
-              <w:t xml:space="preserve">20</w:t>
+              <w:t xml:space="preserve">27</w:t>
             </w:r>
           </w:p>
         </w:tc>
@@ -1711,7 +1711,7 @@
                 <w:szCs w:val="26"/>
                 <w:rtl/>
               </w:rPr>
-              <w:t xml:space="preserve">20</w:t>
+              <w:t xml:space="preserve">27</w:t>
             </w:r>
           </w:p>
         </w:tc>
@@ -1847,7 +1847,7 @@
                 <w:szCs w:val="26"/>
                 <w:rtl/>
               </w:rPr>
-              <w:t xml:space="preserve">25</w:t>
+              <w:t xml:space="preserve">33</w:t>
             </w:r>
           </w:p>
         </w:tc>
@@ -1897,7 +1897,7 @@
                 <w:szCs w:val="26"/>
                 <w:rtl/>
               </w:rPr>
-              <w:t xml:space="preserve">25</w:t>
+              <w:t xml:space="preserve">33</w:t>
             </w:r>
           </w:p>
         </w:tc>
@@ -1947,7 +1947,7 @@
                 <w:szCs w:val="26"/>
                 <w:rtl/>
               </w:rPr>
-              <w:t xml:space="preserve">25</w:t>
+              <w:t xml:space="preserve">33</w:t>
             </w:r>
           </w:p>
         </w:tc>
@@ -1997,7 +1997,7 @@
                 <w:szCs w:val="26"/>
                 <w:rtl/>
               </w:rPr>
-              <w:t xml:space="preserve">26</w:t>
+              <w:t xml:space="preserve">35</w:t>
             </w:r>
           </w:p>
         </w:tc>
@@ -2147,7 +2147,7 @@
                 <w:szCs w:val="26"/>
                 <w:rtl/>
               </w:rPr>
-              <w:t xml:space="preserve">28</w:t>
+              <w:t xml:space="preserve">37</w:t>
             </w:r>
           </w:p>
         </w:tc>
@@ -2197,7 +2197,7 @@
                 <w:szCs w:val="26"/>
                 <w:rtl/>
               </w:rPr>
-              <w:t xml:space="preserve">28</w:t>
+              <w:t xml:space="preserve">38</w:t>
             </w:r>
           </w:p>
         </w:tc>
@@ -2247,7 +2247,7 @@
                 <w:szCs w:val="26"/>
                 <w:rtl/>
               </w:rPr>
-              <w:t xml:space="preserve">29</w:t>
+              <w:t xml:space="preserve">39</w:t>
             </w:r>
           </w:p>
         </w:tc>
@@ -2333,7 +2333,7 @@
                 <w:szCs w:val="26"/>
                 <w:rtl/>
               </w:rPr>
-              <w:t xml:space="preserve">31</w:t>
+              <w:t xml:space="preserve">41</w:t>
             </w:r>
           </w:p>
         </w:tc>
@@ -2383,7 +2383,7 @@
                 <w:szCs w:val="26"/>
                 <w:rtl/>
               </w:rPr>
-              <w:t xml:space="preserve">31</w:t>
+              <w:t xml:space="preserve">41</w:t>
             </w:r>
           </w:p>
         </w:tc>
@@ -2433,7 +2433,7 @@
                 <w:szCs w:val="26"/>
                 <w:rtl/>
               </w:rPr>
-              <w:t xml:space="preserve">31</w:t>
+              <w:t xml:space="preserve">42</w:t>
             </w:r>
           </w:p>
         </w:tc>
@@ -2483,7 +2483,7 @@
                 <w:szCs w:val="26"/>
                 <w:rtl/>
               </w:rPr>
-              <w:t xml:space="preserve">32</w:t>
+              <w:t xml:space="preserve">43</w:t>
             </w:r>
           </w:p>
         </w:tc>
@@ -2533,7 +2533,7 @@
                 <w:szCs w:val="26"/>
                 <w:rtl/>
               </w:rPr>
-              <w:t xml:space="preserve">33</w:t>
+              <w:t xml:space="preserve">43</w:t>
             </w:r>
           </w:p>
         </w:tc>
@@ -2619,7 +2619,7 @@
                 <w:szCs w:val="26"/>
                 <w:rtl/>
               </w:rPr>
-              <w:t xml:space="preserve">34</w:t>
+              <w:t xml:space="preserve">45</w:t>
             </w:r>
           </w:p>
         </w:tc>
@@ -2669,7 +2669,7 @@
                 <w:szCs w:val="26"/>
                 <w:rtl/>
               </w:rPr>
-              <w:t xml:space="preserve">34</w:t>
+              <w:t xml:space="preserve">45</w:t>
             </w:r>
           </w:p>
         </w:tc>
@@ -2719,7 +2719,7 @@
                 <w:szCs w:val="26"/>
                 <w:rtl/>
               </w:rPr>
-              <w:t xml:space="preserve">37</w:t>
+              <w:t xml:space="preserve">49</w:t>
             </w:r>
           </w:p>
         </w:tc>
@@ -2769,7 +2769,7 @@
                 <w:szCs w:val="26"/>
                 <w:rtl/>
               </w:rPr>
-              <w:t xml:space="preserve">38</w:t>
+              <w:t xml:space="preserve">50</w:t>
             </w:r>
           </w:p>
         </w:tc>
@@ -2819,7 +2819,7 @@
                 <w:szCs w:val="26"/>
                 <w:rtl/>
               </w:rPr>
-              <w:t xml:space="preserve">42</w:t>
+              <w:t xml:space="preserve">55</w:t>
             </w:r>
           </w:p>
         </w:tc>
@@ -2869,7 +2869,7 @@
                 <w:szCs w:val="26"/>
                 <w:rtl/>
               </w:rPr>
-              <w:t xml:space="preserve">48</w:t>
+              <w:t xml:space="preserve">63</w:t>
             </w:r>
           </w:p>
         </w:tc>
@@ -2919,7 +2919,7 @@
                 <w:szCs w:val="26"/>
                 <w:rtl/>
               </w:rPr>
-              <w:t xml:space="preserve">51</w:t>
+              <w:t xml:space="preserve">67</w:t>
             </w:r>
           </w:p>
         </w:tc>
@@ -2969,7 +2969,7 @@
                 <w:szCs w:val="26"/>
                 <w:rtl/>
               </w:rPr>
-              <w:t xml:space="preserve">58</w:t>
+              <w:t xml:space="preserve">76</w:t>
             </w:r>
           </w:p>
         </w:tc>
@@ -3019,7 +3019,7 @@
                 <w:szCs w:val="26"/>
                 <w:rtl/>
               </w:rPr>
-              <w:t xml:space="preserve">63</w:t>
+              <w:t xml:space="preserve">84</w:t>
             </w:r>
           </w:p>
         </w:tc>
@@ -3069,7 +3069,7 @@
                 <w:szCs w:val="26"/>
                 <w:rtl/>
               </w:rPr>
-              <w:t xml:space="preserve">69</w:t>
+              <w:t xml:space="preserve">92</w:t>
             </w:r>
           </w:p>
         </w:tc>
@@ -3119,7 +3119,7 @@
                 <w:szCs w:val="26"/>
                 <w:rtl/>
               </w:rPr>
-              <w:t xml:space="preserve">73</w:t>
+              <w:t xml:space="preserve">97</w:t>
             </w:r>
           </w:p>
         </w:tc>
@@ -3169,7 +3169,7 @@
                 <w:szCs w:val="26"/>
                 <w:rtl/>
               </w:rPr>
-              <w:t xml:space="preserve">73</w:t>
+              <w:t xml:space="preserve">98</w:t>
             </w:r>
           </w:p>
         </w:tc>
@@ -3219,7 +3219,7 @@
                 <w:szCs w:val="26"/>
                 <w:rtl/>
               </w:rPr>
-              <w:t xml:space="preserve">74</w:t>
+              <w:t xml:space="preserve">100</w:t>
             </w:r>
           </w:p>
         </w:tc>
@@ -3269,7 +3269,7 @@
                 <w:szCs w:val="26"/>
                 <w:rtl/>
               </w:rPr>
-              <w:t xml:space="preserve">76</w:t>
+              <w:t xml:space="preserve">103</w:t>
             </w:r>
           </w:p>
         </w:tc>
@@ -3319,7 +3319,7 @@
                 <w:szCs w:val="26"/>
                 <w:rtl/>
               </w:rPr>
-              <w:t xml:space="preserve">77</w:t>
+              <w:t xml:space="preserve">104</w:t>
             </w:r>
           </w:p>
         </w:tc>
@@ -3369,7 +3369,7 @@
                 <w:szCs w:val="26"/>
                 <w:rtl/>
               </w:rPr>
-              <w:t xml:space="preserve">77</w:t>
+              <w:t xml:space="preserve">105</w:t>
             </w:r>
           </w:p>
         </w:tc>
@@ -3419,7 +3419,7 @@
                 <w:szCs w:val="26"/>
                 <w:rtl/>
               </w:rPr>
-              <w:t xml:space="preserve">79</w:t>
+              <w:t xml:space="preserve">108</w:t>
             </w:r>
           </w:p>
         </w:tc>
@@ -3469,7 +3469,7 @@
                 <w:szCs w:val="26"/>
                 <w:rtl/>
               </w:rPr>
-              <w:t xml:space="preserve">81</w:t>
+              <w:t xml:space="preserve">110</w:t>
             </w:r>
           </w:p>
         </w:tc>
@@ -3519,7 +3519,7 @@
                 <w:szCs w:val="26"/>
                 <w:rtl/>
               </w:rPr>
-              <w:t xml:space="preserve">81</w:t>
+              <w:t xml:space="preserve">111</w:t>
             </w:r>
           </w:p>
         </w:tc>
@@ -3569,7 +3569,7 @@
                 <w:szCs w:val="26"/>
                 <w:rtl/>
               </w:rPr>
-              <w:t xml:space="preserve">83</w:t>
+              <w:t xml:space="preserve">114</w:t>
             </w:r>
           </w:p>
         </w:tc>
@@ -3619,7 +3619,7 @@
                 <w:szCs w:val="26"/>
                 <w:rtl/>
               </w:rPr>
-              <w:t xml:space="preserve">85</w:t>
+              <w:t xml:space="preserve">116</w:t>
             </w:r>
           </w:p>
         </w:tc>
@@ -3669,7 +3669,7 @@
                 <w:szCs w:val="26"/>
                 <w:rtl/>
               </w:rPr>
-              <w:t xml:space="preserve">89</w:t>
+              <w:t xml:space="preserve">123</w:t>
             </w:r>
           </w:p>
         </w:tc>
@@ -3719,7 +3719,7 @@
                 <w:szCs w:val="26"/>
                 <w:rtl/>
               </w:rPr>
-              <w:t xml:space="preserve">91</w:t>
+              <w:t xml:space="preserve">125</w:t>
             </w:r>
           </w:p>
         </w:tc>
@@ -3769,7 +3769,7 @@
                 <w:szCs w:val="26"/>
                 <w:rtl/>
               </w:rPr>
-              <w:t xml:space="preserve">92</w:t>
+              <w:t xml:space="preserve">126</w:t>
             </w:r>
           </w:p>
         </w:tc>
@@ -3855,7 +3855,7 @@
                 <w:szCs w:val="26"/>
                 <w:rtl/>
               </w:rPr>
-              <w:t xml:space="preserve">94</w:t>
+              <w:t xml:space="preserve">128</w:t>
             </w:r>
           </w:p>
         </w:tc>
@@ -3905,7 +3905,7 @@
                 <w:szCs w:val="26"/>
                 <w:rtl/>
               </w:rPr>
-              <w:t xml:space="preserve">96</w:t>
+              <w:t xml:space="preserve">132</w:t>
             </w:r>
           </w:p>
         </w:tc>
@@ -3955,7 +3955,7 @@
                 <w:szCs w:val="26"/>
                 <w:rtl/>
               </w:rPr>
-              <w:t xml:space="preserve">97</w:t>
+              <w:t xml:space="preserve">133</w:t>
             </w:r>
           </w:p>
         </w:tc>
@@ -4005,7 +4005,7 @@
                 <w:szCs w:val="26"/>
                 <w:rtl/>
               </w:rPr>
-              <w:t xml:space="preserve">97</w:t>
+              <w:t xml:space="preserve">134</w:t>
             </w:r>
           </w:p>
         </w:tc>
@@ -4105,7 +4105,7 @@
                 <w:szCs w:val="26"/>
                 <w:rtl/>
               </w:rPr>
-              <w:t xml:space="preserve">99</w:t>
+              <w:t xml:space="preserve">137</w:t>
             </w:r>
           </w:p>
         </w:tc>
@@ -4155,7 +4155,7 @@
                 <w:szCs w:val="26"/>
                 <w:rtl/>
               </w:rPr>
-              <w:t xml:space="preserve">100</w:t>
+              <w:t xml:space="preserve">138</w:t>
             </w:r>
           </w:p>
         </w:tc>
@@ -4205,7 +4205,7 @@
                 <w:szCs w:val="26"/>
                 <w:rtl/>
               </w:rPr>
-              <w:t xml:space="preserve">100</w:t>
+              <w:t xml:space="preserve">140</w:t>
             </w:r>
           </w:p>
         </w:tc>
@@ -42580,7 +42580,7 @@
           <w:szCs w:val="28"/>
           <w:rtl/>
         </w:rPr>
-        <w:t xml:space="preserve">(الصفحة: 27).</w:t>
+        <w:t xml:space="preserve">(الصفحة: 36).</w:t>
       </w:r>
     </w:p>
     <w:p>
@@ -42609,7 +42609,7 @@
           <w:szCs w:val="28"/>
           <w:rtl/>
         </w:rPr>
-        <w:t xml:space="preserve">(الصفحة: 27).</w:t>
+        <w:t xml:space="preserve">(الصفحة: 36).</w:t>
       </w:r>
     </w:p>
     <w:p>
@@ -42638,7 +42638,7 @@
           <w:szCs w:val="28"/>
           <w:rtl/>
         </w:rPr>
-        <w:t xml:space="preserve">(الصفحة: 35).</w:t>
+        <w:t xml:space="preserve">(الصفحة: 46).</w:t>
       </w:r>
     </w:p>
     <w:p>
@@ -42667,7 +42667,7 @@
           <w:szCs w:val="28"/>
           <w:rtl/>
         </w:rPr>
-        <w:t xml:space="preserve">(الصفحة: 36).</w:t>
+        <w:t xml:space="preserve">(الصفحة: 47).</w:t>
       </w:r>
     </w:p>
     <w:p>
@@ -42696,7 +42696,7 @@
           <w:szCs w:val="28"/>
           <w:rtl/>
         </w:rPr>
-        <w:t xml:space="preserve">(الصفحة: 40).</w:t>
+        <w:t xml:space="preserve">(الصفحة: 53).</w:t>
       </w:r>
     </w:p>
     <w:p>
@@ -42725,7 +42725,7 @@
           <w:szCs w:val="28"/>
           <w:rtl/>
         </w:rPr>
-        <w:t xml:space="preserve">(الصفحة: 40).</w:t>
+        <w:t xml:space="preserve">(الصفحة: 53).</w:t>
       </w:r>
     </w:p>
     <w:p>
@@ -42754,7 +42754,7 @@
           <w:szCs w:val="28"/>
           <w:rtl/>
         </w:rPr>
-        <w:t xml:space="preserve">(الصفحة: 40).</w:t>
+        <w:t xml:space="preserve">(الصفحة: 52).</w:t>
       </w:r>
     </w:p>
     <w:p>
@@ -42783,7 +42783,7 @@
           <w:szCs w:val="28"/>
           <w:rtl/>
         </w:rPr>
-        <w:t xml:space="preserve">(الصفحة: 49).</w:t>
+        <w:t xml:space="preserve">(الصفحة: 64).</w:t>
       </w:r>
     </w:p>
     <w:p>
@@ -42812,7 +42812,7 @@
           <w:szCs w:val="28"/>
           <w:rtl/>
         </w:rPr>
-        <w:t xml:space="preserve">(الصفحة: 50).</w:t>
+        <w:t xml:space="preserve">(الصفحة: 66).</w:t>
       </w:r>
     </w:p>
     <w:p>
@@ -42841,7 +42841,7 @@
           <w:szCs w:val="28"/>
           <w:rtl/>
         </w:rPr>
-        <w:t xml:space="preserve">(الصفحة: 53).</w:t>
+        <w:t xml:space="preserve">(الصفحة: 69).</w:t>
       </w:r>
     </w:p>
     <w:p>
@@ -42870,7 +42870,7 @@
           <w:szCs w:val="28"/>
           <w:rtl/>
         </w:rPr>
-        <w:t xml:space="preserve">(الصفحة: 56).</w:t>
+        <w:t xml:space="preserve">(الصفحة: 74).</w:t>
       </w:r>
     </w:p>
     <w:p>
@@ -42899,7 +42899,7 @@
           <w:szCs w:val="28"/>
           <w:rtl/>
         </w:rPr>
-        <w:t xml:space="preserve">(الصفحة: 61).</w:t>
+        <w:t xml:space="preserve">(الصفحة: 80).</w:t>
       </w:r>
     </w:p>
     <w:p>
@@ -42928,7 +42928,7 @@
           <w:szCs w:val="28"/>
           <w:rtl/>
         </w:rPr>
-        <w:t xml:space="preserve">(الصفحة: 64).</w:t>
+        <w:t xml:space="preserve">(الصفحة: 84).</w:t>
       </w:r>
     </w:p>
     <w:p>
@@ -42957,7 +42957,7 @@
           <w:szCs w:val="28"/>
           <w:rtl/>
         </w:rPr>
-        <w:t xml:space="preserve">(الصفحة: 64).</w:t>
+        <w:t xml:space="preserve">(الصفحة: 84).</w:t>
       </w:r>
     </w:p>
     <w:p>
@@ -42986,7 +42986,7 @@
           <w:szCs w:val="28"/>
           <w:rtl/>
         </w:rPr>
-        <w:t xml:space="preserve">(الصفحة: 68).</w:t>
+        <w:t xml:space="preserve">(الصفحة: 91).</w:t>
       </w:r>
     </w:p>
     <w:p>
@@ -43015,7 +43015,7 @@
           <w:szCs w:val="28"/>
           <w:rtl/>
         </w:rPr>
-        <w:t xml:space="preserve">(الصفحة: 70).</w:t>
+        <w:t xml:space="preserve">(الصفحة: 94).</w:t>
       </w:r>
     </w:p>
     <w:p>
@@ -43044,7 +43044,7 @@
           <w:szCs w:val="28"/>
           <w:rtl/>
         </w:rPr>
-        <w:t xml:space="preserve">(الصفحة: 71).</w:t>
+        <w:t xml:space="preserve">(الصفحة: 95).</w:t>
       </w:r>
     </w:p>
     <w:p>
@@ -43073,7 +43073,7 @@
           <w:szCs w:val="28"/>
           <w:rtl/>
         </w:rPr>
-        <w:t xml:space="preserve">(الصفحة: 72).</w:t>
+        <w:t xml:space="preserve">(الصفحة: 96).</w:t>
       </w:r>
     </w:p>
     <w:p>
@@ -43102,7 +43102,7 @@
           <w:szCs w:val="28"/>
           <w:rtl/>
         </w:rPr>
-        <w:t xml:space="preserve">(الصفحة: 73).</w:t>
+        <w:t xml:space="preserve">(الصفحة: 98).</w:t>
       </w:r>
     </w:p>
     <w:p>
@@ -43131,7 +43131,7 @@
           <w:szCs w:val="28"/>
           <w:rtl/>
         </w:rPr>
-        <w:t xml:space="preserve">(الصفحة: 75).</w:t>
+        <w:t xml:space="preserve">(الصفحة: 100).</w:t>
       </w:r>
     </w:p>
     <w:p>
@@ -43160,7 +43160,7 @@
           <w:szCs w:val="28"/>
           <w:rtl/>
         </w:rPr>
-        <w:t xml:space="preserve">(الصفحة: 77).</w:t>
+        <w:t xml:space="preserve">(الصفحة: 106).</w:t>
       </w:r>
     </w:p>
     <w:p>
@@ -43189,7 +43189,7 @@
           <w:szCs w:val="28"/>
           <w:rtl/>
         </w:rPr>
-        <w:t xml:space="preserve">(الصفحة: 78).</w:t>
+        <w:t xml:space="preserve">(الصفحة: 106).</w:t>
       </w:r>
     </w:p>
     <w:p>
@@ -43218,7 +43218,7 @@
           <w:szCs w:val="28"/>
           <w:rtl/>
         </w:rPr>
-        <w:t xml:space="preserve">(الصفحة: 80).</w:t>
+        <w:t xml:space="preserve">(الصفحة: 109).</w:t>
       </w:r>
     </w:p>
     <w:p>
@@ -43247,7 +43247,7 @@
           <w:szCs w:val="28"/>
           <w:rtl/>
         </w:rPr>
-        <w:t xml:space="preserve">(الصفحة: 81).</w:t>
+        <w:t xml:space="preserve">(الصفحة: 110).</w:t>
       </w:r>
     </w:p>
     <w:p>
@@ -43276,7 +43276,7 @@
           <w:szCs w:val="28"/>
           <w:rtl/>
         </w:rPr>
-        <w:t xml:space="preserve">(الصفحة: 84).</w:t>
+        <w:t xml:space="preserve">(الصفحة: 115).</w:t>
       </w:r>
     </w:p>
     <w:p>
@@ -43305,7 +43305,7 @@
           <w:szCs w:val="28"/>
           <w:rtl/>
         </w:rPr>
-        <w:t xml:space="preserve">(الصفحة: 87).</w:t>
+        <w:t xml:space="preserve">(الصفحة: 120).</w:t>
       </w:r>
     </w:p>
     <w:p>
@@ -43334,7 +43334,7 @@
           <w:szCs w:val="28"/>
           <w:rtl/>
         </w:rPr>
-        <w:t xml:space="preserve">(الصفحة: 95).</w:t>
+        <w:t xml:space="preserve">(الصفحة: 129).</w:t>
       </w:r>
     </w:p>
     <w:p>
@@ -43363,7 +43363,7 @@
           <w:szCs w:val="28"/>
           <w:rtl/>
         </w:rPr>
-        <w:t xml:space="preserve">(الصفحة: 29).</w:t>
+        <w:t xml:space="preserve">(الصفحة: 38).</w:t>
       </w:r>
     </w:p>
     <w:p>
@@ -43411,7 +43411,7 @@
           <w:szCs w:val="28"/>
           <w:rtl/>
         </w:rPr>
-        <w:t xml:space="preserve">(الصفحة: 82).</w:t>
+        <w:t xml:space="preserve">(الصفحة: 112).</w:t>
       </w:r>
     </w:p>
     <w:p>
@@ -43440,7 +43440,7 @@
           <w:szCs w:val="28"/>
           <w:rtl/>
         </w:rPr>
-        <w:t xml:space="preserve">(الصفحة: 38).</w:t>
+        <w:t xml:space="preserve">(الصفحة: 50).</w:t>
       </w:r>
     </w:p>
     <w:p>
@@ -43469,7 +43469,7 @@
           <w:szCs w:val="28"/>
           <w:rtl/>
         </w:rPr>
-        <w:t xml:space="preserve">(الصفحة: 87).</w:t>
+        <w:t xml:space="preserve">(الصفحة: 119).</w:t>
       </w:r>
     </w:p>
     <w:p>
@@ -43498,7 +43498,7 @@
           <w:szCs w:val="28"/>
           <w:rtl/>
         </w:rPr>
-        <w:t xml:space="preserve">(الصفحة: 11).</w:t>
+        <w:t xml:space="preserve">(الصفحة: 16).</w:t>
       </w:r>
     </w:p>
     <w:p>
@@ -43527,7 +43527,7 @@
           <w:szCs w:val="28"/>
           <w:rtl/>
         </w:rPr>
-        <w:t xml:space="preserve">(الصفحة: 11).</w:t>
+        <w:t xml:space="preserve">(الصفحة: 16).</w:t>
       </w:r>
     </w:p>
     <w:p>
@@ -43556,7 +43556,7 @@
           <w:szCs w:val="28"/>
           <w:rtl/>
         </w:rPr>
-        <w:t xml:space="preserve">(الصفحة: 30).</w:t>
+        <w:t xml:space="preserve">(الصفحة: 40).</w:t>
       </w:r>
     </w:p>
     <w:p>
@@ -43585,7 +43585,7 @@
           <w:szCs w:val="28"/>
           <w:rtl/>
         </w:rPr>
-        <w:t xml:space="preserve">(الصفحة: 81).</w:t>
+        <w:t xml:space="preserve">(الصفحة: 111).</w:t>
       </w:r>
     </w:p>
     <w:p>
@@ -43614,7 +43614,7 @@
           <w:szCs w:val="28"/>
           <w:rtl/>
         </w:rPr>
-        <w:t xml:space="preserve">(الصفحة: 34).</w:t>
+        <w:t xml:space="preserve">(الصفحة: 45).</w:t>
       </w:r>
     </w:p>
     <w:p>
@@ -43643,7 +43643,7 @@
           <w:szCs w:val="28"/>
           <w:rtl/>
         </w:rPr>
-        <w:t xml:space="preserve">(الصفحة: 84).</w:t>
+        <w:t xml:space="preserve">(الصفحة: 116).</w:t>
       </w:r>
     </w:p>
     <w:p>
@@ -43672,7 +43672,7 @@
           <w:szCs w:val="28"/>
           <w:rtl/>
         </w:rPr>
-        <w:t xml:space="preserve">(الصفحة: 84).</w:t>
+        <w:t xml:space="preserve">(الصفحة: 116).</w:t>
       </w:r>
     </w:p>
     <w:p>
@@ -43701,7 +43701,7 @@
           <w:szCs w:val="28"/>
           <w:rtl/>
         </w:rPr>
-        <w:t xml:space="preserve">(الصفحة: 12).</w:t>
+        <w:t xml:space="preserve">(الصفحة: 17).</w:t>
       </w:r>
     </w:p>
     <w:p>
@@ -43730,7 +43730,7 @@
           <w:szCs w:val="28"/>
           <w:rtl/>
         </w:rPr>
-        <w:t xml:space="preserve">(الصفحة: 43).</w:t>
+        <w:t xml:space="preserve">(الصفحة: 56).</w:t>
       </w:r>
     </w:p>
     <w:p>
@@ -43759,7 +43759,7 @@
           <w:szCs w:val="28"/>
           <w:rtl/>
         </w:rPr>
-        <w:t xml:space="preserve">(الصفحة: 61).</w:t>
+        <w:t xml:space="preserve">(الصفحة: 81).</w:t>
       </w:r>
     </w:p>
     <w:p>
@@ -43788,7 +43788,7 @@
           <w:szCs w:val="28"/>
           <w:rtl/>
         </w:rPr>
-        <w:t xml:space="preserve">(الصفحة: 34).</w:t>
+        <w:t xml:space="preserve">(الصفحة: 45).</w:t>
       </w:r>
     </w:p>
     <w:p>
@@ -43817,7 +43817,7 @@
           <w:szCs w:val="28"/>
           <w:rtl/>
         </w:rPr>
-        <w:t xml:space="preserve">(الصفحة: 64).</w:t>
+        <w:t xml:space="preserve">(الصفحة: 84).</w:t>
       </w:r>
     </w:p>
     <w:p>
@@ -43846,7 +43846,7 @@
           <w:szCs w:val="28"/>
           <w:rtl/>
         </w:rPr>
-        <w:t xml:space="preserve">(الصفحة: 34).</w:t>
+        <w:t xml:space="preserve">(الصفحة: 45).</w:t>
       </w:r>
     </w:p>
     <w:p>
@@ -43875,7 +43875,7 @@
           <w:szCs w:val="28"/>
           <w:rtl/>
         </w:rPr>
-        <w:t xml:space="preserve">(الصفحة: 86).</w:t>
+        <w:t xml:space="preserve">(الصفحة: 119).</w:t>
       </w:r>
     </w:p>
     <w:p>
@@ -43904,7 +43904,7 @@
           <w:szCs w:val="28"/>
           <w:rtl/>
         </w:rPr>
-        <w:t xml:space="preserve">(الصفحة: 87).</w:t>
+        <w:t xml:space="preserve">(الصفحة: 120).</w:t>
       </w:r>
     </w:p>
     <w:p>
@@ -43933,7 +43933,7 @@
           <w:szCs w:val="28"/>
           <w:rtl/>
         </w:rPr>
-        <w:t xml:space="preserve">(الصفحة: 38).</w:t>
+        <w:t xml:space="preserve">(الصفحة: 50).</w:t>
       </w:r>
     </w:p>
     <w:p>
@@ -43962,7 +43962,7 @@
           <w:szCs w:val="28"/>
           <w:rtl/>
         </w:rPr>
-        <w:t xml:space="preserve">(الصفحة: 16).</w:t>
+        <w:t xml:space="preserve">(الصفحة: 22).</w:t>
       </w:r>
     </w:p>
     <w:p>
@@ -43991,7 +43991,7 @@
           <w:szCs w:val="28"/>
           <w:rtl/>
         </w:rPr>
-        <w:t xml:space="preserve">(الصفحة: 57).</w:t>
+        <w:t xml:space="preserve">(الصفحة: 75).</w:t>
       </w:r>
     </w:p>
     <w:p>
@@ -44020,7 +44020,7 @@
           <w:szCs w:val="28"/>
           <w:rtl/>
         </w:rPr>
-        <w:t xml:space="preserve">(الصفحة: 60).</w:t>
+        <w:t xml:space="preserve">(الصفحة: 80).</w:t>
       </w:r>
     </w:p>
     <w:p>
@@ -44049,7 +44049,7 @@
           <w:szCs w:val="28"/>
           <w:rtl/>
         </w:rPr>
-        <w:t xml:space="preserve">(الصفحة: 52).</w:t>
+        <w:t xml:space="preserve">(الصفحة: 68).</w:t>
       </w:r>
     </w:p>
     <w:p>
@@ -44078,7 +44078,7 @@
           <w:szCs w:val="28"/>
           <w:rtl/>
         </w:rPr>
-        <w:t xml:space="preserve">(الصفحة: 51).</w:t>
+        <w:t xml:space="preserve">(الصفحة: 67).</w:t>
       </w:r>
     </w:p>
     <w:p>
@@ -44107,7 +44107,7 @@
           <w:szCs w:val="28"/>
           <w:rtl/>
         </w:rPr>
-        <w:t xml:space="preserve">(الصفحة: 61).</w:t>
+        <w:t xml:space="preserve">(الصفحة: 80).</w:t>
       </w:r>
     </w:p>
     <w:p>
@@ -44136,7 +44136,7 @@
           <w:szCs w:val="28"/>
           <w:rtl/>
         </w:rPr>
-        <w:t xml:space="preserve">(الصفحة: 68).</w:t>
+        <w:t xml:space="preserve">(الصفحة: 90).</w:t>
       </w:r>
     </w:p>
     <w:p>
@@ -44165,7 +44165,7 @@
           <w:szCs w:val="28"/>
           <w:rtl/>
         </w:rPr>
-        <w:t xml:space="preserve">(الصفحة: 17).</w:t>
+        <w:t xml:space="preserve">(الصفحة: 24).</w:t>
       </w:r>
     </w:p>
     <w:p>
@@ -44249,7 +44249,7 @@
                 <w:szCs w:val="26"/>
                 <w:rtl/>
               </w:rPr>
-              <w:t xml:space="preserve">2</w:t>
+              <w:t xml:space="preserve">3</w:t>
             </w:r>
           </w:p>
         </w:tc>
@@ -44299,7 +44299,7 @@
                 <w:szCs w:val="26"/>
                 <w:rtl/>
               </w:rPr>
-              <w:t xml:space="preserve">8</w:t>
+              <w:t xml:space="preserve">10</w:t>
             </w:r>
           </w:p>
         </w:tc>
@@ -44349,7 +44349,7 @@
                 <w:szCs w:val="26"/>
                 <w:rtl/>
               </w:rPr>
-              <w:t xml:space="preserve">6</w:t>
+              <w:t xml:space="preserve">9</w:t>
             </w:r>
           </w:p>
         </w:tc>
@@ -44399,7 +44399,7 @@
                 <w:szCs w:val="26"/>
                 <w:rtl/>
               </w:rPr>
-              <w:t xml:space="preserve">9</w:t>
+              <w:t xml:space="preserve">12</w:t>
             </w:r>
           </w:p>
         </w:tc>
@@ -44449,7 +44449,7 @@
                 <w:szCs w:val="26"/>
                 <w:rtl/>
               </w:rPr>
-              <w:t xml:space="preserve">10</w:t>
+              <w:t xml:space="preserve">13</w:t>
             </w:r>
           </w:p>
         </w:tc>
@@ -44499,7 +44499,7 @@
                 <w:szCs w:val="26"/>
                 <w:rtl/>
               </w:rPr>
-              <w:t xml:space="preserve">10</w:t>
+              <w:t xml:space="preserve">15</w:t>
             </w:r>
           </w:p>
         </w:tc>
@@ -44549,7 +44549,7 @@
                 <w:szCs w:val="26"/>
                 <w:rtl/>
               </w:rPr>
-              <w:t xml:space="preserve">11</w:t>
+              <w:t xml:space="preserve">16</w:t>
             </w:r>
           </w:p>
         </w:tc>
@@ -44599,7 +44599,7 @@
                 <w:szCs w:val="26"/>
                 <w:rtl/>
               </w:rPr>
-              <w:t xml:space="preserve">11</w:t>
+              <w:t xml:space="preserve">17</w:t>
             </w:r>
           </w:p>
         </w:tc>
@@ -44649,7 +44649,7 @@
                 <w:szCs w:val="26"/>
                 <w:rtl/>
               </w:rPr>
-              <w:t xml:space="preserve">12</w:t>
+              <w:t xml:space="preserve">18</w:t>
             </w:r>
           </w:p>
         </w:tc>
@@ -44699,7 +44699,7 @@
                 <w:szCs w:val="26"/>
                 <w:rtl/>
               </w:rPr>
-              <w:t xml:space="preserve">8</w:t>
+              <w:t xml:space="preserve">11</w:t>
             </w:r>
           </w:p>
         </w:tc>
@@ -44749,7 +44749,7 @@
                 <w:szCs w:val="26"/>
                 <w:rtl/>
               </w:rPr>
-              <w:t xml:space="preserve">1</w:t>
+              <w:t xml:space="preserve">2</w:t>
             </w:r>
           </w:p>
         </w:tc>
@@ -44849,7 +44849,7 @@
                 <w:szCs w:val="26"/>
                 <w:rtl/>
               </w:rPr>
-              <w:t xml:space="preserve">6</w:t>
+              <w:t xml:space="preserve">9</w:t>
             </w:r>
           </w:p>
         </w:tc>
@@ -44899,7 +44899,7 @@
                 <w:szCs w:val="26"/>
                 <w:rtl/>
               </w:rPr>
-              <w:t xml:space="preserve">8</w:t>
+              <w:t xml:space="preserve">11</w:t>
             </w:r>
           </w:p>
         </w:tc>
@@ -44949,7 +44949,7 @@
                 <w:szCs w:val="26"/>
                 <w:rtl/>
               </w:rPr>
-              <w:t xml:space="preserve">10</w:t>
+              <w:t xml:space="preserve">13</w:t>
             </w:r>
           </w:p>
         </w:tc>
@@ -44999,7 +44999,7 @@
                 <w:szCs w:val="26"/>
                 <w:rtl/>
               </w:rPr>
-              <w:t xml:space="preserve">10</w:t>
+              <w:t xml:space="preserve">14</w:t>
             </w:r>
           </w:p>
         </w:tc>
@@ -45049,7 +45049,7 @@
                 <w:szCs w:val="26"/>
                 <w:rtl/>
               </w:rPr>
-              <w:t xml:space="preserve">10</w:t>
+              <w:t xml:space="preserve">15</w:t>
             </w:r>
           </w:p>
         </w:tc>
@@ -45099,7 +45099,7 @@
                 <w:szCs w:val="26"/>
                 <w:rtl/>
               </w:rPr>
-              <w:t xml:space="preserve">11</w:t>
+              <w:t xml:space="preserve">16</w:t>
             </w:r>
           </w:p>
         </w:tc>
@@ -45149,7 +45149,7 @@
                 <w:szCs w:val="26"/>
                 <w:rtl/>
               </w:rPr>
-              <w:t xml:space="preserve">11</w:t>
+              <w:t xml:space="preserve">17</w:t>
             </w:r>
           </w:p>
         </w:tc>
@@ -45199,7 +45199,7 @@
                 <w:szCs w:val="26"/>
                 <w:rtl/>
               </w:rPr>
-              <w:t xml:space="preserve">12</w:t>
+              <w:t xml:space="preserve">18</w:t>
             </w:r>
           </w:p>
         </w:tc>
@@ -45285,7 +45285,7 @@
                 <w:szCs w:val="26"/>
                 <w:rtl/>
               </w:rPr>
-              <w:t xml:space="preserve">20</w:t>
+              <w:t xml:space="preserve">27</w:t>
             </w:r>
           </w:p>
         </w:tc>
@@ -45335,7 +45335,7 @@
                 <w:szCs w:val="26"/>
                 <w:rtl/>
               </w:rPr>
-              <w:t xml:space="preserve">20</w:t>
+              <w:t xml:space="preserve">27</w:t>
             </w:r>
           </w:p>
         </w:tc>
@@ -45471,7 +45471,7 @@
                 <w:szCs w:val="26"/>
                 <w:rtl/>
               </w:rPr>
-              <w:t xml:space="preserve">25</w:t>
+              <w:t xml:space="preserve">33</w:t>
             </w:r>
           </w:p>
         </w:tc>
@@ -45521,7 +45521,7 @@
                 <w:szCs w:val="26"/>
                 <w:rtl/>
               </w:rPr>
-              <w:t xml:space="preserve">25</w:t>
+              <w:t xml:space="preserve">33</w:t>
             </w:r>
           </w:p>
         </w:tc>
@@ -45571,7 +45571,7 @@
                 <w:szCs w:val="26"/>
                 <w:rtl/>
               </w:rPr>
-              <w:t xml:space="preserve">25</w:t>
+              <w:t xml:space="preserve">33</w:t>
             </w:r>
           </w:p>
         </w:tc>
@@ -45621,7 +45621,7 @@
                 <w:szCs w:val="26"/>
                 <w:rtl/>
               </w:rPr>
-              <w:t xml:space="preserve">26</w:t>
+              <w:t xml:space="preserve">35</w:t>
             </w:r>
           </w:p>
         </w:tc>
@@ -45771,7 +45771,7 @@
                 <w:szCs w:val="26"/>
                 <w:rtl/>
               </w:rPr>
-              <w:t xml:space="preserve">28</w:t>
+              <w:t xml:space="preserve">37</w:t>
             </w:r>
           </w:p>
         </w:tc>
@@ -45821,7 +45821,7 @@
                 <w:szCs w:val="26"/>
                 <w:rtl/>
               </w:rPr>
-              <w:t xml:space="preserve">28</w:t>
+              <w:t xml:space="preserve">38</w:t>
             </w:r>
           </w:p>
         </w:tc>
@@ -45871,7 +45871,7 @@
                 <w:szCs w:val="26"/>
                 <w:rtl/>
               </w:rPr>
-              <w:t xml:space="preserve">29</w:t>
+              <w:t xml:space="preserve">39</w:t>
             </w:r>
           </w:p>
         </w:tc>
@@ -45957,7 +45957,7 @@
                 <w:szCs w:val="26"/>
                 <w:rtl/>
               </w:rPr>
-              <w:t xml:space="preserve">31</w:t>
+              <w:t xml:space="preserve">41</w:t>
             </w:r>
           </w:p>
         </w:tc>
@@ -46007,7 +46007,7 @@
                 <w:szCs w:val="26"/>
                 <w:rtl/>
               </w:rPr>
-              <w:t xml:space="preserve">31</w:t>
+              <w:t xml:space="preserve">41</w:t>
             </w:r>
           </w:p>
         </w:tc>
@@ -46057,7 +46057,7 @@
                 <w:szCs w:val="26"/>
                 <w:rtl/>
               </w:rPr>
-              <w:t xml:space="preserve">31</w:t>
+              <w:t xml:space="preserve">42</w:t>
             </w:r>
           </w:p>
         </w:tc>
@@ -46107,7 +46107,7 @@
                 <w:szCs w:val="26"/>
                 <w:rtl/>
               </w:rPr>
-              <w:t xml:space="preserve">32</w:t>
+              <w:t xml:space="preserve">43</w:t>
             </w:r>
           </w:p>
         </w:tc>
@@ -46157,7 +46157,7 @@
                 <w:szCs w:val="26"/>
                 <w:rtl/>
               </w:rPr>
-              <w:t xml:space="preserve">33</w:t>
+              <w:t xml:space="preserve">43</w:t>
             </w:r>
           </w:p>
         </w:tc>
@@ -46243,7 +46243,7 @@
                 <w:szCs w:val="26"/>
                 <w:rtl/>
               </w:rPr>
-              <w:t xml:space="preserve">34</w:t>
+              <w:t xml:space="preserve">45</w:t>
             </w:r>
           </w:p>
         </w:tc>
@@ -46293,7 +46293,7 @@
                 <w:szCs w:val="26"/>
                 <w:rtl/>
               </w:rPr>
-              <w:t xml:space="preserve">34</w:t>
+              <w:t xml:space="preserve">45</w:t>
             </w:r>
           </w:p>
         </w:tc>
@@ -46343,7 +46343,7 @@
                 <w:szCs w:val="26"/>
                 <w:rtl/>
               </w:rPr>
-              <w:t xml:space="preserve">37</w:t>
+              <w:t xml:space="preserve">49</w:t>
             </w:r>
           </w:p>
         </w:tc>
@@ -46393,7 +46393,7 @@
                 <w:szCs w:val="26"/>
                 <w:rtl/>
               </w:rPr>
-              <w:t xml:space="preserve">38</w:t>
+              <w:t xml:space="preserve">50</w:t>
             </w:r>
           </w:p>
         </w:tc>
@@ -46443,7 +46443,7 @@
                 <w:szCs w:val="26"/>
                 <w:rtl/>
               </w:rPr>
-              <w:t xml:space="preserve">42</w:t>
+              <w:t xml:space="preserve">55</w:t>
             </w:r>
           </w:p>
         </w:tc>
@@ -46493,7 +46493,7 @@
                 <w:szCs w:val="26"/>
                 <w:rtl/>
               </w:rPr>
-              <w:t xml:space="preserve">48</w:t>
+              <w:t xml:space="preserve">63</w:t>
             </w:r>
           </w:p>
         </w:tc>
@@ -46543,7 +46543,7 @@
                 <w:szCs w:val="26"/>
                 <w:rtl/>
               </w:rPr>
-              <w:t xml:space="preserve">51</w:t>
+              <w:t xml:space="preserve">67</w:t>
             </w:r>
           </w:p>
         </w:tc>
@@ -46593,7 +46593,7 @@
                 <w:szCs w:val="26"/>
                 <w:rtl/>
               </w:rPr>
-              <w:t xml:space="preserve">58</w:t>
+              <w:t xml:space="preserve">76</w:t>
             </w:r>
           </w:p>
         </w:tc>
@@ -46643,7 +46643,7 @@
                 <w:szCs w:val="26"/>
                 <w:rtl/>
               </w:rPr>
-              <w:t xml:space="preserve">63</w:t>
+              <w:t xml:space="preserve">84</w:t>
             </w:r>
           </w:p>
         </w:tc>
@@ -46693,7 +46693,7 @@
                 <w:szCs w:val="26"/>
                 <w:rtl/>
               </w:rPr>
-              <w:t xml:space="preserve">69</w:t>
+              <w:t xml:space="preserve">92</w:t>
             </w:r>
           </w:p>
         </w:tc>
@@ -46743,7 +46743,7 @@
                 <w:szCs w:val="26"/>
                 <w:rtl/>
               </w:rPr>
-              <w:t xml:space="preserve">73</w:t>
+              <w:t xml:space="preserve">97</w:t>
             </w:r>
           </w:p>
         </w:tc>
@@ -46793,7 +46793,7 @@
                 <w:szCs w:val="26"/>
                 <w:rtl/>
               </w:rPr>
-              <w:t xml:space="preserve">73</w:t>
+              <w:t xml:space="preserve">98</w:t>
             </w:r>
           </w:p>
         </w:tc>
@@ -46843,7 +46843,7 @@
                 <w:szCs w:val="26"/>
                 <w:rtl/>
               </w:rPr>
-              <w:t xml:space="preserve">74</w:t>
+              <w:t xml:space="preserve">100</w:t>
             </w:r>
           </w:p>
         </w:tc>
@@ -46893,7 +46893,7 @@
                 <w:szCs w:val="26"/>
                 <w:rtl/>
               </w:rPr>
-              <w:t xml:space="preserve">76</w:t>
+              <w:t xml:space="preserve">103</w:t>
             </w:r>
           </w:p>
         </w:tc>
@@ -46943,7 +46943,7 @@
                 <w:szCs w:val="26"/>
                 <w:rtl/>
               </w:rPr>
-              <w:t xml:space="preserve">77</w:t>
+              <w:t xml:space="preserve">104</w:t>
             </w:r>
           </w:p>
         </w:tc>
@@ -46993,7 +46993,7 @@
                 <w:szCs w:val="26"/>
                 <w:rtl/>
               </w:rPr>
-              <w:t xml:space="preserve">77</w:t>
+              <w:t xml:space="preserve">105</w:t>
             </w:r>
           </w:p>
         </w:tc>
@@ -47043,7 +47043,7 @@
                 <w:szCs w:val="26"/>
                 <w:rtl/>
               </w:rPr>
-              <w:t xml:space="preserve">79</w:t>
+              <w:t xml:space="preserve">108</w:t>
             </w:r>
           </w:p>
         </w:tc>
@@ -47093,7 +47093,7 @@
                 <w:szCs w:val="26"/>
                 <w:rtl/>
               </w:rPr>
-              <w:t xml:space="preserve">81</w:t>
+              <w:t xml:space="preserve">110</w:t>
             </w:r>
           </w:p>
         </w:tc>
@@ -47143,7 +47143,7 @@
                 <w:szCs w:val="26"/>
                 <w:rtl/>
               </w:rPr>
-              <w:t xml:space="preserve">81</w:t>
+              <w:t xml:space="preserve">111</w:t>
             </w:r>
           </w:p>
         </w:tc>
@@ -47193,7 +47193,7 @@
                 <w:szCs w:val="26"/>
                 <w:rtl/>
               </w:rPr>
-              <w:t xml:space="preserve">83</w:t>
+              <w:t xml:space="preserve">114</w:t>
             </w:r>
           </w:p>
         </w:tc>
@@ -47243,7 +47243,7 @@
                 <w:szCs w:val="26"/>
                 <w:rtl/>
               </w:rPr>
-              <w:t xml:space="preserve">85</w:t>
+              <w:t xml:space="preserve">116</w:t>
             </w:r>
           </w:p>
         </w:tc>
@@ -47293,7 +47293,7 @@
                 <w:szCs w:val="26"/>
                 <w:rtl/>
               </w:rPr>
-              <w:t xml:space="preserve">89</w:t>
+              <w:t xml:space="preserve">123</w:t>
             </w:r>
           </w:p>
         </w:tc>
@@ -47343,7 +47343,7 @@
                 <w:szCs w:val="26"/>
                 <w:rtl/>
               </w:rPr>
-              <w:t xml:space="preserve">91</w:t>
+              <w:t xml:space="preserve">125</w:t>
             </w:r>
           </w:p>
         </w:tc>
@@ -47393,7 +47393,7 @@
                 <w:szCs w:val="26"/>
                 <w:rtl/>
               </w:rPr>
-              <w:t xml:space="preserve">92</w:t>
+              <w:t xml:space="preserve">126</w:t>
             </w:r>
           </w:p>
         </w:tc>
@@ -47479,7 +47479,7 @@
                 <w:szCs w:val="26"/>
                 <w:rtl/>
               </w:rPr>
-              <w:t xml:space="preserve">94</w:t>
+              <w:t xml:space="preserve">128</w:t>
             </w:r>
           </w:p>
         </w:tc>
@@ -47529,7 +47529,7 @@
                 <w:szCs w:val="26"/>
                 <w:rtl/>
               </w:rPr>
-              <w:t xml:space="preserve">96</w:t>
+              <w:t xml:space="preserve">132</w:t>
             </w:r>
           </w:p>
         </w:tc>
@@ -47579,7 +47579,7 @@
                 <w:szCs w:val="26"/>
                 <w:rtl/>
               </w:rPr>
-              <w:t xml:space="preserve">97</w:t>
+              <w:t xml:space="preserve">133</w:t>
             </w:r>
           </w:p>
         </w:tc>
@@ -47629,7 +47629,7 @@
                 <w:szCs w:val="26"/>
                 <w:rtl/>
               </w:rPr>
-              <w:t xml:space="preserve">97</w:t>
+              <w:t xml:space="preserve">134</w:t>
             </w:r>
           </w:p>
         </w:tc>
@@ -47729,7 +47729,7 @@
                 <w:szCs w:val="26"/>
                 <w:rtl/>
               </w:rPr>
-              <w:t xml:space="preserve">99</w:t>
+              <w:t xml:space="preserve">137</w:t>
             </w:r>
           </w:p>
         </w:tc>
@@ -47779,7 +47779,7 @@
                 <w:szCs w:val="26"/>
                 <w:rtl/>
               </w:rPr>
-              <w:t xml:space="preserve">100</w:t>
+              <w:t xml:space="preserve">138</w:t>
             </w:r>
           </w:p>
         </w:tc>
@@ -47829,7 +47829,7 @@
                 <w:szCs w:val="26"/>
                 <w:rtl/>
               </w:rPr>
-              <w:t xml:space="preserve">100</w:t>
+              <w:t xml:space="preserve">140</w:t>
             </w:r>
           </w:p>
         </w:tc>
